--- a/Development Diary.docx
+++ b/Development Diary.docx
@@ -137,6 +137,7 @@
                                     <w:dataBinding w:prefixMappings="xmlns:ns0='http://purl.org/dc/elements/1.1/' xmlns:ns1='http://schemas.openxmlformats.org/package/2006/metadata/core-properties' " w:xpath="/ns1:coreProperties[1]/ns0:creator[1]" w:storeItemID="{6C3C8BC8-F283-45AE-878A-BAB7291924A1}"/>
                                     <w:text/>
                                   </w:sdtPr>
+                                  <w:sdtEndPr/>
                                   <w:sdtContent>
                                     <w:p>
                                       <w:pPr>
@@ -178,6 +179,7 @@
                                       <w:dataBinding w:prefixMappings="xmlns:ns0='http://schemas.openxmlformats.org/officeDocument/2006/extended-properties' " w:xpath="/ns0:Properties[1]/ns0:Company[1]" w:storeItemID="{6668398D-A668-4E3E-A5EB-62B293D839F1}"/>
                                       <w:text/>
                                     </w:sdtPr>
+                                    <w:sdtEndPr/>
                                     <w:sdtContent>
                                       <w:r>
                                         <w:rPr>
@@ -206,6 +208,7 @@
                                       <w:dataBinding w:prefixMappings="xmlns:ns0='http://schemas.microsoft.com/office/2006/coverPageProps' " w:xpath="/ns0:CoverPageProperties[1]/ns0:CompanyAddress[1]" w:storeItemID="{55AF091B-3C7A-41E3-B477-F2FDAA23CFDA}"/>
                                       <w:text/>
                                     </w:sdtPr>
+                                    <w:sdtEndPr/>
                                     <w:sdtContent>
                                       <w:r>
                                         <w:rPr>
@@ -275,6 +278,7 @@
                                     <w:dataBinding w:prefixMappings="xmlns:ns0='http://purl.org/dc/elements/1.1/' xmlns:ns1='http://schemas.openxmlformats.org/package/2006/metadata/core-properties' " w:xpath="/ns1:coreProperties[1]/ns0:title[1]" w:storeItemID="{6C3C8BC8-F283-45AE-878A-BAB7291924A1}"/>
                                     <w:text/>
                                   </w:sdtPr>
+                                  <w:sdtEndPr/>
                                   <w:sdtContent>
                                     <w:p>
                                       <w:pPr>
@@ -340,6 +344,7 @@
                               <w:dataBinding w:prefixMappings="xmlns:ns0='http://purl.org/dc/elements/1.1/' xmlns:ns1='http://schemas.openxmlformats.org/package/2006/metadata/core-properties' " w:xpath="/ns1:coreProperties[1]/ns0:creator[1]" w:storeItemID="{6C3C8BC8-F283-45AE-878A-BAB7291924A1}"/>
                               <w:text/>
                             </w:sdtPr>
+                            <w:sdtEndPr/>
                             <w:sdtContent>
                               <w:p>
                                 <w:pPr>
@@ -381,6 +386,7 @@
                                 <w:dataBinding w:prefixMappings="xmlns:ns0='http://schemas.openxmlformats.org/officeDocument/2006/extended-properties' " w:xpath="/ns0:Properties[1]/ns0:Company[1]" w:storeItemID="{6668398D-A668-4E3E-A5EB-62B293D839F1}"/>
                                 <w:text/>
                               </w:sdtPr>
+                              <w:sdtEndPr/>
                               <w:sdtContent>
                                 <w:r>
                                   <w:rPr>
@@ -409,6 +415,7 @@
                                 <w:dataBinding w:prefixMappings="xmlns:ns0='http://schemas.microsoft.com/office/2006/coverPageProps' " w:xpath="/ns0:CoverPageProperties[1]/ns0:CompanyAddress[1]" w:storeItemID="{55AF091B-3C7A-41E3-B477-F2FDAA23CFDA}"/>
                                 <w:text/>
                               </w:sdtPr>
+                              <w:sdtEndPr/>
                               <w:sdtContent>
                                 <w:r>
                                   <w:rPr>
@@ -444,6 +451,7 @@
                               <w:dataBinding w:prefixMappings="xmlns:ns0='http://purl.org/dc/elements/1.1/' xmlns:ns1='http://schemas.openxmlformats.org/package/2006/metadata/core-properties' " w:xpath="/ns1:coreProperties[1]/ns0:title[1]" w:storeItemID="{6C3C8BC8-F283-45AE-878A-BAB7291924A1}"/>
                               <w:text/>
                             </w:sdtPr>
+                            <w:sdtEndPr/>
                             <w:sdtContent>
                               <w:p>
                                 <w:pPr>
@@ -542,6 +550,7 @@
       </w:pPr>
       <w:r>
         <w:rPr>
+          <w:noProof/>
           <w:lang w:val="en-US"/>
         </w:rPr>
         <w:drawing>
@@ -617,38 +626,46 @@
           <w:lang w:val="en-US"/>
         </w:rPr>
       </w:pPr>
-    </w:p>
-    <w:p>
-      <w:pPr>
+      <w:r>
         <w:rPr>
           <w:b/>
           <w:bCs/>
           <w:lang w:val="en-US"/>
         </w:rPr>
-      </w:pPr>
+        <w:t>ERRORS</w:t>
+      </w:r>
     </w:p>
     <w:p>
       <w:pPr>
-        <w:rPr>
-          <w:lang w:val="en-US"/>
-        </w:rPr>
-      </w:pPr>
-      <w:proofErr w:type="spellStart"/>
-      <w:r>
         <w:rPr>
           <w:b/>
           <w:bCs/>
           <w:lang w:val="en-US"/>
         </w:rPr>
-        <w:t>System.InvalidOperationException</w:t>
-      </w:r>
-      <w:proofErr w:type="spellEnd"/>
+      </w:pPr>
+    </w:p>
+    <w:p>
+      <w:pPr>
+        <w:rPr>
+          <w:lang w:val="en-US"/>
+        </w:rPr>
+      </w:pPr>
+      <w:proofErr w:type="spellStart"/>
       <w:r>
         <w:rPr>
           <w:b/>
           <w:bCs/>
           <w:lang w:val="en-US"/>
         </w:rPr>
+        <w:t>System.InvalidOperationException</w:t>
+      </w:r>
+      <w:proofErr w:type="spellEnd"/>
+      <w:r>
+        <w:rPr>
+          <w:b/>
+          <w:bCs/>
+          <w:lang w:val="en-US"/>
+        </w:rPr>
         <w:t>:</w:t>
       </w:r>
       <w:r>
@@ -657,8 +674,823 @@
         </w:rPr>
         <w:t xml:space="preserve"> 'Role ADMIN does not exist.'</w:t>
       </w:r>
+      <w:r>
+        <w:rPr>
+          <w:lang w:val="en-US"/>
+        </w:rPr>
+        <w:t xml:space="preserve"> Day1 </w:t>
+      </w:r>
+    </w:p>
+    <w:p>
+      <w:pPr>
+        <w:rPr>
+          <w:lang w:val="en-US"/>
+        </w:rPr>
+      </w:pPr>
+      <w:proofErr w:type="spellStart"/>
+      <w:r>
+        <w:rPr>
+          <w:lang w:val="en-US"/>
+        </w:rPr>
+        <w:t>InvalidOperationException</w:t>
+      </w:r>
+      <w:proofErr w:type="spellEnd"/>
+      <w:r>
+        <w:rPr>
+          <w:lang w:val="en-US"/>
+        </w:rPr>
+        <w:t xml:space="preserve">: The model item passed into the </w:t>
+      </w:r>
+      <w:proofErr w:type="spellStart"/>
+      <w:r>
+        <w:rPr>
+          <w:lang w:val="en-US"/>
+        </w:rPr>
+        <w:t>ViewDataDictionary</w:t>
+      </w:r>
+      <w:proofErr w:type="spellEnd"/>
+      <w:r>
+        <w:rPr>
+          <w:lang w:val="en-US"/>
+        </w:rPr>
+        <w:t xml:space="preserve"> is of type '</w:t>
+      </w:r>
+      <w:proofErr w:type="gramStart"/>
+      <w:r>
+        <w:rPr>
+          <w:lang w:val="en-US"/>
+        </w:rPr>
+        <w:t>System.Collections.Generic.List</w:t>
+      </w:r>
+      <w:proofErr w:type="gramEnd"/>
+      <w:r>
+        <w:rPr>
+          <w:lang w:val="en-US"/>
+        </w:rPr>
+        <w:t xml:space="preserve">`1[GreenFieldWeb.Models.Basket]', but this </w:t>
+      </w:r>
+      <w:proofErr w:type="spellStart"/>
+      <w:r>
+        <w:rPr>
+          <w:lang w:val="en-US"/>
+        </w:rPr>
+        <w:t>ViewDataDictionary</w:t>
+      </w:r>
+      <w:proofErr w:type="spellEnd"/>
+      <w:r>
+        <w:rPr>
+          <w:lang w:val="en-US"/>
+        </w:rPr>
+        <w:t xml:space="preserve"> instance requires a model item of type 'System.Collections.Generic.IEnumerable`1[GreenFieldWeb.Models.BasketProducts]'.</w:t>
+      </w:r>
+      <w:r>
+        <w:rPr>
+          <w:lang w:val="en-US"/>
+        </w:rPr>
+        <w:t xml:space="preserve"> Day 2</w:t>
+      </w:r>
+    </w:p>
+    <w:p>
+      <w:pPr>
+        <w:rPr>
+          <w:lang w:val="en-US"/>
+        </w:rPr>
+      </w:pPr>
+      <w:r>
+        <w:rPr>
+          <w:lang w:val="en-US"/>
+        </w:rPr>
+        <w:drawing>
+          <wp:inline distT="0" distB="0" distL="0" distR="0" wp14:anchorId="403B9C53" wp14:editId="0160427D">
+            <wp:extent cx="5943600" cy="904240"/>
+            <wp:effectExtent l="0" t="0" r="0" b="0"/>
+            <wp:docPr id="2" name="Picture 2"/>
+            <wp:cNvGraphicFramePr>
+              <a:graphicFrameLocks xmlns:a="http://schemas.openxmlformats.org/drawingml/2006/main" noChangeAspect="1"/>
+            </wp:cNvGraphicFramePr>
+            <a:graphic xmlns:a="http://schemas.openxmlformats.org/drawingml/2006/main">
+              <a:graphicData uri="http://schemas.openxmlformats.org/drawingml/2006/picture">
+                <pic:pic xmlns:pic="http://schemas.openxmlformats.org/drawingml/2006/picture">
+                  <pic:nvPicPr>
+                    <pic:cNvPr id="1" name=""/>
+                    <pic:cNvPicPr/>
+                  </pic:nvPicPr>
+                  <pic:blipFill>
+                    <a:blip r:embed="rId5"/>
+                    <a:stretch>
+                      <a:fillRect/>
+                    </a:stretch>
+                  </pic:blipFill>
+                  <pic:spPr>
+                    <a:xfrm>
+                      <a:off x="0" y="0"/>
+                      <a:ext cx="5943600" cy="904240"/>
+                    </a:xfrm>
+                    <a:prstGeom prst="rect">
+                      <a:avLst/>
+                    </a:prstGeom>
+                  </pic:spPr>
+                </pic:pic>
+              </a:graphicData>
+            </a:graphic>
+          </wp:inline>
+        </w:drawing>
+      </w:r>
+    </w:p>
+    <w:p>
+      <w:r>
+        <w:t>You’re very close—but the bug is still the same root issue: model mismatch + logic placement.</w:t>
+      </w:r>
     </w:p>
     <w:p/>
+    <w:p>
+      <w:r>
+        <w:t xml:space="preserve">Right now, your </w:t>
+      </w:r>
+      <w:proofErr w:type="gramStart"/>
+      <w:r>
+        <w:t>Index(</w:t>
+      </w:r>
+      <w:proofErr w:type="gramEnd"/>
+      <w:r>
+        <w:t xml:space="preserve">) only returns </w:t>
+      </w:r>
+      <w:proofErr w:type="spellStart"/>
+      <w:r>
+        <w:t>basketProducts</w:t>
+      </w:r>
+      <w:proofErr w:type="spellEnd"/>
+      <w:r>
+        <w:t xml:space="preserve"> inside the if (basket == null) block, which means:</w:t>
+      </w:r>
+    </w:p>
+    <w:p/>
+    <w:p>
+      <w:r>
+        <w:rPr>
+          <w:rFonts w:ascii="Segoe UI Emoji" w:hAnsi="Segoe UI Emoji" w:cs="Segoe UI Emoji"/>
+        </w:rPr>
+        <w:t>👉</w:t>
+      </w:r>
+      <w:r>
+        <w:t xml:space="preserve"> If the basket already exists, your method never returns anything → runtime crash</w:t>
+      </w:r>
+    </w:p>
+    <w:p>
+      <w:r>
+        <w:rPr>
+          <w:rFonts w:ascii="Segoe UI Emoji" w:hAnsi="Segoe UI Emoji" w:cs="Segoe UI Emoji"/>
+        </w:rPr>
+        <w:t>👉</w:t>
+      </w:r>
+      <w:r>
+        <w:t xml:space="preserve"> Also previously you passed Basket instead of </w:t>
+      </w:r>
+      <w:proofErr w:type="spellStart"/>
+      <w:r>
+        <w:t>BasketProducts</w:t>
+      </w:r>
+      <w:proofErr w:type="spellEnd"/>
+    </w:p>
+    <w:p>
+      <w:r>
+        <w:t xml:space="preserve">return </w:t>
+      </w:r>
+      <w:proofErr w:type="gramStart"/>
+      <w:r>
+        <w:t>View(</w:t>
+      </w:r>
+      <w:proofErr w:type="gramEnd"/>
+      <w:r>
+        <w:t>await _</w:t>
+      </w:r>
+      <w:proofErr w:type="spellStart"/>
+      <w:r>
+        <w:t>context.Basket.ToListAsync</w:t>
+      </w:r>
+      <w:proofErr w:type="spellEnd"/>
+      <w:r>
+        <w:t>()); }</w:t>
+      </w:r>
+    </w:p>
+    <w:p>
+      <w:r>
+        <w:t>public async Task&lt;</w:t>
+      </w:r>
+      <w:proofErr w:type="spellStart"/>
+      <w:r>
+        <w:t>IActionResult</w:t>
+      </w:r>
+      <w:proofErr w:type="spellEnd"/>
+      <w:r>
+        <w:t xml:space="preserve">&gt; </w:t>
+      </w:r>
+      <w:proofErr w:type="gramStart"/>
+      <w:r>
+        <w:t>Index(</w:t>
+      </w:r>
+      <w:proofErr w:type="gramEnd"/>
+      <w:r>
+        <w:t>)</w:t>
+      </w:r>
+    </w:p>
+    <w:p>
+      <w:r>
+        <w:lastRenderedPageBreak/>
+        <w:t>{</w:t>
+      </w:r>
+    </w:p>
+    <w:p>
+      <w:r>
+        <w:t xml:space="preserve">    var </w:t>
+      </w:r>
+      <w:proofErr w:type="spellStart"/>
+      <w:r>
+        <w:t>userId</w:t>
+      </w:r>
+      <w:proofErr w:type="spellEnd"/>
+      <w:r>
+        <w:t xml:space="preserve"> = </w:t>
+      </w:r>
+      <w:proofErr w:type="spellStart"/>
+      <w:r>
+        <w:t>User.FindFirstValue</w:t>
+      </w:r>
+      <w:proofErr w:type="spellEnd"/>
+      <w:r>
+        <w:t>(</w:t>
+      </w:r>
+      <w:proofErr w:type="spellStart"/>
+      <w:r>
+        <w:t>ClaimTypes.NameIdentifier</w:t>
+      </w:r>
+      <w:proofErr w:type="spellEnd"/>
+      <w:r>
+        <w:t>);</w:t>
+      </w:r>
+    </w:p>
+    <w:p/>
+    <w:p>
+      <w:r>
+        <w:t xml:space="preserve">    if (</w:t>
+      </w:r>
+      <w:proofErr w:type="spellStart"/>
+      <w:r>
+        <w:t>userId</w:t>
+      </w:r>
+      <w:proofErr w:type="spellEnd"/>
+      <w:r>
+        <w:t xml:space="preserve"> == null)</w:t>
+      </w:r>
+    </w:p>
+    <w:p>
+      <w:r>
+        <w:t xml:space="preserve">    {</w:t>
+      </w:r>
+    </w:p>
+    <w:p>
+      <w:r>
+        <w:t xml:space="preserve">        return </w:t>
+      </w:r>
+      <w:proofErr w:type="gramStart"/>
+      <w:r>
+        <w:t>Unauthorized(</w:t>
+      </w:r>
+      <w:proofErr w:type="gramEnd"/>
+      <w:r>
+        <w:t>);</w:t>
+      </w:r>
+    </w:p>
+    <w:p>
+      <w:r>
+        <w:t xml:space="preserve">    }</w:t>
+      </w:r>
+    </w:p>
+    <w:p/>
+    <w:p>
+      <w:r>
+        <w:t xml:space="preserve">    // Get or create basket</w:t>
+      </w:r>
+    </w:p>
+    <w:p>
+      <w:r>
+        <w:t xml:space="preserve">    var basket = await _</w:t>
+      </w:r>
+      <w:proofErr w:type="spellStart"/>
+      <w:proofErr w:type="gramStart"/>
+      <w:r>
+        <w:t>context.Basket</w:t>
+      </w:r>
+      <w:proofErr w:type="spellEnd"/>
+      <w:proofErr w:type="gramEnd"/>
+    </w:p>
+    <w:p>
+      <w:r>
+        <w:t xml:space="preserve">        </w:t>
+      </w:r>
+      <w:proofErr w:type="gramStart"/>
+      <w:r>
+        <w:t>.</w:t>
+      </w:r>
+      <w:proofErr w:type="spellStart"/>
+      <w:r>
+        <w:t>FirstOrDefaultAsync</w:t>
+      </w:r>
+      <w:proofErr w:type="spellEnd"/>
+      <w:proofErr w:type="gramEnd"/>
+      <w:r>
+        <w:t xml:space="preserve">(x =&gt; </w:t>
+      </w:r>
+      <w:proofErr w:type="spellStart"/>
+      <w:r>
+        <w:t>x.UserId</w:t>
+      </w:r>
+      <w:proofErr w:type="spellEnd"/>
+      <w:r>
+        <w:t xml:space="preserve"> == </w:t>
+      </w:r>
+      <w:proofErr w:type="spellStart"/>
+      <w:r>
+        <w:t>userId</w:t>
+      </w:r>
+      <w:proofErr w:type="spellEnd"/>
+      <w:r>
+        <w:t xml:space="preserve"> &amp;&amp; </w:t>
+      </w:r>
+      <w:proofErr w:type="spellStart"/>
+      <w:r>
+        <w:t>x.Status</w:t>
+      </w:r>
+      <w:proofErr w:type="spellEnd"/>
+      <w:r>
+        <w:t>);</w:t>
+      </w:r>
+    </w:p>
+    <w:p/>
+    <w:p>
+      <w:r>
+        <w:t xml:space="preserve">    if (basket == null)</w:t>
+      </w:r>
+    </w:p>
+    <w:p>
+      <w:r>
+        <w:t xml:space="preserve">    {</w:t>
+      </w:r>
+    </w:p>
+    <w:p>
+      <w:r>
+        <w:t xml:space="preserve">        basket = new Basket</w:t>
+      </w:r>
+    </w:p>
+    <w:p>
+      <w:r>
+        <w:t xml:space="preserve">        {</w:t>
+      </w:r>
+    </w:p>
+    <w:p>
+      <w:r>
+        <w:t xml:space="preserve">            Status = true,</w:t>
+      </w:r>
+    </w:p>
+    <w:p>
+      <w:r>
+        <w:t xml:space="preserve">            </w:t>
+      </w:r>
+      <w:proofErr w:type="spellStart"/>
+      <w:r>
+        <w:t>UserId</w:t>
+      </w:r>
+      <w:proofErr w:type="spellEnd"/>
+      <w:r>
+        <w:t xml:space="preserve"> = </w:t>
+      </w:r>
+      <w:proofErr w:type="spellStart"/>
+      <w:r>
+        <w:t>userId</w:t>
+      </w:r>
+      <w:proofErr w:type="spellEnd"/>
+      <w:r>
+        <w:t>,</w:t>
+      </w:r>
+    </w:p>
+    <w:p>
+      <w:r>
+        <w:t xml:space="preserve">            </w:t>
+      </w:r>
+      <w:proofErr w:type="spellStart"/>
+      <w:r>
+        <w:t>BasketCreatedAt</w:t>
+      </w:r>
+      <w:proofErr w:type="spellEnd"/>
+      <w:r>
+        <w:t xml:space="preserve"> = </w:t>
+      </w:r>
+      <w:proofErr w:type="spellStart"/>
+      <w:r>
+        <w:t>DateTime.UtcNow</w:t>
+      </w:r>
+      <w:proofErr w:type="spellEnd"/>
+    </w:p>
+    <w:p>
+      <w:r>
+        <w:t xml:space="preserve">        };</w:t>
+      </w:r>
+    </w:p>
+    <w:p/>
+    <w:p>
+      <w:r>
+        <w:t xml:space="preserve">        _</w:t>
+      </w:r>
+      <w:proofErr w:type="spellStart"/>
+      <w:proofErr w:type="gramStart"/>
+      <w:r>
+        <w:t>context.Basket.Add</w:t>
+      </w:r>
+      <w:proofErr w:type="spellEnd"/>
+      <w:proofErr w:type="gramEnd"/>
+      <w:r>
+        <w:t>(basket);</w:t>
+      </w:r>
+    </w:p>
+    <w:p>
+      <w:r>
+        <w:t xml:space="preserve">        await _</w:t>
+      </w:r>
+      <w:proofErr w:type="spellStart"/>
+      <w:proofErr w:type="gramStart"/>
+      <w:r>
+        <w:t>context.SaveChangesAsync</w:t>
+      </w:r>
+      <w:proofErr w:type="spellEnd"/>
+      <w:proofErr w:type="gramEnd"/>
+      <w:r>
+        <w:t>();</w:t>
+      </w:r>
+    </w:p>
+    <w:p>
+      <w:r>
+        <w:t xml:space="preserve">    }</w:t>
+      </w:r>
+    </w:p>
+    <w:p/>
+    <w:p>
+      <w:r>
+        <w:t xml:space="preserve">    // ALWAYS fetch basket products (outside the if)</w:t>
+      </w:r>
+    </w:p>
+    <w:p>
+      <w:r>
+        <w:t xml:space="preserve">    var </w:t>
+      </w:r>
+      <w:proofErr w:type="spellStart"/>
+      <w:r>
+        <w:t>basketProducts</w:t>
+      </w:r>
+      <w:proofErr w:type="spellEnd"/>
+      <w:r>
+        <w:t xml:space="preserve"> = await _</w:t>
+      </w:r>
+      <w:proofErr w:type="spellStart"/>
+      <w:proofErr w:type="gramStart"/>
+      <w:r>
+        <w:t>context.BasketProducts</w:t>
+      </w:r>
+      <w:proofErr w:type="spellEnd"/>
+      <w:proofErr w:type="gramEnd"/>
+    </w:p>
+    <w:p>
+      <w:r>
+        <w:t xml:space="preserve">        </w:t>
+      </w:r>
+      <w:proofErr w:type="gramStart"/>
+      <w:r>
+        <w:t>.Where</w:t>
+      </w:r>
+      <w:proofErr w:type="gramEnd"/>
+      <w:r>
+        <w:t xml:space="preserve">(x =&gt; </w:t>
+      </w:r>
+      <w:proofErr w:type="spellStart"/>
+      <w:r>
+        <w:t>x.BasketId</w:t>
+      </w:r>
+      <w:proofErr w:type="spellEnd"/>
+      <w:r>
+        <w:t xml:space="preserve"> == </w:t>
+      </w:r>
+      <w:proofErr w:type="spellStart"/>
+      <w:r>
+        <w:t>basket.BasketId</w:t>
+      </w:r>
+      <w:proofErr w:type="spellEnd"/>
+      <w:r>
+        <w:t>)</w:t>
+      </w:r>
+    </w:p>
+    <w:p>
+      <w:r>
+        <w:t xml:space="preserve">        </w:t>
+      </w:r>
+      <w:proofErr w:type="gramStart"/>
+      <w:r>
+        <w:t>.Include</w:t>
+      </w:r>
+      <w:proofErr w:type="gramEnd"/>
+      <w:r>
+        <w:t xml:space="preserve">(x =&gt; </w:t>
+      </w:r>
+      <w:proofErr w:type="spellStart"/>
+      <w:r>
+        <w:t>x.Products</w:t>
+      </w:r>
+      <w:proofErr w:type="spellEnd"/>
+      <w:r>
+        <w:t>)</w:t>
+      </w:r>
+    </w:p>
+    <w:p>
+      <w:r>
+        <w:lastRenderedPageBreak/>
+        <w:t xml:space="preserve">        </w:t>
+      </w:r>
+      <w:proofErr w:type="gramStart"/>
+      <w:r>
+        <w:t>.</w:t>
+      </w:r>
+      <w:proofErr w:type="spellStart"/>
+      <w:r>
+        <w:t>ToListAsync</w:t>
+      </w:r>
+      <w:proofErr w:type="spellEnd"/>
+      <w:proofErr w:type="gramEnd"/>
+      <w:r>
+        <w:t>();</w:t>
+      </w:r>
+    </w:p>
+    <w:p/>
+    <w:p>
+      <w:r>
+        <w:t xml:space="preserve">    // Calculate totals</w:t>
+      </w:r>
+    </w:p>
+    <w:p>
+      <w:r>
+        <w:t xml:space="preserve">    decimal subtotal = 0m;</w:t>
+      </w:r>
+    </w:p>
+    <w:p/>
+    <w:p>
+      <w:r>
+        <w:t xml:space="preserve">    foreach (var </w:t>
+      </w:r>
+      <w:proofErr w:type="spellStart"/>
+      <w:r>
+        <w:t>basketProduct</w:t>
+      </w:r>
+      <w:proofErr w:type="spellEnd"/>
+      <w:r>
+        <w:t xml:space="preserve"> in </w:t>
+      </w:r>
+      <w:proofErr w:type="spellStart"/>
+      <w:r>
+        <w:t>basketProducts</w:t>
+      </w:r>
+      <w:proofErr w:type="spellEnd"/>
+      <w:r>
+        <w:t>)</w:t>
+      </w:r>
+    </w:p>
+    <w:p>
+      <w:r>
+        <w:t xml:space="preserve">    {</w:t>
+      </w:r>
+    </w:p>
+    <w:p>
+      <w:r>
+        <w:t xml:space="preserve">        var </w:t>
+      </w:r>
+      <w:proofErr w:type="spellStart"/>
+      <w:r>
+        <w:t>productTotal</w:t>
+      </w:r>
+      <w:proofErr w:type="spellEnd"/>
+      <w:r>
+        <w:t xml:space="preserve"> = (decimal)</w:t>
+      </w:r>
+      <w:proofErr w:type="spellStart"/>
+      <w:proofErr w:type="gramStart"/>
+      <w:r>
+        <w:t>basketProduct.Products.Price</w:t>
+      </w:r>
+      <w:proofErr w:type="spellEnd"/>
+      <w:proofErr w:type="gramEnd"/>
+      <w:r>
+        <w:t xml:space="preserve"> * </w:t>
+      </w:r>
+      <w:proofErr w:type="spellStart"/>
+      <w:r>
+        <w:t>basketProduct.Quantity</w:t>
+      </w:r>
+      <w:proofErr w:type="spellEnd"/>
+      <w:r>
+        <w:t>;</w:t>
+      </w:r>
+    </w:p>
+    <w:p>
+      <w:r>
+        <w:t xml:space="preserve">        subtotal += </w:t>
+      </w:r>
+      <w:proofErr w:type="spellStart"/>
+      <w:r>
+        <w:t>productTotal</w:t>
+      </w:r>
+      <w:proofErr w:type="spellEnd"/>
+      <w:r>
+        <w:t>;</w:t>
+      </w:r>
+    </w:p>
+    <w:p>
+      <w:r>
+        <w:t xml:space="preserve">    }</w:t>
+      </w:r>
+    </w:p>
+    <w:p/>
+    <w:p>
+      <w:r>
+        <w:t xml:space="preserve">    var </w:t>
+      </w:r>
+      <w:proofErr w:type="spellStart"/>
+      <w:r>
+        <w:t>orderCount</w:t>
+      </w:r>
+      <w:proofErr w:type="spellEnd"/>
+      <w:r>
+        <w:t xml:space="preserve"> = await _</w:t>
+      </w:r>
+      <w:proofErr w:type="spellStart"/>
+      <w:proofErr w:type="gramStart"/>
+      <w:r>
+        <w:t>context.Orders</w:t>
+      </w:r>
+      <w:proofErr w:type="spellEnd"/>
+      <w:proofErr w:type="gramEnd"/>
+    </w:p>
+    <w:p>
+      <w:r>
+        <w:t xml:space="preserve">        </w:t>
+      </w:r>
+      <w:proofErr w:type="gramStart"/>
+      <w:r>
+        <w:t>.</w:t>
+      </w:r>
+      <w:proofErr w:type="spellStart"/>
+      <w:r>
+        <w:t>CountAsync</w:t>
+      </w:r>
+      <w:proofErr w:type="spellEnd"/>
+      <w:proofErr w:type="gramEnd"/>
+      <w:r>
+        <w:t xml:space="preserve">(x =&gt; </w:t>
+      </w:r>
+      <w:proofErr w:type="spellStart"/>
+      <w:r>
+        <w:t>x.UserId</w:t>
+      </w:r>
+      <w:proofErr w:type="spellEnd"/>
+      <w:r>
+        <w:t xml:space="preserve"> == </w:t>
+      </w:r>
+      <w:proofErr w:type="spellStart"/>
+      <w:r>
+        <w:t>userId</w:t>
+      </w:r>
+      <w:proofErr w:type="spellEnd"/>
+      <w:r>
+        <w:t>);</w:t>
+      </w:r>
+    </w:p>
+    <w:p/>
+    <w:p>
+      <w:r>
+        <w:t xml:space="preserve">    decimal discount = 0m;</w:t>
+      </w:r>
+    </w:p>
+    <w:p/>
+    <w:p>
+      <w:r>
+        <w:t xml:space="preserve">    if (</w:t>
+      </w:r>
+      <w:proofErr w:type="spellStart"/>
+      <w:r>
+        <w:t>orderCount</w:t>
+      </w:r>
+      <w:proofErr w:type="spellEnd"/>
+      <w:r>
+        <w:t xml:space="preserve"> &gt;= 5)</w:t>
+      </w:r>
+    </w:p>
+    <w:p>
+      <w:r>
+        <w:t xml:space="preserve">    {</w:t>
+      </w:r>
+    </w:p>
+    <w:p>
+      <w:r>
+        <w:t xml:space="preserve">        discount = subtotal * 0.10m;</w:t>
+      </w:r>
+    </w:p>
+    <w:p>
+      <w:r>
+        <w:t xml:space="preserve">    }</w:t>
+      </w:r>
+    </w:p>
+    <w:p/>
+    <w:p>
+      <w:r>
+        <w:t xml:space="preserve">    decimal total = subtotal - discount;</w:t>
+      </w:r>
+    </w:p>
+    <w:p/>
+    <w:p>
+      <w:r>
+        <w:t xml:space="preserve">    </w:t>
+      </w:r>
+      <w:proofErr w:type="spellStart"/>
+      <w:r>
+        <w:t>ViewBag.Subtotal</w:t>
+      </w:r>
+      <w:proofErr w:type="spellEnd"/>
+      <w:r>
+        <w:t xml:space="preserve"> = subtotal;</w:t>
+      </w:r>
+    </w:p>
+    <w:p>
+      <w:r>
+        <w:t xml:space="preserve">    </w:t>
+      </w:r>
+      <w:proofErr w:type="spellStart"/>
+      <w:r>
+        <w:t>ViewBag.Discount</w:t>
+      </w:r>
+      <w:proofErr w:type="spellEnd"/>
+      <w:r>
+        <w:t xml:space="preserve"> = discount;</w:t>
+      </w:r>
+    </w:p>
+    <w:p>
+      <w:r>
+        <w:t xml:space="preserve">    </w:t>
+      </w:r>
+      <w:proofErr w:type="spellStart"/>
+      <w:r>
+        <w:t>ViewBag.Total</w:t>
+      </w:r>
+      <w:proofErr w:type="spellEnd"/>
+      <w:r>
+        <w:t xml:space="preserve"> = total;</w:t>
+      </w:r>
+    </w:p>
+    <w:p>
+      <w:r>
+        <w:t xml:space="preserve">    </w:t>
+      </w:r>
+      <w:proofErr w:type="spellStart"/>
+      <w:r>
+        <w:t>ViewBag.OrderCount</w:t>
+      </w:r>
+      <w:proofErr w:type="spellEnd"/>
+      <w:r>
+        <w:t xml:space="preserve"> = </w:t>
+      </w:r>
+      <w:proofErr w:type="spellStart"/>
+      <w:r>
+        <w:t>orderCount</w:t>
+      </w:r>
+      <w:proofErr w:type="spellEnd"/>
+      <w:r>
+        <w:t>;</w:t>
+      </w:r>
+    </w:p>
+    <w:p/>
+    <w:p>
+      <w:r>
+        <w:t xml:space="preserve">    return View(</w:t>
+      </w:r>
+      <w:proofErr w:type="spellStart"/>
+      <w:r>
+        <w:t>basketProducts</w:t>
+      </w:r>
+      <w:proofErr w:type="spellEnd"/>
+      <w:r>
+        <w:t>);</w:t>
+      </w:r>
+    </w:p>
+    <w:p>
+      <w:r>
+        <w:lastRenderedPageBreak/>
+        <w:t>}</w:t>
+      </w:r>
+    </w:p>
     <w:sectPr>
       <w:pgSz w:w="12240" w:h="15840"/>
       <w:pgMar w:top="1440" w:right="1440" w:bottom="1440" w:left="1440" w:header="720" w:footer="720" w:gutter="0"/>
@@ -1074,6 +1906,7 @@
   <w:style w:type="character" w:default="1" w:styleId="DefaultParagraphFont">
     <w:name w:val="Default Paragraph Font"/>
     <w:uiPriority w:val="1"/>
+    <w:semiHidden/>
     <w:unhideWhenUsed/>
   </w:style>
   <w:style w:type="table" w:default="1" w:styleId="TableNormal">

--- a/Development Diary.docx
+++ b/Development Diary.docx
@@ -650,23 +650,13 @@
           <w:lang w:val="en-US"/>
         </w:rPr>
       </w:pPr>
-      <w:proofErr w:type="spellStart"/>
       <w:r>
         <w:rPr>
           <w:b/>
           <w:bCs/>
           <w:lang w:val="en-US"/>
         </w:rPr>
-        <w:t>System.InvalidOperationException</w:t>
-      </w:r>
-      <w:proofErr w:type="spellEnd"/>
-      <w:r>
-        <w:rPr>
-          <w:b/>
-          <w:bCs/>
-          <w:lang w:val="en-US"/>
-        </w:rPr>
-        <w:t>:</w:t>
+        <w:t>System.InvalidOperationException:</w:t>
       </w:r>
       <w:r>
         <w:rPr>
@@ -687,61 +677,11 @@
           <w:lang w:val="en-US"/>
         </w:rPr>
       </w:pPr>
-      <w:proofErr w:type="spellStart"/>
-      <w:r>
-        <w:rPr>
-          <w:lang w:val="en-US"/>
-        </w:rPr>
-        <w:t>InvalidOperationException</w:t>
-      </w:r>
-      <w:proofErr w:type="spellEnd"/>
-      <w:r>
-        <w:rPr>
-          <w:lang w:val="en-US"/>
-        </w:rPr>
-        <w:t xml:space="preserve">: The model item passed into the </w:t>
-      </w:r>
-      <w:proofErr w:type="spellStart"/>
-      <w:r>
-        <w:rPr>
-          <w:lang w:val="en-US"/>
-        </w:rPr>
-        <w:t>ViewDataDictionary</w:t>
-      </w:r>
-      <w:proofErr w:type="spellEnd"/>
-      <w:r>
-        <w:rPr>
-          <w:lang w:val="en-US"/>
-        </w:rPr>
-        <w:t xml:space="preserve"> is of type '</w:t>
-      </w:r>
-      <w:proofErr w:type="gramStart"/>
-      <w:r>
-        <w:rPr>
-          <w:lang w:val="en-US"/>
-        </w:rPr>
-        <w:t>System.Collections.Generic.List</w:t>
-      </w:r>
-      <w:proofErr w:type="gramEnd"/>
-      <w:r>
-        <w:rPr>
-          <w:lang w:val="en-US"/>
-        </w:rPr>
-        <w:t xml:space="preserve">`1[GreenFieldWeb.Models.Basket]', but this </w:t>
-      </w:r>
-      <w:proofErr w:type="spellStart"/>
-      <w:r>
-        <w:rPr>
-          <w:lang w:val="en-US"/>
-        </w:rPr>
-        <w:t>ViewDataDictionary</w:t>
-      </w:r>
-      <w:proofErr w:type="spellEnd"/>
-      <w:r>
-        <w:rPr>
-          <w:lang w:val="en-US"/>
-        </w:rPr>
-        <w:t xml:space="preserve"> instance requires a model item of type 'System.Collections.Generic.IEnumerable`1[GreenFieldWeb.Models.BasketProducts]'.</w:t>
+      <w:r>
+        <w:rPr>
+          <w:lang w:val="en-US"/>
+        </w:rPr>
+        <w:t>InvalidOperationException: The model item passed into the ViewDataDictionary is of type 'System.Collections.Generic.List`1[GreenFieldWeb.Models.Basket]', but this ViewDataDictionary instance requires a model item of type 'System.Collections.Generic.IEnumerable`1[GreenFieldWeb.Models.BasketProducts]'.</w:t>
       </w:r>
       <w:r>
         <w:rPr>
@@ -758,6 +698,7 @@
       </w:pPr>
       <w:r>
         <w:rPr>
+          <w:noProof/>
           <w:lang w:val="en-US"/>
         </w:rPr>
         <w:drawing>
@@ -805,23 +746,7 @@
     <w:p/>
     <w:p>
       <w:r>
-        <w:t xml:space="preserve">Right now, your </w:t>
-      </w:r>
-      <w:proofErr w:type="gramStart"/>
-      <w:r>
-        <w:t>Index(</w:t>
-      </w:r>
-      <w:proofErr w:type="gramEnd"/>
-      <w:r>
-        <w:t xml:space="preserve">) only returns </w:t>
-      </w:r>
-      <w:proofErr w:type="spellStart"/>
-      <w:r>
-        <w:t>basketProducts</w:t>
-      </w:r>
-      <w:proofErr w:type="spellEnd"/>
-      <w:r>
-        <w:t xml:space="preserve"> inside the if (basket == null) block, which means:</w:t>
+        <w:t>Right now, your Index() only returns basketProducts inside the if (basket == null) block, which means:</w:t>
       </w:r>
     </w:p>
     <w:p/>
@@ -844,54 +769,17 @@
         <w:t>👉</w:t>
       </w:r>
       <w:r>
-        <w:t xml:space="preserve"> Also previously you passed Basket instead of </w:t>
-      </w:r>
-      <w:proofErr w:type="spellStart"/>
-      <w:r>
-        <w:t>BasketProducts</w:t>
-      </w:r>
-      <w:proofErr w:type="spellEnd"/>
-    </w:p>
-    <w:p>
-      <w:r>
-        <w:t xml:space="preserve">return </w:t>
-      </w:r>
-      <w:proofErr w:type="gramStart"/>
-      <w:r>
-        <w:t>View(</w:t>
-      </w:r>
-      <w:proofErr w:type="gramEnd"/>
-      <w:r>
-        <w:t>await _</w:t>
-      </w:r>
-      <w:proofErr w:type="spellStart"/>
-      <w:r>
-        <w:t>context.Basket.ToListAsync</w:t>
-      </w:r>
-      <w:proofErr w:type="spellEnd"/>
-      <w:r>
-        <w:t>()); }</w:t>
-      </w:r>
-    </w:p>
-    <w:p>
-      <w:r>
-        <w:t>public async Task&lt;</w:t>
-      </w:r>
-      <w:proofErr w:type="spellStart"/>
-      <w:r>
-        <w:t>IActionResult</w:t>
-      </w:r>
-      <w:proofErr w:type="spellEnd"/>
-      <w:r>
-        <w:t xml:space="preserve">&gt; </w:t>
-      </w:r>
-      <w:proofErr w:type="gramStart"/>
-      <w:r>
-        <w:t>Index(</w:t>
-      </w:r>
-      <w:proofErr w:type="gramEnd"/>
-      <w:r>
-        <w:t>)</w:t>
+        <w:t xml:space="preserve"> Also previously you passed Basket instead of BasketProducts</w:t>
+      </w:r>
+    </w:p>
+    <w:p>
+      <w:r>
+        <w:t>return View(await _context.Basket.ToListAsync()); }</w:t>
+      </w:r>
+    </w:p>
+    <w:p>
+      <w:r>
+        <w:t>public async Task&lt;IActionResult&gt; Index()</w:t>
       </w:r>
     </w:p>
     <w:p>
@@ -902,45 +790,13 @@
     </w:p>
     <w:p>
       <w:r>
-        <w:t xml:space="preserve">    var </w:t>
-      </w:r>
-      <w:proofErr w:type="spellStart"/>
-      <w:r>
-        <w:t>userId</w:t>
-      </w:r>
-      <w:proofErr w:type="spellEnd"/>
-      <w:r>
-        <w:t xml:space="preserve"> = </w:t>
-      </w:r>
-      <w:proofErr w:type="spellStart"/>
-      <w:r>
-        <w:t>User.FindFirstValue</w:t>
-      </w:r>
-      <w:proofErr w:type="spellEnd"/>
-      <w:r>
-        <w:t>(</w:t>
-      </w:r>
-      <w:proofErr w:type="spellStart"/>
-      <w:r>
-        <w:t>ClaimTypes.NameIdentifier</w:t>
-      </w:r>
-      <w:proofErr w:type="spellEnd"/>
-      <w:r>
-        <w:t>);</w:t>
+        <w:t xml:space="preserve">    var userId = User.FindFirstValue(ClaimTypes.NameIdentifier);</w:t>
       </w:r>
     </w:p>
     <w:p/>
     <w:p>
       <w:r>
-        <w:t xml:space="preserve">    if (</w:t>
-      </w:r>
-      <w:proofErr w:type="spellStart"/>
-      <w:r>
-        <w:t>userId</w:t>
-      </w:r>
-      <w:proofErr w:type="spellEnd"/>
-      <w:r>
-        <w:t xml:space="preserve"> == null)</w:t>
+        <w:t xml:space="preserve">    if (userId == null)</w:t>
       </w:r>
     </w:p>
     <w:p>
@@ -950,15 +806,7 @@
     </w:p>
     <w:p>
       <w:r>
-        <w:t xml:space="preserve">        return </w:t>
-      </w:r>
-      <w:proofErr w:type="gramStart"/>
-      <w:r>
-        <w:t>Unauthorized(</w:t>
-      </w:r>
-      <w:proofErr w:type="gramEnd"/>
-      <w:r>
-        <w:t>);</w:t>
+        <w:t xml:space="preserve">        return Unauthorized();</w:t>
       </w:r>
     </w:p>
     <w:p>
@@ -974,56 +822,12 @@
     </w:p>
     <w:p>
       <w:r>
-        <w:t xml:space="preserve">    var basket = await _</w:t>
-      </w:r>
-      <w:proofErr w:type="spellStart"/>
-      <w:proofErr w:type="gramStart"/>
-      <w:r>
-        <w:t>context.Basket</w:t>
-      </w:r>
-      <w:proofErr w:type="spellEnd"/>
-      <w:proofErr w:type="gramEnd"/>
-    </w:p>
-    <w:p>
-      <w:r>
-        <w:t xml:space="preserve">        </w:t>
-      </w:r>
-      <w:proofErr w:type="gramStart"/>
-      <w:r>
-        <w:t>.</w:t>
-      </w:r>
-      <w:proofErr w:type="spellStart"/>
-      <w:r>
-        <w:t>FirstOrDefaultAsync</w:t>
-      </w:r>
-      <w:proofErr w:type="spellEnd"/>
-      <w:proofErr w:type="gramEnd"/>
-      <w:r>
-        <w:t xml:space="preserve">(x =&gt; </w:t>
-      </w:r>
-      <w:proofErr w:type="spellStart"/>
-      <w:r>
-        <w:t>x.UserId</w:t>
-      </w:r>
-      <w:proofErr w:type="spellEnd"/>
-      <w:r>
-        <w:t xml:space="preserve"> == </w:t>
-      </w:r>
-      <w:proofErr w:type="spellStart"/>
-      <w:r>
-        <w:t>userId</w:t>
-      </w:r>
-      <w:proofErr w:type="spellEnd"/>
-      <w:r>
-        <w:t xml:space="preserve"> &amp;&amp; </w:t>
-      </w:r>
-      <w:proofErr w:type="spellStart"/>
-      <w:r>
-        <w:t>x.Status</w:t>
-      </w:r>
-      <w:proofErr w:type="spellEnd"/>
-      <w:r>
-        <w:t>);</w:t>
+        <w:t xml:space="preserve">    var basket = await _context.Basket</w:t>
+      </w:r>
+    </w:p>
+    <w:p>
+      <w:r>
+        <w:t xml:space="preserve">        .FirstOrDefaultAsync(x =&gt; x.UserId == userId &amp;&amp; x.Status);</w:t>
       </w:r>
     </w:p>
     <w:p/>
@@ -1054,42 +858,13 @@
     </w:p>
     <w:p>
       <w:r>
-        <w:t xml:space="preserve">            </w:t>
-      </w:r>
-      <w:proofErr w:type="spellStart"/>
-      <w:r>
-        <w:t>UserId</w:t>
-      </w:r>
-      <w:proofErr w:type="spellEnd"/>
-      <w:r>
-        <w:t xml:space="preserve"> = </w:t>
-      </w:r>
-      <w:proofErr w:type="spellStart"/>
-      <w:r>
-        <w:t>userId</w:t>
-      </w:r>
-      <w:proofErr w:type="spellEnd"/>
-      <w:r>
-        <w:t>,</w:t>
-      </w:r>
-    </w:p>
-    <w:p>
-      <w:r>
-        <w:t xml:space="preserve">            </w:t>
-      </w:r>
-      <w:proofErr w:type="spellStart"/>
-      <w:r>
-        <w:t>BasketCreatedAt</w:t>
-      </w:r>
-      <w:proofErr w:type="spellEnd"/>
-      <w:r>
-        <w:t xml:space="preserve"> = </w:t>
-      </w:r>
-      <w:proofErr w:type="spellStart"/>
-      <w:r>
-        <w:t>DateTime.UtcNow</w:t>
-      </w:r>
-      <w:proofErr w:type="spellEnd"/>
+        <w:t xml:space="preserve">            UserId = userId,</w:t>
+      </w:r>
+    </w:p>
+    <w:p>
+      <w:r>
+        <w:t xml:space="preserve">            BasketCreatedAt = DateTime.UtcNow</w:t>
+      </w:r>
     </w:p>
     <w:p>
       <w:r>
@@ -1099,32 +874,12 @@
     <w:p/>
     <w:p>
       <w:r>
-        <w:t xml:space="preserve">        _</w:t>
-      </w:r>
-      <w:proofErr w:type="spellStart"/>
-      <w:proofErr w:type="gramStart"/>
-      <w:r>
-        <w:t>context.Basket.Add</w:t>
-      </w:r>
-      <w:proofErr w:type="spellEnd"/>
-      <w:proofErr w:type="gramEnd"/>
-      <w:r>
-        <w:t>(basket);</w:t>
-      </w:r>
-    </w:p>
-    <w:p>
-      <w:r>
-        <w:t xml:space="preserve">        await _</w:t>
-      </w:r>
-      <w:proofErr w:type="spellStart"/>
-      <w:proofErr w:type="gramStart"/>
-      <w:r>
-        <w:t>context.SaveChangesAsync</w:t>
-      </w:r>
-      <w:proofErr w:type="spellEnd"/>
-      <w:proofErr w:type="gramEnd"/>
-      <w:r>
-        <w:t>();</w:t>
+        <w:t xml:space="preserve">        _context.Basket.Add(basket);</w:t>
+      </w:r>
+    </w:p>
+    <w:p>
+      <w:r>
+        <w:t xml:space="preserve">        await _context.SaveChangesAsync();</w:t>
       </w:r>
     </w:p>
     <w:p>
@@ -1140,91 +895,23 @@
     </w:p>
     <w:p>
       <w:r>
-        <w:t xml:space="preserve">    var </w:t>
-      </w:r>
-      <w:proofErr w:type="spellStart"/>
-      <w:r>
-        <w:t>basketProducts</w:t>
-      </w:r>
-      <w:proofErr w:type="spellEnd"/>
-      <w:r>
-        <w:t xml:space="preserve"> = await _</w:t>
-      </w:r>
-      <w:proofErr w:type="spellStart"/>
-      <w:proofErr w:type="gramStart"/>
-      <w:r>
-        <w:t>context.BasketProducts</w:t>
-      </w:r>
-      <w:proofErr w:type="spellEnd"/>
-      <w:proofErr w:type="gramEnd"/>
-    </w:p>
-    <w:p>
-      <w:r>
-        <w:t xml:space="preserve">        </w:t>
-      </w:r>
-      <w:proofErr w:type="gramStart"/>
-      <w:r>
-        <w:t>.Where</w:t>
-      </w:r>
-      <w:proofErr w:type="gramEnd"/>
-      <w:r>
-        <w:t xml:space="preserve">(x =&gt; </w:t>
-      </w:r>
-      <w:proofErr w:type="spellStart"/>
-      <w:r>
-        <w:t>x.BasketId</w:t>
-      </w:r>
-      <w:proofErr w:type="spellEnd"/>
-      <w:r>
-        <w:t xml:space="preserve"> == </w:t>
-      </w:r>
-      <w:proofErr w:type="spellStart"/>
-      <w:r>
-        <w:t>basket.BasketId</w:t>
-      </w:r>
-      <w:proofErr w:type="spellEnd"/>
-      <w:r>
-        <w:t>)</w:t>
-      </w:r>
-    </w:p>
-    <w:p>
-      <w:r>
-        <w:t xml:space="preserve">        </w:t>
-      </w:r>
-      <w:proofErr w:type="gramStart"/>
-      <w:r>
-        <w:t>.Include</w:t>
-      </w:r>
-      <w:proofErr w:type="gramEnd"/>
-      <w:r>
-        <w:t xml:space="preserve">(x =&gt; </w:t>
-      </w:r>
-      <w:proofErr w:type="spellStart"/>
-      <w:r>
-        <w:t>x.Products</w:t>
-      </w:r>
-      <w:proofErr w:type="spellEnd"/>
-      <w:r>
-        <w:t>)</w:t>
+        <w:t xml:space="preserve">    var basketProducts = await _context.BasketProducts</w:t>
+      </w:r>
+    </w:p>
+    <w:p>
+      <w:r>
+        <w:t xml:space="preserve">        .Where(x =&gt; x.BasketId == basket.BasketId)</w:t>
+      </w:r>
+    </w:p>
+    <w:p>
+      <w:r>
+        <w:t xml:space="preserve">        .Include(x =&gt; x.Products)</w:t>
       </w:r>
     </w:p>
     <w:p>
       <w:r>
         <w:lastRenderedPageBreak/>
-        <w:t xml:space="preserve">        </w:t>
-      </w:r>
-      <w:proofErr w:type="gramStart"/>
-      <w:r>
-        <w:t>.</w:t>
-      </w:r>
-      <w:proofErr w:type="spellStart"/>
-      <w:r>
-        <w:t>ToListAsync</w:t>
-      </w:r>
-      <w:proofErr w:type="spellEnd"/>
-      <w:proofErr w:type="gramEnd"/>
-      <w:r>
-        <w:t>();</w:t>
+        <w:t xml:space="preserve">        .ToListAsync();</w:t>
       </w:r>
     </w:p>
     <w:p/>
@@ -1241,23 +928,7 @@
     <w:p/>
     <w:p>
       <w:r>
-        <w:t xml:space="preserve">    foreach (var </w:t>
-      </w:r>
-      <w:proofErr w:type="spellStart"/>
-      <w:r>
-        <w:t>basketProduct</w:t>
-      </w:r>
-      <w:proofErr w:type="spellEnd"/>
-      <w:r>
-        <w:t xml:space="preserve"> in </w:t>
-      </w:r>
-      <w:proofErr w:type="spellStart"/>
-      <w:r>
-        <w:t>basketProducts</w:t>
-      </w:r>
-      <w:proofErr w:type="spellEnd"/>
-      <w:r>
-        <w:t>)</w:t>
+        <w:t xml:space="preserve">    foreach (var basketProduct in basketProducts)</w:t>
       </w:r>
     </w:p>
     <w:p>
@@ -1267,46 +938,12 @@
     </w:p>
     <w:p>
       <w:r>
-        <w:t xml:space="preserve">        var </w:t>
-      </w:r>
-      <w:proofErr w:type="spellStart"/>
-      <w:r>
-        <w:t>productTotal</w:t>
-      </w:r>
-      <w:proofErr w:type="spellEnd"/>
-      <w:r>
-        <w:t xml:space="preserve"> = (decimal)</w:t>
-      </w:r>
-      <w:proofErr w:type="spellStart"/>
-      <w:proofErr w:type="gramStart"/>
-      <w:r>
-        <w:t>basketProduct.Products.Price</w:t>
-      </w:r>
-      <w:proofErr w:type="spellEnd"/>
-      <w:proofErr w:type="gramEnd"/>
-      <w:r>
-        <w:t xml:space="preserve"> * </w:t>
-      </w:r>
-      <w:proofErr w:type="spellStart"/>
-      <w:r>
-        <w:t>basketProduct.Quantity</w:t>
-      </w:r>
-      <w:proofErr w:type="spellEnd"/>
-      <w:r>
-        <w:t>;</w:t>
-      </w:r>
-    </w:p>
-    <w:p>
-      <w:r>
-        <w:t xml:space="preserve">        subtotal += </w:t>
-      </w:r>
-      <w:proofErr w:type="spellStart"/>
-      <w:r>
-        <w:t>productTotal</w:t>
-      </w:r>
-      <w:proofErr w:type="spellEnd"/>
-      <w:r>
-        <w:t>;</w:t>
+        <w:t xml:space="preserve">        var productTotal = (decimal)basketProduct.Products.Price * basketProduct.Quantity;</w:t>
+      </w:r>
+    </w:p>
+    <w:p>
+      <w:r>
+        <w:t xml:space="preserve">        subtotal += productTotal;</w:t>
       </w:r>
     </w:p>
     <w:p>
@@ -1317,56 +954,12 @@
     <w:p/>
     <w:p>
       <w:r>
-        <w:t xml:space="preserve">    var </w:t>
-      </w:r>
-      <w:proofErr w:type="spellStart"/>
-      <w:r>
-        <w:t>orderCount</w:t>
-      </w:r>
-      <w:proofErr w:type="spellEnd"/>
-      <w:r>
-        <w:t xml:space="preserve"> = await _</w:t>
-      </w:r>
-      <w:proofErr w:type="spellStart"/>
-      <w:proofErr w:type="gramStart"/>
-      <w:r>
-        <w:t>context.Orders</w:t>
-      </w:r>
-      <w:proofErr w:type="spellEnd"/>
-      <w:proofErr w:type="gramEnd"/>
-    </w:p>
-    <w:p>
-      <w:r>
-        <w:t xml:space="preserve">        </w:t>
-      </w:r>
-      <w:proofErr w:type="gramStart"/>
-      <w:r>
-        <w:t>.</w:t>
-      </w:r>
-      <w:proofErr w:type="spellStart"/>
-      <w:r>
-        <w:t>CountAsync</w:t>
-      </w:r>
-      <w:proofErr w:type="spellEnd"/>
-      <w:proofErr w:type="gramEnd"/>
-      <w:r>
-        <w:t xml:space="preserve">(x =&gt; </w:t>
-      </w:r>
-      <w:proofErr w:type="spellStart"/>
-      <w:r>
-        <w:t>x.UserId</w:t>
-      </w:r>
-      <w:proofErr w:type="spellEnd"/>
-      <w:r>
-        <w:t xml:space="preserve"> == </w:t>
-      </w:r>
-      <w:proofErr w:type="spellStart"/>
-      <w:r>
-        <w:t>userId</w:t>
-      </w:r>
-      <w:proofErr w:type="spellEnd"/>
-      <w:r>
-        <w:t>);</w:t>
+        <w:t xml:space="preserve">    var orderCount = await _context.Orders</w:t>
+      </w:r>
+    </w:p>
+    <w:p>
+      <w:r>
+        <w:t xml:space="preserve">        .CountAsync(x =&gt; x.UserId == userId);</w:t>
       </w:r>
     </w:p>
     <w:p/>
@@ -1378,15 +971,7 @@
     <w:p/>
     <w:p>
       <w:r>
-        <w:t xml:space="preserve">    if (</w:t>
-      </w:r>
-      <w:proofErr w:type="spellStart"/>
-      <w:r>
-        <w:t>orderCount</w:t>
-      </w:r>
-      <w:proofErr w:type="spellEnd"/>
-      <w:r>
-        <w:t xml:space="preserve"> &gt;= 5)</w:t>
+        <w:t xml:space="preserve">    if (orderCount &gt;= 5)</w:t>
       </w:r>
     </w:p>
     <w:p>
@@ -1413,82 +998,169 @@
     <w:p/>
     <w:p>
       <w:r>
-        <w:t xml:space="preserve">    </w:t>
-      </w:r>
-      <w:proofErr w:type="spellStart"/>
-      <w:r>
-        <w:t>ViewBag.Subtotal</w:t>
-      </w:r>
-      <w:proofErr w:type="spellEnd"/>
-      <w:r>
-        <w:t xml:space="preserve"> = subtotal;</w:t>
-      </w:r>
-    </w:p>
-    <w:p>
-      <w:r>
-        <w:t xml:space="preserve">    </w:t>
-      </w:r>
-      <w:proofErr w:type="spellStart"/>
-      <w:r>
-        <w:t>ViewBag.Discount</w:t>
-      </w:r>
-      <w:proofErr w:type="spellEnd"/>
-      <w:r>
-        <w:t xml:space="preserve"> = discount;</w:t>
-      </w:r>
-    </w:p>
-    <w:p>
-      <w:r>
-        <w:t xml:space="preserve">    </w:t>
-      </w:r>
-      <w:proofErr w:type="spellStart"/>
-      <w:r>
-        <w:t>ViewBag.Total</w:t>
-      </w:r>
-      <w:proofErr w:type="spellEnd"/>
-      <w:r>
-        <w:t xml:space="preserve"> = total;</w:t>
-      </w:r>
-    </w:p>
-    <w:p>
-      <w:r>
-        <w:t xml:space="preserve">    </w:t>
-      </w:r>
-      <w:proofErr w:type="spellStart"/>
-      <w:r>
-        <w:t>ViewBag.OrderCount</w:t>
-      </w:r>
-      <w:proofErr w:type="spellEnd"/>
-      <w:r>
-        <w:t xml:space="preserve"> = </w:t>
-      </w:r>
-      <w:proofErr w:type="spellStart"/>
-      <w:r>
-        <w:t>orderCount</w:t>
-      </w:r>
-      <w:proofErr w:type="spellEnd"/>
-      <w:r>
-        <w:t>;</w:t>
+        <w:t xml:space="preserve">    ViewBag.Subtotal = subtotal;</w:t>
+      </w:r>
+    </w:p>
+    <w:p>
+      <w:r>
+        <w:t xml:space="preserve">    ViewBag.Discount = discount;</w:t>
+      </w:r>
+    </w:p>
+    <w:p>
+      <w:r>
+        <w:t xml:space="preserve">    ViewBag.Total = total;</w:t>
+      </w:r>
+    </w:p>
+    <w:p>
+      <w:r>
+        <w:t xml:space="preserve">    ViewBag.OrderCount = orderCount;</w:t>
       </w:r>
     </w:p>
     <w:p/>
     <w:p>
       <w:r>
-        <w:t xml:space="preserve">    return View(</w:t>
-      </w:r>
-      <w:proofErr w:type="spellStart"/>
-      <w:r>
-        <w:t>basketProducts</w:t>
-      </w:r>
-      <w:proofErr w:type="spellEnd"/>
-      <w:r>
-        <w:t>);</w:t>
+        <w:t xml:space="preserve">    return View(basketProducts);</w:t>
       </w:r>
     </w:p>
     <w:p>
       <w:r>
         <w:lastRenderedPageBreak/>
         <w:t>}</w:t>
+      </w:r>
+    </w:p>
+    <w:p>
+      <w:r>
+        <w:rPr>
+          <w:noProof/>
+        </w:rPr>
+        <w:drawing>
+          <wp:inline distT="0" distB="0" distL="0" distR="0" wp14:anchorId="26E8D72F" wp14:editId="086B1B74">
+            <wp:extent cx="5949315" cy="3239588"/>
+            <wp:effectExtent l="0" t="0" r="0" b="0"/>
+            <wp:docPr id="6" name="Picture 6"/>
+            <wp:cNvGraphicFramePr>
+              <a:graphicFrameLocks xmlns:a="http://schemas.openxmlformats.org/drawingml/2006/main" noChangeAspect="1"/>
+            </wp:cNvGraphicFramePr>
+            <a:graphic xmlns:a="http://schemas.openxmlformats.org/drawingml/2006/main">
+              <a:graphicData uri="http://schemas.openxmlformats.org/drawingml/2006/picture">
+                <pic:pic xmlns:pic="http://schemas.openxmlformats.org/drawingml/2006/picture">
+                  <pic:nvPicPr>
+                    <pic:cNvPr id="0" name="Picture 2"/>
+                    <pic:cNvPicPr>
+                      <a:picLocks noChangeAspect="1" noChangeArrowheads="1"/>
+                    </pic:cNvPicPr>
+                  </pic:nvPicPr>
+                  <pic:blipFill>
+                    <a:blip r:embed="rId6">
+                      <a:extLst>
+                        <a:ext uri="{28A0092B-C50C-407E-A947-70E740481C1C}">
+                          <a14:useLocalDpi xmlns:a14="http://schemas.microsoft.com/office/drawing/2010/main" val="0"/>
+                        </a:ext>
+                      </a:extLst>
+                    </a:blip>
+                    <a:srcRect/>
+                    <a:stretch>
+                      <a:fillRect/>
+                    </a:stretch>
+                  </pic:blipFill>
+                  <pic:spPr bwMode="auto">
+                    <a:xfrm>
+                      <a:off x="0" y="0"/>
+                      <a:ext cx="5961964" cy="3246476"/>
+                    </a:xfrm>
+                    <a:prstGeom prst="rect">
+                      <a:avLst/>
+                    </a:prstGeom>
+                    <a:noFill/>
+                  </pic:spPr>
+                </pic:pic>
+              </a:graphicData>
+            </a:graphic>
+          </wp:inline>
+        </w:drawing>
+      </w:r>
+    </w:p>
+    <w:p>
+      <w:r>
+        <w:t>Fixes</w:t>
+      </w:r>
+    </w:p>
+    <w:p>
+      <w:r>
+        <w:t>&lt;p&gt;</w:t>
+      </w:r>
+    </w:p>
+    <w:p>
+      <w:r>
+        <w:t xml:space="preserve">    Total: £@((item.Products.Price * item.Quantity).ToString("0.00"))</w:t>
+      </w:r>
+      <w:r>
+        <w:t xml:space="preserve"> Total</w:t>
+      </w:r>
+    </w:p>
+    <w:p>
+      <w:r>
+        <w:t>&lt;/p&gt;</w:t>
+      </w:r>
+    </w:p>
+    <w:p>
+      <w:r>
+        <w:t>&lt;span&gt;-£@(((decimal)ViewBag.Discount).ToString("0.00"))&lt;/span&gt;</w:t>
+      </w:r>
+      <w:r>
+        <w:t xml:space="preserve"> Loyalty</w:t>
+      </w:r>
+    </w:p>
+    <w:p>
+      <w:r>
+        <w:t>@if (ViewBag.Discount &gt; 0)</w:t>
+      </w:r>
+      <w:r>
+        <w:t xml:space="preserve"> Discount check</w:t>
+      </w:r>
+    </w:p>
+    <w:p/>
+    <w:p/>
+    <w:p/>
+    <w:p/>
+    <w:p>
+      <w:r>
+        <w:lastRenderedPageBreak/>
+        <w:drawing>
+          <wp:inline distT="0" distB="0" distL="0" distR="0" wp14:anchorId="56EC9327" wp14:editId="1ADB7C8D">
+            <wp:extent cx="5943600" cy="1918970"/>
+            <wp:effectExtent l="0" t="0" r="0" b="5080"/>
+            <wp:docPr id="4" name="Picture 4"/>
+            <wp:cNvGraphicFramePr>
+              <a:graphicFrameLocks xmlns:a="http://schemas.openxmlformats.org/drawingml/2006/main" noChangeAspect="1"/>
+            </wp:cNvGraphicFramePr>
+            <a:graphic xmlns:a="http://schemas.openxmlformats.org/drawingml/2006/main">
+              <a:graphicData uri="http://schemas.openxmlformats.org/drawingml/2006/picture">
+                <pic:pic xmlns:pic="http://schemas.openxmlformats.org/drawingml/2006/picture">
+                  <pic:nvPicPr>
+                    <pic:cNvPr id="1" name=""/>
+                    <pic:cNvPicPr/>
+                  </pic:nvPicPr>
+                  <pic:blipFill>
+                    <a:blip r:embed="rId7"/>
+                    <a:stretch>
+                      <a:fillRect/>
+                    </a:stretch>
+                  </pic:blipFill>
+                  <pic:spPr>
+                    <a:xfrm>
+                      <a:off x="0" y="0"/>
+                      <a:ext cx="5943600" cy="1918970"/>
+                    </a:xfrm>
+                    <a:prstGeom prst="rect">
+                      <a:avLst/>
+                    </a:prstGeom>
+                  </pic:spPr>
+                </pic:pic>
+              </a:graphicData>
+            </a:graphic>
+          </wp:inline>
+        </w:drawing>
       </w:r>
     </w:p>
     <w:sectPr>

--- a/Development Diary.docx
+++ b/Development Diary.docx
@@ -600,7 +600,21 @@
         <w:rPr>
           <w:lang w:val="en-US"/>
         </w:rPr>
-        <w:t xml:space="preserve">I also seeded my the data for my </w:t>
+        <w:t xml:space="preserve">I also seeded </w:t>
+      </w:r>
+      <w:proofErr w:type="gramStart"/>
+      <w:r>
+        <w:rPr>
+          <w:lang w:val="en-US"/>
+        </w:rPr>
+        <w:t>my the</w:t>
+      </w:r>
+      <w:proofErr w:type="gramEnd"/>
+      <w:r>
+        <w:rPr>
+          <w:lang w:val="en-US"/>
+        </w:rPr>
+        <w:t xml:space="preserve"> data for my </w:t>
       </w:r>
       <w:r>
         <w:rPr>
@@ -650,18 +664,28 @@
           <w:lang w:val="en-US"/>
         </w:rPr>
       </w:pPr>
+      <w:proofErr w:type="spellStart"/>
       <w:r>
         <w:rPr>
           <w:b/>
           <w:bCs/>
           <w:lang w:val="en-US"/>
         </w:rPr>
-        <w:t>System.InvalidOperationException:</w:t>
-      </w:r>
-      <w:r>
-        <w:rPr>
+        <w:t>System.InvalidOperationException</w:t>
+      </w:r>
+      <w:proofErr w:type="spellEnd"/>
+      <w:r>
+        <w:rPr>
+          <w:b/>
+          <w:bCs/>
           <w:lang w:val="en-US"/>
         </w:rPr>
+        <w:t>:</w:t>
+      </w:r>
+      <w:r>
+        <w:rPr>
+          <w:lang w:val="en-US"/>
+        </w:rPr>
         <w:t xml:space="preserve"> 'Role ADMIN does not exist.'</w:t>
       </w:r>
       <w:r>
@@ -677,11 +701,61 @@
           <w:lang w:val="en-US"/>
         </w:rPr>
       </w:pPr>
+      <w:proofErr w:type="spellStart"/>
       <w:r>
         <w:rPr>
           <w:lang w:val="en-US"/>
         </w:rPr>
-        <w:t>InvalidOperationException: The model item passed into the ViewDataDictionary is of type 'System.Collections.Generic.List`1[GreenFieldWeb.Models.Basket]', but this ViewDataDictionary instance requires a model item of type 'System.Collections.Generic.IEnumerable`1[GreenFieldWeb.Models.BasketProducts]'.</w:t>
+        <w:t>InvalidOperationException</w:t>
+      </w:r>
+      <w:proofErr w:type="spellEnd"/>
+      <w:r>
+        <w:rPr>
+          <w:lang w:val="en-US"/>
+        </w:rPr>
+        <w:t xml:space="preserve">: The model item passed into the </w:t>
+      </w:r>
+      <w:proofErr w:type="spellStart"/>
+      <w:r>
+        <w:rPr>
+          <w:lang w:val="en-US"/>
+        </w:rPr>
+        <w:t>ViewDataDictionary</w:t>
+      </w:r>
+      <w:proofErr w:type="spellEnd"/>
+      <w:r>
+        <w:rPr>
+          <w:lang w:val="en-US"/>
+        </w:rPr>
+        <w:t xml:space="preserve"> is of type '</w:t>
+      </w:r>
+      <w:proofErr w:type="gramStart"/>
+      <w:r>
+        <w:rPr>
+          <w:lang w:val="en-US"/>
+        </w:rPr>
+        <w:t>System.Collections.Generic.List</w:t>
+      </w:r>
+      <w:proofErr w:type="gramEnd"/>
+      <w:r>
+        <w:rPr>
+          <w:lang w:val="en-US"/>
+        </w:rPr>
+        <w:t xml:space="preserve">`1[GreenFieldWeb.Models.Basket]', but this </w:t>
+      </w:r>
+      <w:proofErr w:type="spellStart"/>
+      <w:r>
+        <w:rPr>
+          <w:lang w:val="en-US"/>
+        </w:rPr>
+        <w:t>ViewDataDictionary</w:t>
+      </w:r>
+      <w:proofErr w:type="spellEnd"/>
+      <w:r>
+        <w:rPr>
+          <w:lang w:val="en-US"/>
+        </w:rPr>
+        <w:t xml:space="preserve"> instance requires a model item of type 'System.Collections.Generic.IEnumerable`1[GreenFieldWeb.Models.BasketProducts]'.</w:t>
       </w:r>
       <w:r>
         <w:rPr>
@@ -746,7 +820,23 @@
     <w:p/>
     <w:p>
       <w:r>
-        <w:t>Right now, your Index() only returns basketProducts inside the if (basket == null) block, which means:</w:t>
+        <w:t xml:space="preserve">Right now, your </w:t>
+      </w:r>
+      <w:proofErr w:type="gramStart"/>
+      <w:r>
+        <w:t>Index(</w:t>
+      </w:r>
+      <w:proofErr w:type="gramEnd"/>
+      <w:r>
+        <w:t xml:space="preserve">) only returns </w:t>
+      </w:r>
+      <w:proofErr w:type="spellStart"/>
+      <w:r>
+        <w:t>basketProducts</w:t>
+      </w:r>
+      <w:proofErr w:type="spellEnd"/>
+      <w:r>
+        <w:t xml:space="preserve"> inside the if (basket == null) block, which means:</w:t>
       </w:r>
     </w:p>
     <w:p/>
@@ -769,17 +859,54 @@
         <w:t>👉</w:t>
       </w:r>
       <w:r>
-        <w:t xml:space="preserve"> Also previously you passed Basket instead of BasketProducts</w:t>
-      </w:r>
-    </w:p>
-    <w:p>
-      <w:r>
-        <w:t>return View(await _context.Basket.ToListAsync()); }</w:t>
-      </w:r>
-    </w:p>
-    <w:p>
-      <w:r>
-        <w:t>public async Task&lt;IActionResult&gt; Index()</w:t>
+        <w:t xml:space="preserve"> Also previously you passed Basket instead of </w:t>
+      </w:r>
+      <w:proofErr w:type="spellStart"/>
+      <w:r>
+        <w:t>BasketProducts</w:t>
+      </w:r>
+      <w:proofErr w:type="spellEnd"/>
+    </w:p>
+    <w:p>
+      <w:r>
+        <w:t xml:space="preserve">return </w:t>
+      </w:r>
+      <w:proofErr w:type="gramStart"/>
+      <w:r>
+        <w:t>View(</w:t>
+      </w:r>
+      <w:proofErr w:type="gramEnd"/>
+      <w:r>
+        <w:t>await _</w:t>
+      </w:r>
+      <w:proofErr w:type="spellStart"/>
+      <w:r>
+        <w:t>context.Basket.ToListAsync</w:t>
+      </w:r>
+      <w:proofErr w:type="spellEnd"/>
+      <w:r>
+        <w:t>()); }</w:t>
+      </w:r>
+    </w:p>
+    <w:p>
+      <w:r>
+        <w:t>public async Task&lt;</w:t>
+      </w:r>
+      <w:proofErr w:type="spellStart"/>
+      <w:r>
+        <w:t>IActionResult</w:t>
+      </w:r>
+      <w:proofErr w:type="spellEnd"/>
+      <w:r>
+        <w:t xml:space="preserve">&gt; </w:t>
+      </w:r>
+      <w:proofErr w:type="gramStart"/>
+      <w:r>
+        <w:t>Index(</w:t>
+      </w:r>
+      <w:proofErr w:type="gramEnd"/>
+      <w:r>
+        <w:t>)</w:t>
       </w:r>
     </w:p>
     <w:p>
@@ -790,13 +917,45 @@
     </w:p>
     <w:p>
       <w:r>
-        <w:t xml:space="preserve">    var userId = User.FindFirstValue(ClaimTypes.NameIdentifier);</w:t>
+        <w:t xml:space="preserve">    var </w:t>
+      </w:r>
+      <w:proofErr w:type="spellStart"/>
+      <w:r>
+        <w:t>userId</w:t>
+      </w:r>
+      <w:proofErr w:type="spellEnd"/>
+      <w:r>
+        <w:t xml:space="preserve"> = </w:t>
+      </w:r>
+      <w:proofErr w:type="spellStart"/>
+      <w:r>
+        <w:t>User.FindFirstValue</w:t>
+      </w:r>
+      <w:proofErr w:type="spellEnd"/>
+      <w:r>
+        <w:t>(</w:t>
+      </w:r>
+      <w:proofErr w:type="spellStart"/>
+      <w:r>
+        <w:t>ClaimTypes.NameIdentifier</w:t>
+      </w:r>
+      <w:proofErr w:type="spellEnd"/>
+      <w:r>
+        <w:t>);</w:t>
       </w:r>
     </w:p>
     <w:p/>
     <w:p>
       <w:r>
-        <w:t xml:space="preserve">    if (userId == null)</w:t>
+        <w:t xml:space="preserve">    if (</w:t>
+      </w:r>
+      <w:proofErr w:type="spellStart"/>
+      <w:r>
+        <w:t>userId</w:t>
+      </w:r>
+      <w:proofErr w:type="spellEnd"/>
+      <w:r>
+        <w:t xml:space="preserve"> == null)</w:t>
       </w:r>
     </w:p>
     <w:p>
@@ -806,7 +965,15 @@
     </w:p>
     <w:p>
       <w:r>
-        <w:t xml:space="preserve">        return Unauthorized();</w:t>
+        <w:t xml:space="preserve">        return </w:t>
+      </w:r>
+      <w:proofErr w:type="gramStart"/>
+      <w:r>
+        <w:t>Unauthorized(</w:t>
+      </w:r>
+      <w:proofErr w:type="gramEnd"/>
+      <w:r>
+        <w:t>);</w:t>
       </w:r>
     </w:p>
     <w:p>
@@ -822,12 +989,56 @@
     </w:p>
     <w:p>
       <w:r>
-        <w:t xml:space="preserve">    var basket = await _context.Basket</w:t>
-      </w:r>
-    </w:p>
-    <w:p>
-      <w:r>
-        <w:t xml:space="preserve">        .FirstOrDefaultAsync(x =&gt; x.UserId == userId &amp;&amp; x.Status);</w:t>
+        <w:t xml:space="preserve">    var basket = await _</w:t>
+      </w:r>
+      <w:proofErr w:type="spellStart"/>
+      <w:proofErr w:type="gramStart"/>
+      <w:r>
+        <w:t>context.Basket</w:t>
+      </w:r>
+      <w:proofErr w:type="spellEnd"/>
+      <w:proofErr w:type="gramEnd"/>
+    </w:p>
+    <w:p>
+      <w:r>
+        <w:t xml:space="preserve">        </w:t>
+      </w:r>
+      <w:proofErr w:type="gramStart"/>
+      <w:r>
+        <w:t>.</w:t>
+      </w:r>
+      <w:proofErr w:type="spellStart"/>
+      <w:r>
+        <w:t>FirstOrDefaultAsync</w:t>
+      </w:r>
+      <w:proofErr w:type="spellEnd"/>
+      <w:proofErr w:type="gramEnd"/>
+      <w:r>
+        <w:t xml:space="preserve">(x =&gt; </w:t>
+      </w:r>
+      <w:proofErr w:type="spellStart"/>
+      <w:r>
+        <w:t>x.UserId</w:t>
+      </w:r>
+      <w:proofErr w:type="spellEnd"/>
+      <w:r>
+        <w:t xml:space="preserve"> == </w:t>
+      </w:r>
+      <w:proofErr w:type="spellStart"/>
+      <w:r>
+        <w:t>userId</w:t>
+      </w:r>
+      <w:proofErr w:type="spellEnd"/>
+      <w:r>
+        <w:t xml:space="preserve"> &amp;&amp; </w:t>
+      </w:r>
+      <w:proofErr w:type="spellStart"/>
+      <w:r>
+        <w:t>x.Status</w:t>
+      </w:r>
+      <w:proofErr w:type="spellEnd"/>
+      <w:r>
+        <w:t>);</w:t>
       </w:r>
     </w:p>
     <w:p/>
@@ -858,13 +1069,42 @@
     </w:p>
     <w:p>
       <w:r>
-        <w:t xml:space="preserve">            UserId = userId,</w:t>
-      </w:r>
-    </w:p>
-    <w:p>
-      <w:r>
-        <w:t xml:space="preserve">            BasketCreatedAt = DateTime.UtcNow</w:t>
-      </w:r>
+        <w:t xml:space="preserve">            </w:t>
+      </w:r>
+      <w:proofErr w:type="spellStart"/>
+      <w:r>
+        <w:t>UserId</w:t>
+      </w:r>
+      <w:proofErr w:type="spellEnd"/>
+      <w:r>
+        <w:t xml:space="preserve"> = </w:t>
+      </w:r>
+      <w:proofErr w:type="spellStart"/>
+      <w:r>
+        <w:t>userId</w:t>
+      </w:r>
+      <w:proofErr w:type="spellEnd"/>
+      <w:r>
+        <w:t>,</w:t>
+      </w:r>
+    </w:p>
+    <w:p>
+      <w:r>
+        <w:t xml:space="preserve">            </w:t>
+      </w:r>
+      <w:proofErr w:type="spellStart"/>
+      <w:r>
+        <w:t>BasketCreatedAt</w:t>
+      </w:r>
+      <w:proofErr w:type="spellEnd"/>
+      <w:r>
+        <w:t xml:space="preserve"> = </w:t>
+      </w:r>
+      <w:proofErr w:type="spellStart"/>
+      <w:r>
+        <w:t>DateTime.UtcNow</w:t>
+      </w:r>
+      <w:proofErr w:type="spellEnd"/>
     </w:p>
     <w:p>
       <w:r>
@@ -874,12 +1114,32 @@
     <w:p/>
     <w:p>
       <w:r>
-        <w:t xml:space="preserve">        _context.Basket.Add(basket);</w:t>
-      </w:r>
-    </w:p>
-    <w:p>
-      <w:r>
-        <w:t xml:space="preserve">        await _context.SaveChangesAsync();</w:t>
+        <w:t xml:space="preserve">        _</w:t>
+      </w:r>
+      <w:proofErr w:type="spellStart"/>
+      <w:proofErr w:type="gramStart"/>
+      <w:r>
+        <w:t>context.Basket.Add</w:t>
+      </w:r>
+      <w:proofErr w:type="spellEnd"/>
+      <w:proofErr w:type="gramEnd"/>
+      <w:r>
+        <w:t>(basket);</w:t>
+      </w:r>
+    </w:p>
+    <w:p>
+      <w:r>
+        <w:t xml:space="preserve">        await _</w:t>
+      </w:r>
+      <w:proofErr w:type="spellStart"/>
+      <w:proofErr w:type="gramStart"/>
+      <w:r>
+        <w:t>context.SaveChangesAsync</w:t>
+      </w:r>
+      <w:proofErr w:type="spellEnd"/>
+      <w:proofErr w:type="gramEnd"/>
+      <w:r>
+        <w:t>();</w:t>
       </w:r>
     </w:p>
     <w:p>
@@ -895,23 +1155,91 @@
     </w:p>
     <w:p>
       <w:r>
-        <w:t xml:space="preserve">    var basketProducts = await _context.BasketProducts</w:t>
-      </w:r>
-    </w:p>
-    <w:p>
-      <w:r>
-        <w:t xml:space="preserve">        .Where(x =&gt; x.BasketId == basket.BasketId)</w:t>
-      </w:r>
-    </w:p>
-    <w:p>
-      <w:r>
-        <w:t xml:space="preserve">        .Include(x =&gt; x.Products)</w:t>
+        <w:t xml:space="preserve">    var </w:t>
+      </w:r>
+      <w:proofErr w:type="spellStart"/>
+      <w:r>
+        <w:t>basketProducts</w:t>
+      </w:r>
+      <w:proofErr w:type="spellEnd"/>
+      <w:r>
+        <w:t xml:space="preserve"> = await _</w:t>
+      </w:r>
+      <w:proofErr w:type="spellStart"/>
+      <w:proofErr w:type="gramStart"/>
+      <w:r>
+        <w:t>context.BasketProducts</w:t>
+      </w:r>
+      <w:proofErr w:type="spellEnd"/>
+      <w:proofErr w:type="gramEnd"/>
+    </w:p>
+    <w:p>
+      <w:r>
+        <w:t xml:space="preserve">        </w:t>
+      </w:r>
+      <w:proofErr w:type="gramStart"/>
+      <w:r>
+        <w:t>.Where</w:t>
+      </w:r>
+      <w:proofErr w:type="gramEnd"/>
+      <w:r>
+        <w:t xml:space="preserve">(x =&gt; </w:t>
+      </w:r>
+      <w:proofErr w:type="spellStart"/>
+      <w:r>
+        <w:t>x.BasketId</w:t>
+      </w:r>
+      <w:proofErr w:type="spellEnd"/>
+      <w:r>
+        <w:t xml:space="preserve"> == </w:t>
+      </w:r>
+      <w:proofErr w:type="spellStart"/>
+      <w:r>
+        <w:t>basket.BasketId</w:t>
+      </w:r>
+      <w:proofErr w:type="spellEnd"/>
+      <w:r>
+        <w:t>)</w:t>
+      </w:r>
+    </w:p>
+    <w:p>
+      <w:r>
+        <w:t xml:space="preserve">        </w:t>
+      </w:r>
+      <w:proofErr w:type="gramStart"/>
+      <w:r>
+        <w:t>.Include</w:t>
+      </w:r>
+      <w:proofErr w:type="gramEnd"/>
+      <w:r>
+        <w:t xml:space="preserve">(x =&gt; </w:t>
+      </w:r>
+      <w:proofErr w:type="spellStart"/>
+      <w:r>
+        <w:t>x.Products</w:t>
+      </w:r>
+      <w:proofErr w:type="spellEnd"/>
+      <w:r>
+        <w:t>)</w:t>
       </w:r>
     </w:p>
     <w:p>
       <w:r>
         <w:lastRenderedPageBreak/>
-        <w:t xml:space="preserve">        .ToListAsync();</w:t>
+        <w:t xml:space="preserve">        </w:t>
+      </w:r>
+      <w:proofErr w:type="gramStart"/>
+      <w:r>
+        <w:t>.</w:t>
+      </w:r>
+      <w:proofErr w:type="spellStart"/>
+      <w:r>
+        <w:t>ToListAsync</w:t>
+      </w:r>
+      <w:proofErr w:type="spellEnd"/>
+      <w:proofErr w:type="gramEnd"/>
+      <w:r>
+        <w:t>();</w:t>
       </w:r>
     </w:p>
     <w:p/>
@@ -928,7 +1256,23 @@
     <w:p/>
     <w:p>
       <w:r>
-        <w:t xml:space="preserve">    foreach (var basketProduct in basketProducts)</w:t>
+        <w:t xml:space="preserve">    foreach (var </w:t>
+      </w:r>
+      <w:proofErr w:type="spellStart"/>
+      <w:r>
+        <w:t>basketProduct</w:t>
+      </w:r>
+      <w:proofErr w:type="spellEnd"/>
+      <w:r>
+        <w:t xml:space="preserve"> in </w:t>
+      </w:r>
+      <w:proofErr w:type="spellStart"/>
+      <w:r>
+        <w:t>basketProducts</w:t>
+      </w:r>
+      <w:proofErr w:type="spellEnd"/>
+      <w:r>
+        <w:t>)</w:t>
       </w:r>
     </w:p>
     <w:p>
@@ -938,12 +1282,46 @@
     </w:p>
     <w:p>
       <w:r>
-        <w:t xml:space="preserve">        var productTotal = (decimal)basketProduct.Products.Price * basketProduct.Quantity;</w:t>
-      </w:r>
-    </w:p>
-    <w:p>
-      <w:r>
-        <w:t xml:space="preserve">        subtotal += productTotal;</w:t>
+        <w:t xml:space="preserve">        var </w:t>
+      </w:r>
+      <w:proofErr w:type="spellStart"/>
+      <w:r>
+        <w:t>productTotal</w:t>
+      </w:r>
+      <w:proofErr w:type="spellEnd"/>
+      <w:r>
+        <w:t xml:space="preserve"> = (decimal)</w:t>
+      </w:r>
+      <w:proofErr w:type="spellStart"/>
+      <w:proofErr w:type="gramStart"/>
+      <w:r>
+        <w:t>basketProduct.Products.Price</w:t>
+      </w:r>
+      <w:proofErr w:type="spellEnd"/>
+      <w:proofErr w:type="gramEnd"/>
+      <w:r>
+        <w:t xml:space="preserve"> * </w:t>
+      </w:r>
+      <w:proofErr w:type="spellStart"/>
+      <w:r>
+        <w:t>basketProduct.Quantity</w:t>
+      </w:r>
+      <w:proofErr w:type="spellEnd"/>
+      <w:r>
+        <w:t>;</w:t>
+      </w:r>
+    </w:p>
+    <w:p>
+      <w:r>
+        <w:t xml:space="preserve">        subtotal += </w:t>
+      </w:r>
+      <w:proofErr w:type="spellStart"/>
+      <w:r>
+        <w:t>productTotal</w:t>
+      </w:r>
+      <w:proofErr w:type="spellEnd"/>
+      <w:r>
+        <w:t>;</w:t>
       </w:r>
     </w:p>
     <w:p>
@@ -954,12 +1332,56 @@
     <w:p/>
     <w:p>
       <w:r>
-        <w:t xml:space="preserve">    var orderCount = await _context.Orders</w:t>
-      </w:r>
-    </w:p>
-    <w:p>
-      <w:r>
-        <w:t xml:space="preserve">        .CountAsync(x =&gt; x.UserId == userId);</w:t>
+        <w:t xml:space="preserve">    var </w:t>
+      </w:r>
+      <w:proofErr w:type="spellStart"/>
+      <w:r>
+        <w:t>orderCount</w:t>
+      </w:r>
+      <w:proofErr w:type="spellEnd"/>
+      <w:r>
+        <w:t xml:space="preserve"> = await _</w:t>
+      </w:r>
+      <w:proofErr w:type="spellStart"/>
+      <w:proofErr w:type="gramStart"/>
+      <w:r>
+        <w:t>context.Orders</w:t>
+      </w:r>
+      <w:proofErr w:type="spellEnd"/>
+      <w:proofErr w:type="gramEnd"/>
+    </w:p>
+    <w:p>
+      <w:r>
+        <w:t xml:space="preserve">        </w:t>
+      </w:r>
+      <w:proofErr w:type="gramStart"/>
+      <w:r>
+        <w:t>.</w:t>
+      </w:r>
+      <w:proofErr w:type="spellStart"/>
+      <w:r>
+        <w:t>CountAsync</w:t>
+      </w:r>
+      <w:proofErr w:type="spellEnd"/>
+      <w:proofErr w:type="gramEnd"/>
+      <w:r>
+        <w:t xml:space="preserve">(x =&gt; </w:t>
+      </w:r>
+      <w:proofErr w:type="spellStart"/>
+      <w:r>
+        <w:t>x.UserId</w:t>
+      </w:r>
+      <w:proofErr w:type="spellEnd"/>
+      <w:r>
+        <w:t xml:space="preserve"> == </w:t>
+      </w:r>
+      <w:proofErr w:type="spellStart"/>
+      <w:r>
+        <w:t>userId</w:t>
+      </w:r>
+      <w:proofErr w:type="spellEnd"/>
+      <w:r>
+        <w:t>);</w:t>
       </w:r>
     </w:p>
     <w:p/>
@@ -971,7 +1393,15 @@
     <w:p/>
     <w:p>
       <w:r>
-        <w:t xml:space="preserve">    if (orderCount &gt;= 5)</w:t>
+        <w:t xml:space="preserve">    if (</w:t>
+      </w:r>
+      <w:proofErr w:type="spellStart"/>
+      <w:r>
+        <w:t>orderCount</w:t>
+      </w:r>
+      <w:proofErr w:type="spellEnd"/>
+      <w:r>
+        <w:t xml:space="preserve"> &gt;= 5)</w:t>
       </w:r>
     </w:p>
     <w:p>
@@ -998,28 +1428,76 @@
     <w:p/>
     <w:p>
       <w:r>
-        <w:t xml:space="preserve">    ViewBag.Subtotal = subtotal;</w:t>
-      </w:r>
-    </w:p>
-    <w:p>
-      <w:r>
-        <w:t xml:space="preserve">    ViewBag.Discount = discount;</w:t>
-      </w:r>
-    </w:p>
-    <w:p>
-      <w:r>
-        <w:t xml:space="preserve">    ViewBag.Total = total;</w:t>
-      </w:r>
-    </w:p>
-    <w:p>
-      <w:r>
-        <w:t xml:space="preserve">    ViewBag.OrderCount = orderCount;</w:t>
+        <w:t xml:space="preserve">    </w:t>
+      </w:r>
+      <w:proofErr w:type="spellStart"/>
+      <w:r>
+        <w:t>ViewBag.Subtotal</w:t>
+      </w:r>
+      <w:proofErr w:type="spellEnd"/>
+      <w:r>
+        <w:t xml:space="preserve"> = subtotal;</w:t>
+      </w:r>
+    </w:p>
+    <w:p>
+      <w:r>
+        <w:t xml:space="preserve">    </w:t>
+      </w:r>
+      <w:proofErr w:type="spellStart"/>
+      <w:r>
+        <w:t>ViewBag.Discount</w:t>
+      </w:r>
+      <w:proofErr w:type="spellEnd"/>
+      <w:r>
+        <w:t xml:space="preserve"> = discount;</w:t>
+      </w:r>
+    </w:p>
+    <w:p>
+      <w:r>
+        <w:t xml:space="preserve">    </w:t>
+      </w:r>
+      <w:proofErr w:type="spellStart"/>
+      <w:r>
+        <w:t>ViewBag.Total</w:t>
+      </w:r>
+      <w:proofErr w:type="spellEnd"/>
+      <w:r>
+        <w:t xml:space="preserve"> = total;</w:t>
+      </w:r>
+    </w:p>
+    <w:p>
+      <w:r>
+        <w:t xml:space="preserve">    </w:t>
+      </w:r>
+      <w:proofErr w:type="spellStart"/>
+      <w:r>
+        <w:t>ViewBag.OrderCount</w:t>
+      </w:r>
+      <w:proofErr w:type="spellEnd"/>
+      <w:r>
+        <w:t xml:space="preserve"> = </w:t>
+      </w:r>
+      <w:proofErr w:type="spellStart"/>
+      <w:r>
+        <w:t>orderCount</w:t>
+      </w:r>
+      <w:proofErr w:type="spellEnd"/>
+      <w:r>
+        <w:t>;</w:t>
       </w:r>
     </w:p>
     <w:p/>
     <w:p>
       <w:r>
-        <w:t xml:space="preserve">    return View(basketProducts);</w:t>
+        <w:t xml:space="preserve">    return View(</w:t>
+      </w:r>
+      <w:proofErr w:type="spellStart"/>
+      <w:r>
+        <w:t>basketProducts</w:t>
+      </w:r>
+      <w:proofErr w:type="spellEnd"/>
+      <w:r>
+        <w:t>);</w:t>
       </w:r>
     </w:p>
     <w:p>
@@ -1092,10 +1570,39 @@
     </w:p>
     <w:p>
       <w:r>
-        <w:t xml:space="preserve">    Total: £@((item.Products.Price * item.Quantity).ToString("0.00"))</w:t>
-      </w:r>
-      <w:r>
-        <w:t xml:space="preserve"> Total</w:t>
+        <w:t xml:space="preserve">    Total: £</w:t>
+      </w:r>
+      <w:proofErr w:type="gramStart"/>
+      <w:r>
+        <w:t>@(</w:t>
+      </w:r>
+      <w:proofErr w:type="gramEnd"/>
+      <w:r>
+        <w:t>(</w:t>
+      </w:r>
+      <w:proofErr w:type="spellStart"/>
+      <w:r>
+        <w:t>item.Products.Price</w:t>
+      </w:r>
+      <w:proofErr w:type="spellEnd"/>
+      <w:r>
+        <w:t xml:space="preserve"> * </w:t>
+      </w:r>
+      <w:proofErr w:type="spellStart"/>
+      <w:r>
+        <w:t>item.Quantity</w:t>
+      </w:r>
+      <w:proofErr w:type="spellEnd"/>
+      <w:r>
+        <w:t>).</w:t>
+      </w:r>
+      <w:proofErr w:type="spellStart"/>
+      <w:r>
+        <w:t>ToString</w:t>
+      </w:r>
+      <w:proofErr w:type="spellEnd"/>
+      <w:r>
+        <w:t>("0.00")) Total</w:t>
       </w:r>
     </w:p>
     <w:p>
@@ -1105,7 +1612,15 @@
     </w:p>
     <w:p>
       <w:r>
-        <w:t>&lt;span&gt;-£@(((decimal)ViewBag.Discount).ToString("0.00"))&lt;/span&gt;</w:t>
+        <w:t>&lt;span&gt;-£@(((decimal)ViewBag.Discount</w:t>
+      </w:r>
+      <w:proofErr w:type="gramStart"/>
+      <w:r>
+        <w:t>).ToString</w:t>
+      </w:r>
+      <w:proofErr w:type="gramEnd"/>
+      <w:r>
+        <w:t>("0.00"))&lt;/span&gt;</w:t>
       </w:r>
       <w:r>
         <w:t xml:space="preserve"> Loyalty</w:t>
@@ -1113,7 +1628,23 @@
     </w:p>
     <w:p>
       <w:r>
-        <w:t>@if (ViewBag.Discount &gt; 0)</w:t>
+        <w:t>@</w:t>
+      </w:r>
+      <w:proofErr w:type="gramStart"/>
+      <w:r>
+        <w:t>if</w:t>
+      </w:r>
+      <w:proofErr w:type="gramEnd"/>
+      <w:r>
+        <w:t xml:space="preserve"> (</w:t>
+      </w:r>
+      <w:proofErr w:type="spellStart"/>
+      <w:r>
+        <w:t>ViewBag.Discount</w:t>
+      </w:r>
+      <w:proofErr w:type="spellEnd"/>
+      <w:r>
+        <w:t xml:space="preserve"> &gt; 0)</w:t>
       </w:r>
       <w:r>
         <w:t xml:space="preserve"> Discount check</w:t>
@@ -1125,6 +1656,9 @@
     <w:p/>
     <w:p>
       <w:r>
+        <w:rPr>
+          <w:noProof/>
+        </w:rPr>
         <w:lastRenderedPageBreak/>
         <w:drawing>
           <wp:inline distT="0" distB="0" distL="0" distR="0" wp14:anchorId="56EC9327" wp14:editId="1ADB7C8D">
@@ -1161,6 +1695,2295 @@
             </a:graphic>
           </wp:inline>
         </w:drawing>
+      </w:r>
+    </w:p>
+    <w:p/>
+    <w:p/>
+    <w:p/>
+    <w:p>
+      <w:r>
+        <w:drawing>
+          <wp:inline distT="0" distB="0" distL="0" distR="0" wp14:anchorId="3059FDA4" wp14:editId="076445A3">
+            <wp:extent cx="5106113" cy="2543530"/>
+            <wp:effectExtent l="0" t="0" r="0" b="9525"/>
+            <wp:docPr id="3" name="Picture 3"/>
+            <wp:cNvGraphicFramePr>
+              <a:graphicFrameLocks xmlns:a="http://schemas.openxmlformats.org/drawingml/2006/main" noChangeAspect="1"/>
+            </wp:cNvGraphicFramePr>
+            <a:graphic xmlns:a="http://schemas.openxmlformats.org/drawingml/2006/main">
+              <a:graphicData uri="http://schemas.openxmlformats.org/drawingml/2006/picture">
+                <pic:pic xmlns:pic="http://schemas.openxmlformats.org/drawingml/2006/picture">
+                  <pic:nvPicPr>
+                    <pic:cNvPr id="1" name=""/>
+                    <pic:cNvPicPr/>
+                  </pic:nvPicPr>
+                  <pic:blipFill>
+                    <a:blip r:embed="rId8"/>
+                    <a:stretch>
+                      <a:fillRect/>
+                    </a:stretch>
+                  </pic:blipFill>
+                  <pic:spPr>
+                    <a:xfrm>
+                      <a:off x="0" y="0"/>
+                      <a:ext cx="5106113" cy="2543530"/>
+                    </a:xfrm>
+                    <a:prstGeom prst="rect">
+                      <a:avLst/>
+                    </a:prstGeom>
+                  </pic:spPr>
+                </pic:pic>
+              </a:graphicData>
+            </a:graphic>
+          </wp:inline>
+        </w:drawing>
+      </w:r>
+      <w:r>
+        <w:drawing>
+          <wp:inline distT="0" distB="0" distL="0" distR="0" wp14:anchorId="75499DBF" wp14:editId="092DDF4D">
+            <wp:extent cx="6824112" cy="94050"/>
+            <wp:effectExtent l="0" t="0" r="0" b="1270"/>
+            <wp:docPr id="5" name="Picture 5"/>
+            <wp:cNvGraphicFramePr>
+              <a:graphicFrameLocks xmlns:a="http://schemas.openxmlformats.org/drawingml/2006/main" noChangeAspect="1"/>
+            </wp:cNvGraphicFramePr>
+            <a:graphic xmlns:a="http://schemas.openxmlformats.org/drawingml/2006/main">
+              <a:graphicData uri="http://schemas.openxmlformats.org/drawingml/2006/picture">
+                <pic:pic xmlns:pic="http://schemas.openxmlformats.org/drawingml/2006/picture">
+                  <pic:nvPicPr>
+                    <pic:cNvPr id="1" name=""/>
+                    <pic:cNvPicPr/>
+                  </pic:nvPicPr>
+                  <pic:blipFill>
+                    <a:blip r:embed="rId9"/>
+                    <a:stretch>
+                      <a:fillRect/>
+                    </a:stretch>
+                  </pic:blipFill>
+                  <pic:spPr>
+                    <a:xfrm>
+                      <a:off x="0" y="0"/>
+                      <a:ext cx="9107844" cy="125524"/>
+                    </a:xfrm>
+                    <a:prstGeom prst="rect">
+                      <a:avLst/>
+                    </a:prstGeom>
+                  </pic:spPr>
+                </pic:pic>
+              </a:graphicData>
+            </a:graphic>
+          </wp:inline>
+        </w:drawing>
+      </w:r>
+    </w:p>
+    <w:p>
+      <w:r>
+        <w:t>I fixed this by removing the return Redirect to Action(“</w:t>
+      </w:r>
+      <w:proofErr w:type="spellStart"/>
+      <w:r>
+        <w:t>Index</w:t>
+      </w:r>
+      <w:proofErr w:type="gramStart"/>
+      <w:r>
+        <w:t>,”Home</w:t>
+      </w:r>
+      <w:proofErr w:type="spellEnd"/>
+      <w:proofErr w:type="gramEnd"/>
+      <w:r>
+        <w:t xml:space="preserve">) </w:t>
+      </w:r>
+      <w:r>
+        <w:t>statement out of the for loop which thus allows the method to returns a value.</w:t>
+      </w:r>
+    </w:p>
+    <w:p/>
+    <w:p>
+      <w:r>
+        <w:lastRenderedPageBreak/>
+        <w:drawing>
+          <wp:inline distT="0" distB="0" distL="0" distR="0" wp14:anchorId="6CA324F0" wp14:editId="19861B61">
+            <wp:extent cx="5943600" cy="2003425"/>
+            <wp:effectExtent l="0" t="0" r="0" b="0"/>
+            <wp:docPr id="7" name="Picture 7"/>
+            <wp:cNvGraphicFramePr>
+              <a:graphicFrameLocks xmlns:a="http://schemas.openxmlformats.org/drawingml/2006/main" noChangeAspect="1"/>
+            </wp:cNvGraphicFramePr>
+            <a:graphic xmlns:a="http://schemas.openxmlformats.org/drawingml/2006/main">
+              <a:graphicData uri="http://schemas.openxmlformats.org/drawingml/2006/picture">
+                <pic:pic xmlns:pic="http://schemas.openxmlformats.org/drawingml/2006/picture">
+                  <pic:nvPicPr>
+                    <pic:cNvPr id="1" name=""/>
+                    <pic:cNvPicPr/>
+                  </pic:nvPicPr>
+                  <pic:blipFill>
+                    <a:blip r:embed="rId10"/>
+                    <a:stretch>
+                      <a:fillRect/>
+                    </a:stretch>
+                  </pic:blipFill>
+                  <pic:spPr>
+                    <a:xfrm>
+                      <a:off x="0" y="0"/>
+                      <a:ext cx="5943600" cy="2003425"/>
+                    </a:xfrm>
+                    <a:prstGeom prst="rect">
+                      <a:avLst/>
+                    </a:prstGeom>
+                  </pic:spPr>
+                </pic:pic>
+              </a:graphicData>
+            </a:graphic>
+          </wp:inline>
+        </w:drawing>
+      </w:r>
+    </w:p>
+    <w:p>
+      <w:r>
+        <w:drawing>
+          <wp:inline distT="0" distB="0" distL="0" distR="0" wp14:anchorId="01011840" wp14:editId="29EDE9A4">
+            <wp:extent cx="5943600" cy="774700"/>
+            <wp:effectExtent l="0" t="0" r="0" b="6350"/>
+            <wp:docPr id="8" name="Picture 8"/>
+            <wp:cNvGraphicFramePr>
+              <a:graphicFrameLocks xmlns:a="http://schemas.openxmlformats.org/drawingml/2006/main" noChangeAspect="1"/>
+            </wp:cNvGraphicFramePr>
+            <a:graphic xmlns:a="http://schemas.openxmlformats.org/drawingml/2006/main">
+              <a:graphicData uri="http://schemas.openxmlformats.org/drawingml/2006/picture">
+                <pic:pic xmlns:pic="http://schemas.openxmlformats.org/drawingml/2006/picture">
+                  <pic:nvPicPr>
+                    <pic:cNvPr id="1" name=""/>
+                    <pic:cNvPicPr/>
+                  </pic:nvPicPr>
+                  <pic:blipFill>
+                    <a:blip r:embed="rId11"/>
+                    <a:stretch>
+                      <a:fillRect/>
+                    </a:stretch>
+                  </pic:blipFill>
+                  <pic:spPr>
+                    <a:xfrm>
+                      <a:off x="0" y="0"/>
+                      <a:ext cx="5943600" cy="774700"/>
+                    </a:xfrm>
+                    <a:prstGeom prst="rect">
+                      <a:avLst/>
+                    </a:prstGeom>
+                  </pic:spPr>
+                </pic:pic>
+              </a:graphicData>
+            </a:graphic>
+          </wp:inline>
+        </w:drawing>
+      </w:r>
+    </w:p>
+    <w:p>
+      <w:r>
+        <w:t xml:space="preserve">I changed the </w:t>
+      </w:r>
+      <w:proofErr w:type="spellStart"/>
+      <w:r>
+        <w:t>Viewbag</w:t>
+      </w:r>
+      <w:proofErr w:type="spellEnd"/>
+      <w:r>
+        <w:t xml:space="preserve"> to </w:t>
+      </w:r>
+      <w:proofErr w:type="spellStart"/>
+      <w:r>
+        <w:t>TotalAmount</w:t>
+      </w:r>
+      <w:proofErr w:type="spellEnd"/>
+      <w:r>
+        <w:t xml:space="preserve"> instead of subtotal</w:t>
+      </w:r>
+    </w:p>
+    <w:p/>
+    <w:p>
+      <w:pPr>
+        <w:autoSpaceDE w:val="0"/>
+        <w:autoSpaceDN w:val="0"/>
+        <w:adjustRightInd w:val="0"/>
+        <w:spacing w:after="0" w:line="240" w:lineRule="auto"/>
+        <w:rPr>
+          <w:rFonts w:ascii="Cascadia Mono" w:hAnsi="Cascadia Mono" w:cs="Cascadia Mono"/>
+          <w:color w:val="008000"/>
+          <w:sz w:val="19"/>
+          <w:szCs w:val="19"/>
+          <w:highlight w:val="white"/>
+        </w:rPr>
+      </w:pPr>
+      <w:r>
+        <w:rPr>
+          <w:rFonts w:ascii="Cascadia Mono" w:hAnsi="Cascadia Mono" w:cs="Cascadia Mono"/>
+          <w:color w:val="008000"/>
+          <w:sz w:val="19"/>
+          <w:szCs w:val="19"/>
+          <w:highlight w:val="white"/>
+        </w:rPr>
+        <w:t>// POST: Products/Delete/5</w:t>
+      </w:r>
+    </w:p>
+    <w:p>
+      <w:pPr>
+        <w:autoSpaceDE w:val="0"/>
+        <w:autoSpaceDN w:val="0"/>
+        <w:adjustRightInd w:val="0"/>
+        <w:spacing w:after="0" w:line="240" w:lineRule="auto"/>
+        <w:rPr>
+          <w:rFonts w:ascii="Cascadia Mono" w:hAnsi="Cascadia Mono" w:cs="Cascadia Mono"/>
+          <w:color w:val="000000"/>
+          <w:sz w:val="19"/>
+          <w:szCs w:val="19"/>
+          <w:highlight w:val="white"/>
+        </w:rPr>
+      </w:pPr>
+      <w:r>
+        <w:rPr>
+          <w:rFonts w:ascii="Cascadia Mono" w:hAnsi="Cascadia Mono" w:cs="Cascadia Mono"/>
+          <w:color w:val="000000"/>
+          <w:sz w:val="19"/>
+          <w:szCs w:val="19"/>
+          <w:highlight w:val="white"/>
+        </w:rPr>
+        <w:t xml:space="preserve"> [</w:t>
+      </w:r>
+      <w:proofErr w:type="spellStart"/>
+      <w:r>
+        <w:rPr>
+          <w:rFonts w:ascii="Cascadia Mono" w:hAnsi="Cascadia Mono" w:cs="Cascadia Mono"/>
+          <w:color w:val="2B91AF"/>
+          <w:sz w:val="19"/>
+          <w:szCs w:val="19"/>
+          <w:highlight w:val="white"/>
+        </w:rPr>
+        <w:t>HttpPost</w:t>
+      </w:r>
+      <w:proofErr w:type="spellEnd"/>
+      <w:r>
+        <w:rPr>
+          <w:rFonts w:ascii="Cascadia Mono" w:hAnsi="Cascadia Mono" w:cs="Cascadia Mono"/>
+          <w:color w:val="000000"/>
+          <w:sz w:val="19"/>
+          <w:szCs w:val="19"/>
+          <w:highlight w:val="white"/>
+        </w:rPr>
+        <w:t xml:space="preserve">, </w:t>
+      </w:r>
+      <w:proofErr w:type="spellStart"/>
+      <w:r>
+        <w:rPr>
+          <w:rFonts w:ascii="Cascadia Mono" w:hAnsi="Cascadia Mono" w:cs="Cascadia Mono"/>
+          <w:color w:val="2B91AF"/>
+          <w:sz w:val="19"/>
+          <w:szCs w:val="19"/>
+          <w:highlight w:val="white"/>
+        </w:rPr>
+        <w:t>ActionName</w:t>
+      </w:r>
+      <w:proofErr w:type="spellEnd"/>
+      <w:r>
+        <w:rPr>
+          <w:rFonts w:ascii="Cascadia Mono" w:hAnsi="Cascadia Mono" w:cs="Cascadia Mono"/>
+          <w:color w:val="000000"/>
+          <w:sz w:val="19"/>
+          <w:szCs w:val="19"/>
+          <w:highlight w:val="white"/>
+        </w:rPr>
+        <w:t>(</w:t>
+      </w:r>
+      <w:r>
+        <w:rPr>
+          <w:rFonts w:ascii="Cascadia Mono" w:hAnsi="Cascadia Mono" w:cs="Cascadia Mono"/>
+          <w:color w:val="A31515"/>
+          <w:sz w:val="19"/>
+          <w:szCs w:val="19"/>
+          <w:highlight w:val="white"/>
+        </w:rPr>
+        <w:t>"Delete"</w:t>
+      </w:r>
+      <w:r>
+        <w:rPr>
+          <w:rFonts w:ascii="Cascadia Mono" w:hAnsi="Cascadia Mono" w:cs="Cascadia Mono"/>
+          <w:color w:val="000000"/>
+          <w:sz w:val="19"/>
+          <w:szCs w:val="19"/>
+          <w:highlight w:val="white"/>
+        </w:rPr>
+        <w:t>)]</w:t>
+      </w:r>
+    </w:p>
+    <w:p>
+      <w:pPr>
+        <w:autoSpaceDE w:val="0"/>
+        <w:autoSpaceDN w:val="0"/>
+        <w:adjustRightInd w:val="0"/>
+        <w:spacing w:after="0" w:line="240" w:lineRule="auto"/>
+        <w:rPr>
+          <w:rFonts w:ascii="Cascadia Mono" w:hAnsi="Cascadia Mono" w:cs="Cascadia Mono"/>
+          <w:color w:val="000000"/>
+          <w:sz w:val="19"/>
+          <w:szCs w:val="19"/>
+          <w:highlight w:val="white"/>
+        </w:rPr>
+      </w:pPr>
+      <w:r>
+        <w:rPr>
+          <w:rFonts w:ascii="Cascadia Mono" w:hAnsi="Cascadia Mono" w:cs="Cascadia Mono"/>
+          <w:color w:val="000000"/>
+          <w:sz w:val="19"/>
+          <w:szCs w:val="19"/>
+          <w:highlight w:val="white"/>
+        </w:rPr>
+        <w:t xml:space="preserve"> [</w:t>
+      </w:r>
+      <w:proofErr w:type="spellStart"/>
+      <w:r>
+        <w:rPr>
+          <w:rFonts w:ascii="Cascadia Mono" w:hAnsi="Cascadia Mono" w:cs="Cascadia Mono"/>
+          <w:color w:val="2B91AF"/>
+          <w:sz w:val="19"/>
+          <w:szCs w:val="19"/>
+          <w:highlight w:val="white"/>
+        </w:rPr>
+        <w:t>ValidateAntiForgeryToken</w:t>
+      </w:r>
+      <w:proofErr w:type="spellEnd"/>
+      <w:r>
+        <w:rPr>
+          <w:rFonts w:ascii="Cascadia Mono" w:hAnsi="Cascadia Mono" w:cs="Cascadia Mono"/>
+          <w:color w:val="000000"/>
+          <w:sz w:val="19"/>
+          <w:szCs w:val="19"/>
+          <w:highlight w:val="white"/>
+        </w:rPr>
+        <w:t>]</w:t>
+      </w:r>
+    </w:p>
+    <w:p>
+      <w:pPr>
+        <w:autoSpaceDE w:val="0"/>
+        <w:autoSpaceDN w:val="0"/>
+        <w:adjustRightInd w:val="0"/>
+        <w:spacing w:after="0" w:line="240" w:lineRule="auto"/>
+        <w:rPr>
+          <w:rFonts w:ascii="Cascadia Mono" w:hAnsi="Cascadia Mono" w:cs="Cascadia Mono"/>
+          <w:color w:val="000000"/>
+          <w:sz w:val="19"/>
+          <w:szCs w:val="19"/>
+          <w:highlight w:val="white"/>
+        </w:rPr>
+      </w:pPr>
+      <w:r>
+        <w:rPr>
+          <w:rFonts w:ascii="Cascadia Mono" w:hAnsi="Cascadia Mono" w:cs="Cascadia Mono"/>
+          <w:color w:val="000000"/>
+          <w:sz w:val="19"/>
+          <w:szCs w:val="19"/>
+          <w:highlight w:val="white"/>
+        </w:rPr>
+        <w:t xml:space="preserve"> </w:t>
+      </w:r>
+      <w:r>
+        <w:rPr>
+          <w:rFonts w:ascii="Cascadia Mono" w:hAnsi="Cascadia Mono" w:cs="Cascadia Mono"/>
+          <w:color w:val="0000FF"/>
+          <w:sz w:val="19"/>
+          <w:szCs w:val="19"/>
+          <w:highlight w:val="white"/>
+        </w:rPr>
+        <w:t>public</w:t>
+      </w:r>
+      <w:r>
+        <w:rPr>
+          <w:rFonts w:ascii="Cascadia Mono" w:hAnsi="Cascadia Mono" w:cs="Cascadia Mono"/>
+          <w:color w:val="000000"/>
+          <w:sz w:val="19"/>
+          <w:szCs w:val="19"/>
+          <w:highlight w:val="white"/>
+        </w:rPr>
+        <w:t xml:space="preserve"> </w:t>
+      </w:r>
+      <w:r>
+        <w:rPr>
+          <w:rFonts w:ascii="Cascadia Mono" w:hAnsi="Cascadia Mono" w:cs="Cascadia Mono"/>
+          <w:color w:val="0000FF"/>
+          <w:sz w:val="19"/>
+          <w:szCs w:val="19"/>
+          <w:highlight w:val="white"/>
+        </w:rPr>
+        <w:t>async</w:t>
+      </w:r>
+      <w:r>
+        <w:rPr>
+          <w:rFonts w:ascii="Cascadia Mono" w:hAnsi="Cascadia Mono" w:cs="Cascadia Mono"/>
+          <w:color w:val="000000"/>
+          <w:sz w:val="19"/>
+          <w:szCs w:val="19"/>
+          <w:highlight w:val="white"/>
+        </w:rPr>
+        <w:t xml:space="preserve"> </w:t>
+      </w:r>
+      <w:r>
+        <w:rPr>
+          <w:rFonts w:ascii="Cascadia Mono" w:hAnsi="Cascadia Mono" w:cs="Cascadia Mono"/>
+          <w:color w:val="2B91AF"/>
+          <w:sz w:val="19"/>
+          <w:szCs w:val="19"/>
+          <w:highlight w:val="white"/>
+        </w:rPr>
+        <w:t>Task</w:t>
+      </w:r>
+      <w:r>
+        <w:rPr>
+          <w:rFonts w:ascii="Cascadia Mono" w:hAnsi="Cascadia Mono" w:cs="Cascadia Mono"/>
+          <w:color w:val="000000"/>
+          <w:sz w:val="19"/>
+          <w:szCs w:val="19"/>
+          <w:highlight w:val="white"/>
+        </w:rPr>
+        <w:t>&lt;</w:t>
+      </w:r>
+      <w:proofErr w:type="spellStart"/>
+      <w:r>
+        <w:rPr>
+          <w:rFonts w:ascii="Cascadia Mono" w:hAnsi="Cascadia Mono" w:cs="Cascadia Mono"/>
+          <w:color w:val="2B91AF"/>
+          <w:sz w:val="19"/>
+          <w:szCs w:val="19"/>
+          <w:highlight w:val="white"/>
+        </w:rPr>
+        <w:t>IActionResult</w:t>
+      </w:r>
+      <w:proofErr w:type="spellEnd"/>
+      <w:r>
+        <w:rPr>
+          <w:rFonts w:ascii="Cascadia Mono" w:hAnsi="Cascadia Mono" w:cs="Cascadia Mono"/>
+          <w:color w:val="000000"/>
+          <w:sz w:val="19"/>
+          <w:szCs w:val="19"/>
+          <w:highlight w:val="white"/>
+        </w:rPr>
+        <w:t xml:space="preserve">&gt; </w:t>
+      </w:r>
+      <w:proofErr w:type="spellStart"/>
+      <w:proofErr w:type="gramStart"/>
+      <w:r>
+        <w:rPr>
+          <w:rFonts w:ascii="Cascadia Mono" w:hAnsi="Cascadia Mono" w:cs="Cascadia Mono"/>
+          <w:color w:val="000000"/>
+          <w:sz w:val="19"/>
+          <w:szCs w:val="19"/>
+          <w:highlight w:val="white"/>
+        </w:rPr>
+        <w:t>DeleteConfirmed</w:t>
+      </w:r>
+      <w:proofErr w:type="spellEnd"/>
+      <w:r>
+        <w:rPr>
+          <w:rFonts w:ascii="Cascadia Mono" w:hAnsi="Cascadia Mono" w:cs="Cascadia Mono"/>
+          <w:color w:val="000000"/>
+          <w:sz w:val="19"/>
+          <w:szCs w:val="19"/>
+          <w:highlight w:val="white"/>
+        </w:rPr>
+        <w:t>(</w:t>
+      </w:r>
+      <w:proofErr w:type="gramEnd"/>
+      <w:r>
+        <w:rPr>
+          <w:rFonts w:ascii="Cascadia Mono" w:hAnsi="Cascadia Mono" w:cs="Cascadia Mono"/>
+          <w:color w:val="0000FF"/>
+          <w:sz w:val="19"/>
+          <w:szCs w:val="19"/>
+          <w:highlight w:val="white"/>
+        </w:rPr>
+        <w:t>int</w:t>
+      </w:r>
+      <w:r>
+        <w:rPr>
+          <w:rFonts w:ascii="Cascadia Mono" w:hAnsi="Cascadia Mono" w:cs="Cascadia Mono"/>
+          <w:color w:val="000000"/>
+          <w:sz w:val="19"/>
+          <w:szCs w:val="19"/>
+          <w:highlight w:val="white"/>
+        </w:rPr>
+        <w:t xml:space="preserve"> id)</w:t>
+      </w:r>
+    </w:p>
+    <w:p>
+      <w:pPr>
+        <w:autoSpaceDE w:val="0"/>
+        <w:autoSpaceDN w:val="0"/>
+        <w:adjustRightInd w:val="0"/>
+        <w:spacing w:after="0" w:line="240" w:lineRule="auto"/>
+        <w:rPr>
+          <w:rFonts w:ascii="Cascadia Mono" w:hAnsi="Cascadia Mono" w:cs="Cascadia Mono"/>
+          <w:color w:val="000000"/>
+          <w:sz w:val="19"/>
+          <w:szCs w:val="19"/>
+          <w:highlight w:val="white"/>
+        </w:rPr>
+      </w:pPr>
+      <w:r>
+        <w:rPr>
+          <w:rFonts w:ascii="Cascadia Mono" w:hAnsi="Cascadia Mono" w:cs="Cascadia Mono"/>
+          <w:color w:val="000000"/>
+          <w:sz w:val="19"/>
+          <w:szCs w:val="19"/>
+          <w:highlight w:val="white"/>
+        </w:rPr>
+        <w:t xml:space="preserve"> {</w:t>
+      </w:r>
+    </w:p>
+    <w:p>
+      <w:pPr>
+        <w:autoSpaceDE w:val="0"/>
+        <w:autoSpaceDN w:val="0"/>
+        <w:adjustRightInd w:val="0"/>
+        <w:spacing w:after="0" w:line="240" w:lineRule="auto"/>
+        <w:rPr>
+          <w:rFonts w:ascii="Cascadia Mono" w:hAnsi="Cascadia Mono" w:cs="Cascadia Mono"/>
+          <w:color w:val="000000"/>
+          <w:sz w:val="19"/>
+          <w:szCs w:val="19"/>
+          <w:highlight w:val="white"/>
+        </w:rPr>
+      </w:pPr>
+      <w:r>
+        <w:rPr>
+          <w:rFonts w:ascii="Cascadia Mono" w:hAnsi="Cascadia Mono" w:cs="Cascadia Mono"/>
+          <w:color w:val="000000"/>
+          <w:sz w:val="19"/>
+          <w:szCs w:val="19"/>
+          <w:highlight w:val="white"/>
+        </w:rPr>
+        <w:t xml:space="preserve">     </w:t>
+      </w:r>
+      <w:r>
+        <w:rPr>
+          <w:rFonts w:ascii="Cascadia Mono" w:hAnsi="Cascadia Mono" w:cs="Cascadia Mono"/>
+          <w:color w:val="0000FF"/>
+          <w:sz w:val="19"/>
+          <w:szCs w:val="19"/>
+          <w:highlight w:val="white"/>
+        </w:rPr>
+        <w:t>var</w:t>
+      </w:r>
+      <w:r>
+        <w:rPr>
+          <w:rFonts w:ascii="Cascadia Mono" w:hAnsi="Cascadia Mono" w:cs="Cascadia Mono"/>
+          <w:color w:val="000000"/>
+          <w:sz w:val="19"/>
+          <w:szCs w:val="19"/>
+          <w:highlight w:val="white"/>
+        </w:rPr>
+        <w:t xml:space="preserve"> </w:t>
+      </w:r>
+      <w:proofErr w:type="spellStart"/>
+      <w:r>
+        <w:rPr>
+          <w:rFonts w:ascii="Cascadia Mono" w:hAnsi="Cascadia Mono" w:cs="Cascadia Mono"/>
+          <w:color w:val="000000"/>
+          <w:sz w:val="19"/>
+          <w:szCs w:val="19"/>
+          <w:highlight w:val="white"/>
+        </w:rPr>
+        <w:t>userId</w:t>
+      </w:r>
+      <w:proofErr w:type="spellEnd"/>
+      <w:r>
+        <w:rPr>
+          <w:rFonts w:ascii="Cascadia Mono" w:hAnsi="Cascadia Mono" w:cs="Cascadia Mono"/>
+          <w:color w:val="000000"/>
+          <w:sz w:val="19"/>
+          <w:szCs w:val="19"/>
+          <w:highlight w:val="white"/>
+        </w:rPr>
+        <w:t xml:space="preserve"> = </w:t>
+      </w:r>
+      <w:proofErr w:type="spellStart"/>
+      <w:r>
+        <w:rPr>
+          <w:rFonts w:ascii="Cascadia Mono" w:hAnsi="Cascadia Mono" w:cs="Cascadia Mono"/>
+          <w:color w:val="000000"/>
+          <w:sz w:val="19"/>
+          <w:szCs w:val="19"/>
+          <w:highlight w:val="white"/>
+        </w:rPr>
+        <w:t>User.FindFirstValue</w:t>
+      </w:r>
+      <w:proofErr w:type="spellEnd"/>
+      <w:r>
+        <w:rPr>
+          <w:rFonts w:ascii="Cascadia Mono" w:hAnsi="Cascadia Mono" w:cs="Cascadia Mono"/>
+          <w:color w:val="000000"/>
+          <w:sz w:val="19"/>
+          <w:szCs w:val="19"/>
+          <w:highlight w:val="white"/>
+        </w:rPr>
+        <w:t>(</w:t>
+      </w:r>
+      <w:proofErr w:type="spellStart"/>
+      <w:r>
+        <w:rPr>
+          <w:rFonts w:ascii="Cascadia Mono" w:hAnsi="Cascadia Mono" w:cs="Cascadia Mono"/>
+          <w:color w:val="2B91AF"/>
+          <w:sz w:val="19"/>
+          <w:szCs w:val="19"/>
+          <w:highlight w:val="white"/>
+        </w:rPr>
+        <w:t>ClaimTypes</w:t>
+      </w:r>
+      <w:r>
+        <w:rPr>
+          <w:rFonts w:ascii="Cascadia Mono" w:hAnsi="Cascadia Mono" w:cs="Cascadia Mono"/>
+          <w:color w:val="000000"/>
+          <w:sz w:val="19"/>
+          <w:szCs w:val="19"/>
+          <w:highlight w:val="white"/>
+        </w:rPr>
+        <w:t>.NameIdentifier</w:t>
+      </w:r>
+      <w:proofErr w:type="spellEnd"/>
+      <w:r>
+        <w:rPr>
+          <w:rFonts w:ascii="Cascadia Mono" w:hAnsi="Cascadia Mono" w:cs="Cascadia Mono"/>
+          <w:color w:val="000000"/>
+          <w:sz w:val="19"/>
+          <w:szCs w:val="19"/>
+          <w:highlight w:val="white"/>
+        </w:rPr>
+        <w:t>);</w:t>
+      </w:r>
+    </w:p>
+    <w:p>
+      <w:pPr>
+        <w:autoSpaceDE w:val="0"/>
+        <w:autoSpaceDN w:val="0"/>
+        <w:adjustRightInd w:val="0"/>
+        <w:spacing w:after="0" w:line="240" w:lineRule="auto"/>
+        <w:rPr>
+          <w:rFonts w:ascii="Cascadia Mono" w:hAnsi="Cascadia Mono" w:cs="Cascadia Mono"/>
+          <w:color w:val="000000"/>
+          <w:sz w:val="19"/>
+          <w:szCs w:val="19"/>
+          <w:highlight w:val="white"/>
+        </w:rPr>
+      </w:pPr>
+      <w:r>
+        <w:rPr>
+          <w:rFonts w:ascii="Cascadia Mono" w:hAnsi="Cascadia Mono" w:cs="Cascadia Mono"/>
+          <w:color w:val="000000"/>
+          <w:sz w:val="19"/>
+          <w:szCs w:val="19"/>
+          <w:highlight w:val="white"/>
+        </w:rPr>
+        <w:t xml:space="preserve">     </w:t>
+      </w:r>
+      <w:r>
+        <w:rPr>
+          <w:rFonts w:ascii="Cascadia Mono" w:hAnsi="Cascadia Mono" w:cs="Cascadia Mono"/>
+          <w:color w:val="0000FF"/>
+          <w:sz w:val="19"/>
+          <w:szCs w:val="19"/>
+          <w:highlight w:val="white"/>
+        </w:rPr>
+        <w:t>if</w:t>
+      </w:r>
+      <w:r>
+        <w:rPr>
+          <w:rFonts w:ascii="Cascadia Mono" w:hAnsi="Cascadia Mono" w:cs="Cascadia Mono"/>
+          <w:color w:val="000000"/>
+          <w:sz w:val="19"/>
+          <w:szCs w:val="19"/>
+          <w:highlight w:val="white"/>
+        </w:rPr>
+        <w:t xml:space="preserve"> (</w:t>
+      </w:r>
+      <w:proofErr w:type="spellStart"/>
+      <w:r>
+        <w:rPr>
+          <w:rFonts w:ascii="Cascadia Mono" w:hAnsi="Cascadia Mono" w:cs="Cascadia Mono"/>
+          <w:color w:val="000000"/>
+          <w:sz w:val="19"/>
+          <w:szCs w:val="19"/>
+          <w:highlight w:val="white"/>
+        </w:rPr>
+        <w:t>userId</w:t>
+      </w:r>
+      <w:proofErr w:type="spellEnd"/>
+      <w:r>
+        <w:rPr>
+          <w:rFonts w:ascii="Cascadia Mono" w:hAnsi="Cascadia Mono" w:cs="Cascadia Mono"/>
+          <w:color w:val="000000"/>
+          <w:sz w:val="19"/>
+          <w:szCs w:val="19"/>
+          <w:highlight w:val="white"/>
+        </w:rPr>
+        <w:t xml:space="preserve"> == </w:t>
+      </w:r>
+      <w:r>
+        <w:rPr>
+          <w:rFonts w:ascii="Cascadia Mono" w:hAnsi="Cascadia Mono" w:cs="Cascadia Mono"/>
+          <w:color w:val="0000FF"/>
+          <w:sz w:val="19"/>
+          <w:szCs w:val="19"/>
+          <w:highlight w:val="white"/>
+        </w:rPr>
+        <w:t>null</w:t>
+      </w:r>
+      <w:r>
+        <w:rPr>
+          <w:rFonts w:ascii="Cascadia Mono" w:hAnsi="Cascadia Mono" w:cs="Cascadia Mono"/>
+          <w:color w:val="000000"/>
+          <w:sz w:val="19"/>
+          <w:szCs w:val="19"/>
+          <w:highlight w:val="white"/>
+        </w:rPr>
+        <w:t>)</w:t>
+      </w:r>
+    </w:p>
+    <w:p>
+      <w:pPr>
+        <w:autoSpaceDE w:val="0"/>
+        <w:autoSpaceDN w:val="0"/>
+        <w:adjustRightInd w:val="0"/>
+        <w:spacing w:after="0" w:line="240" w:lineRule="auto"/>
+        <w:rPr>
+          <w:rFonts w:ascii="Cascadia Mono" w:hAnsi="Cascadia Mono" w:cs="Cascadia Mono"/>
+          <w:color w:val="000000"/>
+          <w:sz w:val="19"/>
+          <w:szCs w:val="19"/>
+          <w:highlight w:val="white"/>
+        </w:rPr>
+      </w:pPr>
+      <w:r>
+        <w:rPr>
+          <w:rFonts w:ascii="Cascadia Mono" w:hAnsi="Cascadia Mono" w:cs="Cascadia Mono"/>
+          <w:color w:val="000000"/>
+          <w:sz w:val="19"/>
+          <w:szCs w:val="19"/>
+          <w:highlight w:val="white"/>
+        </w:rPr>
+        <w:t xml:space="preserve">     {</w:t>
+      </w:r>
+    </w:p>
+    <w:p>
+      <w:pPr>
+        <w:autoSpaceDE w:val="0"/>
+        <w:autoSpaceDN w:val="0"/>
+        <w:adjustRightInd w:val="0"/>
+        <w:spacing w:after="0" w:line="240" w:lineRule="auto"/>
+        <w:rPr>
+          <w:rFonts w:ascii="Cascadia Mono" w:hAnsi="Cascadia Mono" w:cs="Cascadia Mono"/>
+          <w:color w:val="000000"/>
+          <w:sz w:val="19"/>
+          <w:szCs w:val="19"/>
+          <w:highlight w:val="white"/>
+        </w:rPr>
+      </w:pPr>
+      <w:r>
+        <w:rPr>
+          <w:rFonts w:ascii="Cascadia Mono" w:hAnsi="Cascadia Mono" w:cs="Cascadia Mono"/>
+          <w:color w:val="000000"/>
+          <w:sz w:val="19"/>
+          <w:szCs w:val="19"/>
+          <w:highlight w:val="white"/>
+        </w:rPr>
+        <w:t xml:space="preserve">         </w:t>
+      </w:r>
+      <w:r>
+        <w:rPr>
+          <w:rFonts w:ascii="Cascadia Mono" w:hAnsi="Cascadia Mono" w:cs="Cascadia Mono"/>
+          <w:color w:val="0000FF"/>
+          <w:sz w:val="19"/>
+          <w:szCs w:val="19"/>
+          <w:highlight w:val="white"/>
+        </w:rPr>
+        <w:t>return</w:t>
+      </w:r>
+      <w:r>
+        <w:rPr>
+          <w:rFonts w:ascii="Cascadia Mono" w:hAnsi="Cascadia Mono" w:cs="Cascadia Mono"/>
+          <w:color w:val="000000"/>
+          <w:sz w:val="19"/>
+          <w:szCs w:val="19"/>
+          <w:highlight w:val="white"/>
+        </w:rPr>
+        <w:t xml:space="preserve"> </w:t>
+      </w:r>
+      <w:proofErr w:type="gramStart"/>
+      <w:r>
+        <w:rPr>
+          <w:rFonts w:ascii="Cascadia Mono" w:hAnsi="Cascadia Mono" w:cs="Cascadia Mono"/>
+          <w:color w:val="000000"/>
+          <w:sz w:val="19"/>
+          <w:szCs w:val="19"/>
+          <w:highlight w:val="white"/>
+        </w:rPr>
+        <w:t>Unauthorized(</w:t>
+      </w:r>
+      <w:proofErr w:type="gramEnd"/>
+      <w:r>
+        <w:rPr>
+          <w:rFonts w:ascii="Cascadia Mono" w:hAnsi="Cascadia Mono" w:cs="Cascadia Mono"/>
+          <w:color w:val="000000"/>
+          <w:sz w:val="19"/>
+          <w:szCs w:val="19"/>
+          <w:highlight w:val="white"/>
+        </w:rPr>
+        <w:t>);</w:t>
+      </w:r>
+    </w:p>
+    <w:p>
+      <w:pPr>
+        <w:autoSpaceDE w:val="0"/>
+        <w:autoSpaceDN w:val="0"/>
+        <w:adjustRightInd w:val="0"/>
+        <w:spacing w:after="0" w:line="240" w:lineRule="auto"/>
+        <w:rPr>
+          <w:rFonts w:ascii="Cascadia Mono" w:hAnsi="Cascadia Mono" w:cs="Cascadia Mono"/>
+          <w:color w:val="000000"/>
+          <w:sz w:val="19"/>
+          <w:szCs w:val="19"/>
+          <w:highlight w:val="white"/>
+        </w:rPr>
+      </w:pPr>
+      <w:r>
+        <w:rPr>
+          <w:rFonts w:ascii="Cascadia Mono" w:hAnsi="Cascadia Mono" w:cs="Cascadia Mono"/>
+          <w:color w:val="000000"/>
+          <w:sz w:val="19"/>
+          <w:szCs w:val="19"/>
+          <w:highlight w:val="white"/>
+        </w:rPr>
+        <w:t xml:space="preserve">     }</w:t>
+      </w:r>
+    </w:p>
+    <w:p>
+      <w:pPr>
+        <w:autoSpaceDE w:val="0"/>
+        <w:autoSpaceDN w:val="0"/>
+        <w:adjustRightInd w:val="0"/>
+        <w:spacing w:after="0" w:line="240" w:lineRule="auto"/>
+        <w:rPr>
+          <w:rFonts w:ascii="Cascadia Mono" w:hAnsi="Cascadia Mono" w:cs="Cascadia Mono"/>
+          <w:color w:val="000000"/>
+          <w:sz w:val="19"/>
+          <w:szCs w:val="19"/>
+          <w:highlight w:val="white"/>
+        </w:rPr>
+      </w:pPr>
+    </w:p>
+    <w:p>
+      <w:pPr>
+        <w:autoSpaceDE w:val="0"/>
+        <w:autoSpaceDN w:val="0"/>
+        <w:adjustRightInd w:val="0"/>
+        <w:spacing w:after="0" w:line="240" w:lineRule="auto"/>
+        <w:rPr>
+          <w:rFonts w:ascii="Cascadia Mono" w:hAnsi="Cascadia Mono" w:cs="Cascadia Mono"/>
+          <w:color w:val="000000"/>
+          <w:sz w:val="19"/>
+          <w:szCs w:val="19"/>
+          <w:highlight w:val="white"/>
+        </w:rPr>
+      </w:pPr>
+      <w:r>
+        <w:rPr>
+          <w:rFonts w:ascii="Cascadia Mono" w:hAnsi="Cascadia Mono" w:cs="Cascadia Mono"/>
+          <w:color w:val="000000"/>
+          <w:sz w:val="19"/>
+          <w:szCs w:val="19"/>
+          <w:highlight w:val="white"/>
+        </w:rPr>
+        <w:t xml:space="preserve">     </w:t>
+      </w:r>
+      <w:r>
+        <w:rPr>
+          <w:rFonts w:ascii="Cascadia Mono" w:hAnsi="Cascadia Mono" w:cs="Cascadia Mono"/>
+          <w:color w:val="0000FF"/>
+          <w:sz w:val="19"/>
+          <w:szCs w:val="19"/>
+          <w:highlight w:val="white"/>
+        </w:rPr>
+        <w:t>var</w:t>
+      </w:r>
+      <w:r>
+        <w:rPr>
+          <w:rFonts w:ascii="Cascadia Mono" w:hAnsi="Cascadia Mono" w:cs="Cascadia Mono"/>
+          <w:color w:val="000000"/>
+          <w:sz w:val="19"/>
+          <w:szCs w:val="19"/>
+          <w:highlight w:val="white"/>
+        </w:rPr>
+        <w:t xml:space="preserve"> producer = </w:t>
+      </w:r>
+      <w:r>
+        <w:rPr>
+          <w:rFonts w:ascii="Cascadia Mono" w:hAnsi="Cascadia Mono" w:cs="Cascadia Mono"/>
+          <w:color w:val="0000FF"/>
+          <w:sz w:val="19"/>
+          <w:szCs w:val="19"/>
+          <w:highlight w:val="white"/>
+        </w:rPr>
+        <w:t>await</w:t>
+      </w:r>
+      <w:r>
+        <w:rPr>
+          <w:rFonts w:ascii="Cascadia Mono" w:hAnsi="Cascadia Mono" w:cs="Cascadia Mono"/>
+          <w:color w:val="000000"/>
+          <w:sz w:val="19"/>
+          <w:szCs w:val="19"/>
+          <w:highlight w:val="white"/>
+        </w:rPr>
+        <w:t xml:space="preserve"> _</w:t>
+      </w:r>
+      <w:proofErr w:type="spellStart"/>
+      <w:proofErr w:type="gramStart"/>
+      <w:r>
+        <w:rPr>
+          <w:rFonts w:ascii="Cascadia Mono" w:hAnsi="Cascadia Mono" w:cs="Cascadia Mono"/>
+          <w:color w:val="000000"/>
+          <w:sz w:val="19"/>
+          <w:szCs w:val="19"/>
+          <w:highlight w:val="white"/>
+        </w:rPr>
+        <w:t>context.Producers.FirstOrDefaultAsync</w:t>
+      </w:r>
+      <w:proofErr w:type="spellEnd"/>
+      <w:proofErr w:type="gramEnd"/>
+      <w:r>
+        <w:rPr>
+          <w:rFonts w:ascii="Cascadia Mono" w:hAnsi="Cascadia Mono" w:cs="Cascadia Mono"/>
+          <w:color w:val="000000"/>
+          <w:sz w:val="19"/>
+          <w:szCs w:val="19"/>
+          <w:highlight w:val="white"/>
+        </w:rPr>
+        <w:t xml:space="preserve">(s =&gt; </w:t>
+      </w:r>
+      <w:proofErr w:type="spellStart"/>
+      <w:r>
+        <w:rPr>
+          <w:rFonts w:ascii="Cascadia Mono" w:hAnsi="Cascadia Mono" w:cs="Cascadia Mono"/>
+          <w:color w:val="000000"/>
+          <w:sz w:val="19"/>
+          <w:szCs w:val="19"/>
+          <w:highlight w:val="white"/>
+        </w:rPr>
+        <w:t>s.UserId</w:t>
+      </w:r>
+      <w:proofErr w:type="spellEnd"/>
+      <w:r>
+        <w:rPr>
+          <w:rFonts w:ascii="Cascadia Mono" w:hAnsi="Cascadia Mono" w:cs="Cascadia Mono"/>
+          <w:color w:val="000000"/>
+          <w:sz w:val="19"/>
+          <w:szCs w:val="19"/>
+          <w:highlight w:val="white"/>
+        </w:rPr>
+        <w:t xml:space="preserve"> == </w:t>
+      </w:r>
+      <w:proofErr w:type="spellStart"/>
+      <w:r>
+        <w:rPr>
+          <w:rFonts w:ascii="Cascadia Mono" w:hAnsi="Cascadia Mono" w:cs="Cascadia Mono"/>
+          <w:color w:val="000000"/>
+          <w:sz w:val="19"/>
+          <w:szCs w:val="19"/>
+          <w:highlight w:val="white"/>
+        </w:rPr>
+        <w:t>userId</w:t>
+      </w:r>
+      <w:proofErr w:type="spellEnd"/>
+      <w:r>
+        <w:rPr>
+          <w:rFonts w:ascii="Cascadia Mono" w:hAnsi="Cascadia Mono" w:cs="Cascadia Mono"/>
+          <w:color w:val="000000"/>
+          <w:sz w:val="19"/>
+          <w:szCs w:val="19"/>
+          <w:highlight w:val="white"/>
+        </w:rPr>
+        <w:t>);</w:t>
+      </w:r>
+    </w:p>
+    <w:p>
+      <w:pPr>
+        <w:autoSpaceDE w:val="0"/>
+        <w:autoSpaceDN w:val="0"/>
+        <w:adjustRightInd w:val="0"/>
+        <w:spacing w:after="0" w:line="240" w:lineRule="auto"/>
+        <w:rPr>
+          <w:rFonts w:ascii="Cascadia Mono" w:hAnsi="Cascadia Mono" w:cs="Cascadia Mono"/>
+          <w:color w:val="000000"/>
+          <w:sz w:val="19"/>
+          <w:szCs w:val="19"/>
+          <w:highlight w:val="white"/>
+        </w:rPr>
+      </w:pPr>
+      <w:r>
+        <w:rPr>
+          <w:rFonts w:ascii="Cascadia Mono" w:hAnsi="Cascadia Mono" w:cs="Cascadia Mono"/>
+          <w:color w:val="000000"/>
+          <w:sz w:val="19"/>
+          <w:szCs w:val="19"/>
+          <w:highlight w:val="white"/>
+        </w:rPr>
+        <w:t xml:space="preserve">     </w:t>
+      </w:r>
+      <w:r>
+        <w:rPr>
+          <w:rFonts w:ascii="Cascadia Mono" w:hAnsi="Cascadia Mono" w:cs="Cascadia Mono"/>
+          <w:color w:val="0000FF"/>
+          <w:sz w:val="19"/>
+          <w:szCs w:val="19"/>
+          <w:highlight w:val="white"/>
+        </w:rPr>
+        <w:t>if</w:t>
+      </w:r>
+      <w:r>
+        <w:rPr>
+          <w:rFonts w:ascii="Cascadia Mono" w:hAnsi="Cascadia Mono" w:cs="Cascadia Mono"/>
+          <w:color w:val="000000"/>
+          <w:sz w:val="19"/>
+          <w:szCs w:val="19"/>
+          <w:highlight w:val="white"/>
+        </w:rPr>
+        <w:t xml:space="preserve"> (producer == </w:t>
+      </w:r>
+      <w:r>
+        <w:rPr>
+          <w:rFonts w:ascii="Cascadia Mono" w:hAnsi="Cascadia Mono" w:cs="Cascadia Mono"/>
+          <w:color w:val="0000FF"/>
+          <w:sz w:val="19"/>
+          <w:szCs w:val="19"/>
+          <w:highlight w:val="white"/>
+        </w:rPr>
+        <w:t>null</w:t>
+      </w:r>
+      <w:r>
+        <w:rPr>
+          <w:rFonts w:ascii="Cascadia Mono" w:hAnsi="Cascadia Mono" w:cs="Cascadia Mono"/>
+          <w:color w:val="000000"/>
+          <w:sz w:val="19"/>
+          <w:szCs w:val="19"/>
+          <w:highlight w:val="white"/>
+        </w:rPr>
+        <w:t>)</w:t>
+      </w:r>
+    </w:p>
+    <w:p>
+      <w:pPr>
+        <w:autoSpaceDE w:val="0"/>
+        <w:autoSpaceDN w:val="0"/>
+        <w:adjustRightInd w:val="0"/>
+        <w:spacing w:after="0" w:line="240" w:lineRule="auto"/>
+        <w:rPr>
+          <w:rFonts w:ascii="Cascadia Mono" w:hAnsi="Cascadia Mono" w:cs="Cascadia Mono"/>
+          <w:color w:val="000000"/>
+          <w:sz w:val="19"/>
+          <w:szCs w:val="19"/>
+          <w:highlight w:val="white"/>
+        </w:rPr>
+      </w:pPr>
+      <w:r>
+        <w:rPr>
+          <w:rFonts w:ascii="Cascadia Mono" w:hAnsi="Cascadia Mono" w:cs="Cascadia Mono"/>
+          <w:color w:val="000000"/>
+          <w:sz w:val="19"/>
+          <w:szCs w:val="19"/>
+          <w:highlight w:val="white"/>
+        </w:rPr>
+        <w:t xml:space="preserve">     {</w:t>
+      </w:r>
+    </w:p>
+    <w:p>
+      <w:pPr>
+        <w:autoSpaceDE w:val="0"/>
+        <w:autoSpaceDN w:val="0"/>
+        <w:adjustRightInd w:val="0"/>
+        <w:spacing w:after="0" w:line="240" w:lineRule="auto"/>
+        <w:rPr>
+          <w:rFonts w:ascii="Cascadia Mono" w:hAnsi="Cascadia Mono" w:cs="Cascadia Mono"/>
+          <w:color w:val="000000"/>
+          <w:sz w:val="19"/>
+          <w:szCs w:val="19"/>
+          <w:highlight w:val="white"/>
+        </w:rPr>
+      </w:pPr>
+      <w:r>
+        <w:rPr>
+          <w:rFonts w:ascii="Cascadia Mono" w:hAnsi="Cascadia Mono" w:cs="Cascadia Mono"/>
+          <w:color w:val="000000"/>
+          <w:sz w:val="19"/>
+          <w:szCs w:val="19"/>
+          <w:highlight w:val="white"/>
+        </w:rPr>
+        <w:t xml:space="preserve">         </w:t>
+      </w:r>
+      <w:r>
+        <w:rPr>
+          <w:rFonts w:ascii="Cascadia Mono" w:hAnsi="Cascadia Mono" w:cs="Cascadia Mono"/>
+          <w:color w:val="0000FF"/>
+          <w:sz w:val="19"/>
+          <w:szCs w:val="19"/>
+          <w:highlight w:val="white"/>
+        </w:rPr>
+        <w:t>return</w:t>
+      </w:r>
+      <w:r>
+        <w:rPr>
+          <w:rFonts w:ascii="Cascadia Mono" w:hAnsi="Cascadia Mono" w:cs="Cascadia Mono"/>
+          <w:color w:val="000000"/>
+          <w:sz w:val="19"/>
+          <w:szCs w:val="19"/>
+          <w:highlight w:val="white"/>
+        </w:rPr>
+        <w:t xml:space="preserve"> </w:t>
+      </w:r>
+      <w:proofErr w:type="spellStart"/>
+      <w:proofErr w:type="gramStart"/>
+      <w:r>
+        <w:rPr>
+          <w:rFonts w:ascii="Cascadia Mono" w:hAnsi="Cascadia Mono" w:cs="Cascadia Mono"/>
+          <w:color w:val="000000"/>
+          <w:sz w:val="19"/>
+          <w:szCs w:val="19"/>
+          <w:highlight w:val="white"/>
+        </w:rPr>
+        <w:t>NotFound</w:t>
+      </w:r>
+      <w:proofErr w:type="spellEnd"/>
+      <w:r>
+        <w:rPr>
+          <w:rFonts w:ascii="Cascadia Mono" w:hAnsi="Cascadia Mono" w:cs="Cascadia Mono"/>
+          <w:color w:val="000000"/>
+          <w:sz w:val="19"/>
+          <w:szCs w:val="19"/>
+          <w:highlight w:val="white"/>
+        </w:rPr>
+        <w:t>(</w:t>
+      </w:r>
+      <w:proofErr w:type="gramEnd"/>
+      <w:r>
+        <w:rPr>
+          <w:rFonts w:ascii="Cascadia Mono" w:hAnsi="Cascadia Mono" w:cs="Cascadia Mono"/>
+          <w:color w:val="000000"/>
+          <w:sz w:val="19"/>
+          <w:szCs w:val="19"/>
+          <w:highlight w:val="white"/>
+        </w:rPr>
+        <w:t>);</w:t>
+      </w:r>
+    </w:p>
+    <w:p>
+      <w:pPr>
+        <w:autoSpaceDE w:val="0"/>
+        <w:autoSpaceDN w:val="0"/>
+        <w:adjustRightInd w:val="0"/>
+        <w:spacing w:after="0" w:line="240" w:lineRule="auto"/>
+        <w:rPr>
+          <w:rFonts w:ascii="Cascadia Mono" w:hAnsi="Cascadia Mono" w:cs="Cascadia Mono"/>
+          <w:color w:val="000000"/>
+          <w:sz w:val="19"/>
+          <w:szCs w:val="19"/>
+          <w:highlight w:val="white"/>
+        </w:rPr>
+      </w:pPr>
+      <w:r>
+        <w:rPr>
+          <w:rFonts w:ascii="Cascadia Mono" w:hAnsi="Cascadia Mono" w:cs="Cascadia Mono"/>
+          <w:color w:val="000000"/>
+          <w:sz w:val="19"/>
+          <w:szCs w:val="19"/>
+          <w:highlight w:val="white"/>
+        </w:rPr>
+        <w:t xml:space="preserve">     }</w:t>
+      </w:r>
+    </w:p>
+    <w:p>
+      <w:pPr>
+        <w:autoSpaceDE w:val="0"/>
+        <w:autoSpaceDN w:val="0"/>
+        <w:adjustRightInd w:val="0"/>
+        <w:spacing w:after="0" w:line="240" w:lineRule="auto"/>
+        <w:rPr>
+          <w:rFonts w:ascii="Cascadia Mono" w:hAnsi="Cascadia Mono" w:cs="Cascadia Mono"/>
+          <w:color w:val="000000"/>
+          <w:sz w:val="19"/>
+          <w:szCs w:val="19"/>
+          <w:highlight w:val="white"/>
+        </w:rPr>
+      </w:pPr>
+    </w:p>
+    <w:p>
+      <w:pPr>
+        <w:autoSpaceDE w:val="0"/>
+        <w:autoSpaceDN w:val="0"/>
+        <w:adjustRightInd w:val="0"/>
+        <w:spacing w:after="0" w:line="240" w:lineRule="auto"/>
+        <w:rPr>
+          <w:rFonts w:ascii="Cascadia Mono" w:hAnsi="Cascadia Mono" w:cs="Cascadia Mono"/>
+          <w:color w:val="000000"/>
+          <w:sz w:val="19"/>
+          <w:szCs w:val="19"/>
+          <w:highlight w:val="white"/>
+        </w:rPr>
+      </w:pPr>
+    </w:p>
+    <w:p>
+      <w:pPr>
+        <w:autoSpaceDE w:val="0"/>
+        <w:autoSpaceDN w:val="0"/>
+        <w:adjustRightInd w:val="0"/>
+        <w:spacing w:after="0" w:line="240" w:lineRule="auto"/>
+        <w:rPr>
+          <w:rFonts w:ascii="Cascadia Mono" w:hAnsi="Cascadia Mono" w:cs="Cascadia Mono"/>
+          <w:color w:val="000000"/>
+          <w:sz w:val="19"/>
+          <w:szCs w:val="19"/>
+          <w:highlight w:val="white"/>
+        </w:rPr>
+      </w:pPr>
+      <w:r>
+        <w:rPr>
+          <w:rFonts w:ascii="Cascadia Mono" w:hAnsi="Cascadia Mono" w:cs="Cascadia Mono"/>
+          <w:color w:val="000000"/>
+          <w:sz w:val="19"/>
+          <w:szCs w:val="19"/>
+          <w:highlight w:val="white"/>
+        </w:rPr>
+        <w:t xml:space="preserve">     </w:t>
+      </w:r>
+      <w:r>
+        <w:rPr>
+          <w:rFonts w:ascii="Cascadia Mono" w:hAnsi="Cascadia Mono" w:cs="Cascadia Mono"/>
+          <w:color w:val="0000FF"/>
+          <w:sz w:val="19"/>
+          <w:szCs w:val="19"/>
+          <w:highlight w:val="white"/>
+        </w:rPr>
+        <w:t>var</w:t>
+      </w:r>
+      <w:r>
+        <w:rPr>
+          <w:rFonts w:ascii="Cascadia Mono" w:hAnsi="Cascadia Mono" w:cs="Cascadia Mono"/>
+          <w:color w:val="000000"/>
+          <w:sz w:val="19"/>
+          <w:szCs w:val="19"/>
+          <w:highlight w:val="white"/>
+        </w:rPr>
+        <w:t xml:space="preserve"> products = </w:t>
+      </w:r>
+      <w:r>
+        <w:rPr>
+          <w:rFonts w:ascii="Cascadia Mono" w:hAnsi="Cascadia Mono" w:cs="Cascadia Mono"/>
+          <w:color w:val="0000FF"/>
+          <w:sz w:val="19"/>
+          <w:szCs w:val="19"/>
+          <w:highlight w:val="white"/>
+        </w:rPr>
+        <w:t>await</w:t>
+      </w:r>
+      <w:r>
+        <w:rPr>
+          <w:rFonts w:ascii="Cascadia Mono" w:hAnsi="Cascadia Mono" w:cs="Cascadia Mono"/>
+          <w:color w:val="000000"/>
+          <w:sz w:val="19"/>
+          <w:szCs w:val="19"/>
+          <w:highlight w:val="white"/>
+        </w:rPr>
+        <w:t xml:space="preserve"> _</w:t>
+      </w:r>
+      <w:proofErr w:type="spellStart"/>
+      <w:proofErr w:type="gramStart"/>
+      <w:r>
+        <w:rPr>
+          <w:rFonts w:ascii="Cascadia Mono" w:hAnsi="Cascadia Mono" w:cs="Cascadia Mono"/>
+          <w:color w:val="000000"/>
+          <w:sz w:val="19"/>
+          <w:szCs w:val="19"/>
+          <w:highlight w:val="white"/>
+        </w:rPr>
+        <w:t>context.Products.FindAsync</w:t>
+      </w:r>
+      <w:proofErr w:type="spellEnd"/>
+      <w:proofErr w:type="gramEnd"/>
+      <w:r>
+        <w:rPr>
+          <w:rFonts w:ascii="Cascadia Mono" w:hAnsi="Cascadia Mono" w:cs="Cascadia Mono"/>
+          <w:color w:val="000000"/>
+          <w:sz w:val="19"/>
+          <w:szCs w:val="19"/>
+          <w:highlight w:val="white"/>
+        </w:rPr>
+        <w:t>(id);</w:t>
+      </w:r>
+    </w:p>
+    <w:p>
+      <w:pPr>
+        <w:autoSpaceDE w:val="0"/>
+        <w:autoSpaceDN w:val="0"/>
+        <w:adjustRightInd w:val="0"/>
+        <w:spacing w:after="0" w:line="240" w:lineRule="auto"/>
+        <w:rPr>
+          <w:rFonts w:ascii="Cascadia Mono" w:hAnsi="Cascadia Mono" w:cs="Cascadia Mono"/>
+          <w:color w:val="000000"/>
+          <w:sz w:val="19"/>
+          <w:szCs w:val="19"/>
+          <w:highlight w:val="white"/>
+        </w:rPr>
+      </w:pPr>
+      <w:r>
+        <w:rPr>
+          <w:rFonts w:ascii="Cascadia Mono" w:hAnsi="Cascadia Mono" w:cs="Cascadia Mono"/>
+          <w:color w:val="000000"/>
+          <w:sz w:val="19"/>
+          <w:szCs w:val="19"/>
+          <w:highlight w:val="white"/>
+        </w:rPr>
+        <w:t xml:space="preserve">     </w:t>
+      </w:r>
+      <w:r>
+        <w:rPr>
+          <w:rFonts w:ascii="Cascadia Mono" w:hAnsi="Cascadia Mono" w:cs="Cascadia Mono"/>
+          <w:color w:val="0000FF"/>
+          <w:sz w:val="19"/>
+          <w:szCs w:val="19"/>
+          <w:highlight w:val="white"/>
+        </w:rPr>
+        <w:t>if</w:t>
+      </w:r>
+      <w:r>
+        <w:rPr>
+          <w:rFonts w:ascii="Cascadia Mono" w:hAnsi="Cascadia Mono" w:cs="Cascadia Mono"/>
+          <w:color w:val="000000"/>
+          <w:sz w:val="19"/>
+          <w:szCs w:val="19"/>
+          <w:highlight w:val="white"/>
+        </w:rPr>
+        <w:t xml:space="preserve"> (products == </w:t>
+      </w:r>
+      <w:r>
+        <w:rPr>
+          <w:rFonts w:ascii="Cascadia Mono" w:hAnsi="Cascadia Mono" w:cs="Cascadia Mono"/>
+          <w:color w:val="0000FF"/>
+          <w:sz w:val="19"/>
+          <w:szCs w:val="19"/>
+          <w:highlight w:val="white"/>
+        </w:rPr>
+        <w:t>null</w:t>
+      </w:r>
+      <w:r>
+        <w:rPr>
+          <w:rFonts w:ascii="Cascadia Mono" w:hAnsi="Cascadia Mono" w:cs="Cascadia Mono"/>
+          <w:color w:val="000000"/>
+          <w:sz w:val="19"/>
+          <w:szCs w:val="19"/>
+          <w:highlight w:val="white"/>
+        </w:rPr>
+        <w:t>)</w:t>
+      </w:r>
+    </w:p>
+    <w:p>
+      <w:pPr>
+        <w:autoSpaceDE w:val="0"/>
+        <w:autoSpaceDN w:val="0"/>
+        <w:adjustRightInd w:val="0"/>
+        <w:spacing w:after="0" w:line="240" w:lineRule="auto"/>
+        <w:rPr>
+          <w:rFonts w:ascii="Cascadia Mono" w:hAnsi="Cascadia Mono" w:cs="Cascadia Mono"/>
+          <w:color w:val="000000"/>
+          <w:sz w:val="19"/>
+          <w:szCs w:val="19"/>
+          <w:highlight w:val="white"/>
+        </w:rPr>
+      </w:pPr>
+      <w:r>
+        <w:rPr>
+          <w:rFonts w:ascii="Cascadia Mono" w:hAnsi="Cascadia Mono" w:cs="Cascadia Mono"/>
+          <w:color w:val="000000"/>
+          <w:sz w:val="19"/>
+          <w:szCs w:val="19"/>
+          <w:highlight w:val="white"/>
+        </w:rPr>
+        <w:t xml:space="preserve">     {</w:t>
+      </w:r>
+    </w:p>
+    <w:p>
+      <w:pPr>
+        <w:autoSpaceDE w:val="0"/>
+        <w:autoSpaceDN w:val="0"/>
+        <w:adjustRightInd w:val="0"/>
+        <w:spacing w:after="0" w:line="240" w:lineRule="auto"/>
+        <w:rPr>
+          <w:rFonts w:ascii="Cascadia Mono" w:hAnsi="Cascadia Mono" w:cs="Cascadia Mono"/>
+          <w:color w:val="000000"/>
+          <w:sz w:val="19"/>
+          <w:szCs w:val="19"/>
+          <w:highlight w:val="white"/>
+        </w:rPr>
+      </w:pPr>
+      <w:r>
+        <w:rPr>
+          <w:rFonts w:ascii="Cascadia Mono" w:hAnsi="Cascadia Mono" w:cs="Cascadia Mono"/>
+          <w:color w:val="000000"/>
+          <w:sz w:val="19"/>
+          <w:szCs w:val="19"/>
+          <w:highlight w:val="white"/>
+        </w:rPr>
+        <w:t xml:space="preserve">         </w:t>
+      </w:r>
+      <w:r>
+        <w:rPr>
+          <w:rFonts w:ascii="Cascadia Mono" w:hAnsi="Cascadia Mono" w:cs="Cascadia Mono"/>
+          <w:color w:val="0000FF"/>
+          <w:sz w:val="19"/>
+          <w:szCs w:val="19"/>
+          <w:highlight w:val="white"/>
+        </w:rPr>
+        <w:t>return</w:t>
+      </w:r>
+      <w:r>
+        <w:rPr>
+          <w:rFonts w:ascii="Cascadia Mono" w:hAnsi="Cascadia Mono" w:cs="Cascadia Mono"/>
+          <w:color w:val="000000"/>
+          <w:sz w:val="19"/>
+          <w:szCs w:val="19"/>
+          <w:highlight w:val="white"/>
+        </w:rPr>
+        <w:t xml:space="preserve"> </w:t>
+      </w:r>
+      <w:proofErr w:type="spellStart"/>
+      <w:proofErr w:type="gramStart"/>
+      <w:r>
+        <w:rPr>
+          <w:rFonts w:ascii="Cascadia Mono" w:hAnsi="Cascadia Mono" w:cs="Cascadia Mono"/>
+          <w:color w:val="000000"/>
+          <w:sz w:val="19"/>
+          <w:szCs w:val="19"/>
+          <w:highlight w:val="white"/>
+        </w:rPr>
+        <w:t>NotFound</w:t>
+      </w:r>
+      <w:proofErr w:type="spellEnd"/>
+      <w:r>
+        <w:rPr>
+          <w:rFonts w:ascii="Cascadia Mono" w:hAnsi="Cascadia Mono" w:cs="Cascadia Mono"/>
+          <w:color w:val="000000"/>
+          <w:sz w:val="19"/>
+          <w:szCs w:val="19"/>
+          <w:highlight w:val="white"/>
+        </w:rPr>
+        <w:t>(</w:t>
+      </w:r>
+      <w:proofErr w:type="gramEnd"/>
+      <w:r>
+        <w:rPr>
+          <w:rFonts w:ascii="Cascadia Mono" w:hAnsi="Cascadia Mono" w:cs="Cascadia Mono"/>
+          <w:color w:val="000000"/>
+          <w:sz w:val="19"/>
+          <w:szCs w:val="19"/>
+          <w:highlight w:val="white"/>
+        </w:rPr>
+        <w:t>);</w:t>
+      </w:r>
+    </w:p>
+    <w:p>
+      <w:pPr>
+        <w:autoSpaceDE w:val="0"/>
+        <w:autoSpaceDN w:val="0"/>
+        <w:adjustRightInd w:val="0"/>
+        <w:spacing w:after="0" w:line="240" w:lineRule="auto"/>
+        <w:rPr>
+          <w:rFonts w:ascii="Cascadia Mono" w:hAnsi="Cascadia Mono" w:cs="Cascadia Mono"/>
+          <w:color w:val="000000"/>
+          <w:sz w:val="19"/>
+          <w:szCs w:val="19"/>
+          <w:highlight w:val="white"/>
+        </w:rPr>
+      </w:pPr>
+      <w:r>
+        <w:rPr>
+          <w:rFonts w:ascii="Cascadia Mono" w:hAnsi="Cascadia Mono" w:cs="Cascadia Mono"/>
+          <w:color w:val="000000"/>
+          <w:sz w:val="19"/>
+          <w:szCs w:val="19"/>
+          <w:highlight w:val="white"/>
+        </w:rPr>
+        <w:t xml:space="preserve">     }</w:t>
+      </w:r>
+    </w:p>
+    <w:p>
+      <w:pPr>
+        <w:autoSpaceDE w:val="0"/>
+        <w:autoSpaceDN w:val="0"/>
+        <w:adjustRightInd w:val="0"/>
+        <w:spacing w:after="0" w:line="240" w:lineRule="auto"/>
+        <w:rPr>
+          <w:rFonts w:ascii="Cascadia Mono" w:hAnsi="Cascadia Mono" w:cs="Cascadia Mono"/>
+          <w:color w:val="000000"/>
+          <w:sz w:val="19"/>
+          <w:szCs w:val="19"/>
+          <w:highlight w:val="white"/>
+        </w:rPr>
+      </w:pPr>
+    </w:p>
+    <w:p>
+      <w:pPr>
+        <w:autoSpaceDE w:val="0"/>
+        <w:autoSpaceDN w:val="0"/>
+        <w:adjustRightInd w:val="0"/>
+        <w:spacing w:after="0" w:line="240" w:lineRule="auto"/>
+        <w:rPr>
+          <w:rFonts w:ascii="Cascadia Mono" w:hAnsi="Cascadia Mono" w:cs="Cascadia Mono"/>
+          <w:color w:val="008000"/>
+          <w:sz w:val="19"/>
+          <w:szCs w:val="19"/>
+          <w:highlight w:val="white"/>
+        </w:rPr>
+      </w:pPr>
+      <w:r>
+        <w:rPr>
+          <w:rFonts w:ascii="Cascadia Mono" w:hAnsi="Cascadia Mono" w:cs="Cascadia Mono"/>
+          <w:color w:val="000000"/>
+          <w:sz w:val="19"/>
+          <w:szCs w:val="19"/>
+          <w:highlight w:val="white"/>
+        </w:rPr>
+        <w:t xml:space="preserve">     </w:t>
+      </w:r>
+      <w:r>
+        <w:rPr>
+          <w:rFonts w:ascii="Cascadia Mono" w:hAnsi="Cascadia Mono" w:cs="Cascadia Mono"/>
+          <w:color w:val="008000"/>
+          <w:sz w:val="19"/>
+          <w:szCs w:val="19"/>
+          <w:highlight w:val="white"/>
+        </w:rPr>
+        <w:t>// Checks the product actually belongs to this producer</w:t>
+      </w:r>
+    </w:p>
+    <w:p>
+      <w:pPr>
+        <w:autoSpaceDE w:val="0"/>
+        <w:autoSpaceDN w:val="0"/>
+        <w:adjustRightInd w:val="0"/>
+        <w:spacing w:after="0" w:line="240" w:lineRule="auto"/>
+        <w:rPr>
+          <w:rFonts w:ascii="Cascadia Mono" w:hAnsi="Cascadia Mono" w:cs="Cascadia Mono"/>
+          <w:color w:val="000000"/>
+          <w:sz w:val="19"/>
+          <w:szCs w:val="19"/>
+          <w:highlight w:val="white"/>
+        </w:rPr>
+      </w:pPr>
+      <w:r>
+        <w:rPr>
+          <w:rFonts w:ascii="Cascadia Mono" w:hAnsi="Cascadia Mono" w:cs="Cascadia Mono"/>
+          <w:color w:val="000000"/>
+          <w:sz w:val="19"/>
+          <w:szCs w:val="19"/>
+          <w:highlight w:val="white"/>
+        </w:rPr>
+        <w:t xml:space="preserve">     </w:t>
+      </w:r>
+      <w:r>
+        <w:rPr>
+          <w:rFonts w:ascii="Cascadia Mono" w:hAnsi="Cascadia Mono" w:cs="Cascadia Mono"/>
+          <w:color w:val="0000FF"/>
+          <w:sz w:val="19"/>
+          <w:szCs w:val="19"/>
+          <w:highlight w:val="white"/>
+        </w:rPr>
+        <w:t>if</w:t>
+      </w:r>
+      <w:r>
+        <w:rPr>
+          <w:rFonts w:ascii="Cascadia Mono" w:hAnsi="Cascadia Mono" w:cs="Cascadia Mono"/>
+          <w:color w:val="000000"/>
+          <w:sz w:val="19"/>
+          <w:szCs w:val="19"/>
+          <w:highlight w:val="white"/>
+        </w:rPr>
+        <w:t xml:space="preserve"> (</w:t>
+      </w:r>
+      <w:proofErr w:type="spellStart"/>
+      <w:proofErr w:type="gramStart"/>
+      <w:r>
+        <w:rPr>
+          <w:rFonts w:ascii="Cascadia Mono" w:hAnsi="Cascadia Mono" w:cs="Cascadia Mono"/>
+          <w:color w:val="000000"/>
+          <w:sz w:val="19"/>
+          <w:szCs w:val="19"/>
+          <w:highlight w:val="white"/>
+        </w:rPr>
+        <w:t>products.ProducersId</w:t>
+      </w:r>
+      <w:proofErr w:type="spellEnd"/>
+      <w:proofErr w:type="gramEnd"/>
+      <w:r>
+        <w:rPr>
+          <w:rFonts w:ascii="Cascadia Mono" w:hAnsi="Cascadia Mono" w:cs="Cascadia Mono"/>
+          <w:color w:val="000000"/>
+          <w:sz w:val="19"/>
+          <w:szCs w:val="19"/>
+          <w:highlight w:val="white"/>
+        </w:rPr>
+        <w:t xml:space="preserve"> != </w:t>
+      </w:r>
+      <w:proofErr w:type="spellStart"/>
+      <w:r>
+        <w:rPr>
+          <w:rFonts w:ascii="Cascadia Mono" w:hAnsi="Cascadia Mono" w:cs="Cascadia Mono"/>
+          <w:color w:val="000000"/>
+          <w:sz w:val="19"/>
+          <w:szCs w:val="19"/>
+          <w:highlight w:val="white"/>
+        </w:rPr>
+        <w:t>producer.ProducersId</w:t>
+      </w:r>
+      <w:proofErr w:type="spellEnd"/>
+      <w:r>
+        <w:rPr>
+          <w:rFonts w:ascii="Cascadia Mono" w:hAnsi="Cascadia Mono" w:cs="Cascadia Mono"/>
+          <w:color w:val="000000"/>
+          <w:sz w:val="19"/>
+          <w:szCs w:val="19"/>
+          <w:highlight w:val="white"/>
+        </w:rPr>
+        <w:t>)</w:t>
+      </w:r>
+    </w:p>
+    <w:p>
+      <w:pPr>
+        <w:autoSpaceDE w:val="0"/>
+        <w:autoSpaceDN w:val="0"/>
+        <w:adjustRightInd w:val="0"/>
+        <w:spacing w:after="0" w:line="240" w:lineRule="auto"/>
+        <w:rPr>
+          <w:rFonts w:ascii="Cascadia Mono" w:hAnsi="Cascadia Mono" w:cs="Cascadia Mono"/>
+          <w:color w:val="000000"/>
+          <w:sz w:val="19"/>
+          <w:szCs w:val="19"/>
+          <w:highlight w:val="white"/>
+        </w:rPr>
+      </w:pPr>
+      <w:r>
+        <w:rPr>
+          <w:rFonts w:ascii="Cascadia Mono" w:hAnsi="Cascadia Mono" w:cs="Cascadia Mono"/>
+          <w:color w:val="000000"/>
+          <w:sz w:val="19"/>
+          <w:szCs w:val="19"/>
+          <w:highlight w:val="white"/>
+        </w:rPr>
+        <w:t xml:space="preserve">     {</w:t>
+      </w:r>
+    </w:p>
+    <w:p>
+      <w:pPr>
+        <w:autoSpaceDE w:val="0"/>
+        <w:autoSpaceDN w:val="0"/>
+        <w:adjustRightInd w:val="0"/>
+        <w:spacing w:after="0" w:line="240" w:lineRule="auto"/>
+        <w:rPr>
+          <w:rFonts w:ascii="Cascadia Mono" w:hAnsi="Cascadia Mono" w:cs="Cascadia Mono"/>
+          <w:color w:val="000000"/>
+          <w:sz w:val="19"/>
+          <w:szCs w:val="19"/>
+          <w:highlight w:val="white"/>
+        </w:rPr>
+      </w:pPr>
+      <w:r>
+        <w:rPr>
+          <w:rFonts w:ascii="Cascadia Mono" w:hAnsi="Cascadia Mono" w:cs="Cascadia Mono"/>
+          <w:color w:val="000000"/>
+          <w:sz w:val="19"/>
+          <w:szCs w:val="19"/>
+          <w:highlight w:val="white"/>
+        </w:rPr>
+        <w:t xml:space="preserve">         </w:t>
+      </w:r>
+      <w:r>
+        <w:rPr>
+          <w:rFonts w:ascii="Cascadia Mono" w:hAnsi="Cascadia Mono" w:cs="Cascadia Mono"/>
+          <w:color w:val="0000FF"/>
+          <w:sz w:val="19"/>
+          <w:szCs w:val="19"/>
+          <w:highlight w:val="white"/>
+        </w:rPr>
+        <w:t>return</w:t>
+      </w:r>
+      <w:r>
+        <w:rPr>
+          <w:rFonts w:ascii="Cascadia Mono" w:hAnsi="Cascadia Mono" w:cs="Cascadia Mono"/>
+          <w:color w:val="000000"/>
+          <w:sz w:val="19"/>
+          <w:szCs w:val="19"/>
+          <w:highlight w:val="white"/>
+        </w:rPr>
+        <w:t xml:space="preserve"> </w:t>
+      </w:r>
+      <w:proofErr w:type="gramStart"/>
+      <w:r>
+        <w:rPr>
+          <w:rFonts w:ascii="Cascadia Mono" w:hAnsi="Cascadia Mono" w:cs="Cascadia Mono"/>
+          <w:color w:val="000000"/>
+          <w:sz w:val="19"/>
+          <w:szCs w:val="19"/>
+          <w:highlight w:val="white"/>
+        </w:rPr>
+        <w:t>Unauthorized(</w:t>
+      </w:r>
+      <w:proofErr w:type="gramEnd"/>
+      <w:r>
+        <w:rPr>
+          <w:rFonts w:ascii="Cascadia Mono" w:hAnsi="Cascadia Mono" w:cs="Cascadia Mono"/>
+          <w:color w:val="000000"/>
+          <w:sz w:val="19"/>
+          <w:szCs w:val="19"/>
+          <w:highlight w:val="white"/>
+        </w:rPr>
+        <w:t>);</w:t>
+      </w:r>
+    </w:p>
+    <w:p>
+      <w:pPr>
+        <w:autoSpaceDE w:val="0"/>
+        <w:autoSpaceDN w:val="0"/>
+        <w:adjustRightInd w:val="0"/>
+        <w:spacing w:after="0" w:line="240" w:lineRule="auto"/>
+        <w:rPr>
+          <w:rFonts w:ascii="Cascadia Mono" w:hAnsi="Cascadia Mono" w:cs="Cascadia Mono"/>
+          <w:color w:val="000000"/>
+          <w:sz w:val="19"/>
+          <w:szCs w:val="19"/>
+          <w:highlight w:val="white"/>
+        </w:rPr>
+      </w:pPr>
+      <w:r>
+        <w:rPr>
+          <w:rFonts w:ascii="Cascadia Mono" w:hAnsi="Cascadia Mono" w:cs="Cascadia Mono"/>
+          <w:color w:val="000000"/>
+          <w:sz w:val="19"/>
+          <w:szCs w:val="19"/>
+          <w:highlight w:val="white"/>
+        </w:rPr>
+        <w:t xml:space="preserve">     }</w:t>
+      </w:r>
+    </w:p>
+    <w:p>
+      <w:pPr>
+        <w:autoSpaceDE w:val="0"/>
+        <w:autoSpaceDN w:val="0"/>
+        <w:adjustRightInd w:val="0"/>
+        <w:spacing w:after="0" w:line="240" w:lineRule="auto"/>
+        <w:rPr>
+          <w:rFonts w:ascii="Cascadia Mono" w:hAnsi="Cascadia Mono" w:cs="Cascadia Mono"/>
+          <w:color w:val="000000"/>
+          <w:sz w:val="19"/>
+          <w:szCs w:val="19"/>
+          <w:highlight w:val="white"/>
+        </w:rPr>
+      </w:pPr>
+    </w:p>
+    <w:p>
+      <w:pPr>
+        <w:autoSpaceDE w:val="0"/>
+        <w:autoSpaceDN w:val="0"/>
+        <w:adjustRightInd w:val="0"/>
+        <w:spacing w:after="0" w:line="240" w:lineRule="auto"/>
+        <w:rPr>
+          <w:rFonts w:ascii="Cascadia Mono" w:hAnsi="Cascadia Mono" w:cs="Cascadia Mono"/>
+          <w:color w:val="000000"/>
+          <w:sz w:val="19"/>
+          <w:szCs w:val="19"/>
+          <w:highlight w:val="white"/>
+        </w:rPr>
+      </w:pPr>
+      <w:r>
+        <w:rPr>
+          <w:rFonts w:ascii="Cascadia Mono" w:hAnsi="Cascadia Mono" w:cs="Cascadia Mono"/>
+          <w:color w:val="000000"/>
+          <w:sz w:val="19"/>
+          <w:szCs w:val="19"/>
+          <w:highlight w:val="white"/>
+        </w:rPr>
+        <w:t xml:space="preserve">     _</w:t>
+      </w:r>
+      <w:proofErr w:type="spellStart"/>
+      <w:proofErr w:type="gramStart"/>
+      <w:r>
+        <w:rPr>
+          <w:rFonts w:ascii="Cascadia Mono" w:hAnsi="Cascadia Mono" w:cs="Cascadia Mono"/>
+          <w:color w:val="000000"/>
+          <w:sz w:val="19"/>
+          <w:szCs w:val="19"/>
+          <w:highlight w:val="white"/>
+        </w:rPr>
+        <w:t>context.Products.Remove</w:t>
+      </w:r>
+      <w:proofErr w:type="spellEnd"/>
+      <w:proofErr w:type="gramEnd"/>
+      <w:r>
+        <w:rPr>
+          <w:rFonts w:ascii="Cascadia Mono" w:hAnsi="Cascadia Mono" w:cs="Cascadia Mono"/>
+          <w:color w:val="000000"/>
+          <w:sz w:val="19"/>
+          <w:szCs w:val="19"/>
+          <w:highlight w:val="white"/>
+        </w:rPr>
+        <w:t>(products);</w:t>
+      </w:r>
+    </w:p>
+    <w:p>
+      <w:pPr>
+        <w:autoSpaceDE w:val="0"/>
+        <w:autoSpaceDN w:val="0"/>
+        <w:adjustRightInd w:val="0"/>
+        <w:spacing w:after="0" w:line="240" w:lineRule="auto"/>
+        <w:rPr>
+          <w:rFonts w:ascii="Cascadia Mono" w:hAnsi="Cascadia Mono" w:cs="Cascadia Mono"/>
+          <w:color w:val="000000"/>
+          <w:sz w:val="19"/>
+          <w:szCs w:val="19"/>
+          <w:highlight w:val="white"/>
+        </w:rPr>
+      </w:pPr>
+      <w:r>
+        <w:rPr>
+          <w:rFonts w:ascii="Cascadia Mono" w:hAnsi="Cascadia Mono" w:cs="Cascadia Mono"/>
+          <w:color w:val="000000"/>
+          <w:sz w:val="19"/>
+          <w:szCs w:val="19"/>
+          <w:highlight w:val="white"/>
+        </w:rPr>
+        <w:t xml:space="preserve">     </w:t>
+      </w:r>
+      <w:r>
+        <w:rPr>
+          <w:rFonts w:ascii="Cascadia Mono" w:hAnsi="Cascadia Mono" w:cs="Cascadia Mono"/>
+          <w:color w:val="0000FF"/>
+          <w:sz w:val="19"/>
+          <w:szCs w:val="19"/>
+          <w:highlight w:val="white"/>
+        </w:rPr>
+        <w:t>await</w:t>
+      </w:r>
+      <w:r>
+        <w:rPr>
+          <w:rFonts w:ascii="Cascadia Mono" w:hAnsi="Cascadia Mono" w:cs="Cascadia Mono"/>
+          <w:color w:val="000000"/>
+          <w:sz w:val="19"/>
+          <w:szCs w:val="19"/>
+          <w:highlight w:val="white"/>
+        </w:rPr>
+        <w:t xml:space="preserve"> _</w:t>
+      </w:r>
+      <w:proofErr w:type="spellStart"/>
+      <w:proofErr w:type="gramStart"/>
+      <w:r>
+        <w:rPr>
+          <w:rFonts w:ascii="Cascadia Mono" w:hAnsi="Cascadia Mono" w:cs="Cascadia Mono"/>
+          <w:color w:val="000000"/>
+          <w:sz w:val="19"/>
+          <w:szCs w:val="19"/>
+          <w:highlight w:val="white"/>
+        </w:rPr>
+        <w:t>context.SaveChangesAsync</w:t>
+      </w:r>
+      <w:proofErr w:type="spellEnd"/>
+      <w:proofErr w:type="gramEnd"/>
+      <w:r>
+        <w:rPr>
+          <w:rFonts w:ascii="Cascadia Mono" w:hAnsi="Cascadia Mono" w:cs="Cascadia Mono"/>
+          <w:color w:val="000000"/>
+          <w:sz w:val="19"/>
+          <w:szCs w:val="19"/>
+          <w:highlight w:val="white"/>
+        </w:rPr>
+        <w:t>();</w:t>
+      </w:r>
+    </w:p>
+    <w:p>
+      <w:pPr>
+        <w:autoSpaceDE w:val="0"/>
+        <w:autoSpaceDN w:val="0"/>
+        <w:adjustRightInd w:val="0"/>
+        <w:spacing w:after="0" w:line="240" w:lineRule="auto"/>
+        <w:rPr>
+          <w:rFonts w:ascii="Cascadia Mono" w:hAnsi="Cascadia Mono" w:cs="Cascadia Mono"/>
+          <w:color w:val="000000"/>
+          <w:sz w:val="19"/>
+          <w:szCs w:val="19"/>
+          <w:highlight w:val="white"/>
+        </w:rPr>
+      </w:pPr>
+      <w:r>
+        <w:rPr>
+          <w:rFonts w:ascii="Cascadia Mono" w:hAnsi="Cascadia Mono" w:cs="Cascadia Mono"/>
+          <w:color w:val="000000"/>
+          <w:sz w:val="19"/>
+          <w:szCs w:val="19"/>
+          <w:highlight w:val="white"/>
+        </w:rPr>
+        <w:lastRenderedPageBreak/>
+        <w:t xml:space="preserve">     </w:t>
+      </w:r>
+      <w:r>
+        <w:rPr>
+          <w:rFonts w:ascii="Cascadia Mono" w:hAnsi="Cascadia Mono" w:cs="Cascadia Mono"/>
+          <w:color w:val="0000FF"/>
+          <w:sz w:val="19"/>
+          <w:szCs w:val="19"/>
+          <w:highlight w:val="white"/>
+        </w:rPr>
+        <w:t>return</w:t>
+      </w:r>
+      <w:r>
+        <w:rPr>
+          <w:rFonts w:ascii="Cascadia Mono" w:hAnsi="Cascadia Mono" w:cs="Cascadia Mono"/>
+          <w:color w:val="000000"/>
+          <w:sz w:val="19"/>
+          <w:szCs w:val="19"/>
+          <w:highlight w:val="white"/>
+        </w:rPr>
+        <w:t xml:space="preserve"> </w:t>
+      </w:r>
+      <w:proofErr w:type="spellStart"/>
+      <w:r>
+        <w:rPr>
+          <w:rFonts w:ascii="Cascadia Mono" w:hAnsi="Cascadia Mono" w:cs="Cascadia Mono"/>
+          <w:color w:val="000000"/>
+          <w:sz w:val="19"/>
+          <w:szCs w:val="19"/>
+          <w:highlight w:val="white"/>
+        </w:rPr>
+        <w:t>RedirectToAction</w:t>
+      </w:r>
+      <w:proofErr w:type="spellEnd"/>
+      <w:r>
+        <w:rPr>
+          <w:rFonts w:ascii="Cascadia Mono" w:hAnsi="Cascadia Mono" w:cs="Cascadia Mono"/>
+          <w:color w:val="000000"/>
+          <w:sz w:val="19"/>
+          <w:szCs w:val="19"/>
+          <w:highlight w:val="white"/>
+        </w:rPr>
+        <w:t>(</w:t>
+      </w:r>
+      <w:proofErr w:type="spellStart"/>
+      <w:proofErr w:type="gramStart"/>
+      <w:r>
+        <w:rPr>
+          <w:rFonts w:ascii="Cascadia Mono" w:hAnsi="Cascadia Mono" w:cs="Cascadia Mono"/>
+          <w:color w:val="0000FF"/>
+          <w:sz w:val="19"/>
+          <w:szCs w:val="19"/>
+          <w:highlight w:val="white"/>
+        </w:rPr>
+        <w:t>nameof</w:t>
+      </w:r>
+      <w:proofErr w:type="spellEnd"/>
+      <w:r>
+        <w:rPr>
+          <w:rFonts w:ascii="Cascadia Mono" w:hAnsi="Cascadia Mono" w:cs="Cascadia Mono"/>
+          <w:color w:val="000000"/>
+          <w:sz w:val="19"/>
+          <w:szCs w:val="19"/>
+          <w:highlight w:val="white"/>
+        </w:rPr>
+        <w:t>(</w:t>
+      </w:r>
+      <w:proofErr w:type="gramEnd"/>
+      <w:r>
+        <w:rPr>
+          <w:rFonts w:ascii="Cascadia Mono" w:hAnsi="Cascadia Mono" w:cs="Cascadia Mono"/>
+          <w:color w:val="000000"/>
+          <w:sz w:val="19"/>
+          <w:szCs w:val="19"/>
+          <w:highlight w:val="white"/>
+        </w:rPr>
+        <w:t>Index));</w:t>
+      </w:r>
+    </w:p>
+    <w:p>
+      <w:pPr>
+        <w:autoSpaceDE w:val="0"/>
+        <w:autoSpaceDN w:val="0"/>
+        <w:adjustRightInd w:val="0"/>
+        <w:spacing w:after="0" w:line="240" w:lineRule="auto"/>
+        <w:rPr>
+          <w:rFonts w:ascii="Cascadia Mono" w:hAnsi="Cascadia Mono" w:cs="Cascadia Mono"/>
+          <w:color w:val="000000"/>
+          <w:sz w:val="19"/>
+          <w:szCs w:val="19"/>
+          <w:highlight w:val="white"/>
+        </w:rPr>
+      </w:pPr>
+      <w:r>
+        <w:rPr>
+          <w:rFonts w:ascii="Cascadia Mono" w:hAnsi="Cascadia Mono" w:cs="Cascadia Mono"/>
+          <w:color w:val="000000"/>
+          <w:sz w:val="19"/>
+          <w:szCs w:val="19"/>
+          <w:highlight w:val="white"/>
+        </w:rPr>
+        <w:t xml:space="preserve"> }</w:t>
+      </w:r>
+    </w:p>
+    <w:p>
+      <w:pPr>
+        <w:autoSpaceDE w:val="0"/>
+        <w:autoSpaceDN w:val="0"/>
+        <w:adjustRightInd w:val="0"/>
+        <w:spacing w:after="0" w:line="240" w:lineRule="auto"/>
+        <w:rPr>
+          <w:rFonts w:ascii="Cascadia Mono" w:hAnsi="Cascadia Mono" w:cs="Cascadia Mono"/>
+          <w:color w:val="000000"/>
+          <w:sz w:val="19"/>
+          <w:szCs w:val="19"/>
+          <w:highlight w:val="white"/>
+        </w:rPr>
+      </w:pPr>
+    </w:p>
+    <w:p>
+      <w:pPr>
+        <w:autoSpaceDE w:val="0"/>
+        <w:autoSpaceDN w:val="0"/>
+        <w:adjustRightInd w:val="0"/>
+        <w:spacing w:after="0" w:line="240" w:lineRule="auto"/>
+        <w:rPr>
+          <w:rFonts w:ascii="Cascadia Mono" w:hAnsi="Cascadia Mono" w:cs="Cascadia Mono"/>
+          <w:color w:val="000000"/>
+          <w:sz w:val="19"/>
+          <w:szCs w:val="19"/>
+          <w:highlight w:val="white"/>
+        </w:rPr>
+      </w:pPr>
+      <w:r>
+        <w:rPr>
+          <w:rFonts w:ascii="Cascadia Mono" w:hAnsi="Cascadia Mono" w:cs="Cascadia Mono"/>
+          <w:color w:val="000000"/>
+          <w:sz w:val="19"/>
+          <w:szCs w:val="19"/>
+          <w:highlight w:val="white"/>
+        </w:rPr>
+        <w:t xml:space="preserve"> </w:t>
+      </w:r>
+      <w:r>
+        <w:rPr>
+          <w:rFonts w:ascii="Cascadia Mono" w:hAnsi="Cascadia Mono" w:cs="Cascadia Mono"/>
+          <w:color w:val="0000FF"/>
+          <w:sz w:val="19"/>
+          <w:szCs w:val="19"/>
+          <w:highlight w:val="white"/>
+        </w:rPr>
+        <w:t>private</w:t>
+      </w:r>
+      <w:r>
+        <w:rPr>
+          <w:rFonts w:ascii="Cascadia Mono" w:hAnsi="Cascadia Mono" w:cs="Cascadia Mono"/>
+          <w:color w:val="000000"/>
+          <w:sz w:val="19"/>
+          <w:szCs w:val="19"/>
+          <w:highlight w:val="white"/>
+        </w:rPr>
+        <w:t xml:space="preserve"> </w:t>
+      </w:r>
+      <w:r>
+        <w:rPr>
+          <w:rFonts w:ascii="Cascadia Mono" w:hAnsi="Cascadia Mono" w:cs="Cascadia Mono"/>
+          <w:color w:val="0000FF"/>
+          <w:sz w:val="19"/>
+          <w:szCs w:val="19"/>
+          <w:highlight w:val="white"/>
+        </w:rPr>
+        <w:t>bool</w:t>
+      </w:r>
+      <w:r>
+        <w:rPr>
+          <w:rFonts w:ascii="Cascadia Mono" w:hAnsi="Cascadia Mono" w:cs="Cascadia Mono"/>
+          <w:color w:val="000000"/>
+          <w:sz w:val="19"/>
+          <w:szCs w:val="19"/>
+          <w:highlight w:val="white"/>
+        </w:rPr>
+        <w:t xml:space="preserve"> </w:t>
+      </w:r>
+      <w:proofErr w:type="spellStart"/>
+      <w:proofErr w:type="gramStart"/>
+      <w:r>
+        <w:rPr>
+          <w:rFonts w:ascii="Cascadia Mono" w:hAnsi="Cascadia Mono" w:cs="Cascadia Mono"/>
+          <w:color w:val="000000"/>
+          <w:sz w:val="19"/>
+          <w:szCs w:val="19"/>
+          <w:highlight w:val="white"/>
+        </w:rPr>
+        <w:t>ProductsExists</w:t>
+      </w:r>
+      <w:proofErr w:type="spellEnd"/>
+      <w:r>
+        <w:rPr>
+          <w:rFonts w:ascii="Cascadia Mono" w:hAnsi="Cascadia Mono" w:cs="Cascadia Mono"/>
+          <w:color w:val="000000"/>
+          <w:sz w:val="19"/>
+          <w:szCs w:val="19"/>
+          <w:highlight w:val="white"/>
+        </w:rPr>
+        <w:t>(</w:t>
+      </w:r>
+      <w:proofErr w:type="gramEnd"/>
+      <w:r>
+        <w:rPr>
+          <w:rFonts w:ascii="Cascadia Mono" w:hAnsi="Cascadia Mono" w:cs="Cascadia Mono"/>
+          <w:color w:val="0000FF"/>
+          <w:sz w:val="19"/>
+          <w:szCs w:val="19"/>
+          <w:highlight w:val="white"/>
+        </w:rPr>
+        <w:t>int</w:t>
+      </w:r>
+      <w:r>
+        <w:rPr>
+          <w:rFonts w:ascii="Cascadia Mono" w:hAnsi="Cascadia Mono" w:cs="Cascadia Mono"/>
+          <w:color w:val="000000"/>
+          <w:sz w:val="19"/>
+          <w:szCs w:val="19"/>
+          <w:highlight w:val="white"/>
+        </w:rPr>
+        <w:t xml:space="preserve"> id)</w:t>
+      </w:r>
+    </w:p>
+    <w:p>
+      <w:pPr>
+        <w:autoSpaceDE w:val="0"/>
+        <w:autoSpaceDN w:val="0"/>
+        <w:adjustRightInd w:val="0"/>
+        <w:spacing w:after="0" w:line="240" w:lineRule="auto"/>
+        <w:rPr>
+          <w:rFonts w:ascii="Cascadia Mono" w:hAnsi="Cascadia Mono" w:cs="Cascadia Mono"/>
+          <w:color w:val="000000"/>
+          <w:sz w:val="19"/>
+          <w:szCs w:val="19"/>
+          <w:highlight w:val="white"/>
+        </w:rPr>
+      </w:pPr>
+      <w:r>
+        <w:rPr>
+          <w:rFonts w:ascii="Cascadia Mono" w:hAnsi="Cascadia Mono" w:cs="Cascadia Mono"/>
+          <w:color w:val="000000"/>
+          <w:sz w:val="19"/>
+          <w:szCs w:val="19"/>
+          <w:highlight w:val="white"/>
+        </w:rPr>
+        <w:t xml:space="preserve"> {</w:t>
+      </w:r>
+    </w:p>
+    <w:p>
+      <w:pPr>
+        <w:autoSpaceDE w:val="0"/>
+        <w:autoSpaceDN w:val="0"/>
+        <w:adjustRightInd w:val="0"/>
+        <w:spacing w:after="0" w:line="240" w:lineRule="auto"/>
+        <w:rPr>
+          <w:rFonts w:ascii="Cascadia Mono" w:hAnsi="Cascadia Mono" w:cs="Cascadia Mono"/>
+          <w:color w:val="000000"/>
+          <w:sz w:val="19"/>
+          <w:szCs w:val="19"/>
+          <w:highlight w:val="white"/>
+        </w:rPr>
+      </w:pPr>
+      <w:r>
+        <w:rPr>
+          <w:rFonts w:ascii="Cascadia Mono" w:hAnsi="Cascadia Mono" w:cs="Cascadia Mono"/>
+          <w:color w:val="000000"/>
+          <w:sz w:val="19"/>
+          <w:szCs w:val="19"/>
+          <w:highlight w:val="white"/>
+        </w:rPr>
+        <w:t xml:space="preserve">     </w:t>
+      </w:r>
+      <w:r>
+        <w:rPr>
+          <w:rFonts w:ascii="Cascadia Mono" w:hAnsi="Cascadia Mono" w:cs="Cascadia Mono"/>
+          <w:color w:val="0000FF"/>
+          <w:sz w:val="19"/>
+          <w:szCs w:val="19"/>
+          <w:highlight w:val="white"/>
+        </w:rPr>
+        <w:t>return</w:t>
+      </w:r>
+      <w:r>
+        <w:rPr>
+          <w:rFonts w:ascii="Cascadia Mono" w:hAnsi="Cascadia Mono" w:cs="Cascadia Mono"/>
+          <w:color w:val="000000"/>
+          <w:sz w:val="19"/>
+          <w:szCs w:val="19"/>
+          <w:highlight w:val="white"/>
+        </w:rPr>
+        <w:t xml:space="preserve"> _</w:t>
+      </w:r>
+      <w:proofErr w:type="spellStart"/>
+      <w:proofErr w:type="gramStart"/>
+      <w:r>
+        <w:rPr>
+          <w:rFonts w:ascii="Cascadia Mono" w:hAnsi="Cascadia Mono" w:cs="Cascadia Mono"/>
+          <w:color w:val="000000"/>
+          <w:sz w:val="19"/>
+          <w:szCs w:val="19"/>
+          <w:highlight w:val="white"/>
+        </w:rPr>
+        <w:t>context.Products.Any</w:t>
+      </w:r>
+      <w:proofErr w:type="spellEnd"/>
+      <w:proofErr w:type="gramEnd"/>
+      <w:r>
+        <w:rPr>
+          <w:rFonts w:ascii="Cascadia Mono" w:hAnsi="Cascadia Mono" w:cs="Cascadia Mono"/>
+          <w:color w:val="000000"/>
+          <w:sz w:val="19"/>
+          <w:szCs w:val="19"/>
+          <w:highlight w:val="white"/>
+        </w:rPr>
+        <w:t xml:space="preserve">(e =&gt; </w:t>
+      </w:r>
+      <w:proofErr w:type="spellStart"/>
+      <w:r>
+        <w:rPr>
+          <w:rFonts w:ascii="Cascadia Mono" w:hAnsi="Cascadia Mono" w:cs="Cascadia Mono"/>
+          <w:color w:val="000000"/>
+          <w:sz w:val="19"/>
+          <w:szCs w:val="19"/>
+          <w:highlight w:val="white"/>
+        </w:rPr>
+        <w:t>e.ProductsId</w:t>
+      </w:r>
+      <w:proofErr w:type="spellEnd"/>
+      <w:r>
+        <w:rPr>
+          <w:rFonts w:ascii="Cascadia Mono" w:hAnsi="Cascadia Mono" w:cs="Cascadia Mono"/>
+          <w:color w:val="000000"/>
+          <w:sz w:val="19"/>
+          <w:szCs w:val="19"/>
+          <w:highlight w:val="white"/>
+        </w:rPr>
+        <w:t xml:space="preserve"> == id);</w:t>
+      </w:r>
+    </w:p>
+    <w:p>
+      <w:r>
+        <w:rPr>
+          <w:rFonts w:ascii="Cascadia Mono" w:hAnsi="Cascadia Mono" w:cs="Cascadia Mono"/>
+          <w:color w:val="000000"/>
+          <w:sz w:val="19"/>
+          <w:szCs w:val="19"/>
+          <w:highlight w:val="white"/>
+        </w:rPr>
+        <w:t xml:space="preserve"> }</w:t>
       </w:r>
     </w:p>
     <w:sectPr>

--- a/Development Diary.docx
+++ b/Development Diary.docx
@@ -526,7 +526,7 @@
           <w:bCs/>
           <w:lang w:val="en-US"/>
         </w:rPr>
-        <w:t>13/04/2026</w:t>
+        <w:t>Day 1</w:t>
       </w:r>
     </w:p>
     <w:p>
@@ -596,32 +596,6 @@
           <w:lang w:val="en-US"/>
         </w:rPr>
       </w:pPr>
-      <w:r>
-        <w:rPr>
-          <w:lang w:val="en-US"/>
-        </w:rPr>
-        <w:t xml:space="preserve">I also seeded </w:t>
-      </w:r>
-      <w:proofErr w:type="gramStart"/>
-      <w:r>
-        <w:rPr>
-          <w:lang w:val="en-US"/>
-        </w:rPr>
-        <w:t>my the</w:t>
-      </w:r>
-      <w:proofErr w:type="gramEnd"/>
-      <w:r>
-        <w:rPr>
-          <w:lang w:val="en-US"/>
-        </w:rPr>
-        <w:t xml:space="preserve"> data for my </w:t>
-      </w:r>
-      <w:r>
-        <w:rPr>
-          <w:lang w:val="en-US"/>
-        </w:rPr>
-        <w:t>stuff</w:t>
-      </w:r>
     </w:p>
     <w:p>
       <w:pPr>
@@ -1702,6 +1676,9 @@
     <w:p/>
     <w:p>
       <w:r>
+        <w:rPr>
+          <w:noProof/>
+        </w:rPr>
         <w:drawing>
           <wp:inline distT="0" distB="0" distL="0" distR="0" wp14:anchorId="3059FDA4" wp14:editId="076445A3">
             <wp:extent cx="5106113" cy="2543530"/>
@@ -1739,6 +1716,9 @@
         </w:drawing>
       </w:r>
       <w:r>
+        <w:rPr>
+          <w:noProof/>
+        </w:rPr>
         <w:drawing>
           <wp:inline distT="0" distB="0" distL="0" distR="0" wp14:anchorId="75499DBF" wp14:editId="092DDF4D">
             <wp:extent cx="6824112" cy="94050"/>
@@ -1800,6 +1780,9 @@
     <w:p/>
     <w:p>
       <w:r>
+        <w:rPr>
+          <w:noProof/>
+        </w:rPr>
         <w:lastRenderedPageBreak/>
         <w:drawing>
           <wp:inline distT="0" distB="0" distL="0" distR="0" wp14:anchorId="6CA324F0" wp14:editId="19861B61">
@@ -1840,6 +1823,9 @@
     </w:p>
     <w:p>
       <w:r>
+        <w:rPr>
+          <w:noProof/>
+        </w:rPr>
         <w:drawing>
           <wp:inline distT="0" distB="0" distL="0" distR="0" wp14:anchorId="01011840" wp14:editId="29EDE9A4">
             <wp:extent cx="5943600" cy="774700"/>

--- a/Development Diary.docx
+++ b/Development Diary.docx
@@ -514,16 +514,13 @@
     </w:p>
     <w:p>
       <w:pPr>
-        <w:rPr>
-          <w:b/>
-          <w:bCs/>
-          <w:lang w:val="en-US"/>
-        </w:rPr>
-      </w:pPr>
-      <w:r>
-        <w:rPr>
-          <w:b/>
-          <w:bCs/>
+        <w:pStyle w:val="Heading1"/>
+        <w:rPr>
+          <w:lang w:val="en-US"/>
+        </w:rPr>
+      </w:pPr>
+      <w:r>
+        <w:rPr>
           <w:lang w:val="en-US"/>
         </w:rPr>
         <w:t>Day 1</w:t>
@@ -558,202 +555,6 @@
             <wp:extent cx="1457528" cy="1667108"/>
             <wp:effectExtent l="0" t="0" r="0" b="9525"/>
             <wp:docPr id="1" name="Picture 1"/>
-            <wp:cNvGraphicFramePr>
-              <a:graphicFrameLocks xmlns:a="http://schemas.openxmlformats.org/drawingml/2006/main" noChangeAspect="1"/>
-            </wp:cNvGraphicFramePr>
-            <a:graphic xmlns:a="http://schemas.openxmlformats.org/drawingml/2006/main">
-              <a:graphicData uri="http://schemas.openxmlformats.org/drawingml/2006/picture">
-                <pic:pic xmlns:pic="http://schemas.openxmlformats.org/drawingml/2006/picture">
-                  <pic:nvPicPr>
-                    <pic:cNvPr id="1" name=""/>
-                    <pic:cNvPicPr/>
-                  </pic:nvPicPr>
-                  <pic:blipFill>
-                    <a:blip r:embed="rId4"/>
-                    <a:stretch>
-                      <a:fillRect/>
-                    </a:stretch>
-                  </pic:blipFill>
-                  <pic:spPr>
-                    <a:xfrm>
-                      <a:off x="0" y="0"/>
-                      <a:ext cx="1457528" cy="1667108"/>
-                    </a:xfrm>
-                    <a:prstGeom prst="rect">
-                      <a:avLst/>
-                    </a:prstGeom>
-                  </pic:spPr>
-                </pic:pic>
-              </a:graphicData>
-            </a:graphic>
-          </wp:inline>
-        </w:drawing>
-      </w:r>
-    </w:p>
-    <w:p>
-      <w:pPr>
-        <w:rPr>
-          <w:lang w:val="en-US"/>
-        </w:rPr>
-      </w:pPr>
-    </w:p>
-    <w:p>
-      <w:pPr>
-        <w:rPr>
-          <w:b/>
-          <w:bCs/>
-          <w:lang w:val="en-US"/>
-        </w:rPr>
-      </w:pPr>
-    </w:p>
-    <w:p>
-      <w:pPr>
-        <w:rPr>
-          <w:b/>
-          <w:bCs/>
-          <w:lang w:val="en-US"/>
-        </w:rPr>
-      </w:pPr>
-      <w:r>
-        <w:rPr>
-          <w:b/>
-          <w:bCs/>
-          <w:lang w:val="en-US"/>
-        </w:rPr>
-        <w:t>ERRORS</w:t>
-      </w:r>
-    </w:p>
-    <w:p>
-      <w:pPr>
-        <w:rPr>
-          <w:b/>
-          <w:bCs/>
-          <w:lang w:val="en-US"/>
-        </w:rPr>
-      </w:pPr>
-    </w:p>
-    <w:p>
-      <w:pPr>
-        <w:rPr>
-          <w:lang w:val="en-US"/>
-        </w:rPr>
-      </w:pPr>
-      <w:proofErr w:type="spellStart"/>
-      <w:r>
-        <w:rPr>
-          <w:b/>
-          <w:bCs/>
-          <w:lang w:val="en-US"/>
-        </w:rPr>
-        <w:t>System.InvalidOperationException</w:t>
-      </w:r>
-      <w:proofErr w:type="spellEnd"/>
-      <w:r>
-        <w:rPr>
-          <w:b/>
-          <w:bCs/>
-          <w:lang w:val="en-US"/>
-        </w:rPr>
-        <w:t>:</w:t>
-      </w:r>
-      <w:r>
-        <w:rPr>
-          <w:lang w:val="en-US"/>
-        </w:rPr>
-        <w:t xml:space="preserve"> 'Role ADMIN does not exist.'</w:t>
-      </w:r>
-      <w:r>
-        <w:rPr>
-          <w:lang w:val="en-US"/>
-        </w:rPr>
-        <w:t xml:space="preserve"> Day1 </w:t>
-      </w:r>
-    </w:p>
-    <w:p>
-      <w:pPr>
-        <w:rPr>
-          <w:lang w:val="en-US"/>
-        </w:rPr>
-      </w:pPr>
-      <w:proofErr w:type="spellStart"/>
-      <w:r>
-        <w:rPr>
-          <w:lang w:val="en-US"/>
-        </w:rPr>
-        <w:t>InvalidOperationException</w:t>
-      </w:r>
-      <w:proofErr w:type="spellEnd"/>
-      <w:r>
-        <w:rPr>
-          <w:lang w:val="en-US"/>
-        </w:rPr>
-        <w:t xml:space="preserve">: The model item passed into the </w:t>
-      </w:r>
-      <w:proofErr w:type="spellStart"/>
-      <w:r>
-        <w:rPr>
-          <w:lang w:val="en-US"/>
-        </w:rPr>
-        <w:t>ViewDataDictionary</w:t>
-      </w:r>
-      <w:proofErr w:type="spellEnd"/>
-      <w:r>
-        <w:rPr>
-          <w:lang w:val="en-US"/>
-        </w:rPr>
-        <w:t xml:space="preserve"> is of type '</w:t>
-      </w:r>
-      <w:proofErr w:type="gramStart"/>
-      <w:r>
-        <w:rPr>
-          <w:lang w:val="en-US"/>
-        </w:rPr>
-        <w:t>System.Collections.Generic.List</w:t>
-      </w:r>
-      <w:proofErr w:type="gramEnd"/>
-      <w:r>
-        <w:rPr>
-          <w:lang w:val="en-US"/>
-        </w:rPr>
-        <w:t xml:space="preserve">`1[GreenFieldWeb.Models.Basket]', but this </w:t>
-      </w:r>
-      <w:proofErr w:type="spellStart"/>
-      <w:r>
-        <w:rPr>
-          <w:lang w:val="en-US"/>
-        </w:rPr>
-        <w:t>ViewDataDictionary</w:t>
-      </w:r>
-      <w:proofErr w:type="spellEnd"/>
-      <w:r>
-        <w:rPr>
-          <w:lang w:val="en-US"/>
-        </w:rPr>
-        <w:t xml:space="preserve"> instance requires a model item of type 'System.Collections.Generic.IEnumerable`1[GreenFieldWeb.Models.BasketProducts]'.</w:t>
-      </w:r>
-      <w:r>
-        <w:rPr>
-          <w:lang w:val="en-US"/>
-        </w:rPr>
-        <w:t xml:space="preserve"> Day 2</w:t>
-      </w:r>
-    </w:p>
-    <w:p>
-      <w:pPr>
-        <w:rPr>
-          <w:lang w:val="en-US"/>
-        </w:rPr>
-      </w:pPr>
-      <w:r>
-        <w:rPr>
-          <w:noProof/>
-          <w:lang w:val="en-US"/>
-        </w:rPr>
-        <w:drawing>
-          <wp:inline distT="0" distB="0" distL="0" distR="0" wp14:anchorId="403B9C53" wp14:editId="0160427D">
-            <wp:extent cx="5943600" cy="904240"/>
-            <wp:effectExtent l="0" t="0" r="0" b="0"/>
-            <wp:docPr id="2" name="Picture 2"/>
             <wp:cNvGraphicFramePr>
               <a:graphicFrameLocks xmlns:a="http://schemas.openxmlformats.org/drawingml/2006/main" noChangeAspect="1"/>
             </wp:cNvGraphicFramePr>
@@ -773,6 +574,1359 @@
                   <pic:spPr>
                     <a:xfrm>
                       <a:off x="0" y="0"/>
+                      <a:ext cx="1457528" cy="1667108"/>
+                    </a:xfrm>
+                    <a:prstGeom prst="rect">
+                      <a:avLst/>
+                    </a:prstGeom>
+                  </pic:spPr>
+                </pic:pic>
+              </a:graphicData>
+            </a:graphic>
+          </wp:inline>
+        </w:drawing>
+      </w:r>
+    </w:p>
+    <w:p>
+      <w:pPr>
+        <w:rPr>
+          <w:lang w:val="en-US"/>
+        </w:rPr>
+      </w:pPr>
+      <w:r>
+        <w:rPr>
+          <w:noProof/>
+        </w:rPr>
+        <w:drawing>
+          <wp:inline distT="0" distB="0" distL="0" distR="0" wp14:anchorId="0E0639C5" wp14:editId="0D46BD03">
+            <wp:extent cx="5943600" cy="5403902"/>
+            <wp:effectExtent l="0" t="0" r="0" b="6350"/>
+            <wp:docPr id="15" name="Picture 15"/>
+            <wp:cNvGraphicFramePr>
+              <a:graphicFrameLocks xmlns:a="http://schemas.openxmlformats.org/drawingml/2006/main" noChangeAspect="1"/>
+            </wp:cNvGraphicFramePr>
+            <a:graphic xmlns:a="http://schemas.openxmlformats.org/drawingml/2006/main">
+              <a:graphicData uri="http://schemas.openxmlformats.org/drawingml/2006/picture">
+                <pic:pic xmlns:pic="http://schemas.openxmlformats.org/drawingml/2006/picture">
+                  <pic:nvPicPr>
+                    <pic:cNvPr id="0" name="Picture 2"/>
+                    <pic:cNvPicPr>
+                      <a:picLocks noChangeAspect="1" noChangeArrowheads="1"/>
+                    </pic:cNvPicPr>
+                  </pic:nvPicPr>
+                  <pic:blipFill>
+                    <a:blip r:embed="rId6" cstate="print">
+                      <a:extLst>
+                        <a:ext uri="{28A0092B-C50C-407E-A947-70E740481C1C}">
+                          <a14:useLocalDpi xmlns:a14="http://schemas.microsoft.com/office/drawing/2010/main" val="0"/>
+                        </a:ext>
+                      </a:extLst>
+                    </a:blip>
+                    <a:srcRect/>
+                    <a:stretch>
+                      <a:fillRect/>
+                    </a:stretch>
+                  </pic:blipFill>
+                  <pic:spPr bwMode="auto">
+                    <a:xfrm>
+                      <a:off x="0" y="0"/>
+                      <a:ext cx="5943600" cy="5403902"/>
+                    </a:xfrm>
+                    <a:prstGeom prst="rect">
+                      <a:avLst/>
+                    </a:prstGeom>
+                    <a:noFill/>
+                    <a:ln>
+                      <a:noFill/>
+                    </a:ln>
+                  </pic:spPr>
+                </pic:pic>
+              </a:graphicData>
+            </a:graphic>
+          </wp:inline>
+        </w:drawing>
+      </w:r>
+    </w:p>
+    <w:p>
+      <w:pPr>
+        <w:rPr>
+          <w:lang w:val="en-US"/>
+        </w:rPr>
+      </w:pPr>
+      <w:r>
+        <w:rPr>
+          <w:lang w:val="en-US"/>
+        </w:rPr>
+        <w:lastRenderedPageBreak/>
+        <w:t>I made some slight changes to my original models as I removed discount model as I deemed it unnecessary to the project prototype being created and instead added “DiscountApplid” property field to better incorporate the loyalty system. I also added “Status” and “Basket</w:t>
+      </w:r>
+      <w:r>
+        <w:rPr>
+          <w:lang w:val="en-US"/>
+        </w:rPr>
+        <w:t xml:space="preserve">CreatedAt” field property which made it. I added Icollections and Navigation properties </w:t>
+      </w:r>
+    </w:p>
+    <w:p>
+      <w:pPr>
+        <w:rPr>
+          <w:lang w:val="en-US"/>
+        </w:rPr>
+      </w:pPr>
+      <w:r>
+        <w:rPr>
+          <w:lang w:val="en-US"/>
+        </w:rPr>
+        <w:drawing>
+          <wp:inline distT="0" distB="0" distL="0" distR="0" wp14:anchorId="374EA534" wp14:editId="7012B824">
+            <wp:extent cx="5943600" cy="3066415"/>
+            <wp:effectExtent l="0" t="0" r="0" b="635"/>
+            <wp:docPr id="9" name="Picture 9"/>
+            <wp:cNvGraphicFramePr>
+              <a:graphicFrameLocks xmlns:a="http://schemas.openxmlformats.org/drawingml/2006/main" noChangeAspect="1"/>
+            </wp:cNvGraphicFramePr>
+            <a:graphic xmlns:a="http://schemas.openxmlformats.org/drawingml/2006/main">
+              <a:graphicData uri="http://schemas.openxmlformats.org/drawingml/2006/picture">
+                <pic:pic xmlns:pic="http://schemas.openxmlformats.org/drawingml/2006/picture">
+                  <pic:nvPicPr>
+                    <pic:cNvPr id="1" name=""/>
+                    <pic:cNvPicPr/>
+                  </pic:nvPicPr>
+                  <pic:blipFill>
+                    <a:blip r:embed="rId7"/>
+                    <a:stretch>
+                      <a:fillRect/>
+                    </a:stretch>
+                  </pic:blipFill>
+                  <pic:spPr>
+                    <a:xfrm>
+                      <a:off x="0" y="0"/>
+                      <a:ext cx="5943600" cy="3066415"/>
+                    </a:xfrm>
+                    <a:prstGeom prst="rect">
+                      <a:avLst/>
+                    </a:prstGeom>
+                  </pic:spPr>
+                </pic:pic>
+              </a:graphicData>
+            </a:graphic>
+          </wp:inline>
+        </w:drawing>
+      </w:r>
+    </w:p>
+    <w:p>
+      <w:pPr>
+        <w:rPr>
+          <w:lang w:val="en-US"/>
+        </w:rPr>
+      </w:pPr>
+      <w:r>
+        <w:rPr>
+          <w:lang w:val="en-US"/>
+        </w:rPr>
+        <w:drawing>
+          <wp:inline distT="0" distB="0" distL="0" distR="0" wp14:anchorId="615E8D62" wp14:editId="0362CBA9">
+            <wp:extent cx="5792008" cy="3772426"/>
+            <wp:effectExtent l="0" t="0" r="0" b="0"/>
+            <wp:docPr id="10" name="Picture 10"/>
+            <wp:cNvGraphicFramePr>
+              <a:graphicFrameLocks xmlns:a="http://schemas.openxmlformats.org/drawingml/2006/main" noChangeAspect="1"/>
+            </wp:cNvGraphicFramePr>
+            <a:graphic xmlns:a="http://schemas.openxmlformats.org/drawingml/2006/main">
+              <a:graphicData uri="http://schemas.openxmlformats.org/drawingml/2006/picture">
+                <pic:pic xmlns:pic="http://schemas.openxmlformats.org/drawingml/2006/picture">
+                  <pic:nvPicPr>
+                    <pic:cNvPr id="1" name=""/>
+                    <pic:cNvPicPr/>
+                  </pic:nvPicPr>
+                  <pic:blipFill>
+                    <a:blip r:embed="rId8"/>
+                    <a:stretch>
+                      <a:fillRect/>
+                    </a:stretch>
+                  </pic:blipFill>
+                  <pic:spPr>
+                    <a:xfrm>
+                      <a:off x="0" y="0"/>
+                      <a:ext cx="5792008" cy="3772426"/>
+                    </a:xfrm>
+                    <a:prstGeom prst="rect">
+                      <a:avLst/>
+                    </a:prstGeom>
+                  </pic:spPr>
+                </pic:pic>
+              </a:graphicData>
+            </a:graphic>
+          </wp:inline>
+        </w:drawing>
+      </w:r>
+    </w:p>
+    <w:p>
+      <w:pPr>
+        <w:rPr>
+          <w:lang w:val="en-US"/>
+        </w:rPr>
+      </w:pPr>
+      <w:r>
+        <w:rPr>
+          <w:lang w:val="en-US"/>
+        </w:rPr>
+        <w:lastRenderedPageBreak/>
+        <w:drawing>
+          <wp:inline distT="0" distB="0" distL="0" distR="0" wp14:anchorId="023F0B97" wp14:editId="47AC3ECD">
+            <wp:extent cx="5058481" cy="3934374"/>
+            <wp:effectExtent l="0" t="0" r="8890" b="9525"/>
+            <wp:docPr id="11" name="Picture 11"/>
+            <wp:cNvGraphicFramePr>
+              <a:graphicFrameLocks xmlns:a="http://schemas.openxmlformats.org/drawingml/2006/main" noChangeAspect="1"/>
+            </wp:cNvGraphicFramePr>
+            <a:graphic xmlns:a="http://schemas.openxmlformats.org/drawingml/2006/main">
+              <a:graphicData uri="http://schemas.openxmlformats.org/drawingml/2006/picture">
+                <pic:pic xmlns:pic="http://schemas.openxmlformats.org/drawingml/2006/picture">
+                  <pic:nvPicPr>
+                    <pic:cNvPr id="1" name=""/>
+                    <pic:cNvPicPr/>
+                  </pic:nvPicPr>
+                  <pic:blipFill>
+                    <a:blip r:embed="rId9"/>
+                    <a:stretch>
+                      <a:fillRect/>
+                    </a:stretch>
+                  </pic:blipFill>
+                  <pic:spPr>
+                    <a:xfrm>
+                      <a:off x="0" y="0"/>
+                      <a:ext cx="5058481" cy="3934374"/>
+                    </a:xfrm>
+                    <a:prstGeom prst="rect">
+                      <a:avLst/>
+                    </a:prstGeom>
+                  </pic:spPr>
+                </pic:pic>
+              </a:graphicData>
+            </a:graphic>
+          </wp:inline>
+        </w:drawing>
+      </w:r>
+    </w:p>
+    <w:p>
+      <w:pPr>
+        <w:rPr>
+          <w:lang w:val="en-US"/>
+        </w:rPr>
+      </w:pPr>
+      <w:r>
+        <w:rPr>
+          <w:lang w:val="en-US"/>
+        </w:rPr>
+        <w:lastRenderedPageBreak/>
+        <w:drawing>
+          <wp:inline distT="0" distB="0" distL="0" distR="0" wp14:anchorId="6624D09D" wp14:editId="262CAC12">
+            <wp:extent cx="5943600" cy="5354955"/>
+            <wp:effectExtent l="0" t="0" r="0" b="0"/>
+            <wp:docPr id="12" name="Picture 12"/>
+            <wp:cNvGraphicFramePr>
+              <a:graphicFrameLocks xmlns:a="http://schemas.openxmlformats.org/drawingml/2006/main" noChangeAspect="1"/>
+            </wp:cNvGraphicFramePr>
+            <a:graphic xmlns:a="http://schemas.openxmlformats.org/drawingml/2006/main">
+              <a:graphicData uri="http://schemas.openxmlformats.org/drawingml/2006/picture">
+                <pic:pic xmlns:pic="http://schemas.openxmlformats.org/drawingml/2006/picture">
+                  <pic:nvPicPr>
+                    <pic:cNvPr id="1" name=""/>
+                    <pic:cNvPicPr/>
+                  </pic:nvPicPr>
+                  <pic:blipFill>
+                    <a:blip r:embed="rId10"/>
+                    <a:stretch>
+                      <a:fillRect/>
+                    </a:stretch>
+                  </pic:blipFill>
+                  <pic:spPr>
+                    <a:xfrm>
+                      <a:off x="0" y="0"/>
+                      <a:ext cx="5943600" cy="5354955"/>
+                    </a:xfrm>
+                    <a:prstGeom prst="rect">
+                      <a:avLst/>
+                    </a:prstGeom>
+                  </pic:spPr>
+                </pic:pic>
+              </a:graphicData>
+            </a:graphic>
+          </wp:inline>
+        </w:drawing>
+      </w:r>
+    </w:p>
+    <w:p>
+      <w:pPr>
+        <w:rPr>
+          <w:lang w:val="en-US"/>
+        </w:rPr>
+      </w:pPr>
+      <w:r>
+        <w:rPr>
+          <w:lang w:val="en-US"/>
+        </w:rPr>
+        <w:lastRenderedPageBreak/>
+        <w:drawing>
+          <wp:inline distT="0" distB="0" distL="0" distR="0" wp14:anchorId="3EBAACF9" wp14:editId="2512A815">
+            <wp:extent cx="5943600" cy="3989070"/>
+            <wp:effectExtent l="0" t="0" r="0" b="0"/>
+            <wp:docPr id="13" name="Picture 13"/>
+            <wp:cNvGraphicFramePr>
+              <a:graphicFrameLocks xmlns:a="http://schemas.openxmlformats.org/drawingml/2006/main" noChangeAspect="1"/>
+            </wp:cNvGraphicFramePr>
+            <a:graphic xmlns:a="http://schemas.openxmlformats.org/drawingml/2006/main">
+              <a:graphicData uri="http://schemas.openxmlformats.org/drawingml/2006/picture">
+                <pic:pic xmlns:pic="http://schemas.openxmlformats.org/drawingml/2006/picture">
+                  <pic:nvPicPr>
+                    <pic:cNvPr id="1" name=""/>
+                    <pic:cNvPicPr/>
+                  </pic:nvPicPr>
+                  <pic:blipFill>
+                    <a:blip r:embed="rId11"/>
+                    <a:stretch>
+                      <a:fillRect/>
+                    </a:stretch>
+                  </pic:blipFill>
+                  <pic:spPr>
+                    <a:xfrm>
+                      <a:off x="0" y="0"/>
+                      <a:ext cx="5943600" cy="3989070"/>
+                    </a:xfrm>
+                    <a:prstGeom prst="rect">
+                      <a:avLst/>
+                    </a:prstGeom>
+                  </pic:spPr>
+                </pic:pic>
+              </a:graphicData>
+            </a:graphic>
+          </wp:inline>
+        </w:drawing>
+      </w:r>
+    </w:p>
+    <w:p>
+      <w:pPr>
+        <w:rPr>
+          <w:lang w:val="en-US"/>
+        </w:rPr>
+      </w:pPr>
+      <w:r>
+        <w:rPr>
+          <w:lang w:val="en-US"/>
+        </w:rPr>
+        <w:lastRenderedPageBreak/>
+        <w:drawing>
+          <wp:inline distT="0" distB="0" distL="0" distR="0" wp14:anchorId="64504F6B" wp14:editId="61793ED3">
+            <wp:extent cx="5943600" cy="5650230"/>
+            <wp:effectExtent l="0" t="0" r="0" b="7620"/>
+            <wp:docPr id="14" name="Picture 14"/>
+            <wp:cNvGraphicFramePr>
+              <a:graphicFrameLocks xmlns:a="http://schemas.openxmlformats.org/drawingml/2006/main" noChangeAspect="1"/>
+            </wp:cNvGraphicFramePr>
+            <a:graphic xmlns:a="http://schemas.openxmlformats.org/drawingml/2006/main">
+              <a:graphicData uri="http://schemas.openxmlformats.org/drawingml/2006/picture">
+                <pic:pic xmlns:pic="http://schemas.openxmlformats.org/drawingml/2006/picture">
+                  <pic:nvPicPr>
+                    <pic:cNvPr id="1" name=""/>
+                    <pic:cNvPicPr/>
+                  </pic:nvPicPr>
+                  <pic:blipFill>
+                    <a:blip r:embed="rId12"/>
+                    <a:stretch>
+                      <a:fillRect/>
+                    </a:stretch>
+                  </pic:blipFill>
+                  <pic:spPr>
+                    <a:xfrm>
+                      <a:off x="0" y="0"/>
+                      <a:ext cx="5943600" cy="5650230"/>
+                    </a:xfrm>
+                    <a:prstGeom prst="rect">
+                      <a:avLst/>
+                    </a:prstGeom>
+                  </pic:spPr>
+                </pic:pic>
+              </a:graphicData>
+            </a:graphic>
+          </wp:inline>
+        </w:drawing>
+      </w:r>
+    </w:p>
+    <w:p>
+      <w:pPr>
+        <w:rPr>
+          <w:lang w:val="en-US"/>
+        </w:rPr>
+      </w:pPr>
+      <w:r>
+        <w:rPr>
+          <w:lang w:val="en-US"/>
+        </w:rPr>
+        <w:t xml:space="preserve">I also scaffolded all my Models to produce comprehensive controllers and views for each Model. I also created a ProducerDashboard controller and view to incorporate the Producer Dashboard feature. </w:t>
+      </w:r>
+    </w:p>
+    <w:p>
+      <w:pPr>
+        <w:rPr>
+          <w:lang w:val="en-US"/>
+        </w:rPr>
+      </w:pPr>
+      <w:r>
+        <w:rPr>
+          <w:lang w:val="en-US"/>
+        </w:rPr>
+        <w:t xml:space="preserve">I also added Migration </w:t>
+      </w:r>
+      <w:r>
+        <w:rPr>
+          <w:lang w:val="en-US"/>
+        </w:rPr>
+        <w:t>so it generates a file describing what changeas to be made and then I “Update-Database so it then applies those changes to the actual database.</w:t>
+      </w:r>
+    </w:p>
+    <w:p>
+      <w:pPr>
+        <w:rPr>
+          <w:lang w:val="en-US"/>
+        </w:rPr>
+      </w:pPr>
+    </w:p>
+    <w:p>
+      <w:pPr>
+        <w:jc w:val="both"/>
+        <w:rPr>
+          <w:lang w:val="en-US"/>
+        </w:rPr>
+      </w:pPr>
+    </w:p>
+    <w:p>
+      <w:pPr>
+        <w:rPr>
+          <w:lang w:val="en-US"/>
+        </w:rPr>
+      </w:pPr>
+    </w:p>
+    <w:p>
+      <w:pPr>
+        <w:rPr>
+          <w:lang w:val="en-US"/>
+        </w:rPr>
+      </w:pPr>
+    </w:p>
+    <w:p>
+      <w:pPr>
+        <w:rPr>
+          <w:lang w:val="en-US"/>
+        </w:rPr>
+      </w:pPr>
+      <w:r>
+        <w:rPr>
+          <w:lang w:val="en-US"/>
+        </w:rPr>
+        <w:lastRenderedPageBreak/>
+        <w:drawing>
+          <wp:inline distT="0" distB="0" distL="0" distR="0" wp14:anchorId="679C53EF" wp14:editId="734CEBBC">
+            <wp:extent cx="2353003" cy="1495634"/>
+            <wp:effectExtent l="0" t="0" r="0" b="9525"/>
+            <wp:docPr id="23" name="Picture 23"/>
+            <wp:cNvGraphicFramePr>
+              <a:graphicFrameLocks xmlns:a="http://schemas.openxmlformats.org/drawingml/2006/main" noChangeAspect="1"/>
+            </wp:cNvGraphicFramePr>
+            <a:graphic xmlns:a="http://schemas.openxmlformats.org/drawingml/2006/main">
+              <a:graphicData uri="http://schemas.openxmlformats.org/drawingml/2006/picture">
+                <pic:pic xmlns:pic="http://schemas.openxmlformats.org/drawingml/2006/picture">
+                  <pic:nvPicPr>
+                    <pic:cNvPr id="1" name=""/>
+                    <pic:cNvPicPr/>
+                  </pic:nvPicPr>
+                  <pic:blipFill>
+                    <a:blip r:embed="rId13"/>
+                    <a:stretch>
+                      <a:fillRect/>
+                    </a:stretch>
+                  </pic:blipFill>
+                  <pic:spPr>
+                    <a:xfrm>
+                      <a:off x="0" y="0"/>
+                      <a:ext cx="2353003" cy="1495634"/>
+                    </a:xfrm>
+                    <a:prstGeom prst="rect">
+                      <a:avLst/>
+                    </a:prstGeom>
+                  </pic:spPr>
+                </pic:pic>
+              </a:graphicData>
+            </a:graphic>
+          </wp:inline>
+        </w:drawing>
+      </w:r>
+    </w:p>
+    <w:p>
+      <w:pPr>
+        <w:rPr>
+          <w:lang w:val="en-US"/>
+        </w:rPr>
+      </w:pPr>
+      <w:r>
+        <w:rPr>
+          <w:lang w:val="en-US"/>
+        </w:rPr>
+        <w:drawing>
+          <wp:inline distT="0" distB="0" distL="0" distR="0" wp14:anchorId="6E76D215" wp14:editId="5F6661BE">
+            <wp:extent cx="2362530" cy="2591162"/>
+            <wp:effectExtent l="0" t="0" r="0" b="0"/>
+            <wp:docPr id="24" name="Picture 24"/>
+            <wp:cNvGraphicFramePr>
+              <a:graphicFrameLocks xmlns:a="http://schemas.openxmlformats.org/drawingml/2006/main" noChangeAspect="1"/>
+            </wp:cNvGraphicFramePr>
+            <a:graphic xmlns:a="http://schemas.openxmlformats.org/drawingml/2006/main">
+              <a:graphicData uri="http://schemas.openxmlformats.org/drawingml/2006/picture">
+                <pic:pic xmlns:pic="http://schemas.openxmlformats.org/drawingml/2006/picture">
+                  <pic:nvPicPr>
+                    <pic:cNvPr id="1" name=""/>
+                    <pic:cNvPicPr/>
+                  </pic:nvPicPr>
+                  <pic:blipFill>
+                    <a:blip r:embed="rId14"/>
+                    <a:stretch>
+                      <a:fillRect/>
+                    </a:stretch>
+                  </pic:blipFill>
+                  <pic:spPr>
+                    <a:xfrm>
+                      <a:off x="0" y="0"/>
+                      <a:ext cx="2362530" cy="2591162"/>
+                    </a:xfrm>
+                    <a:prstGeom prst="rect">
+                      <a:avLst/>
+                    </a:prstGeom>
+                  </pic:spPr>
+                </pic:pic>
+              </a:graphicData>
+            </a:graphic>
+          </wp:inline>
+        </w:drawing>
+      </w:r>
+    </w:p>
+    <w:p>
+      <w:pPr>
+        <w:rPr>
+          <w:lang w:val="en-US"/>
+        </w:rPr>
+      </w:pPr>
+      <w:r>
+        <w:rPr>
+          <w:lang w:val="en-US"/>
+        </w:rPr>
+        <w:t xml:space="preserve">At the end of Day 1 </w:t>
+      </w:r>
+    </w:p>
+    <w:p>
+      <w:pPr>
+        <w:pStyle w:val="ListParagraph"/>
+        <w:numPr>
+          <w:ilvl w:val="0"/>
+          <w:numId w:val="1"/>
+        </w:numPr>
+        <w:rPr>
+          <w:lang w:val="en-US"/>
+        </w:rPr>
+      </w:pPr>
+      <w:r>
+        <w:rPr>
+          <w:lang w:val="en-US"/>
+        </w:rPr>
+        <w:t xml:space="preserve">Created the project </w:t>
+      </w:r>
+      <w:r>
+        <w:rPr>
+          <w:lang w:val="en-US"/>
+        </w:rPr>
+        <w:t>using ASP.NET CORE</w:t>
+      </w:r>
+    </w:p>
+    <w:p>
+      <w:pPr>
+        <w:pStyle w:val="ListParagraph"/>
+        <w:numPr>
+          <w:ilvl w:val="0"/>
+          <w:numId w:val="1"/>
+        </w:numPr>
+        <w:rPr>
+          <w:lang w:val="en-US"/>
+        </w:rPr>
+      </w:pPr>
+      <w:r>
+        <w:rPr>
+          <w:lang w:val="en-US"/>
+        </w:rPr>
+        <w:t>Added Migration and Update-Database</w:t>
+      </w:r>
+    </w:p>
+    <w:p>
+      <w:pPr>
+        <w:pStyle w:val="ListParagraph"/>
+        <w:numPr>
+          <w:ilvl w:val="0"/>
+          <w:numId w:val="1"/>
+        </w:numPr>
+        <w:rPr>
+          <w:lang w:val="en-US"/>
+        </w:rPr>
+      </w:pPr>
+      <w:r>
+        <w:rPr>
+          <w:lang w:val="en-US"/>
+        </w:rPr>
+        <w:t>Created models and scaffolded each model</w:t>
+      </w:r>
+    </w:p>
+    <w:p>
+      <w:pPr>
+        <w:pStyle w:val="ListParagraph"/>
+        <w:numPr>
+          <w:ilvl w:val="0"/>
+          <w:numId w:val="1"/>
+        </w:numPr>
+        <w:rPr>
+          <w:lang w:val="en-US"/>
+        </w:rPr>
+      </w:pPr>
+      <w:r>
+        <w:rPr>
+          <w:lang w:val="en-US"/>
+        </w:rPr>
+        <w:t>Created controllers and views for Producer Dashboard</w:t>
+      </w:r>
+    </w:p>
+    <w:p>
+      <w:pPr>
+        <w:pStyle w:val="Heading1"/>
+        <w:rPr>
+          <w:lang w:val="en-US"/>
+        </w:rPr>
+      </w:pPr>
+      <w:r>
+        <w:rPr>
+          <w:lang w:val="en-US"/>
+        </w:rPr>
+        <w:t>Day 2</w:t>
+      </w:r>
+    </w:p>
+    <w:p>
+      <w:pPr>
+        <w:rPr>
+          <w:lang w:val="en-US"/>
+        </w:rPr>
+      </w:pPr>
+      <w:r>
+        <w:rPr>
+          <w:lang w:val="en-US"/>
+        </w:rPr>
+        <w:t xml:space="preserve">I created a SeedData class in the Data folder to systematically populate the database with test data and startup. I did this because manually re-entering data every time the database resets would be time consuming. The seeding runs through program.cs and it only inserts data if it doesn’t already exist so it never duplicates. I seeded </w:t>
+      </w:r>
+      <w:r>
+        <w:rPr>
+          <w:lang w:val="en-US"/>
+        </w:rPr>
+        <w:t>4 users and assigned roles to each of them so each role can control what each user can access across the site. After the users were created I seeded the producers table linking each producer to its user account via UserId. I then seeded Products last as threy require producers to already exist in the database due to the ProducersId foreign key.</w:t>
+      </w:r>
+    </w:p>
+    <w:p>
+      <w:pPr>
+        <w:rPr>
+          <w:lang w:val="en-US"/>
+        </w:rPr>
+      </w:pPr>
+      <w:r>
+        <w:rPr>
+          <w:lang w:val="en-US"/>
+        </w:rPr>
+        <w:drawing>
+          <wp:inline distT="0" distB="0" distL="0" distR="0" wp14:anchorId="7EEEC040" wp14:editId="285245E2">
+            <wp:extent cx="2695951" cy="895475"/>
+            <wp:effectExtent l="0" t="0" r="9525" b="0"/>
+            <wp:docPr id="19" name="Picture 19"/>
+            <wp:cNvGraphicFramePr>
+              <a:graphicFrameLocks xmlns:a="http://schemas.openxmlformats.org/drawingml/2006/main" noChangeAspect="1"/>
+            </wp:cNvGraphicFramePr>
+            <a:graphic xmlns:a="http://schemas.openxmlformats.org/drawingml/2006/main">
+              <a:graphicData uri="http://schemas.openxmlformats.org/drawingml/2006/picture">
+                <pic:pic xmlns:pic="http://schemas.openxmlformats.org/drawingml/2006/picture">
+                  <pic:nvPicPr>
+                    <pic:cNvPr id="1" name=""/>
+                    <pic:cNvPicPr/>
+                  </pic:nvPicPr>
+                  <pic:blipFill>
+                    <a:blip r:embed="rId15"/>
+                    <a:stretch>
+                      <a:fillRect/>
+                    </a:stretch>
+                  </pic:blipFill>
+                  <pic:spPr>
+                    <a:xfrm>
+                      <a:off x="0" y="0"/>
+                      <a:ext cx="2695951" cy="895475"/>
+                    </a:xfrm>
+                    <a:prstGeom prst="rect">
+                      <a:avLst/>
+                    </a:prstGeom>
+                  </pic:spPr>
+                </pic:pic>
+              </a:graphicData>
+            </a:graphic>
+          </wp:inline>
+        </w:drawing>
+      </w:r>
+    </w:p>
+    <w:p>
+      <w:pPr>
+        <w:rPr>
+          <w:lang w:val="en-US"/>
+        </w:rPr>
+      </w:pPr>
+      <w:r>
+        <w:rPr>
+          <w:lang w:val="en-US"/>
+        </w:rPr>
+        <w:lastRenderedPageBreak/>
+        <w:drawing>
+          <wp:inline distT="0" distB="0" distL="0" distR="0" wp14:anchorId="7FBEB50E" wp14:editId="4B090A29">
+            <wp:extent cx="5943600" cy="1564640"/>
+            <wp:effectExtent l="0" t="0" r="0" b="0"/>
+            <wp:docPr id="16" name="Picture 16"/>
+            <wp:cNvGraphicFramePr>
+              <a:graphicFrameLocks xmlns:a="http://schemas.openxmlformats.org/drawingml/2006/main" noChangeAspect="1"/>
+            </wp:cNvGraphicFramePr>
+            <a:graphic xmlns:a="http://schemas.openxmlformats.org/drawingml/2006/main">
+              <a:graphicData uri="http://schemas.openxmlformats.org/drawingml/2006/picture">
+                <pic:pic xmlns:pic="http://schemas.openxmlformats.org/drawingml/2006/picture">
+                  <pic:nvPicPr>
+                    <pic:cNvPr id="1" name=""/>
+                    <pic:cNvPicPr/>
+                  </pic:nvPicPr>
+                  <pic:blipFill>
+                    <a:blip r:embed="rId16"/>
+                    <a:stretch>
+                      <a:fillRect/>
+                    </a:stretch>
+                  </pic:blipFill>
+                  <pic:spPr>
+                    <a:xfrm>
+                      <a:off x="0" y="0"/>
+                      <a:ext cx="5943600" cy="1564640"/>
+                    </a:xfrm>
+                    <a:prstGeom prst="rect">
+                      <a:avLst/>
+                    </a:prstGeom>
+                  </pic:spPr>
+                </pic:pic>
+              </a:graphicData>
+            </a:graphic>
+          </wp:inline>
+        </w:drawing>
+      </w:r>
+    </w:p>
+    <w:p>
+      <w:pPr>
+        <w:rPr>
+          <w:lang w:val="en-US"/>
+        </w:rPr>
+      </w:pPr>
+      <w:r>
+        <w:rPr>
+          <w:lang w:val="en-US"/>
+        </w:rPr>
+        <w:drawing>
+          <wp:inline distT="0" distB="0" distL="0" distR="0" wp14:anchorId="75AA9961" wp14:editId="19077BF8">
+            <wp:extent cx="5943600" cy="3772535"/>
+            <wp:effectExtent l="0" t="0" r="0" b="0"/>
+            <wp:docPr id="17" name="Picture 17"/>
+            <wp:cNvGraphicFramePr>
+              <a:graphicFrameLocks xmlns:a="http://schemas.openxmlformats.org/drawingml/2006/main" noChangeAspect="1"/>
+            </wp:cNvGraphicFramePr>
+            <a:graphic xmlns:a="http://schemas.openxmlformats.org/drawingml/2006/main">
+              <a:graphicData uri="http://schemas.openxmlformats.org/drawingml/2006/picture">
+                <pic:pic xmlns:pic="http://schemas.openxmlformats.org/drawingml/2006/picture">
+                  <pic:nvPicPr>
+                    <pic:cNvPr id="1" name=""/>
+                    <pic:cNvPicPr/>
+                  </pic:nvPicPr>
+                  <pic:blipFill>
+                    <a:blip r:embed="rId17"/>
+                    <a:stretch>
+                      <a:fillRect/>
+                    </a:stretch>
+                  </pic:blipFill>
+                  <pic:spPr>
+                    <a:xfrm>
+                      <a:off x="0" y="0"/>
+                      <a:ext cx="5943600" cy="3772535"/>
+                    </a:xfrm>
+                    <a:prstGeom prst="rect">
+                      <a:avLst/>
+                    </a:prstGeom>
+                  </pic:spPr>
+                </pic:pic>
+              </a:graphicData>
+            </a:graphic>
+          </wp:inline>
+        </w:drawing>
+      </w:r>
+    </w:p>
+    <w:p>
+      <w:pPr>
+        <w:rPr>
+          <w:lang w:val="en-US"/>
+        </w:rPr>
+      </w:pPr>
+      <w:r>
+        <w:rPr>
+          <w:lang w:val="en-US"/>
+        </w:rPr>
+        <w:drawing>
+          <wp:inline distT="0" distB="0" distL="0" distR="0" wp14:anchorId="150AA21B" wp14:editId="5DC92B64">
+            <wp:extent cx="5943600" cy="2186940"/>
+            <wp:effectExtent l="0" t="0" r="0" b="3810"/>
+            <wp:docPr id="18" name="Picture 18"/>
+            <wp:cNvGraphicFramePr>
+              <a:graphicFrameLocks xmlns:a="http://schemas.openxmlformats.org/drawingml/2006/main" noChangeAspect="1"/>
+            </wp:cNvGraphicFramePr>
+            <a:graphic xmlns:a="http://schemas.openxmlformats.org/drawingml/2006/main">
+              <a:graphicData uri="http://schemas.openxmlformats.org/drawingml/2006/picture">
+                <pic:pic xmlns:pic="http://schemas.openxmlformats.org/drawingml/2006/picture">
+                  <pic:nvPicPr>
+                    <pic:cNvPr id="1" name=""/>
+                    <pic:cNvPicPr/>
+                  </pic:nvPicPr>
+                  <pic:blipFill>
+                    <a:blip r:embed="rId18"/>
+                    <a:stretch>
+                      <a:fillRect/>
+                    </a:stretch>
+                  </pic:blipFill>
+                  <pic:spPr>
+                    <a:xfrm>
+                      <a:off x="0" y="0"/>
+                      <a:ext cx="5943600" cy="2186940"/>
+                    </a:xfrm>
+                    <a:prstGeom prst="rect">
+                      <a:avLst/>
+                    </a:prstGeom>
+                  </pic:spPr>
+                </pic:pic>
+              </a:graphicData>
+            </a:graphic>
+          </wp:inline>
+        </w:drawing>
+      </w:r>
+    </w:p>
+    <w:p>
+      <w:pPr>
+        <w:rPr>
+          <w:lang w:val="en-US"/>
+        </w:rPr>
+      </w:pPr>
+      <w:r>
+        <w:rPr>
+          <w:lang w:val="en-US"/>
+        </w:rPr>
+        <w:lastRenderedPageBreak/>
+        <w:drawing>
+          <wp:inline distT="0" distB="0" distL="0" distR="0" wp14:anchorId="7389B0A3" wp14:editId="63863475">
+            <wp:extent cx="5943600" cy="4421505"/>
+            <wp:effectExtent l="0" t="0" r="0" b="0"/>
+            <wp:docPr id="20" name="Picture 20"/>
+            <wp:cNvGraphicFramePr>
+              <a:graphicFrameLocks xmlns:a="http://schemas.openxmlformats.org/drawingml/2006/main" noChangeAspect="1"/>
+            </wp:cNvGraphicFramePr>
+            <a:graphic xmlns:a="http://schemas.openxmlformats.org/drawingml/2006/main">
+              <a:graphicData uri="http://schemas.openxmlformats.org/drawingml/2006/picture">
+                <pic:pic xmlns:pic="http://schemas.openxmlformats.org/drawingml/2006/picture">
+                  <pic:nvPicPr>
+                    <pic:cNvPr id="1" name=""/>
+                    <pic:cNvPicPr/>
+                  </pic:nvPicPr>
+                  <pic:blipFill>
+                    <a:blip r:embed="rId19"/>
+                    <a:stretch>
+                      <a:fillRect/>
+                    </a:stretch>
+                  </pic:blipFill>
+                  <pic:spPr>
+                    <a:xfrm>
+                      <a:off x="0" y="0"/>
+                      <a:ext cx="5943600" cy="4421505"/>
+                    </a:xfrm>
+                    <a:prstGeom prst="rect">
+                      <a:avLst/>
+                    </a:prstGeom>
+                  </pic:spPr>
+                </pic:pic>
+              </a:graphicData>
+            </a:graphic>
+          </wp:inline>
+        </w:drawing>
+      </w:r>
+    </w:p>
+    <w:p>
+      <w:pPr>
+        <w:rPr>
+          <w:lang w:val="en-US"/>
+        </w:rPr>
+      </w:pPr>
+      <w:r>
+        <w:rPr>
+          <w:lang w:val="en-US"/>
+        </w:rPr>
+        <w:lastRenderedPageBreak/>
+        <w:drawing>
+          <wp:inline distT="0" distB="0" distL="0" distR="0" wp14:anchorId="0B5856D0" wp14:editId="3F543921">
+            <wp:extent cx="5943600" cy="5304790"/>
+            <wp:effectExtent l="0" t="0" r="0" b="0"/>
+            <wp:docPr id="21" name="Picture 21"/>
+            <wp:cNvGraphicFramePr>
+              <a:graphicFrameLocks xmlns:a="http://schemas.openxmlformats.org/drawingml/2006/main" noChangeAspect="1"/>
+            </wp:cNvGraphicFramePr>
+            <a:graphic xmlns:a="http://schemas.openxmlformats.org/drawingml/2006/main">
+              <a:graphicData uri="http://schemas.openxmlformats.org/drawingml/2006/picture">
+                <pic:pic xmlns:pic="http://schemas.openxmlformats.org/drawingml/2006/picture">
+                  <pic:nvPicPr>
+                    <pic:cNvPr id="1" name=""/>
+                    <pic:cNvPicPr/>
+                  </pic:nvPicPr>
+                  <pic:blipFill>
+                    <a:blip r:embed="rId20"/>
+                    <a:stretch>
+                      <a:fillRect/>
+                    </a:stretch>
+                  </pic:blipFill>
+                  <pic:spPr>
+                    <a:xfrm>
+                      <a:off x="0" y="0"/>
+                      <a:ext cx="5943600" cy="5304790"/>
+                    </a:xfrm>
+                    <a:prstGeom prst="rect">
+                      <a:avLst/>
+                    </a:prstGeom>
+                  </pic:spPr>
+                </pic:pic>
+              </a:graphicData>
+            </a:graphic>
+          </wp:inline>
+        </w:drawing>
+      </w:r>
+    </w:p>
+    <w:p>
+      <w:pPr>
+        <w:rPr>
+          <w:lang w:val="en-US"/>
+        </w:rPr>
+      </w:pPr>
+      <w:r>
+        <w:rPr>
+          <w:lang w:val="en-US"/>
+        </w:rPr>
+        <w:lastRenderedPageBreak/>
+        <w:drawing>
+          <wp:inline distT="0" distB="0" distL="0" distR="0" wp14:anchorId="5F5B6DFF" wp14:editId="20A027F2">
+            <wp:extent cx="5943600" cy="5680710"/>
+            <wp:effectExtent l="0" t="0" r="0" b="0"/>
+            <wp:docPr id="22" name="Picture 22"/>
+            <wp:cNvGraphicFramePr>
+              <a:graphicFrameLocks xmlns:a="http://schemas.openxmlformats.org/drawingml/2006/main" noChangeAspect="1"/>
+            </wp:cNvGraphicFramePr>
+            <a:graphic xmlns:a="http://schemas.openxmlformats.org/drawingml/2006/main">
+              <a:graphicData uri="http://schemas.openxmlformats.org/drawingml/2006/picture">
+                <pic:pic xmlns:pic="http://schemas.openxmlformats.org/drawingml/2006/picture">
+                  <pic:nvPicPr>
+                    <pic:cNvPr id="1" name=""/>
+                    <pic:cNvPicPr/>
+                  </pic:nvPicPr>
+                  <pic:blipFill>
+                    <a:blip r:embed="rId21"/>
+                    <a:stretch>
+                      <a:fillRect/>
+                    </a:stretch>
+                  </pic:blipFill>
+                  <pic:spPr>
+                    <a:xfrm>
+                      <a:off x="0" y="0"/>
+                      <a:ext cx="5943600" cy="5680710"/>
+                    </a:xfrm>
+                    <a:prstGeom prst="rect">
+                      <a:avLst/>
+                    </a:prstGeom>
+                  </pic:spPr>
+                </pic:pic>
+              </a:graphicData>
+            </a:graphic>
+          </wp:inline>
+        </w:drawing>
+      </w:r>
+    </w:p>
+    <w:p>
+      <w:pPr>
+        <w:rPr>
+          <w:lang w:val="en-US"/>
+        </w:rPr>
+      </w:pPr>
+    </w:p>
+    <w:p>
+      <w:pPr>
+        <w:rPr>
+          <w:lang w:val="en-US"/>
+        </w:rPr>
+      </w:pPr>
+      <w:r>
+        <w:rPr>
+          <w:lang w:val="en-US"/>
+        </w:rPr>
+        <w:t>I encountered an</w:t>
+      </w:r>
+      <w:r>
+        <w:rPr>
+          <w:lang w:val="en-US"/>
+        </w:rPr>
+        <w:t xml:space="preserve"> error because my code was supposed to check if the admin user already existed and create them if not but the condition was written backwards so it did the opposite and tried tocreate a user if it already exists which meant it only tried to create a user that was already there, and skipped creation when thew user was actually missing. So when the code later tried to check the roles of the user, the user was null and the app crashed since you cant check roles od someone who doesn’t exist</w:t>
+      </w:r>
+    </w:p>
+    <w:p>
+      <w:pPr>
+        <w:rPr>
+          <w:lang w:val="en-US"/>
+        </w:rPr>
+      </w:pPr>
+      <w:r>
+        <w:rPr>
+          <w:lang w:val="en-US"/>
+        </w:rPr>
+        <w:t xml:space="preserve">So to fix this </w:t>
+      </w:r>
+      <w:r>
+        <w:rPr>
+          <w:lang w:val="en-US"/>
+        </w:rPr>
+        <w:t>i</w:t>
+      </w:r>
+      <w:r>
+        <w:rPr>
+          <w:lang w:val="en-US"/>
+        </w:rPr>
+        <w:t xml:space="preserve"> flipped the condition from if(adminUser != null) to if (adminUser == null) so itll create a user if it doesn’t exist.</w:t>
+      </w:r>
+    </w:p>
+    <w:p>
+      <w:pPr>
+        <w:rPr>
+          <w:lang w:val="en-US"/>
+        </w:rPr>
+      </w:pPr>
+      <w:r>
+        <w:rPr>
+          <w:lang w:val="en-US"/>
+        </w:rPr>
+        <w:lastRenderedPageBreak/>
+        <w:drawing>
+          <wp:inline distT="0" distB="0" distL="0" distR="0" wp14:anchorId="40165191" wp14:editId="1A35860A">
+            <wp:extent cx="5943600" cy="1236980"/>
+            <wp:effectExtent l="0" t="0" r="0" b="1270"/>
+            <wp:docPr id="25" name="Picture 25"/>
+            <wp:cNvGraphicFramePr>
+              <a:graphicFrameLocks xmlns:a="http://schemas.openxmlformats.org/drawingml/2006/main" noChangeAspect="1"/>
+            </wp:cNvGraphicFramePr>
+            <a:graphic xmlns:a="http://schemas.openxmlformats.org/drawingml/2006/main">
+              <a:graphicData uri="http://schemas.openxmlformats.org/drawingml/2006/picture">
+                <pic:pic xmlns:pic="http://schemas.openxmlformats.org/drawingml/2006/picture">
+                  <pic:nvPicPr>
+                    <pic:cNvPr id="1" name=""/>
+                    <pic:cNvPicPr/>
+                  </pic:nvPicPr>
+                  <pic:blipFill>
+                    <a:blip r:embed="rId22"/>
+                    <a:stretch>
+                      <a:fillRect/>
+                    </a:stretch>
+                  </pic:blipFill>
+                  <pic:spPr>
+                    <a:xfrm>
+                      <a:off x="0" y="0"/>
+                      <a:ext cx="5943600" cy="1236980"/>
+                    </a:xfrm>
+                    <a:prstGeom prst="rect">
+                      <a:avLst/>
+                    </a:prstGeom>
+                  </pic:spPr>
+                </pic:pic>
+              </a:graphicData>
+            </a:graphic>
+          </wp:inline>
+        </w:drawing>
+      </w:r>
+    </w:p>
+    <w:p>
+      <w:pPr>
+        <w:rPr>
+          <w:lang w:val="en-US"/>
+        </w:rPr>
+      </w:pPr>
+    </w:p>
+    <w:p>
+      <w:pPr>
+        <w:rPr>
+          <w:lang w:val="en-US"/>
+        </w:rPr>
+      </w:pPr>
+      <w:r>
+        <w:rPr>
+          <w:lang w:val="en-US"/>
+        </w:rPr>
+        <w:t xml:space="preserve">I encountered another error that is really similar to the previous one. My code was supposed to check if a role existed and if it didn’t then it would be created. But like before it was written backwards which meant it was trying to do the opposite. So when the code later tried to assign the “Admin” role to a user, that role didn’t exist in the database causing the app to crash because you cant assign a role that  was never created. To fix this I Flipped it so if </w:t>
+      </w:r>
+      <w:r>
+        <w:rPr>
+          <w:lang w:val="en-US"/>
+        </w:rPr>
+        <w:t>t</w:t>
+      </w:r>
+      <w:r>
+        <w:rPr>
+          <w:lang w:val="en-US"/>
+        </w:rPr>
+        <w:t>he r</w:t>
+      </w:r>
+      <w:r>
+        <w:rPr>
+          <w:lang w:val="en-US"/>
+        </w:rPr>
+        <w:t>ole</w:t>
+      </w:r>
+      <w:r>
+        <w:rPr>
+          <w:lang w:val="en-US"/>
+        </w:rPr>
+        <w:t xml:space="preserve"> didn’t e</w:t>
+      </w:r>
+      <w:r>
+        <w:rPr>
+          <w:lang w:val="en-US"/>
+        </w:rPr>
+        <w:t>xist it would be created.</w:t>
+      </w:r>
+    </w:p>
+    <w:p>
+      <w:pPr>
+        <w:rPr>
+          <w:lang w:val="en-US"/>
+        </w:rPr>
+      </w:pPr>
+      <w:r>
+        <w:rPr>
+          <w:lang w:val="en-US"/>
+        </w:rPr>
+        <w:drawing>
+          <wp:inline distT="0" distB="0" distL="0" distR="0" wp14:anchorId="0342A162" wp14:editId="2E35EA58">
+            <wp:extent cx="3972479" cy="933580"/>
+            <wp:effectExtent l="0" t="0" r="9525" b="0"/>
+            <wp:docPr id="26" name="Picture 26"/>
+            <wp:cNvGraphicFramePr>
+              <a:graphicFrameLocks xmlns:a="http://schemas.openxmlformats.org/drawingml/2006/main" noChangeAspect="1"/>
+            </wp:cNvGraphicFramePr>
+            <a:graphic xmlns:a="http://schemas.openxmlformats.org/drawingml/2006/main">
+              <a:graphicData uri="http://schemas.openxmlformats.org/drawingml/2006/picture">
+                <pic:pic xmlns:pic="http://schemas.openxmlformats.org/drawingml/2006/picture">
+                  <pic:nvPicPr>
+                    <pic:cNvPr id="1" name=""/>
+                    <pic:cNvPicPr/>
+                  </pic:nvPicPr>
+                  <pic:blipFill>
+                    <a:blip r:embed="rId23"/>
+                    <a:stretch>
+                      <a:fillRect/>
+                    </a:stretch>
+                  </pic:blipFill>
+                  <pic:spPr>
+                    <a:xfrm>
+                      <a:off x="0" y="0"/>
+                      <a:ext cx="3972479" cy="933580"/>
+                    </a:xfrm>
+                    <a:prstGeom prst="rect">
+                      <a:avLst/>
+                    </a:prstGeom>
+                  </pic:spPr>
+                </pic:pic>
+              </a:graphicData>
+            </a:graphic>
+          </wp:inline>
+        </w:drawing>
+      </w:r>
+    </w:p>
+    <w:p>
+      <w:pPr>
+        <w:rPr>
+          <w:lang w:val="en-US"/>
+        </w:rPr>
+      </w:pPr>
+    </w:p>
+    <w:p>
+      <w:pPr>
+        <w:rPr>
+          <w:b/>
+          <w:bCs/>
+          <w:lang w:val="en-US"/>
+        </w:rPr>
+      </w:pPr>
+    </w:p>
+    <w:p>
+      <w:pPr>
+        <w:rPr>
+          <w:b/>
+          <w:bCs/>
+          <w:lang w:val="en-US"/>
+        </w:rPr>
+      </w:pPr>
+    </w:p>
+    <w:p>
+      <w:pPr>
+        <w:rPr>
+          <w:b/>
+          <w:bCs/>
+          <w:lang w:val="en-US"/>
+        </w:rPr>
+      </w:pPr>
+    </w:p>
+    <w:p>
+      <w:pPr>
+        <w:rPr>
+          <w:b/>
+          <w:bCs/>
+          <w:lang w:val="en-US"/>
+        </w:rPr>
+      </w:pPr>
+      <w:r>
+        <w:rPr>
+          <w:b/>
+          <w:bCs/>
+          <w:lang w:val="en-US"/>
+        </w:rPr>
+        <w:t>ERRORS</w:t>
+      </w:r>
+    </w:p>
+    <w:p>
+      <w:pPr>
+        <w:rPr>
+          <w:b/>
+          <w:bCs/>
+          <w:lang w:val="en-US"/>
+        </w:rPr>
+      </w:pPr>
+    </w:p>
+    <w:p>
+      <w:pPr>
+        <w:rPr>
+          <w:lang w:val="en-US"/>
+        </w:rPr>
+      </w:pPr>
+      <w:r>
+        <w:rPr>
+          <w:lang w:val="en-US"/>
+        </w:rPr>
+        <w:t>I</w:t>
+      </w:r>
+      <w:r>
+        <w:rPr>
+          <w:lang w:val="en-US"/>
+        </w:rPr>
+        <w:t xml:space="preserve"> encountered an error “</w:t>
+      </w:r>
+      <w:r>
+        <w:rPr>
+          <w:lang w:val="en-US"/>
+        </w:rPr>
+        <w:t>System</w:t>
+      </w:r>
+      <w:r>
+        <w:rPr>
+          <w:b/>
+          <w:bCs/>
+          <w:lang w:val="en-US"/>
+        </w:rPr>
+        <w:t>.InvalidOperationException:</w:t>
+      </w:r>
+      <w:r>
+        <w:rPr>
+          <w:lang w:val="en-US"/>
+        </w:rPr>
+        <w:t xml:space="preserve"> 'Role ADMIN does not exist.'</w:t>
+      </w:r>
+      <w:r>
+        <w:rPr>
+          <w:lang w:val="en-US"/>
+        </w:rPr>
+        <w:t xml:space="preserve"> </w:t>
+      </w:r>
+      <w:r>
+        <w:rPr>
+          <w:lang w:val="en-US"/>
+        </w:rPr>
+        <w:t>“</w:t>
+      </w:r>
+    </w:p>
+    <w:p>
+      <w:pPr>
+        <w:rPr>
+          <w:lang w:val="en-US"/>
+        </w:rPr>
+      </w:pPr>
+      <w:r>
+        <w:rPr>
+          <w:lang w:val="en-US"/>
+        </w:rPr>
+        <w:t>InvalidOperationException: The model item passed into the ViewDataDictionary is of type 'System.Collections.Generic.List`1[GreenFieldWeb.Models.Basket]', but this ViewDataDictionary instance requires a model item of type 'System.Collections.Generic.IEnumerable`1[GreenFieldWeb.Models.BasketProducts]'.</w:t>
+      </w:r>
+      <w:r>
+        <w:rPr>
+          <w:lang w:val="en-US"/>
+        </w:rPr>
+        <w:t xml:space="preserve"> Day 2</w:t>
+      </w:r>
+    </w:p>
+    <w:p>
+      <w:pPr>
+        <w:rPr>
+          <w:lang w:val="en-US"/>
+        </w:rPr>
+      </w:pPr>
+      <w:r>
+        <w:rPr>
+          <w:noProof/>
+          <w:lang w:val="en-US"/>
+        </w:rPr>
+        <w:drawing>
+          <wp:inline distT="0" distB="0" distL="0" distR="0" wp14:anchorId="403B9C53" wp14:editId="0160427D">
+            <wp:extent cx="5943600" cy="904240"/>
+            <wp:effectExtent l="0" t="0" r="0" b="0"/>
+            <wp:docPr id="2" name="Picture 2"/>
+            <wp:cNvGraphicFramePr>
+              <a:graphicFrameLocks xmlns:a="http://schemas.openxmlformats.org/drawingml/2006/main" noChangeAspect="1"/>
+            </wp:cNvGraphicFramePr>
+            <a:graphic xmlns:a="http://schemas.openxmlformats.org/drawingml/2006/main">
+              <a:graphicData uri="http://schemas.openxmlformats.org/drawingml/2006/picture">
+                <pic:pic xmlns:pic="http://schemas.openxmlformats.org/drawingml/2006/picture">
+                  <pic:nvPicPr>
+                    <pic:cNvPr id="1" name=""/>
+                    <pic:cNvPicPr/>
+                  </pic:nvPicPr>
+                  <pic:blipFill>
+                    <a:blip r:embed="rId24"/>
+                    <a:stretch>
+                      <a:fillRect/>
+                    </a:stretch>
+                  </pic:blipFill>
+                  <pic:spPr>
+                    <a:xfrm>
+                      <a:off x="0" y="0"/>
                       <a:ext cx="5943600" cy="904240"/>
                     </a:xfrm>
                     <a:prstGeom prst="rect">
@@ -794,23 +1948,8 @@
     <w:p/>
     <w:p>
       <w:r>
-        <w:t xml:space="preserve">Right now, your </w:t>
-      </w:r>
-      <w:proofErr w:type="gramStart"/>
-      <w:r>
-        <w:t>Index(</w:t>
-      </w:r>
-      <w:proofErr w:type="gramEnd"/>
-      <w:r>
-        <w:t xml:space="preserve">) only returns </w:t>
-      </w:r>
-      <w:proofErr w:type="spellStart"/>
-      <w:r>
-        <w:t>basketProducts</w:t>
-      </w:r>
-      <w:proofErr w:type="spellEnd"/>
-      <w:r>
-        <w:t xml:space="preserve"> inside the if (basket == null) block, which means:</w:t>
+        <w:lastRenderedPageBreak/>
+        <w:t>Right now, your Index() only returns basketProducts inside the if (basket == null) block, which means:</w:t>
       </w:r>
     </w:p>
     <w:p/>
@@ -833,103 +1972,165 @@
         <w:t>👉</w:t>
       </w:r>
       <w:r>
-        <w:t xml:space="preserve"> Also previously you passed Basket instead of </w:t>
-      </w:r>
-      <w:proofErr w:type="spellStart"/>
-      <w:r>
-        <w:t>BasketProducts</w:t>
-      </w:r>
-      <w:proofErr w:type="spellEnd"/>
-    </w:p>
-    <w:p>
-      <w:r>
-        <w:t xml:space="preserve">return </w:t>
-      </w:r>
-      <w:proofErr w:type="gramStart"/>
-      <w:r>
-        <w:t>View(</w:t>
-      </w:r>
-      <w:proofErr w:type="gramEnd"/>
-      <w:r>
-        <w:t>await _</w:t>
-      </w:r>
-      <w:proofErr w:type="spellStart"/>
-      <w:r>
-        <w:t>context.Basket.ToListAsync</w:t>
-      </w:r>
-      <w:proofErr w:type="spellEnd"/>
-      <w:r>
-        <w:t>()); }</w:t>
-      </w:r>
-    </w:p>
-    <w:p>
-      <w:r>
-        <w:t>public async Task&lt;</w:t>
-      </w:r>
-      <w:proofErr w:type="spellStart"/>
-      <w:r>
-        <w:t>IActionResult</w:t>
-      </w:r>
-      <w:proofErr w:type="spellEnd"/>
-      <w:r>
-        <w:t xml:space="preserve">&gt; </w:t>
-      </w:r>
-      <w:proofErr w:type="gramStart"/>
-      <w:r>
-        <w:t>Index(</w:t>
-      </w:r>
-      <w:proofErr w:type="gramEnd"/>
-      <w:r>
-        <w:t>)</w:t>
+        <w:t xml:space="preserve"> Also previously you passed Basket instead of BasketProducts</w:t>
+      </w:r>
+    </w:p>
+    <w:p>
+      <w:r>
+        <w:t>return View(await _context.Basket.ToListAsync()); }</w:t>
+      </w:r>
+    </w:p>
+    <w:p>
+      <w:r>
+        <w:t>public async Task&lt;IActionResult&gt; Index()</w:t>
+      </w:r>
+    </w:p>
+    <w:p>
+      <w:r>
+        <w:t>{</w:t>
+      </w:r>
+    </w:p>
+    <w:p>
+      <w:r>
+        <w:t xml:space="preserve">    var userId = User.FindFirstValue(ClaimTypes.NameIdentifier);</w:t>
+      </w:r>
+    </w:p>
+    <w:p/>
+    <w:p>
+      <w:r>
+        <w:t xml:space="preserve">    if (userId == null)</w:t>
+      </w:r>
+    </w:p>
+    <w:p>
+      <w:r>
+        <w:t xml:space="preserve">    {</w:t>
+      </w:r>
+    </w:p>
+    <w:p>
+      <w:r>
+        <w:t xml:space="preserve">        return Unauthorized();</w:t>
+      </w:r>
+    </w:p>
+    <w:p>
+      <w:r>
+        <w:t xml:space="preserve">    }</w:t>
+      </w:r>
+    </w:p>
+    <w:p/>
+    <w:p>
+      <w:r>
+        <w:t xml:space="preserve">    // Get or create basket</w:t>
+      </w:r>
+    </w:p>
+    <w:p>
+      <w:r>
+        <w:t xml:space="preserve">    var basket = await _context.Basket</w:t>
+      </w:r>
+    </w:p>
+    <w:p>
+      <w:r>
+        <w:t xml:space="preserve">        .FirstOrDefaultAsync(x =&gt; x.UserId == userId &amp;&amp; x.Status);</w:t>
+      </w:r>
+    </w:p>
+    <w:p/>
+    <w:p>
+      <w:r>
+        <w:t xml:space="preserve">    if (basket == null)</w:t>
+      </w:r>
+    </w:p>
+    <w:p>
+      <w:r>
+        <w:t xml:space="preserve">    {</w:t>
+      </w:r>
+    </w:p>
+    <w:p>
+      <w:r>
+        <w:t xml:space="preserve">        basket = new Basket</w:t>
+      </w:r>
+    </w:p>
+    <w:p>
+      <w:r>
+        <w:t xml:space="preserve">        {</w:t>
+      </w:r>
+    </w:p>
+    <w:p>
+      <w:r>
+        <w:t xml:space="preserve">            Status = true,</w:t>
+      </w:r>
+    </w:p>
+    <w:p>
+      <w:r>
+        <w:t xml:space="preserve">            UserId = userId,</w:t>
+      </w:r>
+    </w:p>
+    <w:p>
+      <w:r>
+        <w:t xml:space="preserve">            BasketCreatedAt = DateTime.UtcNow</w:t>
+      </w:r>
+    </w:p>
+    <w:p>
+      <w:r>
+        <w:t xml:space="preserve">        };</w:t>
+      </w:r>
+    </w:p>
+    <w:p/>
+    <w:p>
+      <w:r>
+        <w:t xml:space="preserve">        _context.Basket.Add(basket);</w:t>
+      </w:r>
+    </w:p>
+    <w:p>
+      <w:r>
+        <w:t xml:space="preserve">        await _context.SaveChangesAsync();</w:t>
       </w:r>
     </w:p>
     <w:p>
       <w:r>
         <w:lastRenderedPageBreak/>
-        <w:t>{</w:t>
-      </w:r>
-    </w:p>
-    <w:p>
-      <w:r>
-        <w:t xml:space="preserve">    var </w:t>
-      </w:r>
-      <w:proofErr w:type="spellStart"/>
-      <w:r>
-        <w:t>userId</w:t>
-      </w:r>
-      <w:proofErr w:type="spellEnd"/>
-      <w:r>
-        <w:t xml:space="preserve"> = </w:t>
-      </w:r>
-      <w:proofErr w:type="spellStart"/>
-      <w:r>
-        <w:t>User.FindFirstValue</w:t>
-      </w:r>
-      <w:proofErr w:type="spellEnd"/>
-      <w:r>
-        <w:t>(</w:t>
-      </w:r>
-      <w:proofErr w:type="spellStart"/>
-      <w:r>
-        <w:t>ClaimTypes.NameIdentifier</w:t>
-      </w:r>
-      <w:proofErr w:type="spellEnd"/>
-      <w:r>
-        <w:t>);</w:t>
+        <w:t xml:space="preserve">    }</w:t>
       </w:r>
     </w:p>
     <w:p/>
     <w:p>
       <w:r>
-        <w:t xml:space="preserve">    if (</w:t>
-      </w:r>
-      <w:proofErr w:type="spellStart"/>
-      <w:r>
-        <w:t>userId</w:t>
-      </w:r>
-      <w:proofErr w:type="spellEnd"/>
-      <w:r>
-        <w:t xml:space="preserve"> == null)</w:t>
+        <w:t xml:space="preserve">    // ALWAYS fetch basket products (outside the if)</w:t>
+      </w:r>
+    </w:p>
+    <w:p>
+      <w:r>
+        <w:t xml:space="preserve">    var basketProducts = await _context.BasketProducts</w:t>
+      </w:r>
+    </w:p>
+    <w:p>
+      <w:r>
+        <w:t xml:space="preserve">        .Where(x =&gt; x.BasketId == basket.BasketId)</w:t>
+      </w:r>
+    </w:p>
+    <w:p>
+      <w:r>
+        <w:t xml:space="preserve">        .Include(x =&gt; x.Products)</w:t>
+      </w:r>
+    </w:p>
+    <w:p>
+      <w:r>
+        <w:t xml:space="preserve">        .ToListAsync();</w:t>
+      </w:r>
+    </w:p>
+    <w:p/>
+    <w:p>
+      <w:r>
+        <w:t xml:space="preserve">    // Calculate totals</w:t>
+      </w:r>
+    </w:p>
+    <w:p>
+      <w:r>
+        <w:t xml:space="preserve">    decimal subtotal = 0m;</w:t>
+      </w:r>
+    </w:p>
+    <w:p/>
+    <w:p>
+      <w:r>
+        <w:t xml:space="preserve">    foreach (var basketProduct in basketProducts)</w:t>
       </w:r>
     </w:p>
     <w:p>
@@ -939,15 +2140,12 @@
     </w:p>
     <w:p>
       <w:r>
-        <w:t xml:space="preserve">        return </w:t>
-      </w:r>
-      <w:proofErr w:type="gramStart"/>
-      <w:r>
-        <w:t>Unauthorized(</w:t>
-      </w:r>
-      <w:proofErr w:type="gramEnd"/>
-      <w:r>
-        <w:t>);</w:t>
+        <w:t xml:space="preserve">        var productTotal = (decimal)basketProduct.Products.Price * basketProduct.Quantity;</w:t>
+      </w:r>
+    </w:p>
+    <w:p>
+      <w:r>
+        <w:t xml:space="preserve">        subtotal += productTotal;</w:t>
       </w:r>
     </w:p>
     <w:p>
@@ -958,67 +2156,24 @@
     <w:p/>
     <w:p>
       <w:r>
-        <w:t xml:space="preserve">    // Get or create basket</w:t>
-      </w:r>
-    </w:p>
-    <w:p>
-      <w:r>
-        <w:t xml:space="preserve">    var basket = await _</w:t>
-      </w:r>
-      <w:proofErr w:type="spellStart"/>
-      <w:proofErr w:type="gramStart"/>
-      <w:r>
-        <w:t>context.Basket</w:t>
-      </w:r>
-      <w:proofErr w:type="spellEnd"/>
-      <w:proofErr w:type="gramEnd"/>
-    </w:p>
-    <w:p>
-      <w:r>
-        <w:t xml:space="preserve">        </w:t>
-      </w:r>
-      <w:proofErr w:type="gramStart"/>
-      <w:r>
-        <w:t>.</w:t>
-      </w:r>
-      <w:proofErr w:type="spellStart"/>
-      <w:r>
-        <w:t>FirstOrDefaultAsync</w:t>
-      </w:r>
-      <w:proofErr w:type="spellEnd"/>
-      <w:proofErr w:type="gramEnd"/>
-      <w:r>
-        <w:t xml:space="preserve">(x =&gt; </w:t>
-      </w:r>
-      <w:proofErr w:type="spellStart"/>
-      <w:r>
-        <w:t>x.UserId</w:t>
-      </w:r>
-      <w:proofErr w:type="spellEnd"/>
-      <w:r>
-        <w:t xml:space="preserve"> == </w:t>
-      </w:r>
-      <w:proofErr w:type="spellStart"/>
-      <w:r>
-        <w:t>userId</w:t>
-      </w:r>
-      <w:proofErr w:type="spellEnd"/>
-      <w:r>
-        <w:t xml:space="preserve"> &amp;&amp; </w:t>
-      </w:r>
-      <w:proofErr w:type="spellStart"/>
-      <w:r>
-        <w:t>x.Status</w:t>
-      </w:r>
-      <w:proofErr w:type="spellEnd"/>
-      <w:r>
-        <w:t>);</w:t>
+        <w:t xml:space="preserve">    var orderCount = await _context.Orders</w:t>
+      </w:r>
+    </w:p>
+    <w:p>
+      <w:r>
+        <w:t xml:space="preserve">        .CountAsync(x =&gt; x.UserId == userId);</w:t>
       </w:r>
     </w:p>
     <w:p/>
     <w:p>
       <w:r>
-        <w:t xml:space="preserve">    if (basket == null)</w:t>
+        <w:t xml:space="preserve">    decimal discount = 0m;</w:t>
+      </w:r>
+    </w:p>
+    <w:p/>
+    <w:p>
+      <w:r>
+        <w:t xml:space="preserve">    if (orderCount &gt;= 5)</w:t>
       </w:r>
     </w:p>
     <w:p>
@@ -1028,455 +2183,50 @@
     </w:p>
     <w:p>
       <w:r>
-        <w:t xml:space="preserve">        basket = new Basket</w:t>
-      </w:r>
-    </w:p>
-    <w:p>
-      <w:r>
-        <w:t xml:space="preserve">        {</w:t>
-      </w:r>
-    </w:p>
-    <w:p>
-      <w:r>
-        <w:t xml:space="preserve">            Status = true,</w:t>
-      </w:r>
-    </w:p>
-    <w:p>
-      <w:r>
-        <w:t xml:space="preserve">            </w:t>
-      </w:r>
-      <w:proofErr w:type="spellStart"/>
-      <w:r>
-        <w:t>UserId</w:t>
-      </w:r>
-      <w:proofErr w:type="spellEnd"/>
-      <w:r>
-        <w:t xml:space="preserve"> = </w:t>
-      </w:r>
-      <w:proofErr w:type="spellStart"/>
-      <w:r>
-        <w:t>userId</w:t>
-      </w:r>
-      <w:proofErr w:type="spellEnd"/>
-      <w:r>
-        <w:t>,</w:t>
-      </w:r>
-    </w:p>
-    <w:p>
-      <w:r>
-        <w:t xml:space="preserve">            </w:t>
-      </w:r>
-      <w:proofErr w:type="spellStart"/>
-      <w:r>
-        <w:t>BasketCreatedAt</w:t>
-      </w:r>
-      <w:proofErr w:type="spellEnd"/>
-      <w:r>
-        <w:t xml:space="preserve"> = </w:t>
-      </w:r>
-      <w:proofErr w:type="spellStart"/>
-      <w:r>
-        <w:t>DateTime.UtcNow</w:t>
-      </w:r>
-      <w:proofErr w:type="spellEnd"/>
-    </w:p>
-    <w:p>
-      <w:r>
-        <w:t xml:space="preserve">        };</w:t>
+        <w:t xml:space="preserve">        discount = subtotal * 0.10m;</w:t>
+      </w:r>
+    </w:p>
+    <w:p>
+      <w:r>
+        <w:t xml:space="preserve">    }</w:t>
       </w:r>
     </w:p>
     <w:p/>
     <w:p>
       <w:r>
-        <w:t xml:space="preserve">        _</w:t>
-      </w:r>
-      <w:proofErr w:type="spellStart"/>
-      <w:proofErr w:type="gramStart"/>
-      <w:r>
-        <w:t>context.Basket.Add</w:t>
-      </w:r>
-      <w:proofErr w:type="spellEnd"/>
-      <w:proofErr w:type="gramEnd"/>
-      <w:r>
-        <w:t>(basket);</w:t>
-      </w:r>
-    </w:p>
-    <w:p>
-      <w:r>
-        <w:t xml:space="preserve">        await _</w:t>
-      </w:r>
-      <w:proofErr w:type="spellStart"/>
-      <w:proofErr w:type="gramStart"/>
-      <w:r>
-        <w:t>context.SaveChangesAsync</w:t>
-      </w:r>
-      <w:proofErr w:type="spellEnd"/>
-      <w:proofErr w:type="gramEnd"/>
-      <w:r>
-        <w:t>();</w:t>
-      </w:r>
-    </w:p>
-    <w:p>
-      <w:r>
-        <w:t xml:space="preserve">    }</w:t>
+        <w:t xml:space="preserve">    decimal total = subtotal - discount;</w:t>
       </w:r>
     </w:p>
     <w:p/>
     <w:p>
       <w:r>
-        <w:t xml:space="preserve">    // ALWAYS fetch basket products (outside the if)</w:t>
-      </w:r>
-    </w:p>
-    <w:p>
-      <w:r>
-        <w:t xml:space="preserve">    var </w:t>
-      </w:r>
-      <w:proofErr w:type="spellStart"/>
-      <w:r>
-        <w:t>basketProducts</w:t>
-      </w:r>
-      <w:proofErr w:type="spellEnd"/>
-      <w:r>
-        <w:t xml:space="preserve"> = await _</w:t>
-      </w:r>
-      <w:proofErr w:type="spellStart"/>
-      <w:proofErr w:type="gramStart"/>
-      <w:r>
-        <w:t>context.BasketProducts</w:t>
-      </w:r>
-      <w:proofErr w:type="spellEnd"/>
-      <w:proofErr w:type="gramEnd"/>
-    </w:p>
-    <w:p>
-      <w:r>
-        <w:t xml:space="preserve">        </w:t>
-      </w:r>
-      <w:proofErr w:type="gramStart"/>
-      <w:r>
-        <w:t>.Where</w:t>
-      </w:r>
-      <w:proofErr w:type="gramEnd"/>
-      <w:r>
-        <w:t xml:space="preserve">(x =&gt; </w:t>
-      </w:r>
-      <w:proofErr w:type="spellStart"/>
-      <w:r>
-        <w:t>x.BasketId</w:t>
-      </w:r>
-      <w:proofErr w:type="spellEnd"/>
-      <w:r>
-        <w:t xml:space="preserve"> == </w:t>
-      </w:r>
-      <w:proofErr w:type="spellStart"/>
-      <w:r>
-        <w:t>basket.BasketId</w:t>
-      </w:r>
-      <w:proofErr w:type="spellEnd"/>
-      <w:r>
-        <w:t>)</w:t>
-      </w:r>
-    </w:p>
-    <w:p>
-      <w:r>
-        <w:t xml:space="preserve">        </w:t>
-      </w:r>
-      <w:proofErr w:type="gramStart"/>
-      <w:r>
-        <w:t>.Include</w:t>
-      </w:r>
-      <w:proofErr w:type="gramEnd"/>
-      <w:r>
-        <w:t xml:space="preserve">(x =&gt; </w:t>
-      </w:r>
-      <w:proofErr w:type="spellStart"/>
-      <w:r>
-        <w:t>x.Products</w:t>
-      </w:r>
-      <w:proofErr w:type="spellEnd"/>
-      <w:r>
-        <w:t>)</w:t>
-      </w:r>
-    </w:p>
-    <w:p>
-      <w:r>
         <w:lastRenderedPageBreak/>
-        <w:t xml:space="preserve">        </w:t>
-      </w:r>
-      <w:proofErr w:type="gramStart"/>
-      <w:r>
-        <w:t>.</w:t>
-      </w:r>
-      <w:proofErr w:type="spellStart"/>
-      <w:r>
-        <w:t>ToListAsync</w:t>
-      </w:r>
-      <w:proofErr w:type="spellEnd"/>
-      <w:proofErr w:type="gramEnd"/>
-      <w:r>
-        <w:t>();</w:t>
+        <w:t xml:space="preserve">    ViewBag.Subtotal = subtotal;</w:t>
+      </w:r>
+    </w:p>
+    <w:p>
+      <w:r>
+        <w:t xml:space="preserve">    ViewBag.Discount = discount;</w:t>
+      </w:r>
+    </w:p>
+    <w:p>
+      <w:r>
+        <w:t xml:space="preserve">    ViewBag.Total = total;</w:t>
+      </w:r>
+    </w:p>
+    <w:p>
+      <w:r>
+        <w:t xml:space="preserve">    ViewBag.OrderCount = orderCount;</w:t>
       </w:r>
     </w:p>
     <w:p/>
     <w:p>
       <w:r>
-        <w:t xml:space="preserve">    // Calculate totals</w:t>
-      </w:r>
-    </w:p>
-    <w:p>
-      <w:r>
-        <w:t xml:space="preserve">    decimal subtotal = 0m;</w:t>
-      </w:r>
-    </w:p>
-    <w:p/>
-    <w:p>
-      <w:r>
-        <w:t xml:space="preserve">    foreach (var </w:t>
-      </w:r>
-      <w:proofErr w:type="spellStart"/>
-      <w:r>
-        <w:t>basketProduct</w:t>
-      </w:r>
-      <w:proofErr w:type="spellEnd"/>
-      <w:r>
-        <w:t xml:space="preserve"> in </w:t>
-      </w:r>
-      <w:proofErr w:type="spellStart"/>
-      <w:r>
-        <w:t>basketProducts</w:t>
-      </w:r>
-      <w:proofErr w:type="spellEnd"/>
-      <w:r>
-        <w:t>)</w:t>
-      </w:r>
-    </w:p>
-    <w:p>
-      <w:r>
-        <w:t xml:space="preserve">    {</w:t>
-      </w:r>
-    </w:p>
-    <w:p>
-      <w:r>
-        <w:t xml:space="preserve">        var </w:t>
-      </w:r>
-      <w:proofErr w:type="spellStart"/>
-      <w:r>
-        <w:t>productTotal</w:t>
-      </w:r>
-      <w:proofErr w:type="spellEnd"/>
-      <w:r>
-        <w:t xml:space="preserve"> = (decimal)</w:t>
-      </w:r>
-      <w:proofErr w:type="spellStart"/>
-      <w:proofErr w:type="gramStart"/>
-      <w:r>
-        <w:t>basketProduct.Products.Price</w:t>
-      </w:r>
-      <w:proofErr w:type="spellEnd"/>
-      <w:proofErr w:type="gramEnd"/>
-      <w:r>
-        <w:t xml:space="preserve"> * </w:t>
-      </w:r>
-      <w:proofErr w:type="spellStart"/>
-      <w:r>
-        <w:t>basketProduct.Quantity</w:t>
-      </w:r>
-      <w:proofErr w:type="spellEnd"/>
-      <w:r>
-        <w:t>;</w:t>
-      </w:r>
-    </w:p>
-    <w:p>
-      <w:r>
-        <w:t xml:space="preserve">        subtotal += </w:t>
-      </w:r>
-      <w:proofErr w:type="spellStart"/>
-      <w:r>
-        <w:t>productTotal</w:t>
-      </w:r>
-      <w:proofErr w:type="spellEnd"/>
-      <w:r>
-        <w:t>;</w:t>
-      </w:r>
-    </w:p>
-    <w:p>
-      <w:r>
-        <w:t xml:space="preserve">    }</w:t>
-      </w:r>
-    </w:p>
-    <w:p/>
-    <w:p>
-      <w:r>
-        <w:t xml:space="preserve">    var </w:t>
-      </w:r>
-      <w:proofErr w:type="spellStart"/>
-      <w:r>
-        <w:t>orderCount</w:t>
-      </w:r>
-      <w:proofErr w:type="spellEnd"/>
-      <w:r>
-        <w:t xml:space="preserve"> = await _</w:t>
-      </w:r>
-      <w:proofErr w:type="spellStart"/>
-      <w:proofErr w:type="gramStart"/>
-      <w:r>
-        <w:t>context.Orders</w:t>
-      </w:r>
-      <w:proofErr w:type="spellEnd"/>
-      <w:proofErr w:type="gramEnd"/>
-    </w:p>
-    <w:p>
-      <w:r>
-        <w:t xml:space="preserve">        </w:t>
-      </w:r>
-      <w:proofErr w:type="gramStart"/>
-      <w:r>
-        <w:t>.</w:t>
-      </w:r>
-      <w:proofErr w:type="spellStart"/>
-      <w:r>
-        <w:t>CountAsync</w:t>
-      </w:r>
-      <w:proofErr w:type="spellEnd"/>
-      <w:proofErr w:type="gramEnd"/>
-      <w:r>
-        <w:t xml:space="preserve">(x =&gt; </w:t>
-      </w:r>
-      <w:proofErr w:type="spellStart"/>
-      <w:r>
-        <w:t>x.UserId</w:t>
-      </w:r>
-      <w:proofErr w:type="spellEnd"/>
-      <w:r>
-        <w:t xml:space="preserve"> == </w:t>
-      </w:r>
-      <w:proofErr w:type="spellStart"/>
-      <w:r>
-        <w:t>userId</w:t>
-      </w:r>
-      <w:proofErr w:type="spellEnd"/>
-      <w:r>
-        <w:t>);</w:t>
-      </w:r>
-    </w:p>
-    <w:p/>
-    <w:p>
-      <w:r>
-        <w:t xml:space="preserve">    decimal discount = 0m;</w:t>
-      </w:r>
-    </w:p>
-    <w:p/>
-    <w:p>
-      <w:r>
-        <w:t xml:space="preserve">    if (</w:t>
-      </w:r>
-      <w:proofErr w:type="spellStart"/>
-      <w:r>
-        <w:t>orderCount</w:t>
-      </w:r>
-      <w:proofErr w:type="spellEnd"/>
-      <w:r>
-        <w:t xml:space="preserve"> &gt;= 5)</w:t>
-      </w:r>
-    </w:p>
-    <w:p>
-      <w:r>
-        <w:t xml:space="preserve">    {</w:t>
-      </w:r>
-    </w:p>
-    <w:p>
-      <w:r>
-        <w:t xml:space="preserve">        discount = subtotal * 0.10m;</w:t>
-      </w:r>
-    </w:p>
-    <w:p>
-      <w:r>
-        <w:t xml:space="preserve">    }</w:t>
-      </w:r>
-    </w:p>
-    <w:p/>
-    <w:p>
-      <w:r>
-        <w:t xml:space="preserve">    decimal total = subtotal - discount;</w:t>
-      </w:r>
-    </w:p>
-    <w:p/>
-    <w:p>
-      <w:r>
-        <w:t xml:space="preserve">    </w:t>
-      </w:r>
-      <w:proofErr w:type="spellStart"/>
-      <w:r>
-        <w:t>ViewBag.Subtotal</w:t>
-      </w:r>
-      <w:proofErr w:type="spellEnd"/>
-      <w:r>
-        <w:t xml:space="preserve"> = subtotal;</w:t>
-      </w:r>
-    </w:p>
-    <w:p>
-      <w:r>
-        <w:t xml:space="preserve">    </w:t>
-      </w:r>
-      <w:proofErr w:type="spellStart"/>
-      <w:r>
-        <w:t>ViewBag.Discount</w:t>
-      </w:r>
-      <w:proofErr w:type="spellEnd"/>
-      <w:r>
-        <w:t xml:space="preserve"> = discount;</w:t>
-      </w:r>
-    </w:p>
-    <w:p>
-      <w:r>
-        <w:t xml:space="preserve">    </w:t>
-      </w:r>
-      <w:proofErr w:type="spellStart"/>
-      <w:r>
-        <w:t>ViewBag.Total</w:t>
-      </w:r>
-      <w:proofErr w:type="spellEnd"/>
-      <w:r>
-        <w:t xml:space="preserve"> = total;</w:t>
-      </w:r>
-    </w:p>
-    <w:p>
-      <w:r>
-        <w:t xml:space="preserve">    </w:t>
-      </w:r>
-      <w:proofErr w:type="spellStart"/>
-      <w:r>
-        <w:t>ViewBag.OrderCount</w:t>
-      </w:r>
-      <w:proofErr w:type="spellEnd"/>
-      <w:r>
-        <w:t xml:space="preserve"> = </w:t>
-      </w:r>
-      <w:proofErr w:type="spellStart"/>
-      <w:r>
-        <w:t>orderCount</w:t>
-      </w:r>
-      <w:proofErr w:type="spellEnd"/>
-      <w:r>
-        <w:t>;</w:t>
-      </w:r>
-    </w:p>
-    <w:p/>
-    <w:p>
-      <w:r>
-        <w:t xml:space="preserve">    return View(</w:t>
-      </w:r>
-      <w:proofErr w:type="spellStart"/>
-      <w:r>
-        <w:t>basketProducts</w:t>
-      </w:r>
-      <w:proofErr w:type="spellEnd"/>
-      <w:r>
-        <w:t>);</w:t>
-      </w:r>
-    </w:p>
-    <w:p>
-      <w:r>
-        <w:lastRenderedPageBreak/>
+        <w:t xml:space="preserve">    return View(basketProducts);</w:t>
+      </w:r>
+    </w:p>
+    <w:p>
+      <w:r>
         <w:t>}</w:t>
       </w:r>
     </w:p>
@@ -1503,7 +2253,7 @@
                     </pic:cNvPicPr>
                   </pic:nvPicPr>
                   <pic:blipFill>
-                    <a:blip r:embed="rId6">
+                    <a:blip r:embed="rId25">
                       <a:extLst>
                         <a:ext uri="{28A0092B-C50C-407E-A947-70E740481C1C}">
                           <a14:useLocalDpi xmlns:a14="http://schemas.microsoft.com/office/drawing/2010/main" val="0"/>
@@ -1544,39 +2294,7 @@
     </w:p>
     <w:p>
       <w:r>
-        <w:t xml:space="preserve">    Total: £</w:t>
-      </w:r>
-      <w:proofErr w:type="gramStart"/>
-      <w:r>
-        <w:t>@(</w:t>
-      </w:r>
-      <w:proofErr w:type="gramEnd"/>
-      <w:r>
-        <w:t>(</w:t>
-      </w:r>
-      <w:proofErr w:type="spellStart"/>
-      <w:r>
-        <w:t>item.Products.Price</w:t>
-      </w:r>
-      <w:proofErr w:type="spellEnd"/>
-      <w:r>
-        <w:t xml:space="preserve"> * </w:t>
-      </w:r>
-      <w:proofErr w:type="spellStart"/>
-      <w:r>
-        <w:t>item.Quantity</w:t>
-      </w:r>
-      <w:proofErr w:type="spellEnd"/>
-      <w:r>
-        <w:t>).</w:t>
-      </w:r>
-      <w:proofErr w:type="spellStart"/>
-      <w:r>
-        <w:t>ToString</w:t>
-      </w:r>
-      <w:proofErr w:type="spellEnd"/>
-      <w:r>
-        <w:t>("0.00")) Total</w:t>
+        <w:t xml:space="preserve">    Total: £@((item.Products.Price * item.Quantity).ToString("0.00")) Total</w:t>
       </w:r>
     </w:p>
     <w:p>
@@ -1586,15 +2304,7 @@
     </w:p>
     <w:p>
       <w:r>
-        <w:t>&lt;span&gt;-£@(((decimal)ViewBag.Discount</w:t>
-      </w:r>
-      <w:proofErr w:type="gramStart"/>
-      <w:r>
-        <w:t>).ToString</w:t>
-      </w:r>
-      <w:proofErr w:type="gramEnd"/>
-      <w:r>
-        <w:t>("0.00"))&lt;/span&gt;</w:t>
+        <w:t>&lt;span&gt;-£@(((decimal)ViewBag.Discount).ToString("0.00"))&lt;/span&gt;</w:t>
       </w:r>
       <w:r>
         <w:t xml:space="preserve"> Loyalty</w:t>
@@ -1602,23 +2312,7 @@
     </w:p>
     <w:p>
       <w:r>
-        <w:t>@</w:t>
-      </w:r>
-      <w:proofErr w:type="gramStart"/>
-      <w:r>
-        <w:t>if</w:t>
-      </w:r>
-      <w:proofErr w:type="gramEnd"/>
-      <w:r>
-        <w:t xml:space="preserve"> (</w:t>
-      </w:r>
-      <w:proofErr w:type="spellStart"/>
-      <w:r>
-        <w:t>ViewBag.Discount</w:t>
-      </w:r>
-      <w:proofErr w:type="spellEnd"/>
-      <w:r>
-        <w:t xml:space="preserve"> &gt; 0)</w:t>
+        <w:t>@if (ViewBag.Discount &gt; 0)</w:t>
       </w:r>
       <w:r>
         <w:t xml:space="preserve"> Discount check</w:t>
@@ -1650,7 +2344,7 @@
                     <pic:cNvPicPr/>
                   </pic:nvPicPr>
                   <pic:blipFill>
-                    <a:blip r:embed="rId7"/>
+                    <a:blip r:embed="rId26"/>
                     <a:stretch>
                       <a:fillRect/>
                     </a:stretch>
@@ -1695,7 +2389,7 @@
                     <pic:cNvPicPr/>
                   </pic:nvPicPr>
                   <pic:blipFill>
-                    <a:blip r:embed="rId8"/>
+                    <a:blip r:embed="rId27"/>
                     <a:stretch>
                       <a:fillRect/>
                     </a:stretch>
@@ -1735,7 +2429,7 @@
                     <pic:cNvPicPr/>
                   </pic:nvPicPr>
                   <pic:blipFill>
-                    <a:blip r:embed="rId9"/>
+                    <a:blip r:embed="rId28"/>
                     <a:stretch>
                       <a:fillRect/>
                     </a:stretch>
@@ -1758,20 +2452,7 @@
     </w:p>
     <w:p>
       <w:r>
-        <w:t>I fixed this by removing the return Redirect to Action(“</w:t>
-      </w:r>
-      <w:proofErr w:type="spellStart"/>
-      <w:r>
-        <w:t>Index</w:t>
-      </w:r>
-      <w:proofErr w:type="gramStart"/>
-      <w:r>
-        <w:t>,”Home</w:t>
-      </w:r>
-      <w:proofErr w:type="spellEnd"/>
-      <w:proofErr w:type="gramEnd"/>
-      <w:r>
-        <w:t xml:space="preserve">) </w:t>
+        <w:t xml:space="preserve">I fixed this by removing the return Redirect to Action(“Index,”Home) </w:t>
       </w:r>
       <w:r>
         <w:t>statement out of the for loop which thus allows the method to returns a value.</w:t>
@@ -1800,7 +2481,7 @@
                     <pic:cNvPicPr/>
                   </pic:nvPicPr>
                   <pic:blipFill>
-                    <a:blip r:embed="rId10"/>
+                    <a:blip r:embed="rId29"/>
                     <a:stretch>
                       <a:fillRect/>
                     </a:stretch>
@@ -1842,7 +2523,7 @@
                     <pic:cNvPicPr/>
                   </pic:nvPicPr>
                   <pic:blipFill>
-                    <a:blip r:embed="rId11"/>
+                    <a:blip r:embed="rId30"/>
                     <a:stretch>
                       <a:fillRect/>
                     </a:stretch>
@@ -1865,23 +2546,7 @@
     </w:p>
     <w:p>
       <w:r>
-        <w:t xml:space="preserve">I changed the </w:t>
-      </w:r>
-      <w:proofErr w:type="spellStart"/>
-      <w:r>
-        <w:t>Viewbag</w:t>
-      </w:r>
-      <w:proofErr w:type="spellEnd"/>
-      <w:r>
-        <w:t xml:space="preserve"> to </w:t>
-      </w:r>
-      <w:proofErr w:type="spellStart"/>
-      <w:r>
-        <w:t>TotalAmount</w:t>
-      </w:r>
-      <w:proofErr w:type="spellEnd"/>
-      <w:r>
-        <w:t xml:space="preserve"> instead of subtotal</w:t>
+        <w:t>I changed the Viewbag to TotalAmount instead of subtotal</w:t>
       </w:r>
     </w:p>
     <w:p/>
@@ -1934,7 +2599,6 @@
         </w:rPr>
         <w:t xml:space="preserve"> [</w:t>
       </w:r>
-      <w:proofErr w:type="spellStart"/>
       <w:r>
         <w:rPr>
           <w:rFonts w:ascii="Cascadia Mono" w:hAnsi="Cascadia Mono" w:cs="Cascadia Mono"/>
@@ -1945,7 +2609,6 @@
         </w:rPr>
         <w:t>HttpPost</w:t>
       </w:r>
-      <w:proofErr w:type="spellEnd"/>
       <w:r>
         <w:rPr>
           <w:rFonts w:ascii="Cascadia Mono" w:hAnsi="Cascadia Mono" w:cs="Cascadia Mono"/>
@@ -1956,7 +2619,6 @@
         </w:rPr>
         <w:t xml:space="preserve">, </w:t>
       </w:r>
-      <w:proofErr w:type="spellStart"/>
       <w:r>
         <w:rPr>
           <w:rFonts w:ascii="Cascadia Mono" w:hAnsi="Cascadia Mono" w:cs="Cascadia Mono"/>
@@ -1967,7 +2629,6 @@
         </w:rPr>
         <w:t>ActionName</w:t>
       </w:r>
-      <w:proofErr w:type="spellEnd"/>
       <w:r>
         <w:rPr>
           <w:rFonts w:ascii="Cascadia Mono" w:hAnsi="Cascadia Mono" w:cs="Cascadia Mono"/>
@@ -2023,7 +2684,6 @@
         </w:rPr>
         <w:t xml:space="preserve"> [</w:t>
       </w:r>
-      <w:proofErr w:type="spellStart"/>
       <w:r>
         <w:rPr>
           <w:rFonts w:ascii="Cascadia Mono" w:hAnsi="Cascadia Mono" w:cs="Cascadia Mono"/>
@@ -2034,7 +2694,6 @@
         </w:rPr>
         <w:t>ValidateAntiForgeryToken</w:t>
       </w:r>
-      <w:proofErr w:type="spellEnd"/>
       <w:r>
         <w:rPr>
           <w:rFonts w:ascii="Cascadia Mono" w:hAnsi="Cascadia Mono" w:cs="Cascadia Mono"/>
@@ -2130,7 +2789,6 @@
         </w:rPr>
         <w:t>&lt;</w:t>
       </w:r>
-      <w:proofErr w:type="spellStart"/>
       <w:r>
         <w:rPr>
           <w:rFonts w:ascii="Cascadia Mono" w:hAnsi="Cascadia Mono" w:cs="Cascadia Mono"/>
@@ -2141,41 +2799,16 @@
         </w:rPr>
         <w:t>IActionResult</w:t>
       </w:r>
-      <w:proofErr w:type="spellEnd"/>
-      <w:r>
-        <w:rPr>
-          <w:rFonts w:ascii="Cascadia Mono" w:hAnsi="Cascadia Mono" w:cs="Cascadia Mono"/>
-          <w:color w:val="000000"/>
-          <w:sz w:val="19"/>
-          <w:szCs w:val="19"/>
-          <w:highlight w:val="white"/>
-        </w:rPr>
-        <w:t xml:space="preserve">&gt; </w:t>
-      </w:r>
-      <w:proofErr w:type="spellStart"/>
-      <w:proofErr w:type="gramStart"/>
-      <w:r>
-        <w:rPr>
-          <w:rFonts w:ascii="Cascadia Mono" w:hAnsi="Cascadia Mono" w:cs="Cascadia Mono"/>
-          <w:color w:val="000000"/>
-          <w:sz w:val="19"/>
-          <w:szCs w:val="19"/>
-          <w:highlight w:val="white"/>
-        </w:rPr>
-        <w:t>DeleteConfirmed</w:t>
-      </w:r>
-      <w:proofErr w:type="spellEnd"/>
-      <w:r>
-        <w:rPr>
-          <w:rFonts w:ascii="Cascadia Mono" w:hAnsi="Cascadia Mono" w:cs="Cascadia Mono"/>
-          <w:color w:val="000000"/>
-          <w:sz w:val="19"/>
-          <w:szCs w:val="19"/>
-          <w:highlight w:val="white"/>
-        </w:rPr>
-        <w:t>(</w:t>
-      </w:r>
-      <w:proofErr w:type="gramEnd"/>
+      <w:r>
+        <w:rPr>
+          <w:rFonts w:ascii="Cascadia Mono" w:hAnsi="Cascadia Mono" w:cs="Cascadia Mono"/>
+          <w:color w:val="000000"/>
+          <w:sz w:val="19"/>
+          <w:szCs w:val="19"/>
+          <w:highlight w:val="white"/>
+        </w:rPr>
+        <w:t>&gt; DeleteConfirmed(</w:t>
+      </w:r>
       <w:r>
         <w:rPr>
           <w:rFonts w:ascii="Cascadia Mono" w:hAnsi="Cascadia Mono" w:cs="Cascadia Mono"/>
@@ -2264,53 +2897,8 @@
           <w:szCs w:val="19"/>
           <w:highlight w:val="white"/>
         </w:rPr>
-        <w:t xml:space="preserve"> </w:t>
-      </w:r>
-      <w:proofErr w:type="spellStart"/>
-      <w:r>
-        <w:rPr>
-          <w:rFonts w:ascii="Cascadia Mono" w:hAnsi="Cascadia Mono" w:cs="Cascadia Mono"/>
-          <w:color w:val="000000"/>
-          <w:sz w:val="19"/>
-          <w:szCs w:val="19"/>
-          <w:highlight w:val="white"/>
-        </w:rPr>
-        <w:t>userId</w:t>
-      </w:r>
-      <w:proofErr w:type="spellEnd"/>
-      <w:r>
-        <w:rPr>
-          <w:rFonts w:ascii="Cascadia Mono" w:hAnsi="Cascadia Mono" w:cs="Cascadia Mono"/>
-          <w:color w:val="000000"/>
-          <w:sz w:val="19"/>
-          <w:szCs w:val="19"/>
-          <w:highlight w:val="white"/>
-        </w:rPr>
-        <w:t xml:space="preserve"> = </w:t>
-      </w:r>
-      <w:proofErr w:type="spellStart"/>
-      <w:r>
-        <w:rPr>
-          <w:rFonts w:ascii="Cascadia Mono" w:hAnsi="Cascadia Mono" w:cs="Cascadia Mono"/>
-          <w:color w:val="000000"/>
-          <w:sz w:val="19"/>
-          <w:szCs w:val="19"/>
-          <w:highlight w:val="white"/>
-        </w:rPr>
-        <w:t>User.FindFirstValue</w:t>
-      </w:r>
-      <w:proofErr w:type="spellEnd"/>
-      <w:r>
-        <w:rPr>
-          <w:rFonts w:ascii="Cascadia Mono" w:hAnsi="Cascadia Mono" w:cs="Cascadia Mono"/>
-          <w:color w:val="000000"/>
-          <w:sz w:val="19"/>
-          <w:szCs w:val="19"/>
-          <w:highlight w:val="white"/>
-        </w:rPr>
-        <w:t>(</w:t>
-      </w:r>
-      <w:proofErr w:type="spellStart"/>
+        <w:t xml:space="preserve"> userId = User.FindFirstValue(</w:t>
+      </w:r>
       <w:r>
         <w:rPr>
           <w:rFonts w:ascii="Cascadia Mono" w:hAnsi="Cascadia Mono" w:cs="Cascadia Mono"/>
@@ -2329,18 +2917,7 @@
           <w:szCs w:val="19"/>
           <w:highlight w:val="white"/>
         </w:rPr>
-        <w:t>.NameIdentifier</w:t>
-      </w:r>
-      <w:proofErr w:type="spellEnd"/>
-      <w:r>
-        <w:rPr>
-          <w:rFonts w:ascii="Cascadia Mono" w:hAnsi="Cascadia Mono" w:cs="Cascadia Mono"/>
-          <w:color w:val="000000"/>
-          <w:sz w:val="19"/>
-          <w:szCs w:val="19"/>
-          <w:highlight w:val="white"/>
-        </w:rPr>
-        <w:t>);</w:t>
+        <w:t>.NameIdentifier);</w:t>
       </w:r>
     </w:p>
     <w:p>
@@ -2385,29 +2962,7 @@
           <w:szCs w:val="19"/>
           <w:highlight w:val="white"/>
         </w:rPr>
-        <w:t xml:space="preserve"> (</w:t>
-      </w:r>
-      <w:proofErr w:type="spellStart"/>
-      <w:r>
-        <w:rPr>
-          <w:rFonts w:ascii="Cascadia Mono" w:hAnsi="Cascadia Mono" w:cs="Cascadia Mono"/>
-          <w:color w:val="000000"/>
-          <w:sz w:val="19"/>
-          <w:szCs w:val="19"/>
-          <w:highlight w:val="white"/>
-        </w:rPr>
-        <w:t>userId</w:t>
-      </w:r>
-      <w:proofErr w:type="spellEnd"/>
-      <w:r>
-        <w:rPr>
-          <w:rFonts w:ascii="Cascadia Mono" w:hAnsi="Cascadia Mono" w:cs="Cascadia Mono"/>
-          <w:color w:val="000000"/>
-          <w:sz w:val="19"/>
-          <w:szCs w:val="19"/>
-          <w:highlight w:val="white"/>
-        </w:rPr>
-        <w:t xml:space="preserve"> == </w:t>
+        <w:t xml:space="preserve"> (userId == </w:t>
       </w:r>
       <w:r>
         <w:rPr>
@@ -2497,29 +3052,7 @@
           <w:szCs w:val="19"/>
           <w:highlight w:val="white"/>
         </w:rPr>
-        <w:t xml:space="preserve"> </w:t>
-      </w:r>
-      <w:proofErr w:type="gramStart"/>
-      <w:r>
-        <w:rPr>
-          <w:rFonts w:ascii="Cascadia Mono" w:hAnsi="Cascadia Mono" w:cs="Cascadia Mono"/>
-          <w:color w:val="000000"/>
-          <w:sz w:val="19"/>
-          <w:szCs w:val="19"/>
-          <w:highlight w:val="white"/>
-        </w:rPr>
-        <w:t>Unauthorized(</w:t>
-      </w:r>
-      <w:proofErr w:type="gramEnd"/>
-      <w:r>
-        <w:rPr>
-          <w:rFonts w:ascii="Cascadia Mono" w:hAnsi="Cascadia Mono" w:cs="Cascadia Mono"/>
-          <w:color w:val="000000"/>
-          <w:sz w:val="19"/>
-          <w:szCs w:val="19"/>
-          <w:highlight w:val="white"/>
-        </w:rPr>
-        <w:t>);</w:t>
+        <w:t xml:space="preserve"> Unauthorized();</w:t>
       </w:r>
     </w:p>
     <w:p>
@@ -2624,75 +3157,7 @@
           <w:szCs w:val="19"/>
           <w:highlight w:val="white"/>
         </w:rPr>
-        <w:t xml:space="preserve"> _</w:t>
-      </w:r>
-      <w:proofErr w:type="spellStart"/>
-      <w:proofErr w:type="gramStart"/>
-      <w:r>
-        <w:rPr>
-          <w:rFonts w:ascii="Cascadia Mono" w:hAnsi="Cascadia Mono" w:cs="Cascadia Mono"/>
-          <w:color w:val="000000"/>
-          <w:sz w:val="19"/>
-          <w:szCs w:val="19"/>
-          <w:highlight w:val="white"/>
-        </w:rPr>
-        <w:t>context.Producers.FirstOrDefaultAsync</w:t>
-      </w:r>
-      <w:proofErr w:type="spellEnd"/>
-      <w:proofErr w:type="gramEnd"/>
-      <w:r>
-        <w:rPr>
-          <w:rFonts w:ascii="Cascadia Mono" w:hAnsi="Cascadia Mono" w:cs="Cascadia Mono"/>
-          <w:color w:val="000000"/>
-          <w:sz w:val="19"/>
-          <w:szCs w:val="19"/>
-          <w:highlight w:val="white"/>
-        </w:rPr>
-        <w:t xml:space="preserve">(s =&gt; </w:t>
-      </w:r>
-      <w:proofErr w:type="spellStart"/>
-      <w:r>
-        <w:rPr>
-          <w:rFonts w:ascii="Cascadia Mono" w:hAnsi="Cascadia Mono" w:cs="Cascadia Mono"/>
-          <w:color w:val="000000"/>
-          <w:sz w:val="19"/>
-          <w:szCs w:val="19"/>
-          <w:highlight w:val="white"/>
-        </w:rPr>
-        <w:t>s.UserId</w:t>
-      </w:r>
-      <w:proofErr w:type="spellEnd"/>
-      <w:r>
-        <w:rPr>
-          <w:rFonts w:ascii="Cascadia Mono" w:hAnsi="Cascadia Mono" w:cs="Cascadia Mono"/>
-          <w:color w:val="000000"/>
-          <w:sz w:val="19"/>
-          <w:szCs w:val="19"/>
-          <w:highlight w:val="white"/>
-        </w:rPr>
-        <w:t xml:space="preserve"> == </w:t>
-      </w:r>
-      <w:proofErr w:type="spellStart"/>
-      <w:r>
-        <w:rPr>
-          <w:rFonts w:ascii="Cascadia Mono" w:hAnsi="Cascadia Mono" w:cs="Cascadia Mono"/>
-          <w:color w:val="000000"/>
-          <w:sz w:val="19"/>
-          <w:szCs w:val="19"/>
-          <w:highlight w:val="white"/>
-        </w:rPr>
-        <w:t>userId</w:t>
-      </w:r>
-      <w:proofErr w:type="spellEnd"/>
-      <w:r>
-        <w:rPr>
-          <w:rFonts w:ascii="Cascadia Mono" w:hAnsi="Cascadia Mono" w:cs="Cascadia Mono"/>
-          <w:color w:val="000000"/>
-          <w:sz w:val="19"/>
-          <w:szCs w:val="19"/>
-          <w:highlight w:val="white"/>
-        </w:rPr>
-        <w:t>);</w:t>
+        <w:t xml:space="preserve"> _context.Producers.FirstOrDefaultAsync(s =&gt; s.UserId == userId);</w:t>
       </w:r>
     </w:p>
     <w:p>
@@ -2827,41 +3292,7 @@
           <w:szCs w:val="19"/>
           <w:highlight w:val="white"/>
         </w:rPr>
-        <w:t xml:space="preserve"> </w:t>
-      </w:r>
-      <w:proofErr w:type="spellStart"/>
-      <w:proofErr w:type="gramStart"/>
-      <w:r>
-        <w:rPr>
-          <w:rFonts w:ascii="Cascadia Mono" w:hAnsi="Cascadia Mono" w:cs="Cascadia Mono"/>
-          <w:color w:val="000000"/>
-          <w:sz w:val="19"/>
-          <w:szCs w:val="19"/>
-          <w:highlight w:val="white"/>
-        </w:rPr>
-        <w:t>NotFound</w:t>
-      </w:r>
-      <w:proofErr w:type="spellEnd"/>
-      <w:r>
-        <w:rPr>
-          <w:rFonts w:ascii="Cascadia Mono" w:hAnsi="Cascadia Mono" w:cs="Cascadia Mono"/>
-          <w:color w:val="000000"/>
-          <w:sz w:val="19"/>
-          <w:szCs w:val="19"/>
-          <w:highlight w:val="white"/>
-        </w:rPr>
-        <w:t>(</w:t>
-      </w:r>
-      <w:proofErr w:type="gramEnd"/>
-      <w:r>
-        <w:rPr>
-          <w:rFonts w:ascii="Cascadia Mono" w:hAnsi="Cascadia Mono" w:cs="Cascadia Mono"/>
-          <w:color w:val="000000"/>
-          <w:sz w:val="19"/>
-          <w:szCs w:val="19"/>
-          <w:highlight w:val="white"/>
-        </w:rPr>
-        <w:t>);</w:t>
+        <w:t xml:space="preserve"> NotFound();</w:t>
       </w:r>
     </w:p>
     <w:p>
@@ -2981,31 +3412,7 @@
           <w:szCs w:val="19"/>
           <w:highlight w:val="white"/>
         </w:rPr>
-        <w:t xml:space="preserve"> _</w:t>
-      </w:r>
-      <w:proofErr w:type="spellStart"/>
-      <w:proofErr w:type="gramStart"/>
-      <w:r>
-        <w:rPr>
-          <w:rFonts w:ascii="Cascadia Mono" w:hAnsi="Cascadia Mono" w:cs="Cascadia Mono"/>
-          <w:color w:val="000000"/>
-          <w:sz w:val="19"/>
-          <w:szCs w:val="19"/>
-          <w:highlight w:val="white"/>
-        </w:rPr>
-        <w:t>context.Products.FindAsync</w:t>
-      </w:r>
-      <w:proofErr w:type="spellEnd"/>
-      <w:proofErr w:type="gramEnd"/>
-      <w:r>
-        <w:rPr>
-          <w:rFonts w:ascii="Cascadia Mono" w:hAnsi="Cascadia Mono" w:cs="Cascadia Mono"/>
-          <w:color w:val="000000"/>
-          <w:sz w:val="19"/>
-          <w:szCs w:val="19"/>
-          <w:highlight w:val="white"/>
-        </w:rPr>
-        <w:t>(id);</w:t>
+        <w:t xml:space="preserve"> _context.Products.FindAsync(id);</w:t>
       </w:r>
     </w:p>
     <w:p>
@@ -3140,41 +3547,7 @@
           <w:szCs w:val="19"/>
           <w:highlight w:val="white"/>
         </w:rPr>
-        <w:t xml:space="preserve"> </w:t>
-      </w:r>
-      <w:proofErr w:type="spellStart"/>
-      <w:proofErr w:type="gramStart"/>
-      <w:r>
-        <w:rPr>
-          <w:rFonts w:ascii="Cascadia Mono" w:hAnsi="Cascadia Mono" w:cs="Cascadia Mono"/>
-          <w:color w:val="000000"/>
-          <w:sz w:val="19"/>
-          <w:szCs w:val="19"/>
-          <w:highlight w:val="white"/>
-        </w:rPr>
-        <w:t>NotFound</w:t>
-      </w:r>
-      <w:proofErr w:type="spellEnd"/>
-      <w:r>
-        <w:rPr>
-          <w:rFonts w:ascii="Cascadia Mono" w:hAnsi="Cascadia Mono" w:cs="Cascadia Mono"/>
-          <w:color w:val="000000"/>
-          <w:sz w:val="19"/>
-          <w:szCs w:val="19"/>
-          <w:highlight w:val="white"/>
-        </w:rPr>
-        <w:t>(</w:t>
-      </w:r>
-      <w:proofErr w:type="gramEnd"/>
-      <w:r>
-        <w:rPr>
-          <w:rFonts w:ascii="Cascadia Mono" w:hAnsi="Cascadia Mono" w:cs="Cascadia Mono"/>
-          <w:color w:val="000000"/>
-          <w:sz w:val="19"/>
-          <w:szCs w:val="19"/>
-          <w:highlight w:val="white"/>
-        </w:rPr>
-        <w:t>);</w:t>
+        <w:t xml:space="preserve"> NotFound();</w:t>
       </w:r>
     </w:p>
     <w:p>
@@ -3294,53 +3667,7 @@
           <w:szCs w:val="19"/>
           <w:highlight w:val="white"/>
         </w:rPr>
-        <w:t xml:space="preserve"> (</w:t>
-      </w:r>
-      <w:proofErr w:type="spellStart"/>
-      <w:proofErr w:type="gramStart"/>
-      <w:r>
-        <w:rPr>
-          <w:rFonts w:ascii="Cascadia Mono" w:hAnsi="Cascadia Mono" w:cs="Cascadia Mono"/>
-          <w:color w:val="000000"/>
-          <w:sz w:val="19"/>
-          <w:szCs w:val="19"/>
-          <w:highlight w:val="white"/>
-        </w:rPr>
-        <w:t>products.ProducersId</w:t>
-      </w:r>
-      <w:proofErr w:type="spellEnd"/>
-      <w:proofErr w:type="gramEnd"/>
-      <w:r>
-        <w:rPr>
-          <w:rFonts w:ascii="Cascadia Mono" w:hAnsi="Cascadia Mono" w:cs="Cascadia Mono"/>
-          <w:color w:val="000000"/>
-          <w:sz w:val="19"/>
-          <w:szCs w:val="19"/>
-          <w:highlight w:val="white"/>
-        </w:rPr>
-        <w:t xml:space="preserve"> != </w:t>
-      </w:r>
-      <w:proofErr w:type="spellStart"/>
-      <w:r>
-        <w:rPr>
-          <w:rFonts w:ascii="Cascadia Mono" w:hAnsi="Cascadia Mono" w:cs="Cascadia Mono"/>
-          <w:color w:val="000000"/>
-          <w:sz w:val="19"/>
-          <w:szCs w:val="19"/>
-          <w:highlight w:val="white"/>
-        </w:rPr>
-        <w:t>producer.ProducersId</w:t>
-      </w:r>
-      <w:proofErr w:type="spellEnd"/>
-      <w:r>
-        <w:rPr>
-          <w:rFonts w:ascii="Cascadia Mono" w:hAnsi="Cascadia Mono" w:cs="Cascadia Mono"/>
-          <w:color w:val="000000"/>
-          <w:sz w:val="19"/>
-          <w:szCs w:val="19"/>
-          <w:highlight w:val="white"/>
-        </w:rPr>
-        <w:t>)</w:t>
+        <w:t xml:space="preserve"> (products.ProducersId != producer.ProducersId)</w:t>
       </w:r>
     </w:p>
     <w:p>
@@ -3410,29 +3737,7 @@
           <w:szCs w:val="19"/>
           <w:highlight w:val="white"/>
         </w:rPr>
-        <w:t xml:space="preserve"> </w:t>
-      </w:r>
-      <w:proofErr w:type="gramStart"/>
-      <w:r>
-        <w:rPr>
-          <w:rFonts w:ascii="Cascadia Mono" w:hAnsi="Cascadia Mono" w:cs="Cascadia Mono"/>
-          <w:color w:val="000000"/>
-          <w:sz w:val="19"/>
-          <w:szCs w:val="19"/>
-          <w:highlight w:val="white"/>
-        </w:rPr>
-        <w:t>Unauthorized(</w:t>
-      </w:r>
-      <w:proofErr w:type="gramEnd"/>
-      <w:r>
-        <w:rPr>
-          <w:rFonts w:ascii="Cascadia Mono" w:hAnsi="Cascadia Mono" w:cs="Cascadia Mono"/>
-          <w:color w:val="000000"/>
-          <w:sz w:val="19"/>
-          <w:szCs w:val="19"/>
-          <w:highlight w:val="white"/>
-        </w:rPr>
-        <w:t>);</w:t>
+        <w:t xml:space="preserve"> Unauthorized();</w:t>
       </w:r>
     </w:p>
     <w:p>
@@ -3497,31 +3802,7 @@
           <w:szCs w:val="19"/>
           <w:highlight w:val="white"/>
         </w:rPr>
-        <w:t xml:space="preserve">     _</w:t>
-      </w:r>
-      <w:proofErr w:type="spellStart"/>
-      <w:proofErr w:type="gramStart"/>
-      <w:r>
-        <w:rPr>
-          <w:rFonts w:ascii="Cascadia Mono" w:hAnsi="Cascadia Mono" w:cs="Cascadia Mono"/>
-          <w:color w:val="000000"/>
-          <w:sz w:val="19"/>
-          <w:szCs w:val="19"/>
-          <w:highlight w:val="white"/>
-        </w:rPr>
-        <w:t>context.Products.Remove</w:t>
-      </w:r>
-      <w:proofErr w:type="spellEnd"/>
-      <w:proofErr w:type="gramEnd"/>
-      <w:r>
-        <w:rPr>
-          <w:rFonts w:ascii="Cascadia Mono" w:hAnsi="Cascadia Mono" w:cs="Cascadia Mono"/>
-          <w:color w:val="000000"/>
-          <w:sz w:val="19"/>
-          <w:szCs w:val="19"/>
-          <w:highlight w:val="white"/>
-        </w:rPr>
-        <w:t>(products);</w:t>
+        <w:t xml:space="preserve">     _context.Products.Remove(products);</w:t>
       </w:r>
     </w:p>
     <w:p>
@@ -3566,31 +3847,7 @@
           <w:szCs w:val="19"/>
           <w:highlight w:val="white"/>
         </w:rPr>
-        <w:t xml:space="preserve"> _</w:t>
-      </w:r>
-      <w:proofErr w:type="spellStart"/>
-      <w:proofErr w:type="gramStart"/>
-      <w:r>
-        <w:rPr>
-          <w:rFonts w:ascii="Cascadia Mono" w:hAnsi="Cascadia Mono" w:cs="Cascadia Mono"/>
-          <w:color w:val="000000"/>
-          <w:sz w:val="19"/>
-          <w:szCs w:val="19"/>
-          <w:highlight w:val="white"/>
-        </w:rPr>
-        <w:t>context.SaveChangesAsync</w:t>
-      </w:r>
-      <w:proofErr w:type="spellEnd"/>
-      <w:proofErr w:type="gramEnd"/>
-      <w:r>
-        <w:rPr>
-          <w:rFonts w:ascii="Cascadia Mono" w:hAnsi="Cascadia Mono" w:cs="Cascadia Mono"/>
-          <w:color w:val="000000"/>
-          <w:sz w:val="19"/>
-          <w:szCs w:val="19"/>
-          <w:highlight w:val="white"/>
-        </w:rPr>
-        <w:t>();</w:t>
+        <w:t xml:space="preserve"> _context.SaveChangesAsync();</w:t>
       </w:r>
     </w:p>
     <w:p>
@@ -3636,32 +3893,8 @@
           <w:szCs w:val="19"/>
           <w:highlight w:val="white"/>
         </w:rPr>
-        <w:t xml:space="preserve"> </w:t>
-      </w:r>
-      <w:proofErr w:type="spellStart"/>
-      <w:r>
-        <w:rPr>
-          <w:rFonts w:ascii="Cascadia Mono" w:hAnsi="Cascadia Mono" w:cs="Cascadia Mono"/>
-          <w:color w:val="000000"/>
-          <w:sz w:val="19"/>
-          <w:szCs w:val="19"/>
-          <w:highlight w:val="white"/>
-        </w:rPr>
-        <w:t>RedirectToAction</w:t>
-      </w:r>
-      <w:proofErr w:type="spellEnd"/>
-      <w:r>
-        <w:rPr>
-          <w:rFonts w:ascii="Cascadia Mono" w:hAnsi="Cascadia Mono" w:cs="Cascadia Mono"/>
-          <w:color w:val="000000"/>
-          <w:sz w:val="19"/>
-          <w:szCs w:val="19"/>
-          <w:highlight w:val="white"/>
-        </w:rPr>
-        <w:t>(</w:t>
-      </w:r>
-      <w:proofErr w:type="spellStart"/>
-      <w:proofErr w:type="gramStart"/>
+        <w:t xml:space="preserve"> RedirectToAction(</w:t>
+      </w:r>
       <w:r>
         <w:rPr>
           <w:rFonts w:ascii="Cascadia Mono" w:hAnsi="Cascadia Mono" w:cs="Cascadia Mono"/>
@@ -3672,27 +3905,15 @@
         </w:rPr>
         <w:t>nameof</w:t>
       </w:r>
-      <w:proofErr w:type="spellEnd"/>
-      <w:r>
-        <w:rPr>
-          <w:rFonts w:ascii="Cascadia Mono" w:hAnsi="Cascadia Mono" w:cs="Cascadia Mono"/>
-          <w:color w:val="000000"/>
-          <w:sz w:val="19"/>
-          <w:szCs w:val="19"/>
-          <w:highlight w:val="white"/>
-        </w:rPr>
-        <w:t>(</w:t>
-      </w:r>
-      <w:proofErr w:type="gramEnd"/>
-      <w:r>
-        <w:rPr>
-          <w:rFonts w:ascii="Cascadia Mono" w:hAnsi="Cascadia Mono" w:cs="Cascadia Mono"/>
-          <w:color w:val="000000"/>
-          <w:sz w:val="19"/>
-          <w:szCs w:val="19"/>
-          <w:highlight w:val="white"/>
-        </w:rPr>
-        <w:t>Index));</w:t>
+      <w:r>
+        <w:rPr>
+          <w:rFonts w:ascii="Cascadia Mono" w:hAnsi="Cascadia Mono" w:cs="Cascadia Mono"/>
+          <w:color w:val="000000"/>
+          <w:sz w:val="19"/>
+          <w:szCs w:val="19"/>
+          <w:highlight w:val="white"/>
+        </w:rPr>
+        <w:t>(Index));</w:t>
       </w:r>
     </w:p>
     <w:p>
@@ -3797,32 +4018,8 @@
           <w:szCs w:val="19"/>
           <w:highlight w:val="white"/>
         </w:rPr>
-        <w:t xml:space="preserve"> </w:t>
-      </w:r>
-      <w:proofErr w:type="spellStart"/>
-      <w:proofErr w:type="gramStart"/>
-      <w:r>
-        <w:rPr>
-          <w:rFonts w:ascii="Cascadia Mono" w:hAnsi="Cascadia Mono" w:cs="Cascadia Mono"/>
-          <w:color w:val="000000"/>
-          <w:sz w:val="19"/>
-          <w:szCs w:val="19"/>
-          <w:highlight w:val="white"/>
-        </w:rPr>
-        <w:t>ProductsExists</w:t>
-      </w:r>
-      <w:proofErr w:type="spellEnd"/>
-      <w:r>
-        <w:rPr>
-          <w:rFonts w:ascii="Cascadia Mono" w:hAnsi="Cascadia Mono" w:cs="Cascadia Mono"/>
-          <w:color w:val="000000"/>
-          <w:sz w:val="19"/>
-          <w:szCs w:val="19"/>
-          <w:highlight w:val="white"/>
-        </w:rPr>
-        <w:t>(</w:t>
-      </w:r>
-      <w:proofErr w:type="gramEnd"/>
+        <w:t xml:space="preserve"> ProductsExists(</w:t>
+      </w:r>
       <w:r>
         <w:rPr>
           <w:rFonts w:ascii="Cascadia Mono" w:hAnsi="Cascadia Mono" w:cs="Cascadia Mono"/>
@@ -3911,56 +4108,18 @@
           <w:szCs w:val="19"/>
           <w:highlight w:val="white"/>
         </w:rPr>
-        <w:t xml:space="preserve"> _</w:t>
-      </w:r>
-      <w:proofErr w:type="spellStart"/>
-      <w:proofErr w:type="gramStart"/>
-      <w:r>
-        <w:rPr>
-          <w:rFonts w:ascii="Cascadia Mono" w:hAnsi="Cascadia Mono" w:cs="Cascadia Mono"/>
-          <w:color w:val="000000"/>
-          <w:sz w:val="19"/>
-          <w:szCs w:val="19"/>
-          <w:highlight w:val="white"/>
-        </w:rPr>
-        <w:t>context.Products.Any</w:t>
-      </w:r>
-      <w:proofErr w:type="spellEnd"/>
-      <w:proofErr w:type="gramEnd"/>
-      <w:r>
-        <w:rPr>
-          <w:rFonts w:ascii="Cascadia Mono" w:hAnsi="Cascadia Mono" w:cs="Cascadia Mono"/>
-          <w:color w:val="000000"/>
-          <w:sz w:val="19"/>
-          <w:szCs w:val="19"/>
-          <w:highlight w:val="white"/>
-        </w:rPr>
-        <w:t xml:space="preserve">(e =&gt; </w:t>
-      </w:r>
-      <w:proofErr w:type="spellStart"/>
-      <w:r>
-        <w:rPr>
-          <w:rFonts w:ascii="Cascadia Mono" w:hAnsi="Cascadia Mono" w:cs="Cascadia Mono"/>
-          <w:color w:val="000000"/>
-          <w:sz w:val="19"/>
-          <w:szCs w:val="19"/>
-          <w:highlight w:val="white"/>
-        </w:rPr>
-        <w:t>e.ProductsId</w:t>
-      </w:r>
-      <w:proofErr w:type="spellEnd"/>
-      <w:r>
-        <w:rPr>
-          <w:rFonts w:ascii="Cascadia Mono" w:hAnsi="Cascadia Mono" w:cs="Cascadia Mono"/>
-          <w:color w:val="000000"/>
-          <w:sz w:val="19"/>
-          <w:szCs w:val="19"/>
-          <w:highlight w:val="white"/>
-        </w:rPr>
-        <w:t xml:space="preserve"> == id);</w:t>
-      </w:r>
-    </w:p>
-    <w:p>
+        <w:t xml:space="preserve"> _context.Products.Any(e =&gt; e.ProductsId == id);</w:t>
+      </w:r>
+    </w:p>
+    <w:p>
+      <w:pPr>
+        <w:rPr>
+          <w:rFonts w:ascii="Cascadia Mono" w:hAnsi="Cascadia Mono" w:cs="Cascadia Mono"/>
+          <w:color w:val="000000"/>
+          <w:sz w:val="19"/>
+          <w:szCs w:val="19"/>
+        </w:rPr>
+      </w:pPr>
       <w:r>
         <w:rPr>
           <w:rFonts w:ascii="Cascadia Mono" w:hAnsi="Cascadia Mono" w:cs="Cascadia Mono"/>
@@ -3972,6 +4131,159 @@
         <w:t xml:space="preserve"> }</w:t>
       </w:r>
     </w:p>
+    <w:p>
+      <w:pPr>
+        <w:rPr>
+          <w:rFonts w:ascii="Cascadia Mono" w:hAnsi="Cascadia Mono" w:cs="Cascadia Mono"/>
+          <w:color w:val="000000"/>
+          <w:sz w:val="19"/>
+          <w:szCs w:val="19"/>
+        </w:rPr>
+      </w:pPr>
+    </w:p>
+    <w:p>
+      <w:pPr>
+        <w:rPr>
+          <w:rFonts w:ascii="Cascadia Mono" w:hAnsi="Cascadia Mono" w:cs="Cascadia Mono"/>
+          <w:color w:val="000000"/>
+          <w:sz w:val="19"/>
+          <w:szCs w:val="19"/>
+        </w:rPr>
+      </w:pPr>
+    </w:p>
+    <w:p>
+      <w:pPr>
+        <w:rPr>
+          <w:rFonts w:ascii="Cascadia Mono" w:hAnsi="Cascadia Mono" w:cs="Cascadia Mono"/>
+          <w:color w:val="000000"/>
+          <w:sz w:val="19"/>
+          <w:szCs w:val="19"/>
+        </w:rPr>
+      </w:pPr>
+    </w:p>
+    <w:p>
+      <w:hyperlink r:id="rId31" w:history="1">
+        <w:r>
+          <w:rPr>
+            <w:rStyle w:val="Hyperlink"/>
+          </w:rPr>
+          <w:t>https://pixabay.com/images/search/natural%20honey/</w:t>
+        </w:r>
+      </w:hyperlink>
+    </w:p>
+    <w:p>
+      <w:hyperlink r:id="rId32" w:history="1">
+        <w:r>
+          <w:rPr>
+            <w:rStyle w:val="Hyperlink"/>
+          </w:rPr>
+          <w:t>https://freerangeeggs.nz/</w:t>
+        </w:r>
+      </w:hyperlink>
+    </w:p>
+    <w:p>
+      <w:hyperlink r:id="rId33" w:history="1">
+        <w:r>
+          <w:rPr>
+            <w:rStyle w:val="Hyperlink"/>
+          </w:rPr>
+          <w:t>https://www.freepik.com/premium-photo/red-strawberries_2149969.htm</w:t>
+        </w:r>
+      </w:hyperlink>
+    </w:p>
+    <w:p>
+      <w:hyperlink r:id="rId34" w:history="1">
+        <w:r>
+          <w:rPr>
+            <w:rStyle w:val="Hyperlink"/>
+          </w:rPr>
+          <w:t>https://boylesbutchers.ie/shop/free-range-chicken/</w:t>
+        </w:r>
+      </w:hyperlink>
+    </w:p>
+    <w:p>
+      <w:hyperlink r:id="rId35" w:history="1">
+        <w:r>
+          <w:rPr>
+            <w:rStyle w:val="Hyperlink"/>
+          </w:rPr>
+          <w:t>https://www.mbizmarket.co.id/catalog/detail/fresh-milk-3938520-7057419.html</w:t>
+        </w:r>
+      </w:hyperlink>
+    </w:p>
+    <w:p>
+      <w:hyperlink r:id="rId36" w:history="1">
+        <w:r>
+          <w:rPr>
+            <w:rStyle w:val="Hyperlink"/>
+          </w:rPr>
+          <w:t>https://purelineseed.com/certified-organic/</w:t>
+        </w:r>
+        <w:r>
+          <w:rPr>
+            <w:rStyle w:val="Hyperlink"/>
+          </w:rPr>
+          <w:t>-</w:t>
+        </w:r>
+      </w:hyperlink>
+      <w:r>
+        <w:t xml:space="preserve"> carrots</w:t>
+      </w:r>
+    </w:p>
+    <w:p>
+      <w:hyperlink r:id="rId37" w:history="1">
+        <w:r>
+          <w:rPr>
+            <w:rStyle w:val="Hyperlink"/>
+          </w:rPr>
+          <w:t>https://www.istockphoto.com/photos/asian-market-above</w:t>
+        </w:r>
+      </w:hyperlink>
+      <w:r>
+        <w:t xml:space="preserve"> - potatoes</w:t>
+      </w:r>
+    </w:p>
+    <w:p>
+      <w:hyperlink r:id="rId38" w:history="1">
+        <w:r>
+          <w:rPr>
+            <w:rStyle w:val="Hyperlink"/>
+          </w:rPr>
+          <w:t>https://wallpaperaccess.com/berry</w:t>
+        </w:r>
+      </w:hyperlink>
+    </w:p>
+    <w:p>
+      <w:hyperlink r:id="rId39" w:history="1">
+        <w:r>
+          <w:rPr>
+            <w:rStyle w:val="Hyperlink"/>
+          </w:rPr>
+          <w:t>https://shop.green-connect.com.au/products/free-range-meat-mixed-pork-packs</w:t>
+        </w:r>
+      </w:hyperlink>
+    </w:p>
+    <w:p>
+      <w:hyperlink r:id="rId40" w:history="1">
+        <w:r>
+          <w:rPr>
+            <w:rStyle w:val="Hyperlink"/>
+          </w:rPr>
+          <w:t>https://www.biophap.com/product/organic-lettuce-1kg/</w:t>
+        </w:r>
+      </w:hyperlink>
+    </w:p>
+    <w:p/>
+    <w:p/>
+    <w:p>
+      <w:pPr>
+        <w:pStyle w:val="NormalWeb"/>
+      </w:pPr>
+      <w:r>
+        <w:t>Okay I hope youre ready because what Im going to ask you to do is big I am going to send you my entire project then I want you to give it master class industry standard css with responsive pages and stuff like that I also want you to add stuff like "why buy locally" that I was asked to do in my set task brief that Ill puty on here whuslt using my wireframes from my design docuyments as inspiration but if ou could tweka it a bit as I dont want my website to look like other peoples websites. Ill also be putrting m,y business proposal so u can idk use it as inspiration too becuas4e I need them accessibility features MAKE IS RESPOSNIVE and aslo add nice filters that match my stuff yk aslo add those sandwitch dropdwon or sumn and a good contact us page and about us page that'll be cool also d well with the navbars and stuff</w:t>
+      </w:r>
+    </w:p>
+    <w:p/>
     <w:sectPr>
       <w:pgSz w:w="12240" w:h="15840"/>
       <w:pgMar w:top="1440" w:right="1440" w:bottom="1440" w:left="1440" w:header="720" w:footer="720" w:gutter="0"/>
@@ -3983,6 +4295,127 @@
     </w:sectPr>
   </w:body>
 </w:document>
+</file>
+
+<file path=word/numbering.xml><?xml version="1.0" encoding="utf-8"?>
+<w:numbering xmlns:wpc="http://schemas.microsoft.com/office/word/2010/wordprocessingCanvas" xmlns:cx="http://schemas.microsoft.com/office/drawing/2014/chartex" xmlns:cx1="http://schemas.microsoft.com/office/drawing/2015/9/8/chartex" xmlns:cx2="http://schemas.microsoft.com/office/drawing/2015/10/21/chartex" xmlns:cx3="http://schemas.microsoft.com/office/drawing/2016/5/9/chartex" xmlns:cx4="http://schemas.microsoft.com/office/drawing/2016/5/10/chartex" xmlns:cx5="http://schemas.microsoft.com/office/drawing/2016/5/11/chartex" xmlns:cx6="http://schemas.microsoft.com/office/drawing/2016/5/12/chartex" xmlns:cx7="http://schemas.microsoft.com/office/drawing/2016/5/13/chartex" xmlns:cx8="http://schemas.microsoft.com/office/drawing/2016/5/14/chartex" xmlns:mc="http://schemas.openxmlformats.org/markup-compatibility/2006" xmlns:aink="http://schemas.microsoft.com/office/drawing/2016/ink" xmlns:am3d="http://schemas.microsoft.com/office/drawing/2017/model3d" xmlns:o="urn:schemas-microsoft-com:office:office" xmlns:r="http://schemas.openxmlformats.org/officeDocument/2006/relationships" xmlns:m="http://schemas.openxmlformats.org/officeDocument/2006/math" xmlns:v="urn:schemas-microsoft-com:vml" xmlns:wp14="http://schemas.microsoft.com/office/word/2010/wordprocessingDrawing" xmlns:wp="http://schemas.openxmlformats.org/drawingml/2006/wordprocessingDrawing" xmlns:w10="urn:schemas-microsoft-com:office:word" xmlns:w="http://schemas.openxmlformats.org/wordprocessingml/2006/main" xmlns:w14="http://schemas.microsoft.com/office/word/2010/wordml" xmlns:w15="http://schemas.microsoft.com/office/word/2012/wordml" xmlns:w16cex="http://schemas.microsoft.com/office/word/2018/wordml/cex" xmlns:w16cid="http://schemas.microsoft.com/office/word/2016/wordml/cid" xmlns:w16="http://schemas.microsoft.com/office/word/2018/wordml" xmlns:w16sdtdh="http://schemas.microsoft.com/office/word/2020/wordml/sdtdatahash" xmlns:w16se="http://schemas.microsoft.com/office/word/2015/wordml/symex" xmlns:wpg="http://schemas.microsoft.com/office/word/2010/wordprocessingGroup" xmlns:wpi="http://schemas.microsoft.com/office/word/2010/wordprocessingInk" xmlns:wne="http://schemas.microsoft.com/office/word/2006/wordml" xmlns:wps="http://schemas.microsoft.com/office/word/2010/wordprocessingShape" mc:Ignorable="w14 w15 w16se w16cid w16 w16cex w16sdtdh wp14">
+  <w:abstractNum w:abstractNumId="0" w15:restartNumberingAfterBreak="0">
+    <w:nsid w:val="2DC06677"/>
+    <w:multiLevelType w:val="hybridMultilevel"/>
+    <w:tmpl w:val="6D90C666"/>
+    <w:lvl w:ilvl="0" w:tplc="08090001">
+      <w:start w:val="1"/>
+      <w:numFmt w:val="bullet"/>
+      <w:lvlText w:val=""/>
+      <w:lvlJc w:val="left"/>
+      <w:pPr>
+        <w:ind w:left="720" w:hanging="360"/>
+      </w:pPr>
+      <w:rPr>
+        <w:rFonts w:ascii="Symbol" w:hAnsi="Symbol" w:hint="default"/>
+      </w:rPr>
+    </w:lvl>
+    <w:lvl w:ilvl="1" w:tplc="08090003" w:tentative="1">
+      <w:start w:val="1"/>
+      <w:numFmt w:val="bullet"/>
+      <w:lvlText w:val="o"/>
+      <w:lvlJc w:val="left"/>
+      <w:pPr>
+        <w:ind w:left="1440" w:hanging="360"/>
+      </w:pPr>
+      <w:rPr>
+        <w:rFonts w:ascii="Courier New" w:hAnsi="Courier New" w:cs="Courier New" w:hint="default"/>
+      </w:rPr>
+    </w:lvl>
+    <w:lvl w:ilvl="2" w:tplc="08090005" w:tentative="1">
+      <w:start w:val="1"/>
+      <w:numFmt w:val="bullet"/>
+      <w:lvlText w:val=""/>
+      <w:lvlJc w:val="left"/>
+      <w:pPr>
+        <w:ind w:left="2160" w:hanging="360"/>
+      </w:pPr>
+      <w:rPr>
+        <w:rFonts w:ascii="Wingdings" w:hAnsi="Wingdings" w:hint="default"/>
+      </w:rPr>
+    </w:lvl>
+    <w:lvl w:ilvl="3" w:tplc="08090001" w:tentative="1">
+      <w:start w:val="1"/>
+      <w:numFmt w:val="bullet"/>
+      <w:lvlText w:val=""/>
+      <w:lvlJc w:val="left"/>
+      <w:pPr>
+        <w:ind w:left="2880" w:hanging="360"/>
+      </w:pPr>
+      <w:rPr>
+        <w:rFonts w:ascii="Symbol" w:hAnsi="Symbol" w:hint="default"/>
+      </w:rPr>
+    </w:lvl>
+    <w:lvl w:ilvl="4" w:tplc="08090003" w:tentative="1">
+      <w:start w:val="1"/>
+      <w:numFmt w:val="bullet"/>
+      <w:lvlText w:val="o"/>
+      <w:lvlJc w:val="left"/>
+      <w:pPr>
+        <w:ind w:left="3600" w:hanging="360"/>
+      </w:pPr>
+      <w:rPr>
+        <w:rFonts w:ascii="Courier New" w:hAnsi="Courier New" w:cs="Courier New" w:hint="default"/>
+      </w:rPr>
+    </w:lvl>
+    <w:lvl w:ilvl="5" w:tplc="08090005" w:tentative="1">
+      <w:start w:val="1"/>
+      <w:numFmt w:val="bullet"/>
+      <w:lvlText w:val=""/>
+      <w:lvlJc w:val="left"/>
+      <w:pPr>
+        <w:ind w:left="4320" w:hanging="360"/>
+      </w:pPr>
+      <w:rPr>
+        <w:rFonts w:ascii="Wingdings" w:hAnsi="Wingdings" w:hint="default"/>
+      </w:rPr>
+    </w:lvl>
+    <w:lvl w:ilvl="6" w:tplc="08090001" w:tentative="1">
+      <w:start w:val="1"/>
+      <w:numFmt w:val="bullet"/>
+      <w:lvlText w:val=""/>
+      <w:lvlJc w:val="left"/>
+      <w:pPr>
+        <w:ind w:left="5040" w:hanging="360"/>
+      </w:pPr>
+      <w:rPr>
+        <w:rFonts w:ascii="Symbol" w:hAnsi="Symbol" w:hint="default"/>
+      </w:rPr>
+    </w:lvl>
+    <w:lvl w:ilvl="7" w:tplc="08090003" w:tentative="1">
+      <w:start w:val="1"/>
+      <w:numFmt w:val="bullet"/>
+      <w:lvlText w:val="o"/>
+      <w:lvlJc w:val="left"/>
+      <w:pPr>
+        <w:ind w:left="5760" w:hanging="360"/>
+      </w:pPr>
+      <w:rPr>
+        <w:rFonts w:ascii="Courier New" w:hAnsi="Courier New" w:cs="Courier New" w:hint="default"/>
+      </w:rPr>
+    </w:lvl>
+    <w:lvl w:ilvl="8" w:tplc="08090005" w:tentative="1">
+      <w:start w:val="1"/>
+      <w:numFmt w:val="bullet"/>
+      <w:lvlText w:val=""/>
+      <w:lvlJc w:val="left"/>
+      <w:pPr>
+        <w:ind w:left="6480" w:hanging="360"/>
+      </w:pPr>
+      <w:rPr>
+        <w:rFonts w:ascii="Wingdings" w:hAnsi="Wingdings" w:hint="default"/>
+      </w:rPr>
+    </w:lvl>
+  </w:abstractNum>
+  <w:num w:numId="1">
+    <w:abstractNumId w:val="0"/>
+  </w:num>
+</w:numbering>
 </file>
 
 <file path=word/styles.xml><?xml version="1.0" encoding="utf-8"?>
@@ -4384,6 +4817,27 @@
     <w:name w:val="Normal"/>
     <w:qFormat/>
   </w:style>
+  <w:style w:type="paragraph" w:styleId="Heading1">
+    <w:name w:val="heading 1"/>
+    <w:basedOn w:val="Normal"/>
+    <w:next w:val="Normal"/>
+    <w:link w:val="Heading1Char"/>
+    <w:uiPriority w:val="9"/>
+    <w:qFormat/>
+    <w:rsid w:val="00DF2379"/>
+    <w:pPr>
+      <w:keepNext/>
+      <w:keepLines/>
+      <w:spacing w:before="240" w:after="0"/>
+      <w:outlineLvl w:val="0"/>
+    </w:pPr>
+    <w:rPr>
+      <w:rFonts w:asciiTheme="majorHAnsi" w:eastAsiaTheme="majorEastAsia" w:hAnsiTheme="majorHAnsi" w:cstheme="majorBidi"/>
+      <w:color w:val="2F5496" w:themeColor="accent1" w:themeShade="BF"/>
+      <w:sz w:val="32"/>
+      <w:szCs w:val="32"/>
+    </w:rPr>
+  </w:style>
   <w:style w:type="character" w:default="1" w:styleId="DefaultParagraphFont">
     <w:name w:val="Default Paragraph Font"/>
     <w:uiPriority w:val="1"/>
@@ -4433,6 +4887,70 @@
     <w:rsid w:val="00E011CA"/>
     <w:rPr>
       <w:rFonts w:eastAsiaTheme="minorEastAsia"/>
+      <w:lang w:eastAsia="en-GB"/>
+    </w:rPr>
+  </w:style>
+  <w:style w:type="character" w:customStyle="1" w:styleId="Heading1Char">
+    <w:name w:val="Heading 1 Char"/>
+    <w:basedOn w:val="DefaultParagraphFont"/>
+    <w:link w:val="Heading1"/>
+    <w:uiPriority w:val="9"/>
+    <w:rsid w:val="00DF2379"/>
+    <w:rPr>
+      <w:rFonts w:asciiTheme="majorHAnsi" w:eastAsiaTheme="majorEastAsia" w:hAnsiTheme="majorHAnsi" w:cstheme="majorBidi"/>
+      <w:color w:val="2F5496" w:themeColor="accent1" w:themeShade="BF"/>
+      <w:sz w:val="32"/>
+      <w:szCs w:val="32"/>
+    </w:rPr>
+  </w:style>
+  <w:style w:type="paragraph" w:styleId="ListParagraph">
+    <w:name w:val="List Paragraph"/>
+    <w:basedOn w:val="Normal"/>
+    <w:uiPriority w:val="34"/>
+    <w:qFormat/>
+    <w:rsid w:val="00F3008E"/>
+    <w:pPr>
+      <w:ind w:left="720"/>
+      <w:contextualSpacing/>
+    </w:pPr>
+  </w:style>
+  <w:style w:type="character" w:styleId="Hyperlink">
+    <w:name w:val="Hyperlink"/>
+    <w:basedOn w:val="DefaultParagraphFont"/>
+    <w:uiPriority w:val="99"/>
+    <w:unhideWhenUsed/>
+    <w:rsid w:val="009E377F"/>
+    <w:rPr>
+      <w:color w:val="0563C1" w:themeColor="hyperlink"/>
+      <w:u w:val="single"/>
+    </w:rPr>
+  </w:style>
+  <w:style w:type="character" w:styleId="UnresolvedMention">
+    <w:name w:val="Unresolved Mention"/>
+    <w:basedOn w:val="DefaultParagraphFont"/>
+    <w:uiPriority w:val="99"/>
+    <w:semiHidden/>
+    <w:unhideWhenUsed/>
+    <w:rsid w:val="009E377F"/>
+    <w:rPr>
+      <w:color w:val="605E5C"/>
+      <w:shd w:val="clear" w:color="auto" w:fill="E1DFDD"/>
+    </w:rPr>
+  </w:style>
+  <w:style w:type="paragraph" w:styleId="NormalWeb">
+    <w:name w:val="Normal (Web)"/>
+    <w:basedOn w:val="Normal"/>
+    <w:uiPriority w:val="99"/>
+    <w:semiHidden/>
+    <w:unhideWhenUsed/>
+    <w:rsid w:val="004E38F2"/>
+    <w:pPr>
+      <w:spacing w:before="100" w:beforeAutospacing="1" w:after="100" w:afterAutospacing="1" w:line="240" w:lineRule="auto"/>
+    </w:pPr>
+    <w:rPr>
+      <w:rFonts w:ascii="Times New Roman" w:eastAsia="Times New Roman" w:hAnsi="Times New Roman" w:cs="Times New Roman"/>
+      <w:sz w:val="24"/>
+      <w:szCs w:val="24"/>
       <w:lang w:eastAsia="en-GB"/>
     </w:rPr>
   </w:style>

--- a/Development Diary.docx
+++ b/Development Diary.docx
@@ -1,6 +1,6 @@
 
 <file path=word/document.xml><?xml version="1.0" encoding="utf-8"?>
-<w:document xmlns:wpc="http://schemas.microsoft.com/office/word/2010/wordprocessingCanvas" xmlns:cx="http://schemas.microsoft.com/office/drawing/2014/chartex" xmlns:cx1="http://schemas.microsoft.com/office/drawing/2015/9/8/chartex" xmlns:cx2="http://schemas.microsoft.com/office/drawing/2015/10/21/chartex" xmlns:cx3="http://schemas.microsoft.com/office/drawing/2016/5/9/chartex" xmlns:cx4="http://schemas.microsoft.com/office/drawing/2016/5/10/chartex" xmlns:cx5="http://schemas.microsoft.com/office/drawing/2016/5/11/chartex" xmlns:cx6="http://schemas.microsoft.com/office/drawing/2016/5/12/chartex" xmlns:cx7="http://schemas.microsoft.com/office/drawing/2016/5/13/chartex" xmlns:cx8="http://schemas.microsoft.com/office/drawing/2016/5/14/chartex" xmlns:mc="http://schemas.openxmlformats.org/markup-compatibility/2006" xmlns:aink="http://schemas.microsoft.com/office/drawing/2016/ink" xmlns:am3d="http://schemas.microsoft.com/office/drawing/2017/model3d" xmlns:o="urn:schemas-microsoft-com:office:office" xmlns:r="http://schemas.openxmlformats.org/officeDocument/2006/relationships" xmlns:m="http://schemas.openxmlformats.org/officeDocument/2006/math" xmlns:v="urn:schemas-microsoft-com:vml" xmlns:wp14="http://schemas.microsoft.com/office/word/2010/wordprocessingDrawing" xmlns:wp="http://schemas.openxmlformats.org/drawingml/2006/wordprocessingDrawing" xmlns:w10="urn:schemas-microsoft-com:office:word" xmlns:w="http://schemas.openxmlformats.org/wordprocessingml/2006/main" xmlns:w14="http://schemas.microsoft.com/office/word/2010/wordml" xmlns:w15="http://schemas.microsoft.com/office/word/2012/wordml" xmlns:w16cex="http://schemas.microsoft.com/office/word/2018/wordml/cex" xmlns:w16cid="http://schemas.microsoft.com/office/word/2016/wordml/cid" xmlns:w16="http://schemas.microsoft.com/office/word/2018/wordml" xmlns:w16sdtdh="http://schemas.microsoft.com/office/word/2020/wordml/sdtdatahash" xmlns:w16se="http://schemas.microsoft.com/office/word/2015/wordml/symex" xmlns:wpg="http://schemas.microsoft.com/office/word/2010/wordprocessingGroup" xmlns:wpi="http://schemas.microsoft.com/office/word/2010/wordprocessingInk" xmlns:wne="http://schemas.microsoft.com/office/word/2006/wordml" xmlns:wps="http://schemas.microsoft.com/office/word/2010/wordprocessingShape" mc:Ignorable="w14 w15 w16se w16cid w16 w16cex w16sdtdh wp14">
+<w:document xmlns:wpc="http://schemas.microsoft.com/office/word/2010/wordprocessingCanvas" xmlns:cx="http://schemas.microsoft.com/office/drawing/2014/chartex" xmlns:cx1="http://schemas.microsoft.com/office/drawing/2015/9/8/chartex" xmlns:cx2="http://schemas.microsoft.com/office/drawing/2015/10/21/chartex" xmlns:cx3="http://schemas.microsoft.com/office/drawing/2016/5/9/chartex" xmlns:cx4="http://schemas.microsoft.com/office/drawing/2016/5/10/chartex" xmlns:cx5="http://schemas.microsoft.com/office/drawing/2016/5/11/chartex" xmlns:cx6="http://schemas.microsoft.com/office/drawing/2016/5/12/chartex" xmlns:cx7="http://schemas.microsoft.com/office/drawing/2016/5/13/chartex" xmlns:cx8="http://schemas.microsoft.com/office/drawing/2016/5/14/chartex" xmlns:mc="http://schemas.openxmlformats.org/markup-compatibility/2006" xmlns:aink="http://schemas.microsoft.com/office/drawing/2016/ink" xmlns:am3d="http://schemas.microsoft.com/office/drawing/2017/model3d" xmlns:o="urn:schemas-microsoft-com:office:office" xmlns:oel="http://schemas.microsoft.com/office/2019/extlst" xmlns:r="http://schemas.openxmlformats.org/officeDocument/2006/relationships" xmlns:m="http://schemas.openxmlformats.org/officeDocument/2006/math" xmlns:v="urn:schemas-microsoft-com:vml" xmlns:wp14="http://schemas.microsoft.com/office/word/2010/wordprocessingDrawing" xmlns:wp="http://schemas.openxmlformats.org/drawingml/2006/wordprocessingDrawing" xmlns:w10="urn:schemas-microsoft-com:office:word" xmlns:w="http://schemas.openxmlformats.org/wordprocessingml/2006/main" xmlns:w14="http://schemas.microsoft.com/office/word/2010/wordml" xmlns:w15="http://schemas.microsoft.com/office/word/2012/wordml" xmlns:w16cex="http://schemas.microsoft.com/office/word/2018/wordml/cex" xmlns:w16cid="http://schemas.microsoft.com/office/word/2016/wordml/cid" xmlns:w16="http://schemas.microsoft.com/office/word/2018/wordml" xmlns:w16du="http://schemas.microsoft.com/office/word/2023/wordml/word16du" xmlns:w16sdtdh="http://schemas.microsoft.com/office/word/2020/wordml/sdtdatahash" xmlns:w16sdtfl="http://schemas.microsoft.com/office/word/2024/wordml/sdtformatlock" xmlns:w16se="http://schemas.microsoft.com/office/word/2015/wordml/symex" xmlns:wpg="http://schemas.microsoft.com/office/word/2010/wordprocessingGroup" xmlns:wpi="http://schemas.microsoft.com/office/word/2010/wordprocessingInk" xmlns:wne="http://schemas.microsoft.com/office/word/2006/wordml" xmlns:wps="http://schemas.microsoft.com/office/word/2010/wordprocessingShape" mc:Ignorable="w14 w15 w16se w16cid w16 w16cex w16sdtdh w16sdtfl w16du wp14">
   <w:body>
     <w:sdt>
       <w:sdtPr>
@@ -137,7 +137,6 @@
                                     <w:dataBinding w:prefixMappings="xmlns:ns0='http://purl.org/dc/elements/1.1/' xmlns:ns1='http://schemas.openxmlformats.org/package/2006/metadata/core-properties' " w:xpath="/ns1:coreProperties[1]/ns0:creator[1]" w:storeItemID="{6C3C8BC8-F283-45AE-878A-BAB7291924A1}"/>
                                     <w:text/>
                                   </w:sdtPr>
-                                  <w:sdtEndPr/>
                                   <w:sdtContent>
                                     <w:p>
                                       <w:pPr>
@@ -179,7 +178,6 @@
                                       <w:dataBinding w:prefixMappings="xmlns:ns0='http://schemas.openxmlformats.org/officeDocument/2006/extended-properties' " w:xpath="/ns0:Properties[1]/ns0:Company[1]" w:storeItemID="{6668398D-A668-4E3E-A5EB-62B293D839F1}"/>
                                       <w:text/>
                                     </w:sdtPr>
-                                    <w:sdtEndPr/>
                                     <w:sdtContent>
                                       <w:r>
                                         <w:rPr>
@@ -208,7 +206,6 @@
                                       <w:dataBinding w:prefixMappings="xmlns:ns0='http://schemas.microsoft.com/office/2006/coverPageProps' " w:xpath="/ns0:CoverPageProperties[1]/ns0:CompanyAddress[1]" w:storeItemID="{55AF091B-3C7A-41E3-B477-F2FDAA23CFDA}"/>
                                       <w:text/>
                                     </w:sdtPr>
-                                    <w:sdtEndPr/>
                                     <w:sdtContent>
                                       <w:r>
                                         <w:rPr>
@@ -278,7 +275,6 @@
                                     <w:dataBinding w:prefixMappings="xmlns:ns0='http://purl.org/dc/elements/1.1/' xmlns:ns1='http://schemas.openxmlformats.org/package/2006/metadata/core-properties' " w:xpath="/ns1:coreProperties[1]/ns0:title[1]" w:storeItemID="{6C3C8BC8-F283-45AE-878A-BAB7291924A1}"/>
                                     <w:text/>
                                   </w:sdtPr>
-                                  <w:sdtEndPr/>
                                   <w:sdtContent>
                                     <w:p>
                                       <w:pPr>
@@ -328,7 +324,7 @@
               </mc:Choice>
               <mc:Fallback>
                 <w:pict>
-                  <v:group w14:anchorId="3F2F517D" id="Group 193" o:spid="_x0000_s1026" style="position:absolute;margin-left:0;margin-top:0;width:540.55pt;height:718.4pt;z-index:-251657216;mso-width-percent:882;mso-height-percent:909;mso-position-horizontal:center;mso-position-horizontal-relative:page;mso-position-vertical:center;mso-position-vertical-relative:page;mso-width-percent:882;mso-height-percent:909" coordsize="68648,91235" o:gfxdata="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">
+                  <v:group w14:anchorId="3F2F517D" id="Group 193" o:spid="_x0000_s1026" style="position:absolute;margin-left:0;margin-top:0;width:540.55pt;height:718.4pt;z-index:-251657216;mso-width-percent:882;mso-height-percent:909;mso-position-horizontal:center;mso-position-horizontal-relative:page;mso-position-vertical:center;mso-position-vertical-relative:page;mso-width-percent:882;mso-height-percent:909" coordsize="68648,91235" o:gfxdata="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">
                     <v:rect id="Rectangle 194" o:spid="_x0000_s1027" style="position:absolute;width:68580;height:13716;visibility:visible;mso-wrap-style:square;v-text-anchor:middle" o:gfxdata="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" fillcolor="#4472c4 [3204]" stroked="f" strokeweight="1pt"/>
                     <v:rect id="Rectangle 195" o:spid="_x0000_s1028" style="position:absolute;top:40943;width:68580;height:50292;visibility:visible;mso-wrap-style:square;v-text-anchor:bottom" o:gfxdata="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" fillcolor="#4472c4 [3204]" stroked="f" strokeweight="1pt">
                       <v:textbox inset="36pt,57.6pt,36pt,36pt">
@@ -344,7 +340,6 @@
                               <w:dataBinding w:prefixMappings="xmlns:ns0='http://purl.org/dc/elements/1.1/' xmlns:ns1='http://schemas.openxmlformats.org/package/2006/metadata/core-properties' " w:xpath="/ns1:coreProperties[1]/ns0:creator[1]" w:storeItemID="{6C3C8BC8-F283-45AE-878A-BAB7291924A1}"/>
                               <w:text/>
                             </w:sdtPr>
-                            <w:sdtEndPr/>
                             <w:sdtContent>
                               <w:p>
                                 <w:pPr>
@@ -386,7 +381,6 @@
                                 <w:dataBinding w:prefixMappings="xmlns:ns0='http://schemas.openxmlformats.org/officeDocument/2006/extended-properties' " w:xpath="/ns0:Properties[1]/ns0:Company[1]" w:storeItemID="{6668398D-A668-4E3E-A5EB-62B293D839F1}"/>
                                 <w:text/>
                               </w:sdtPr>
-                              <w:sdtEndPr/>
                               <w:sdtContent>
                                 <w:r>
                                   <w:rPr>
@@ -415,7 +409,6 @@
                                 <w:dataBinding w:prefixMappings="xmlns:ns0='http://schemas.microsoft.com/office/2006/coverPageProps' " w:xpath="/ns0:CoverPageProperties[1]/ns0:CompanyAddress[1]" w:storeItemID="{55AF091B-3C7A-41E3-B477-F2FDAA23CFDA}"/>
                                 <w:text/>
                               </w:sdtPr>
-                              <w:sdtEndPr/>
                               <w:sdtContent>
                                 <w:r>
                                   <w:rPr>
@@ -451,7 +444,6 @@
                               <w:dataBinding w:prefixMappings="xmlns:ns0='http://purl.org/dc/elements/1.1/' xmlns:ns1='http://schemas.openxmlformats.org/package/2006/metadata/core-properties' " w:xpath="/ns1:coreProperties[1]/ns0:title[1]" w:storeItemID="{6C3C8BC8-F283-45AE-878A-BAB7291924A1}"/>
                               <w:text/>
                             </w:sdtPr>
-                            <w:sdtEndPr/>
                             <w:sdtContent>
                               <w:p>
                                 <w:pPr>
@@ -503,11 +495,361 @@
         </w:p>
       </w:sdtContent>
     </w:sdt>
-    <w:p>
-      <w:pPr>
-        <w:rPr>
+    <w:sdt>
+      <w:sdtPr>
+        <w:id w:val="1490903854"/>
+        <w:docPartObj>
+          <w:docPartGallery w:val="Table of Contents"/>
+          <w:docPartUnique/>
+        </w:docPartObj>
+      </w:sdtPr>
+      <w:sdtEndPr>
+        <w:rPr>
+          <w:rFonts w:asciiTheme="minorHAnsi" w:eastAsiaTheme="minorHAnsi" w:hAnsiTheme="minorHAnsi" w:cstheme="minorBidi"/>
           <w:b/>
           <w:bCs/>
+          <w:noProof/>
+          <w:color w:val="auto"/>
+          <w:sz w:val="22"/>
+          <w:szCs w:val="22"/>
+          <w:lang w:val="en-GB"/>
+        </w:rPr>
+      </w:sdtEndPr>
+      <w:sdtContent>
+        <w:p>
+          <w:pPr>
+            <w:pStyle w:val="TOCHeading"/>
+          </w:pPr>
+          <w:r>
+            <w:t>Contents</w:t>
+          </w:r>
+        </w:p>
+        <w:p>
+          <w:pPr>
+            <w:pStyle w:val="TOC1"/>
+            <w:tabs>
+              <w:tab w:val="right" w:leader="dot" w:pos="9350"/>
+            </w:tabs>
+            <w:rPr>
+              <w:rFonts w:eastAsiaTheme="minorEastAsia"/>
+              <w:noProof/>
+              <w:kern w:val="2"/>
+              <w:sz w:val="24"/>
+              <w:szCs w:val="24"/>
+              <w:lang w:eastAsia="en-GB"/>
+              <w14:ligatures w14:val="standardContextual"/>
+            </w:rPr>
+          </w:pPr>
+          <w:r>
+            <w:fldChar w:fldCharType="begin"/>
+          </w:r>
+          <w:r>
+            <w:instrText xml:space="preserve"> TOC \o "1-3" \h \z \u </w:instrText>
+          </w:r>
+          <w:r>
+            <w:fldChar w:fldCharType="separate"/>
+          </w:r>
+          <w:hyperlink w:anchor="_Toc227887953" w:history="1">
+            <w:r>
+              <w:rPr>
+                <w:rStyle w:val="Hyperlink"/>
+                <w:noProof/>
+                <w:lang w:val="en-US"/>
+              </w:rPr>
+              <w:t>Day 1</w:t>
+            </w:r>
+            <w:r>
+              <w:rPr>
+                <w:noProof/>
+                <w:webHidden/>
+              </w:rPr>
+              <w:tab/>
+            </w:r>
+            <w:r>
+              <w:rPr>
+                <w:noProof/>
+                <w:webHidden/>
+              </w:rPr>
+              <w:fldChar w:fldCharType="begin"/>
+            </w:r>
+            <w:r>
+              <w:rPr>
+                <w:noProof/>
+                <w:webHidden/>
+              </w:rPr>
+              <w:instrText xml:space="preserve"> PAGEREF _Toc227887953 \h </w:instrText>
+            </w:r>
+            <w:r>
+              <w:rPr>
+                <w:noProof/>
+                <w:webHidden/>
+              </w:rPr>
+            </w:r>
+            <w:r>
+              <w:rPr>
+                <w:noProof/>
+                <w:webHidden/>
+              </w:rPr>
+              <w:fldChar w:fldCharType="separate"/>
+            </w:r>
+            <w:r>
+              <w:rPr>
+                <w:noProof/>
+                <w:webHidden/>
+              </w:rPr>
+              <w:t>1</w:t>
+            </w:r>
+            <w:r>
+              <w:rPr>
+                <w:noProof/>
+                <w:webHidden/>
+              </w:rPr>
+              <w:fldChar w:fldCharType="end"/>
+            </w:r>
+          </w:hyperlink>
+        </w:p>
+        <w:p>
+          <w:pPr>
+            <w:pStyle w:val="TOC1"/>
+            <w:tabs>
+              <w:tab w:val="right" w:leader="dot" w:pos="9350"/>
+            </w:tabs>
+            <w:rPr>
+              <w:rFonts w:eastAsiaTheme="minorEastAsia"/>
+              <w:noProof/>
+              <w:kern w:val="2"/>
+              <w:sz w:val="24"/>
+              <w:szCs w:val="24"/>
+              <w:lang w:eastAsia="en-GB"/>
+              <w14:ligatures w14:val="standardContextual"/>
+            </w:rPr>
+          </w:pPr>
+          <w:hyperlink w:anchor="_Toc227887954" w:history="1">
+            <w:r>
+              <w:rPr>
+                <w:rStyle w:val="Hyperlink"/>
+                <w:noProof/>
+                <w:lang w:val="en-US"/>
+              </w:rPr>
+              <w:t>Day 2</w:t>
+            </w:r>
+            <w:r>
+              <w:rPr>
+                <w:noProof/>
+                <w:webHidden/>
+              </w:rPr>
+              <w:tab/>
+            </w:r>
+            <w:r>
+              <w:rPr>
+                <w:noProof/>
+                <w:webHidden/>
+              </w:rPr>
+              <w:fldChar w:fldCharType="begin"/>
+            </w:r>
+            <w:r>
+              <w:rPr>
+                <w:noProof/>
+                <w:webHidden/>
+              </w:rPr>
+              <w:instrText xml:space="preserve"> PAGEREF _Toc227887954 \h </w:instrText>
+            </w:r>
+            <w:r>
+              <w:rPr>
+                <w:noProof/>
+                <w:webHidden/>
+              </w:rPr>
+            </w:r>
+            <w:r>
+              <w:rPr>
+                <w:noProof/>
+                <w:webHidden/>
+              </w:rPr>
+              <w:fldChar w:fldCharType="separate"/>
+            </w:r>
+            <w:r>
+              <w:rPr>
+                <w:noProof/>
+                <w:webHidden/>
+              </w:rPr>
+              <w:t>7</w:t>
+            </w:r>
+            <w:r>
+              <w:rPr>
+                <w:noProof/>
+                <w:webHidden/>
+              </w:rPr>
+              <w:fldChar w:fldCharType="end"/>
+            </w:r>
+          </w:hyperlink>
+        </w:p>
+        <w:p>
+          <w:pPr>
+            <w:pStyle w:val="TOC1"/>
+            <w:tabs>
+              <w:tab w:val="right" w:leader="dot" w:pos="9350"/>
+            </w:tabs>
+            <w:rPr>
+              <w:rFonts w:eastAsiaTheme="minorEastAsia"/>
+              <w:noProof/>
+              <w:kern w:val="2"/>
+              <w:sz w:val="24"/>
+              <w:szCs w:val="24"/>
+              <w:lang w:eastAsia="en-GB"/>
+              <w14:ligatures w14:val="standardContextual"/>
+            </w:rPr>
+          </w:pPr>
+          <w:hyperlink w:anchor="_Toc227887955" w:history="1">
+            <w:r>
+              <w:rPr>
+                <w:rStyle w:val="Hyperlink"/>
+                <w:noProof/>
+                <w:lang w:val="en-US"/>
+              </w:rPr>
+              <w:t>Day 3</w:t>
+            </w:r>
+            <w:r>
+              <w:rPr>
+                <w:noProof/>
+                <w:webHidden/>
+              </w:rPr>
+              <w:tab/>
+            </w:r>
+            <w:r>
+              <w:rPr>
+                <w:noProof/>
+                <w:webHidden/>
+              </w:rPr>
+              <w:fldChar w:fldCharType="begin"/>
+            </w:r>
+            <w:r>
+              <w:rPr>
+                <w:noProof/>
+                <w:webHidden/>
+              </w:rPr>
+              <w:instrText xml:space="preserve"> PAGEREF _Toc227887955 \h </w:instrText>
+            </w:r>
+            <w:r>
+              <w:rPr>
+                <w:noProof/>
+                <w:webHidden/>
+              </w:rPr>
+            </w:r>
+            <w:r>
+              <w:rPr>
+                <w:noProof/>
+                <w:webHidden/>
+              </w:rPr>
+              <w:fldChar w:fldCharType="separate"/>
+            </w:r>
+            <w:r>
+              <w:rPr>
+                <w:noProof/>
+                <w:webHidden/>
+              </w:rPr>
+              <w:t>12</w:t>
+            </w:r>
+            <w:r>
+              <w:rPr>
+                <w:noProof/>
+                <w:webHidden/>
+              </w:rPr>
+              <w:fldChar w:fldCharType="end"/>
+            </w:r>
+          </w:hyperlink>
+        </w:p>
+        <w:p>
+          <w:pPr>
+            <w:pStyle w:val="TOC1"/>
+            <w:tabs>
+              <w:tab w:val="right" w:leader="dot" w:pos="9350"/>
+            </w:tabs>
+            <w:rPr>
+              <w:rFonts w:eastAsiaTheme="minorEastAsia"/>
+              <w:noProof/>
+              <w:kern w:val="2"/>
+              <w:sz w:val="24"/>
+              <w:szCs w:val="24"/>
+              <w:lang w:eastAsia="en-GB"/>
+              <w14:ligatures w14:val="standardContextual"/>
+            </w:rPr>
+          </w:pPr>
+          <w:hyperlink w:anchor="_Toc227887956" w:history="1">
+            <w:r>
+              <w:rPr>
+                <w:rStyle w:val="Hyperlink"/>
+                <w:noProof/>
+                <w:lang w:val="en-US"/>
+              </w:rPr>
+              <w:t>Day 3</w:t>
+            </w:r>
+            <w:r>
+              <w:rPr>
+                <w:noProof/>
+                <w:webHidden/>
+              </w:rPr>
+              <w:tab/>
+            </w:r>
+            <w:r>
+              <w:rPr>
+                <w:noProof/>
+                <w:webHidden/>
+              </w:rPr>
+              <w:fldChar w:fldCharType="begin"/>
+            </w:r>
+            <w:r>
+              <w:rPr>
+                <w:noProof/>
+                <w:webHidden/>
+              </w:rPr>
+              <w:instrText xml:space="preserve"> PAGEREF _Toc227887956 \h </w:instrText>
+            </w:r>
+            <w:r>
+              <w:rPr>
+                <w:noProof/>
+                <w:webHidden/>
+              </w:rPr>
+            </w:r>
+            <w:r>
+              <w:rPr>
+                <w:noProof/>
+                <w:webHidden/>
+              </w:rPr>
+              <w:fldChar w:fldCharType="separate"/>
+            </w:r>
+            <w:r>
+              <w:rPr>
+                <w:noProof/>
+                <w:webHidden/>
+              </w:rPr>
+              <w:t>14</w:t>
+            </w:r>
+            <w:r>
+              <w:rPr>
+                <w:noProof/>
+                <w:webHidden/>
+              </w:rPr>
+              <w:fldChar w:fldCharType="end"/>
+            </w:r>
+          </w:hyperlink>
+        </w:p>
+        <w:p>
+          <w:r>
+            <w:rPr>
+              <w:b/>
+              <w:bCs/>
+              <w:noProof/>
+            </w:rPr>
+            <w:fldChar w:fldCharType="end"/>
+          </w:r>
+        </w:p>
+      </w:sdtContent>
+    </w:sdt>
+    <w:p>
+      <w:pPr>
+        <w:rPr>
+          <w:b/>
+          <w:bCs/>
           <w:lang w:val="en-US"/>
         </w:rPr>
       </w:pPr>
@@ -519,24 +861,40 @@
           <w:lang w:val="en-US"/>
         </w:rPr>
       </w:pPr>
+      <w:bookmarkStart w:id="0" w:name="_Toc227887953"/>
       <w:r>
         <w:rPr>
           <w:lang w:val="en-US"/>
         </w:rPr>
         <w:t>Day 1</w:t>
       </w:r>
-    </w:p>
-    <w:p>
-      <w:pPr>
-        <w:rPr>
-          <w:lang w:val="en-US"/>
-        </w:rPr>
-      </w:pPr>
-      <w:r>
-        <w:rPr>
-          <w:lang w:val="en-US"/>
-        </w:rPr>
-        <w:t>On this day I created and incorporated all of my models</w:t>
+      <w:bookmarkEnd w:id="0"/>
+    </w:p>
+    <w:p>
+      <w:pPr>
+        <w:rPr>
+          <w:lang w:val="en-US"/>
+        </w:rPr>
+      </w:pPr>
+      <w:r>
+        <w:rPr>
+          <w:lang w:val="en-US"/>
+        </w:rPr>
+        <w:t xml:space="preserve">On this day I created and incorporated </w:t>
+      </w:r>
+      <w:proofErr w:type="gramStart"/>
+      <w:r>
+        <w:rPr>
+          <w:lang w:val="en-US"/>
+        </w:rPr>
+        <w:t>all of</w:t>
+      </w:r>
+      <w:proofErr w:type="gramEnd"/>
+      <w:r>
+        <w:rPr>
+          <w:lang w:val="en-US"/>
+        </w:rPr>
+        <w:t xml:space="preserve"> my models</w:t>
       </w:r>
     </w:p>
     <w:p>
@@ -597,6 +955,7 @@
         <w:rPr>
           <w:noProof/>
         </w:rPr>
+        <w:lastRenderedPageBreak/>
         <w:drawing>
           <wp:inline distT="0" distB="0" distL="0" distR="0" wp14:anchorId="0E0639C5" wp14:editId="0D46BD03">
             <wp:extent cx="5943600" cy="5403902"/>
@@ -657,26 +1016,69 @@
         <w:rPr>
           <w:lang w:val="en-US"/>
         </w:rPr>
+        <w:t>I made some slight changes to my original models as I removed discount model as I deemed it unnecessary to the project prototype being created and instead added “</w:t>
+      </w:r>
+      <w:proofErr w:type="spellStart"/>
+      <w:r>
+        <w:rPr>
+          <w:lang w:val="en-US"/>
+        </w:rPr>
+        <w:t>DiscountApplid</w:t>
+      </w:r>
+      <w:proofErr w:type="spellEnd"/>
+      <w:r>
+        <w:rPr>
+          <w:lang w:val="en-US"/>
+        </w:rPr>
+        <w:t>” property field to better incorporate the loyalty system. I also added “Status” and “</w:t>
+      </w:r>
+      <w:proofErr w:type="spellStart"/>
+      <w:r>
+        <w:rPr>
+          <w:lang w:val="en-US"/>
+        </w:rPr>
+        <w:t>Basket</w:t>
+      </w:r>
+      <w:r>
+        <w:rPr>
+          <w:lang w:val="en-US"/>
+        </w:rPr>
+        <w:t>CreatedAt</w:t>
+      </w:r>
+      <w:proofErr w:type="spellEnd"/>
+      <w:r>
+        <w:rPr>
+          <w:lang w:val="en-US"/>
+        </w:rPr>
+        <w:t xml:space="preserve">” field property which made it. I added </w:t>
+      </w:r>
+      <w:proofErr w:type="spellStart"/>
+      <w:r>
+        <w:rPr>
+          <w:lang w:val="en-US"/>
+        </w:rPr>
+        <w:t>Icollections</w:t>
+      </w:r>
+      <w:proofErr w:type="spellEnd"/>
+      <w:r>
+        <w:rPr>
+          <w:lang w:val="en-US"/>
+        </w:rPr>
+        <w:t xml:space="preserve"> and Navigation properties </w:t>
+      </w:r>
+    </w:p>
+    <w:p>
+      <w:pPr>
+        <w:rPr>
+          <w:lang w:val="en-US"/>
+        </w:rPr>
+      </w:pPr>
+      <w:r>
+        <w:rPr>
+          <w:noProof/>
+          <w:lang w:val="en-US"/>
+        </w:rPr>
         <w:lastRenderedPageBreak/>
-        <w:t>I made some slight changes to my original models as I removed discount model as I deemed it unnecessary to the project prototype being created and instead added “DiscountApplid” property field to better incorporate the loyalty system. I also added “Status” and “Basket</w:t>
-      </w:r>
-      <w:r>
-        <w:rPr>
-          <w:lang w:val="en-US"/>
-        </w:rPr>
-        <w:t xml:space="preserve">CreatedAt” field property which made it. I added Icollections and Navigation properties </w:t>
-      </w:r>
-    </w:p>
-    <w:p>
-      <w:pPr>
-        <w:rPr>
-          <w:lang w:val="en-US"/>
-        </w:rPr>
-      </w:pPr>
-      <w:r>
-        <w:rPr>
-          <w:lang w:val="en-US"/>
-        </w:rPr>
         <w:drawing>
           <wp:inline distT="0" distB="0" distL="0" distR="0" wp14:anchorId="374EA534" wp14:editId="7012B824">
             <wp:extent cx="5943600" cy="3066415"/>
@@ -722,6 +1124,7 @@
       </w:pPr>
       <w:r>
         <w:rPr>
+          <w:noProof/>
           <w:lang w:val="en-US"/>
         </w:rPr>
         <w:drawing>
@@ -769,6 +1172,7 @@
       </w:pPr>
       <w:r>
         <w:rPr>
+          <w:noProof/>
           <w:lang w:val="en-US"/>
         </w:rPr>
         <w:lastRenderedPageBreak/>
@@ -817,6 +1221,7 @@
       </w:pPr>
       <w:r>
         <w:rPr>
+          <w:noProof/>
           <w:lang w:val="en-US"/>
         </w:rPr>
         <w:lastRenderedPageBreak/>
@@ -865,6 +1270,7 @@
       </w:pPr>
       <w:r>
         <w:rPr>
+          <w:noProof/>
           <w:lang w:val="en-US"/>
         </w:rPr>
         <w:lastRenderedPageBreak/>
@@ -913,6 +1319,7 @@
       </w:pPr>
       <w:r>
         <w:rPr>
+          <w:noProof/>
           <w:lang w:val="en-US"/>
         </w:rPr>
         <w:lastRenderedPageBreak/>
@@ -963,26 +1370,68 @@
         <w:rPr>
           <w:lang w:val="en-US"/>
         </w:rPr>
-        <w:t xml:space="preserve">I also scaffolded all my Models to produce comprehensive controllers and views for each Model. I also created a ProducerDashboard controller and view to incorporate the Producer Dashboard feature. </w:t>
-      </w:r>
-    </w:p>
-    <w:p>
-      <w:pPr>
-        <w:rPr>
-          <w:lang w:val="en-US"/>
-        </w:rPr>
-      </w:pPr>
-      <w:r>
-        <w:rPr>
-          <w:lang w:val="en-US"/>
-        </w:rPr>
-        <w:t xml:space="preserve">I also added Migration </w:t>
-      </w:r>
-      <w:r>
-        <w:rPr>
-          <w:lang w:val="en-US"/>
-        </w:rPr>
-        <w:t>so it generates a file describing what changeas to be made and then I “Update-Database so it then applies those changes to the actual database.</w:t>
+        <w:t xml:space="preserve">I also scaffolded all my Models to produce comprehensive controllers and views for each Model. I also created a </w:t>
+      </w:r>
+      <w:proofErr w:type="spellStart"/>
+      <w:r>
+        <w:rPr>
+          <w:lang w:val="en-US"/>
+        </w:rPr>
+        <w:t>ProducerDashboard</w:t>
+      </w:r>
+      <w:proofErr w:type="spellEnd"/>
+      <w:r>
+        <w:rPr>
+          <w:lang w:val="en-US"/>
+        </w:rPr>
+        <w:t xml:space="preserve"> controller and view to incorporate the Producer Dashboard feature. </w:t>
+      </w:r>
+    </w:p>
+    <w:p>
+      <w:pPr>
+        <w:rPr>
+          <w:lang w:val="en-US"/>
+        </w:rPr>
+      </w:pPr>
+      <w:r>
+        <w:rPr>
+          <w:lang w:val="en-US"/>
+        </w:rPr>
+        <w:t xml:space="preserve">I also added </w:t>
+      </w:r>
+      <w:proofErr w:type="gramStart"/>
+      <w:r>
+        <w:rPr>
+          <w:lang w:val="en-US"/>
+        </w:rPr>
+        <w:t>Migration</w:t>
+      </w:r>
+      <w:proofErr w:type="gramEnd"/>
+      <w:r>
+        <w:rPr>
+          <w:lang w:val="en-US"/>
+        </w:rPr>
+        <w:t xml:space="preserve"> </w:t>
+      </w:r>
+      <w:r>
+        <w:rPr>
+          <w:lang w:val="en-US"/>
+        </w:rPr>
+        <w:t xml:space="preserve">so it generates a file describing what </w:t>
+      </w:r>
+      <w:proofErr w:type="spellStart"/>
+      <w:r>
+        <w:rPr>
+          <w:lang w:val="en-US"/>
+        </w:rPr>
+        <w:t>changeas</w:t>
+      </w:r>
+      <w:proofErr w:type="spellEnd"/>
+      <w:r>
+        <w:rPr>
+          <w:lang w:val="en-US"/>
+        </w:rPr>
+        <w:t xml:space="preserve"> to be made and then I “Update-Database so it then applies those changes to the actual database.</w:t>
       </w:r>
     </w:p>
     <w:p>
@@ -1022,6 +1471,7 @@
       </w:pPr>
       <w:r>
         <w:rPr>
+          <w:noProof/>
           <w:lang w:val="en-US"/>
         </w:rPr>
         <w:lastRenderedPageBreak/>
@@ -1070,6 +1520,7 @@
       </w:pPr>
       <w:r>
         <w:rPr>
+          <w:noProof/>
           <w:lang w:val="en-US"/>
         </w:rPr>
         <w:drawing>
@@ -1207,40 +1658,139 @@
           <w:lang w:val="en-US"/>
         </w:rPr>
       </w:pPr>
+      <w:bookmarkStart w:id="1" w:name="_Toc227887954"/>
       <w:r>
         <w:rPr>
           <w:lang w:val="en-US"/>
         </w:rPr>
         <w:t>Day 2</w:t>
       </w:r>
-    </w:p>
-    <w:p>
-      <w:pPr>
-        <w:rPr>
-          <w:lang w:val="en-US"/>
-        </w:rPr>
-      </w:pPr>
-      <w:r>
-        <w:rPr>
-          <w:lang w:val="en-US"/>
-        </w:rPr>
-        <w:t xml:space="preserve">I created a SeedData class in the Data folder to systematically populate the database with test data and startup. I did this because manually re-entering data every time the database resets would be time consuming. The seeding runs through program.cs and it only inserts data if it doesn’t already exist so it never duplicates. I seeded </w:t>
-      </w:r>
-      <w:r>
-        <w:rPr>
-          <w:lang w:val="en-US"/>
-        </w:rPr>
-        <w:t>4 users and assigned roles to each of them so each role can control what each user can access across the site. After the users were created I seeded the producers table linking each producer to its user account via UserId. I then seeded Products last as threy require producers to already exist in the database due to the ProducersId foreign key.</w:t>
-      </w:r>
-    </w:p>
-    <w:p>
-      <w:pPr>
-        <w:rPr>
-          <w:lang w:val="en-US"/>
-        </w:rPr>
-      </w:pPr>
-      <w:r>
-        <w:rPr>
+      <w:bookmarkEnd w:id="1"/>
+    </w:p>
+    <w:p>
+      <w:pPr>
+        <w:rPr>
+          <w:lang w:val="en-US"/>
+        </w:rPr>
+      </w:pPr>
+      <w:r>
+        <w:rPr>
+          <w:lang w:val="en-US"/>
+        </w:rPr>
+        <w:t xml:space="preserve">I created a </w:t>
+      </w:r>
+      <w:proofErr w:type="spellStart"/>
+      <w:r>
+        <w:rPr>
+          <w:lang w:val="en-US"/>
+        </w:rPr>
+        <w:t>SeedData</w:t>
+      </w:r>
+      <w:proofErr w:type="spellEnd"/>
+      <w:r>
+        <w:rPr>
+          <w:lang w:val="en-US"/>
+        </w:rPr>
+        <w:t xml:space="preserve"> class in the Data folder to systematically populate the database with test data and startup. I did this because manually re-entering data every time the database resets would be time consuming. The seeding runs through </w:t>
+      </w:r>
+      <w:proofErr w:type="spellStart"/>
+      <w:r>
+        <w:rPr>
+          <w:lang w:val="en-US"/>
+        </w:rPr>
+        <w:t>program.cs</w:t>
+      </w:r>
+      <w:proofErr w:type="spellEnd"/>
+      <w:r>
+        <w:rPr>
+          <w:lang w:val="en-US"/>
+        </w:rPr>
+        <w:t xml:space="preserve"> and it only inserts data if it doesn’t already </w:t>
+      </w:r>
+      <w:proofErr w:type="gramStart"/>
+      <w:r>
+        <w:rPr>
+          <w:lang w:val="en-US"/>
+        </w:rPr>
+        <w:t>exist</w:t>
+      </w:r>
+      <w:proofErr w:type="gramEnd"/>
+      <w:r>
+        <w:rPr>
+          <w:lang w:val="en-US"/>
+        </w:rPr>
+        <w:t xml:space="preserve"> so it never duplicates. I seeded </w:t>
+      </w:r>
+      <w:r>
+        <w:rPr>
+          <w:lang w:val="en-US"/>
+        </w:rPr>
+        <w:t xml:space="preserve">4 users and assigned roles to each of them so each role can control what each user can access across the site. After the users were </w:t>
+      </w:r>
+      <w:proofErr w:type="gramStart"/>
+      <w:r>
+        <w:rPr>
+          <w:lang w:val="en-US"/>
+        </w:rPr>
+        <w:t>created</w:t>
+      </w:r>
+      <w:proofErr w:type="gramEnd"/>
+      <w:r>
+        <w:rPr>
+          <w:lang w:val="en-US"/>
+        </w:rPr>
+        <w:t xml:space="preserve"> I seeded the producers table linking each producer to its user account via </w:t>
+      </w:r>
+      <w:proofErr w:type="spellStart"/>
+      <w:r>
+        <w:rPr>
+          <w:lang w:val="en-US"/>
+        </w:rPr>
+        <w:t>UserId</w:t>
+      </w:r>
+      <w:proofErr w:type="spellEnd"/>
+      <w:r>
+        <w:rPr>
+          <w:lang w:val="en-US"/>
+        </w:rPr>
+        <w:t xml:space="preserve">. I then seeded Products last as </w:t>
+      </w:r>
+      <w:r>
+        <w:rPr>
+          <w:lang w:val="en-US"/>
+        </w:rPr>
+        <w:t>they</w:t>
+      </w:r>
+      <w:r>
+        <w:rPr>
+          <w:lang w:val="en-US"/>
+        </w:rPr>
+        <w:t xml:space="preserve"> require producers to already exist in the database due to the </w:t>
+      </w:r>
+      <w:proofErr w:type="spellStart"/>
+      <w:r>
+        <w:rPr>
+          <w:lang w:val="en-US"/>
+        </w:rPr>
+        <w:t>ProducersId</w:t>
+      </w:r>
+      <w:proofErr w:type="spellEnd"/>
+      <w:r>
+        <w:rPr>
+          <w:lang w:val="en-US"/>
+        </w:rPr>
+        <w:t xml:space="preserve"> foreign key.</w:t>
+      </w:r>
+    </w:p>
+    <w:p>
+      <w:pPr>
+        <w:rPr>
+          <w:lang w:val="en-US"/>
+        </w:rPr>
+      </w:pPr>
+      <w:r>
+        <w:rPr>
+          <w:noProof/>
           <w:lang w:val="en-US"/>
         </w:rPr>
         <w:drawing>
@@ -1288,6 +1838,7 @@
       </w:pPr>
       <w:r>
         <w:rPr>
+          <w:noProof/>
           <w:lang w:val="en-US"/>
         </w:rPr>
         <w:lastRenderedPageBreak/>
@@ -1336,6 +1887,7 @@
       </w:pPr>
       <w:r>
         <w:rPr>
+          <w:noProof/>
           <w:lang w:val="en-US"/>
         </w:rPr>
         <w:drawing>
@@ -1383,6 +1935,7 @@
       </w:pPr>
       <w:r>
         <w:rPr>
+          <w:noProof/>
           <w:lang w:val="en-US"/>
         </w:rPr>
         <w:drawing>
@@ -1430,6 +1983,7 @@
       </w:pPr>
       <w:r>
         <w:rPr>
+          <w:noProof/>
           <w:lang w:val="en-US"/>
         </w:rPr>
         <w:lastRenderedPageBreak/>
@@ -1478,6 +2032,7 @@
       </w:pPr>
       <w:r>
         <w:rPr>
+          <w:noProof/>
           <w:lang w:val="en-US"/>
         </w:rPr>
         <w:lastRenderedPageBreak/>
@@ -1526,6 +2081,7 @@
       </w:pPr>
       <w:r>
         <w:rPr>
+          <w:noProof/>
           <w:lang w:val="en-US"/>
         </w:rPr>
         <w:lastRenderedPageBreak/>
@@ -1589,42 +2145,177 @@
         <w:rPr>
           <w:lang w:val="en-US"/>
         </w:rPr>
-        <w:t xml:space="preserve"> error because my code was supposed to check if the admin user already existed and create them if not but the condition was written backwards so it did the opposite and tried tocreate a user if it already exists which meant it only tried to create a user that was already there, and skipped creation when thew user was actually missing. So when the code later tried to check the roles of the user, the user was null and the app crashed since you cant check roles od someone who doesn’t exist</w:t>
-      </w:r>
-    </w:p>
-    <w:p>
-      <w:pPr>
-        <w:rPr>
-          <w:lang w:val="en-US"/>
-        </w:rPr>
-      </w:pPr>
-      <w:r>
-        <w:rPr>
-          <w:lang w:val="en-US"/>
-        </w:rPr>
-        <w:t xml:space="preserve">So to fix this </w:t>
-      </w:r>
+        <w:t xml:space="preserve"> error because my code was supposed to check if the admin user already existed and create them if not but the condition was written backwards so it did the opposite and tried </w:t>
+      </w:r>
+      <w:proofErr w:type="spellStart"/>
+      <w:r>
+        <w:rPr>
+          <w:lang w:val="en-US"/>
+        </w:rPr>
+        <w:t>tocreate</w:t>
+      </w:r>
+      <w:proofErr w:type="spellEnd"/>
+      <w:r>
+        <w:rPr>
+          <w:lang w:val="en-US"/>
+        </w:rPr>
+        <w:t xml:space="preserve"> a user if it already exists which meant it only tried to create a user that was already there, and skipped creation when thew user was actually missing. </w:t>
+      </w:r>
+      <w:proofErr w:type="gramStart"/>
+      <w:r>
+        <w:rPr>
+          <w:lang w:val="en-US"/>
+        </w:rPr>
+        <w:t>So</w:t>
+      </w:r>
+      <w:proofErr w:type="gramEnd"/>
+      <w:r>
+        <w:rPr>
+          <w:lang w:val="en-US"/>
+        </w:rPr>
+        <w:t xml:space="preserve"> when the code later tried to check the roles of the user, the user was null and the app crashed since you </w:t>
+      </w:r>
+      <w:proofErr w:type="spellStart"/>
+      <w:proofErr w:type="gramStart"/>
+      <w:r>
+        <w:rPr>
+          <w:lang w:val="en-US"/>
+        </w:rPr>
+        <w:t>cant</w:t>
+      </w:r>
+      <w:proofErr w:type="spellEnd"/>
+      <w:proofErr w:type="gramEnd"/>
+      <w:r>
+        <w:rPr>
+          <w:lang w:val="en-US"/>
+        </w:rPr>
+        <w:t xml:space="preserve"> check roles </w:t>
+      </w:r>
+      <w:proofErr w:type="spellStart"/>
+      <w:proofErr w:type="gramStart"/>
+      <w:r>
+        <w:rPr>
+          <w:lang w:val="en-US"/>
+        </w:rPr>
+        <w:t>od</w:t>
+      </w:r>
+      <w:proofErr w:type="spellEnd"/>
+      <w:proofErr w:type="gramEnd"/>
+      <w:r>
+        <w:rPr>
+          <w:lang w:val="en-US"/>
+        </w:rPr>
+        <w:t xml:space="preserve"> someone who doesn’t exist</w:t>
+      </w:r>
+    </w:p>
+    <w:p>
+      <w:pPr>
+        <w:rPr>
+          <w:lang w:val="en-US"/>
+        </w:rPr>
+      </w:pPr>
+      <w:proofErr w:type="gramStart"/>
+      <w:r>
+        <w:rPr>
+          <w:lang w:val="en-US"/>
+        </w:rPr>
+        <w:t>So</w:t>
+      </w:r>
+      <w:proofErr w:type="gramEnd"/>
+      <w:r>
+        <w:rPr>
+          <w:lang w:val="en-US"/>
+        </w:rPr>
+        <w:t xml:space="preserve"> to fix </w:t>
+      </w:r>
+      <w:proofErr w:type="gramStart"/>
+      <w:r>
+        <w:rPr>
+          <w:lang w:val="en-US"/>
+        </w:rPr>
+        <w:t xml:space="preserve">this </w:t>
+      </w:r>
+      <w:proofErr w:type="spellStart"/>
       <w:r>
         <w:rPr>
           <w:lang w:val="en-US"/>
         </w:rPr>
         <w:t>i</w:t>
       </w:r>
-      <w:r>
-        <w:rPr>
-          <w:lang w:val="en-US"/>
-        </w:rPr>
-        <w:t xml:space="preserve"> flipped the condition from if(adminUser != null) to if (adminUser == null) so itll create a user if it doesn’t exist.</w:t>
-      </w:r>
-    </w:p>
-    <w:p>
-      <w:pPr>
-        <w:rPr>
-          <w:lang w:val="en-US"/>
-        </w:rPr>
-      </w:pPr>
-      <w:r>
-        <w:rPr>
+      <w:proofErr w:type="spellEnd"/>
+      <w:proofErr w:type="gramEnd"/>
+      <w:r>
+        <w:rPr>
+          <w:lang w:val="en-US"/>
+        </w:rPr>
+        <w:t xml:space="preserve"> flipped the condition from </w:t>
+      </w:r>
+      <w:proofErr w:type="gramStart"/>
+      <w:r>
+        <w:rPr>
+          <w:lang w:val="en-US"/>
+        </w:rPr>
+        <w:t>if(</w:t>
+      </w:r>
+      <w:proofErr w:type="spellStart"/>
+      <w:r>
+        <w:rPr>
+          <w:lang w:val="en-US"/>
+        </w:rPr>
+        <w:t>adminUser</w:t>
+      </w:r>
+      <w:proofErr w:type="spellEnd"/>
+      <w:r>
+        <w:rPr>
+          <w:lang w:val="en-US"/>
+        </w:rPr>
+        <w:t xml:space="preserve"> !</w:t>
+      </w:r>
+      <w:proofErr w:type="gramEnd"/>
+      <w:r>
+        <w:rPr>
+          <w:lang w:val="en-US"/>
+        </w:rPr>
+        <w:t>= null) to if (</w:t>
+      </w:r>
+      <w:proofErr w:type="spellStart"/>
+      <w:r>
+        <w:rPr>
+          <w:lang w:val="en-US"/>
+        </w:rPr>
+        <w:t>adminUser</w:t>
+      </w:r>
+      <w:proofErr w:type="spellEnd"/>
+      <w:r>
+        <w:rPr>
+          <w:lang w:val="en-US"/>
+        </w:rPr>
+        <w:t xml:space="preserve"> == null) so </w:t>
+      </w:r>
+      <w:proofErr w:type="spellStart"/>
+      <w:r>
+        <w:rPr>
+          <w:lang w:val="en-US"/>
+        </w:rPr>
+        <w:t>itll</w:t>
+      </w:r>
+      <w:proofErr w:type="spellEnd"/>
+      <w:r>
+        <w:rPr>
+          <w:lang w:val="en-US"/>
+        </w:rPr>
+        <w:t xml:space="preserve"> create a user if it doesn’t exist.</w:t>
+      </w:r>
+    </w:p>
+    <w:p>
+      <w:pPr>
+        <w:rPr>
+          <w:lang w:val="en-US"/>
+        </w:rPr>
+      </w:pPr>
+      <w:r>
+        <w:rPr>
+          <w:noProof/>
           <w:lang w:val="en-US"/>
         </w:rPr>
         <w:lastRenderedPageBreak/>
@@ -1682,7 +2373,65 @@
         <w:rPr>
           <w:lang w:val="en-US"/>
         </w:rPr>
-        <w:t xml:space="preserve">I encountered another error that is really similar to the previous one. My code was supposed to check if a role existed and if it didn’t then it would be created. But like before it was written backwards which meant it was trying to do the opposite. So when the code later tried to assign the “Admin” role to a user, that role didn’t exist in the database causing the app to crash because you cant assign a role that  was never created. To fix this I Flipped it so if </w:t>
+        <w:t xml:space="preserve">I encountered another error that is </w:t>
+      </w:r>
+      <w:proofErr w:type="gramStart"/>
+      <w:r>
+        <w:rPr>
+          <w:lang w:val="en-US"/>
+        </w:rPr>
+        <w:t>really similar</w:t>
+      </w:r>
+      <w:proofErr w:type="gramEnd"/>
+      <w:r>
+        <w:rPr>
+          <w:lang w:val="en-US"/>
+        </w:rPr>
+        <w:t xml:space="preserve"> to the previous one. My code was supposed to check if a role existed and if it didn’t then it would be created. But like before it was written backwards which meant it was trying to do the opposite. </w:t>
+      </w:r>
+      <w:proofErr w:type="gramStart"/>
+      <w:r>
+        <w:rPr>
+          <w:lang w:val="en-US"/>
+        </w:rPr>
+        <w:t>So</w:t>
+      </w:r>
+      <w:proofErr w:type="gramEnd"/>
+      <w:r>
+        <w:rPr>
+          <w:lang w:val="en-US"/>
+        </w:rPr>
+        <w:t xml:space="preserve"> when the code later tried to assign the “Admin” role to a user, that role didn’t exist in the database causing the app to crash because you </w:t>
+      </w:r>
+      <w:proofErr w:type="spellStart"/>
+      <w:proofErr w:type="gramStart"/>
+      <w:r>
+        <w:rPr>
+          <w:lang w:val="en-US"/>
+        </w:rPr>
+        <w:t>cant</w:t>
+      </w:r>
+      <w:proofErr w:type="spellEnd"/>
+      <w:proofErr w:type="gramEnd"/>
+      <w:r>
+        <w:rPr>
+          <w:lang w:val="en-US"/>
+        </w:rPr>
+        <w:t xml:space="preserve"> assign a role </w:t>
+      </w:r>
+      <w:proofErr w:type="gramStart"/>
+      <w:r>
+        <w:rPr>
+          <w:lang w:val="en-US"/>
+        </w:rPr>
+        <w:t>that  was</w:t>
+      </w:r>
+      <w:proofErr w:type="gramEnd"/>
+      <w:r>
+        <w:rPr>
+          <w:lang w:val="en-US"/>
+        </w:rPr>
+        <w:t xml:space="preserve"> never created. To fix this I Flipped it so if </w:t>
       </w:r>
       <w:r>
         <w:rPr>
@@ -1723,6 +2472,7 @@
       </w:pPr>
       <w:r>
         <w:rPr>
+          <w:noProof/>
           <w:lang w:val="en-US"/>
         </w:rPr>
         <w:drawing>
@@ -1768,128 +2518,591 @@
           <w:lang w:val="en-US"/>
         </w:rPr>
       </w:pPr>
-    </w:p>
-    <w:p>
-      <w:pPr>
-        <w:rPr>
-          <w:b/>
-          <w:bCs/>
-          <w:lang w:val="en-US"/>
-        </w:rPr>
-      </w:pPr>
-    </w:p>
-    <w:p>
-      <w:pPr>
-        <w:rPr>
-          <w:b/>
-          <w:bCs/>
-          <w:lang w:val="en-US"/>
-        </w:rPr>
-      </w:pPr>
-    </w:p>
-    <w:p>
-      <w:pPr>
-        <w:rPr>
-          <w:b/>
-          <w:bCs/>
-          <w:lang w:val="en-US"/>
-        </w:rPr>
-      </w:pPr>
-    </w:p>
-    <w:p>
-      <w:pPr>
-        <w:rPr>
-          <w:b/>
-          <w:bCs/>
-          <w:lang w:val="en-US"/>
-        </w:rPr>
-      </w:pPr>
-      <w:r>
-        <w:rPr>
-          <w:b/>
-          <w:bCs/>
-          <w:lang w:val="en-US"/>
-        </w:rPr>
-        <w:t>ERRORS</w:t>
-      </w:r>
-    </w:p>
-    <w:p>
-      <w:pPr>
-        <w:rPr>
-          <w:b/>
-          <w:bCs/>
-          <w:lang w:val="en-US"/>
-        </w:rPr>
-      </w:pPr>
-    </w:p>
-    <w:p>
-      <w:pPr>
-        <w:rPr>
-          <w:lang w:val="en-US"/>
-        </w:rPr>
-      </w:pPr>
-      <w:r>
-        <w:rPr>
-          <w:lang w:val="en-US"/>
-        </w:rPr>
-        <w:t>I</w:t>
-      </w:r>
-      <w:r>
-        <w:rPr>
-          <w:lang w:val="en-US"/>
-        </w:rPr>
-        <w:t xml:space="preserve"> encountered an error “</w:t>
-      </w:r>
-      <w:r>
-        <w:rPr>
-          <w:lang w:val="en-US"/>
-        </w:rPr>
-        <w:t>System</w:t>
-      </w:r>
-      <w:r>
-        <w:rPr>
-          <w:b/>
-          <w:bCs/>
-          <w:lang w:val="en-US"/>
-        </w:rPr>
-        <w:t>.InvalidOperationException:</w:t>
-      </w:r>
-      <w:r>
-        <w:rPr>
-          <w:lang w:val="en-US"/>
-        </w:rPr>
-        <w:t xml:space="preserve"> 'Role ADMIN does not exist.'</w:t>
-      </w:r>
-      <w:r>
-        <w:rPr>
-          <w:lang w:val="en-US"/>
-        </w:rPr>
-        <w:t xml:space="preserve"> </w:t>
-      </w:r>
-      <w:r>
-        <w:rPr>
-          <w:lang w:val="en-US"/>
-        </w:rPr>
-        <w:t>“</w:t>
-      </w:r>
-    </w:p>
-    <w:p>
-      <w:pPr>
-        <w:rPr>
-          <w:lang w:val="en-US"/>
-        </w:rPr>
-      </w:pPr>
-      <w:r>
-        <w:rPr>
-          <w:lang w:val="en-US"/>
-        </w:rPr>
-        <w:t>InvalidOperationException: The model item passed into the ViewDataDictionary is of type 'System.Collections.Generic.List`1[GreenFieldWeb.Models.Basket]', but this ViewDataDictionary instance requires a model item of type 'System.Collections.Generic.IEnumerable`1[GreenFieldWeb.Models.BasketProducts]'.</w:t>
-      </w:r>
-      <w:r>
-        <w:rPr>
-          <w:lang w:val="en-US"/>
-        </w:rPr>
-        <w:t xml:space="preserve"> Day 2</w:t>
+      <w:r>
+        <w:rPr>
+          <w:lang w:val="en-US"/>
+        </w:rPr>
+        <w:t xml:space="preserve">I encountered a CSO246 error stating that the type “Producers” could not be found. This error occurred inside the Seed Data class when it tried to create and seed producer records into the database. The cause was a missing “using” directive </w:t>
+      </w:r>
+      <w:proofErr w:type="gramStart"/>
+      <w:r>
+        <w:rPr>
+          <w:lang w:val="en-US"/>
+        </w:rPr>
+        <w:t>a</w:t>
+      </w:r>
+      <w:proofErr w:type="gramEnd"/>
+      <w:r>
+        <w:rPr>
+          <w:lang w:val="en-US"/>
+        </w:rPr>
+        <w:t xml:space="preserve"> the top of the file. </w:t>
+      </w:r>
+      <w:proofErr w:type="gramStart"/>
+      <w:r>
+        <w:rPr>
+          <w:lang w:val="en-US"/>
+        </w:rPr>
+        <w:t>So</w:t>
+      </w:r>
+      <w:proofErr w:type="gramEnd"/>
+      <w:r>
+        <w:rPr>
+          <w:lang w:val="en-US"/>
+        </w:rPr>
+        <w:t xml:space="preserve"> to fix this I added this to the top of the Seed data class. The application </w:t>
+      </w:r>
+      <w:proofErr w:type="gramStart"/>
+      <w:r>
+        <w:rPr>
+          <w:lang w:val="en-US"/>
+        </w:rPr>
+        <w:t>built</w:t>
+      </w:r>
+      <w:proofErr w:type="gramEnd"/>
+      <w:r>
+        <w:rPr>
+          <w:lang w:val="en-US"/>
+        </w:rPr>
+        <w:t xml:space="preserve"> and ran successfully after this change.</w:t>
+      </w:r>
+    </w:p>
+    <w:p>
+      <w:pPr>
+        <w:rPr>
+          <w:lang w:val="en-US"/>
+        </w:rPr>
+      </w:pPr>
+      <w:r>
+        <w:rPr>
+          <w:lang w:val="en-US"/>
+        </w:rPr>
+        <w:drawing>
+          <wp:inline distT="0" distB="0" distL="0" distR="0" wp14:anchorId="4D288D2B" wp14:editId="27BC8596">
+            <wp:extent cx="2133898" cy="342948"/>
+            <wp:effectExtent l="0" t="0" r="0" b="0"/>
+            <wp:docPr id="608994992" name="Picture 1"/>
+            <wp:cNvGraphicFramePr>
+              <a:graphicFrameLocks xmlns:a="http://schemas.openxmlformats.org/drawingml/2006/main" noChangeAspect="1"/>
+            </wp:cNvGraphicFramePr>
+            <a:graphic xmlns:a="http://schemas.openxmlformats.org/drawingml/2006/main">
+              <a:graphicData uri="http://schemas.openxmlformats.org/drawingml/2006/picture">
+                <pic:pic xmlns:pic="http://schemas.openxmlformats.org/drawingml/2006/picture">
+                  <pic:nvPicPr>
+                    <pic:cNvPr id="608994992" name=""/>
+                    <pic:cNvPicPr/>
+                  </pic:nvPicPr>
+                  <pic:blipFill>
+                    <a:blip r:embed="rId24"/>
+                    <a:stretch>
+                      <a:fillRect/>
+                    </a:stretch>
+                  </pic:blipFill>
+                  <pic:spPr>
+                    <a:xfrm>
+                      <a:off x="0" y="0"/>
+                      <a:ext cx="2133898" cy="342948"/>
+                    </a:xfrm>
+                    <a:prstGeom prst="rect">
+                      <a:avLst/>
+                    </a:prstGeom>
+                  </pic:spPr>
+                </pic:pic>
+              </a:graphicData>
+            </a:graphic>
+          </wp:inline>
+        </w:drawing>
+      </w:r>
+    </w:p>
+    <w:p>
+      <w:pPr>
+        <w:rPr>
+          <w:lang w:val="en-US"/>
+        </w:rPr>
+      </w:pPr>
+      <w:r>
+        <w:rPr>
+          <w:lang w:val="en-US"/>
+        </w:rPr>
+        <w:t xml:space="preserve">At the end of this day </w:t>
+      </w:r>
+    </w:p>
+    <w:p>
+      <w:pPr>
+        <w:pStyle w:val="ListParagraph"/>
+        <w:numPr>
+          <w:ilvl w:val="0"/>
+          <w:numId w:val="2"/>
+        </w:numPr>
+        <w:rPr>
+          <w:lang w:val="en-US"/>
+        </w:rPr>
+      </w:pPr>
+      <w:r>
+        <w:rPr>
+          <w:lang w:val="en-US"/>
+        </w:rPr>
+        <w:t>Seeded Users and User Roles</w:t>
+      </w:r>
+    </w:p>
+    <w:p>
+      <w:pPr>
+        <w:pStyle w:val="ListParagraph"/>
+        <w:numPr>
+          <w:ilvl w:val="0"/>
+          <w:numId w:val="2"/>
+        </w:numPr>
+        <w:rPr>
+          <w:lang w:val="en-US"/>
+        </w:rPr>
+      </w:pPr>
+      <w:r>
+        <w:rPr>
+          <w:lang w:val="en-US"/>
+        </w:rPr>
+        <w:t xml:space="preserve">Seeded Products </w:t>
+      </w:r>
+    </w:p>
+    <w:p>
+      <w:pPr>
+        <w:pStyle w:val="ListParagraph"/>
+        <w:numPr>
+          <w:ilvl w:val="0"/>
+          <w:numId w:val="2"/>
+        </w:numPr>
+        <w:rPr>
+          <w:lang w:val="en-US"/>
+        </w:rPr>
+      </w:pPr>
+      <w:r>
+        <w:rPr>
+          <w:lang w:val="en-US"/>
+        </w:rPr>
+        <w:t>Seeded Producers</w:t>
+      </w:r>
+    </w:p>
+    <w:p>
+      <w:pPr>
+        <w:pStyle w:val="ListParagraph"/>
+        <w:numPr>
+          <w:ilvl w:val="0"/>
+          <w:numId w:val="2"/>
+        </w:numPr>
+        <w:rPr>
+          <w:lang w:val="en-US"/>
+        </w:rPr>
+      </w:pPr>
+      <w:r>
+        <w:rPr>
+          <w:lang w:val="en-US"/>
+        </w:rPr>
+        <w:t>Fixed errors regarding Seed Data</w:t>
+      </w:r>
+    </w:p>
+    <w:p>
+      <w:pPr>
+        <w:rPr>
+          <w:lang w:val="en-US"/>
+        </w:rPr>
+      </w:pPr>
+      <w:r>
+        <w:rPr>
+          <w:lang w:val="en-US"/>
+        </w:rPr>
+        <w:t>Plan for tomorrow</w:t>
+      </w:r>
+    </w:p>
+    <w:p>
+      <w:pPr>
+        <w:pStyle w:val="ListParagraph"/>
+        <w:numPr>
+          <w:ilvl w:val="0"/>
+          <w:numId w:val="4"/>
+        </w:numPr>
+        <w:rPr>
+          <w:lang w:val="en-US"/>
+        </w:rPr>
+      </w:pPr>
+      <w:r>
+        <w:rPr>
+          <w:lang w:val="en-US"/>
+        </w:rPr>
+        <w:t>Work on Products Controller logic</w:t>
+      </w:r>
+    </w:p>
+    <w:p>
+      <w:pPr>
+        <w:pStyle w:val="ListParagraph"/>
+        <w:numPr>
+          <w:ilvl w:val="0"/>
+          <w:numId w:val="3"/>
+        </w:numPr>
+        <w:rPr>
+          <w:lang w:val="en-US"/>
+        </w:rPr>
+      </w:pPr>
+      <w:r>
+        <w:rPr>
+          <w:lang w:val="en-US"/>
+        </w:rPr>
+        <w:t>Work on Basket Controller logic</w:t>
+      </w:r>
+    </w:p>
+    <w:p>
+      <w:pPr>
+        <w:pStyle w:val="ListParagraph"/>
+        <w:numPr>
+          <w:ilvl w:val="0"/>
+          <w:numId w:val="3"/>
+        </w:numPr>
+        <w:rPr>
+          <w:lang w:val="en-US"/>
+        </w:rPr>
+      </w:pPr>
+      <w:r>
+        <w:rPr>
+          <w:lang w:val="en-US"/>
+        </w:rPr>
+        <w:t xml:space="preserve">Work on the style sheet code </w:t>
+      </w:r>
+    </w:p>
+    <w:p>
+      <w:pPr>
+        <w:ind w:left="360"/>
+        <w:rPr>
+          <w:lang w:val="en-US"/>
+        </w:rPr>
+      </w:pPr>
+    </w:p>
+    <w:p>
+      <w:pPr>
+        <w:pStyle w:val="Heading1"/>
+        <w:rPr>
+          <w:lang w:val="en-US"/>
+        </w:rPr>
+      </w:pPr>
+      <w:bookmarkStart w:id="2" w:name="_Toc227887955"/>
+      <w:r>
+        <w:rPr>
+          <w:lang w:val="en-US"/>
+        </w:rPr>
+        <w:t>Day 3</w:t>
+      </w:r>
+      <w:bookmarkEnd w:id="2"/>
+    </w:p>
+    <w:p>
+      <w:pPr>
+        <w:rPr>
+          <w:lang w:val="en-US"/>
+        </w:rPr>
+      </w:pPr>
+      <w:r>
+        <w:rPr>
+          <w:lang w:val="en-US"/>
+        </w:rPr>
+        <w:t>Today I worked on my CSS.</w:t>
+      </w:r>
+      <w:r>
+        <w:rPr>
+          <w:lang w:val="en-US"/>
+        </w:rPr>
+        <w:t xml:space="preserve"> The styling fir the Greenfield Local Hub website was handled through site.css file located in the </w:t>
+      </w:r>
+      <w:proofErr w:type="spellStart"/>
+      <w:r>
+        <w:rPr>
+          <w:lang w:val="en-US"/>
+        </w:rPr>
+        <w:t>wwroot</w:t>
+      </w:r>
+      <w:proofErr w:type="spellEnd"/>
+      <w:r>
+        <w:rPr>
+          <w:lang w:val="en-US"/>
+        </w:rPr>
+        <w:t>/</w:t>
+      </w:r>
+      <w:proofErr w:type="spellStart"/>
+      <w:r>
+        <w:rPr>
+          <w:lang w:val="en-US"/>
+        </w:rPr>
+        <w:t>css</w:t>
+      </w:r>
+      <w:proofErr w:type="spellEnd"/>
+      <w:r>
+        <w:rPr>
+          <w:lang w:val="en-US"/>
+        </w:rPr>
+        <w:t xml:space="preserve">/. I’m doing this rather than writing separate CSS for each </w:t>
+      </w:r>
+      <w:proofErr w:type="gramStart"/>
+      <w:r>
+        <w:rPr>
+          <w:lang w:val="en-US"/>
+        </w:rPr>
+        <w:t>page</w:t>
+      </w:r>
+      <w:proofErr w:type="gramEnd"/>
+      <w:r>
+        <w:rPr>
+          <w:lang w:val="en-US"/>
+        </w:rPr>
+        <w:t xml:space="preserve"> so all </w:t>
+      </w:r>
+      <w:r>
+        <w:rPr>
+          <w:lang w:val="en-US"/>
+        </w:rPr>
+        <w:lastRenderedPageBreak/>
+        <w:t xml:space="preserve">colors, spacing and </w:t>
+      </w:r>
+      <w:r>
+        <w:rPr>
+          <w:lang w:val="en-US"/>
+        </w:rPr>
+        <w:t xml:space="preserve">typography are defined ass CSS variables at the top of the file and reused throughout every view. CSS custom variables are declared </w:t>
+      </w:r>
+      <w:proofErr w:type="gramStart"/>
+      <w:r>
+        <w:rPr>
+          <w:lang w:val="en-US"/>
+        </w:rPr>
+        <w:t>inside :root</w:t>
+      </w:r>
+      <w:proofErr w:type="gramEnd"/>
+      <w:r>
+        <w:rPr>
+          <w:lang w:val="en-US"/>
+        </w:rPr>
+        <w:t xml:space="preserve"> which makes them global across every page</w:t>
+      </w:r>
+    </w:p>
+    <w:p>
+      <w:pPr>
+        <w:rPr>
+          <w:lang w:val="en-US"/>
+        </w:rPr>
+      </w:pPr>
+      <w:r>
+        <w:rPr>
+          <w:lang w:val="en-US"/>
+        </w:rPr>
+        <w:drawing>
+          <wp:inline distT="0" distB="0" distL="0" distR="0" wp14:anchorId="24A12986" wp14:editId="55C2B47F">
+            <wp:extent cx="3877216" cy="3562847"/>
+            <wp:effectExtent l="0" t="0" r="9525" b="0"/>
+            <wp:docPr id="1679883801" name="Picture 1"/>
+            <wp:cNvGraphicFramePr>
+              <a:graphicFrameLocks xmlns:a="http://schemas.openxmlformats.org/drawingml/2006/main" noChangeAspect="1"/>
+            </wp:cNvGraphicFramePr>
+            <a:graphic xmlns:a="http://schemas.openxmlformats.org/drawingml/2006/main">
+              <a:graphicData uri="http://schemas.openxmlformats.org/drawingml/2006/picture">
+                <pic:pic xmlns:pic="http://schemas.openxmlformats.org/drawingml/2006/picture">
+                  <pic:nvPicPr>
+                    <pic:cNvPr id="1679883801" name=""/>
+                    <pic:cNvPicPr/>
+                  </pic:nvPicPr>
+                  <pic:blipFill>
+                    <a:blip r:embed="rId25"/>
+                    <a:stretch>
+                      <a:fillRect/>
+                    </a:stretch>
+                  </pic:blipFill>
+                  <pic:spPr>
+                    <a:xfrm>
+                      <a:off x="0" y="0"/>
+                      <a:ext cx="3877216" cy="3562847"/>
+                    </a:xfrm>
+                    <a:prstGeom prst="rect">
+                      <a:avLst/>
+                    </a:prstGeom>
+                  </pic:spPr>
+                </pic:pic>
+              </a:graphicData>
+            </a:graphic>
+          </wp:inline>
+        </w:drawing>
+      </w:r>
+    </w:p>
+    <w:p>
+      <w:pPr>
+        <w:rPr>
+          <w:lang w:val="en-US"/>
+        </w:rPr>
+      </w:pPr>
+      <w:r>
+        <w:rPr>
+          <w:lang w:val="en-US"/>
+        </w:rPr>
+        <w:t xml:space="preserve">  </w:t>
+      </w:r>
+      <w:r>
+        <w:rPr>
+          <w:lang w:val="en-US"/>
+        </w:rPr>
+        <w:t xml:space="preserve"> After that I worked on my basket </w:t>
+      </w:r>
+      <w:r>
+        <w:rPr>
+          <w:lang w:val="en-US"/>
+        </w:rPr>
+        <w:t xml:space="preserve">logic. I added a button for users to be able to add to basket and then worked on the backend to allow the user to be able to add a product to the basket. I then improved on the basket page to allow the basket to display the items in the basket, the cost of each item in the basket, the quantity of each item in the basket, the option to remove </w:t>
+      </w:r>
+      <w:proofErr w:type="gramStart"/>
+      <w:r>
+        <w:rPr>
+          <w:lang w:val="en-US"/>
+        </w:rPr>
+        <w:t>from  basket</w:t>
+      </w:r>
+      <w:proofErr w:type="gramEnd"/>
+      <w:r>
+        <w:rPr>
+          <w:lang w:val="en-US"/>
+        </w:rPr>
+        <w:t xml:space="preserve"> and the option to checkout. I then worked on the loyalty discount calculation logic in the controller</w:t>
+      </w:r>
+      <w:r>
+        <w:rPr>
+          <w:lang w:val="en-US"/>
+        </w:rPr>
+        <w:t xml:space="preserve">. I also noticed that when I clicked the add to basket button it </w:t>
+      </w:r>
+      <w:proofErr w:type="gramStart"/>
+      <w:r>
+        <w:rPr>
+          <w:lang w:val="en-US"/>
+        </w:rPr>
+        <w:t>redirects</w:t>
+      </w:r>
+      <w:proofErr w:type="gramEnd"/>
+      <w:r>
+        <w:rPr>
+          <w:lang w:val="en-US"/>
+        </w:rPr>
+        <w:t xml:space="preserve"> immediately to the basket page so I added Ajax so the function can run silently in the background without </w:t>
+      </w:r>
+      <w:proofErr w:type="gramStart"/>
+      <w:r>
+        <w:rPr>
+          <w:lang w:val="en-US"/>
+        </w:rPr>
+        <w:t>redirecting</w:t>
+      </w:r>
+      <w:proofErr w:type="gramEnd"/>
+      <w:r>
+        <w:rPr>
+          <w:lang w:val="en-US"/>
+        </w:rPr>
+        <w:t xml:space="preserve"> to the basket page</w:t>
+      </w:r>
+    </w:p>
+    <w:p>
+      <w:pPr>
+        <w:rPr>
+          <w:lang w:val="en-US"/>
+        </w:rPr>
+      </w:pPr>
+      <w:r>
+        <w:rPr>
+          <w:lang w:val="en-US"/>
+        </w:rPr>
+        <w:lastRenderedPageBreak/>
+        <w:drawing>
+          <wp:inline distT="0" distB="0" distL="0" distR="0" wp14:anchorId="3339E046" wp14:editId="4E5DAA15">
+            <wp:extent cx="3258005" cy="2762636"/>
+            <wp:effectExtent l="0" t="0" r="0" b="0"/>
+            <wp:docPr id="208974396" name="Picture 1"/>
+            <wp:cNvGraphicFramePr>
+              <a:graphicFrameLocks xmlns:a="http://schemas.openxmlformats.org/drawingml/2006/main" noChangeAspect="1"/>
+            </wp:cNvGraphicFramePr>
+            <a:graphic xmlns:a="http://schemas.openxmlformats.org/drawingml/2006/main">
+              <a:graphicData uri="http://schemas.openxmlformats.org/drawingml/2006/picture">
+                <pic:pic xmlns:pic="http://schemas.openxmlformats.org/drawingml/2006/picture">
+                  <pic:nvPicPr>
+                    <pic:cNvPr id="208974396" name=""/>
+                    <pic:cNvPicPr/>
+                  </pic:nvPicPr>
+                  <pic:blipFill>
+                    <a:blip r:embed="rId26"/>
+                    <a:stretch>
+                      <a:fillRect/>
+                    </a:stretch>
+                  </pic:blipFill>
+                  <pic:spPr>
+                    <a:xfrm>
+                      <a:off x="0" y="0"/>
+                      <a:ext cx="3258005" cy="2762636"/>
+                    </a:xfrm>
+                    <a:prstGeom prst="rect">
+                      <a:avLst/>
+                    </a:prstGeom>
+                  </pic:spPr>
+                </pic:pic>
+              </a:graphicData>
+            </a:graphic>
+          </wp:inline>
+        </w:drawing>
+      </w:r>
+    </w:p>
+    <w:p>
+      <w:pPr>
+        <w:rPr>
+          <w:lang w:val="en-US"/>
+        </w:rPr>
+      </w:pPr>
+      <w:r>
+        <w:rPr>
+          <w:lang w:val="en-US"/>
+        </w:rPr>
+        <w:t xml:space="preserve">I then encountered an error when trying to add a product to basket. And there were two bugs causing this. Firstly, the original scaffolded index method was returning the entire basket table. The view however was designed to receive Basket Products including products names and prices, so passing a list of Basket objects caused a model type mismatch error when running the program. The other bug was that the return statement was in </w:t>
+      </w:r>
+      <w:proofErr w:type="gramStart"/>
+      <w:r>
+        <w:rPr>
+          <w:lang w:val="en-US"/>
+        </w:rPr>
+        <w:t xml:space="preserve">the </w:t>
+      </w:r>
+      <w:r>
+        <w:rPr>
+          <w:lang w:val="en-US"/>
+        </w:rPr>
+        <w:t xml:space="preserve"> if</w:t>
+      </w:r>
+      <w:proofErr w:type="gramEnd"/>
+      <w:r>
+        <w:rPr>
+          <w:lang w:val="en-US"/>
+        </w:rPr>
+        <w:t xml:space="preserve"> (basket == null) block which meant it only returned data when a new basket was being created so if the user already had an existing basket the method had no return statement and crashed when running the program. </w:t>
+      </w:r>
+      <w:proofErr w:type="gramStart"/>
+      <w:r>
+        <w:rPr>
+          <w:lang w:val="en-US"/>
+        </w:rPr>
+        <w:t>So</w:t>
+      </w:r>
+      <w:proofErr w:type="gramEnd"/>
+      <w:r>
+        <w:rPr>
+          <w:lang w:val="en-US"/>
+        </w:rPr>
+        <w:t xml:space="preserve"> to fix this the basket products </w:t>
+      </w:r>
+      <w:r>
+        <w:rPr>
+          <w:lang w:val="en-US"/>
+        </w:rPr>
+        <w:t>query</w:t>
+      </w:r>
+      <w:r>
+        <w:rPr>
+          <w:lang w:val="en-US"/>
+        </w:rPr>
+        <w:t xml:space="preserve"> and return statement of basket products were moved outside the if block so they always execute whether the basket was already created. The return type was also corrected to pass basket products instead of the basket table.</w:t>
       </w:r>
     </w:p>
     <w:p>
@@ -1904,7 +3117,7 @@
           <w:lang w:val="en-US"/>
         </w:rPr>
         <w:drawing>
-          <wp:inline distT="0" distB="0" distL="0" distR="0" wp14:anchorId="403B9C53" wp14:editId="0160427D">
+          <wp:inline distT="0" distB="0" distL="0" distR="0" wp14:anchorId="0AD0BA08" wp14:editId="594138A4">
             <wp:extent cx="5943600" cy="904240"/>
             <wp:effectExtent l="0" t="0" r="0" b="0"/>
             <wp:docPr id="2" name="Picture 2"/>
@@ -1919,7 +3132,7 @@
                     <pic:cNvPicPr/>
                   </pic:nvPicPr>
                   <pic:blipFill>
-                    <a:blip r:embed="rId24"/>
+                    <a:blip r:embed="rId27"/>
                     <a:stretch>
                       <a:fillRect/>
                     </a:stretch>
@@ -1941,6 +3154,1209 @@
       </w:r>
     </w:p>
     <w:p>
+      <w:pPr>
+        <w:rPr>
+          <w:lang w:val="en-US"/>
+        </w:rPr>
+      </w:pPr>
+    </w:p>
+    <w:p>
+      <w:pPr>
+        <w:rPr>
+          <w:b/>
+          <w:bCs/>
+          <w:lang w:val="en-US"/>
+        </w:rPr>
+      </w:pPr>
+    </w:p>
+    <w:p>
+      <w:pPr>
+        <w:rPr>
+          <w:b/>
+          <w:bCs/>
+          <w:lang w:val="en-US"/>
+        </w:rPr>
+      </w:pPr>
+    </w:p>
+    <w:p>
+      <w:pPr>
+        <w:rPr>
+          <w:b/>
+          <w:bCs/>
+          <w:lang w:val="en-US"/>
+        </w:rPr>
+      </w:pPr>
+    </w:p>
+    <w:p>
+      <w:pPr>
+        <w:rPr>
+          <w:b/>
+          <w:bCs/>
+          <w:lang w:val="en-US"/>
+        </w:rPr>
+      </w:pPr>
+    </w:p>
+    <w:p>
+      <w:pPr>
+        <w:rPr>
+          <w:lang w:val="en-US"/>
+        </w:rPr>
+      </w:pPr>
+      <w:r>
+        <w:rPr>
+          <w:lang w:val="en-US"/>
+        </w:rPr>
+        <w:t>I also</w:t>
+      </w:r>
+      <w:r>
+        <w:rPr>
+          <w:lang w:val="en-US"/>
+        </w:rPr>
+        <w:t xml:space="preserve"> ran into an issue in my basket </w:t>
+      </w:r>
+      <w:proofErr w:type="gramStart"/>
+      <w:r>
+        <w:rPr>
+          <w:lang w:val="en-US"/>
+        </w:rPr>
+        <w:t>with .</w:t>
+      </w:r>
+      <w:proofErr w:type="spellStart"/>
+      <w:r>
+        <w:rPr>
+          <w:lang w:val="en-US"/>
+        </w:rPr>
+        <w:t>ToString</w:t>
+      </w:r>
+      <w:proofErr w:type="spellEnd"/>
+      <w:proofErr w:type="gramEnd"/>
+      <w:r>
+        <w:rPr>
+          <w:lang w:val="en-US"/>
+        </w:rPr>
+        <w:t xml:space="preserve">(“0.00”) appearing in the basket view. </w:t>
+      </w:r>
+      <w:proofErr w:type="gramStart"/>
+      <w:r>
+        <w:rPr>
+          <w:lang w:val="en-US"/>
+        </w:rPr>
+        <w:t>So</w:t>
+      </w:r>
+      <w:proofErr w:type="gramEnd"/>
+      <w:r>
+        <w:rPr>
+          <w:lang w:val="en-US"/>
+        </w:rPr>
+        <w:t xml:space="preserve"> I fixed the code by putting it in the razor expression.</w:t>
+      </w:r>
+    </w:p>
+    <w:p>
+      <w:pPr>
+        <w:rPr>
+          <w:b/>
+          <w:bCs/>
+          <w:lang w:val="en-US"/>
+        </w:rPr>
+      </w:pPr>
+      <w:r>
+        <w:rPr>
+          <w:noProof/>
+        </w:rPr>
+        <w:lastRenderedPageBreak/>
+        <w:drawing>
+          <wp:inline distT="0" distB="0" distL="0" distR="0" wp14:anchorId="28243032" wp14:editId="57639F5B">
+            <wp:extent cx="5943600" cy="3236023"/>
+            <wp:effectExtent l="0" t="0" r="0" b="2540"/>
+            <wp:docPr id="1722006655" name="Picture 1722006655"/>
+            <wp:cNvGraphicFramePr>
+              <a:graphicFrameLocks xmlns:a="http://schemas.openxmlformats.org/drawingml/2006/main" noChangeAspect="1"/>
+            </wp:cNvGraphicFramePr>
+            <a:graphic xmlns:a="http://schemas.openxmlformats.org/drawingml/2006/main">
+              <a:graphicData uri="http://schemas.openxmlformats.org/drawingml/2006/picture">
+                <pic:pic xmlns:pic="http://schemas.openxmlformats.org/drawingml/2006/picture">
+                  <pic:nvPicPr>
+                    <pic:cNvPr id="0" name="Picture 2"/>
+                    <pic:cNvPicPr>
+                      <a:picLocks noChangeAspect="1" noChangeArrowheads="1"/>
+                    </pic:cNvPicPr>
+                  </pic:nvPicPr>
+                  <pic:blipFill>
+                    <a:blip r:embed="rId28">
+                      <a:extLst>
+                        <a:ext uri="{28A0092B-C50C-407E-A947-70E740481C1C}">
+                          <a14:useLocalDpi xmlns:a14="http://schemas.microsoft.com/office/drawing/2010/main" val="0"/>
+                        </a:ext>
+                      </a:extLst>
+                    </a:blip>
+                    <a:srcRect/>
+                    <a:stretch>
+                      <a:fillRect/>
+                    </a:stretch>
+                  </pic:blipFill>
+                  <pic:spPr bwMode="auto">
+                    <a:xfrm>
+                      <a:off x="0" y="0"/>
+                      <a:ext cx="5943600" cy="3236023"/>
+                    </a:xfrm>
+                    <a:prstGeom prst="rect">
+                      <a:avLst/>
+                    </a:prstGeom>
+                    <a:noFill/>
+                  </pic:spPr>
+                </pic:pic>
+              </a:graphicData>
+            </a:graphic>
+          </wp:inline>
+        </w:drawing>
+      </w:r>
+    </w:p>
+    <w:p>
+      <w:pPr>
+        <w:rPr>
+          <w:b/>
+          <w:bCs/>
+          <w:lang w:val="en-US"/>
+        </w:rPr>
+      </w:pPr>
+    </w:p>
+    <w:p>
+      <w:pPr>
+        <w:rPr>
+          <w:lang w:val="en-US"/>
+        </w:rPr>
+      </w:pPr>
+      <w:r>
+        <w:rPr>
+          <w:lang w:val="en-US"/>
+        </w:rPr>
+        <w:t>I then</w:t>
+      </w:r>
+      <w:r>
+        <w:rPr>
+          <w:lang w:val="en-US"/>
+        </w:rPr>
+        <w:t xml:space="preserve"> worked on the checkout funct</w:t>
+      </w:r>
+      <w:r>
+        <w:rPr>
+          <w:lang w:val="en-US"/>
+        </w:rPr>
+        <w:t>ionality</w:t>
+      </w:r>
+      <w:r>
+        <w:rPr>
+          <w:lang w:val="en-US"/>
+        </w:rPr>
+        <w:t>, allowing the user to navigate to the checkout once clicking the checkout button then prompts the user to choose between delivery or checkout and depending on the user’s decision the system will allow them to enter their address and choose a pickup date</w:t>
+      </w:r>
+      <w:r>
+        <w:rPr>
+          <w:lang w:val="en-US"/>
+        </w:rPr>
+        <w:t>. I also added validation for the delivery address and collection Date.</w:t>
+      </w:r>
+      <w:r>
+        <w:rPr>
+          <w:lang w:val="en-US"/>
+        </w:rPr>
+        <w:t xml:space="preserve"> I also worked on the Orders controller to allow the checkout functionality to work</w:t>
+      </w:r>
+    </w:p>
+    <w:p>
+      <w:pPr>
+        <w:rPr>
+          <w:lang w:val="en-US"/>
+        </w:rPr>
+      </w:pPr>
+      <w:r>
+        <w:rPr>
+          <w:lang w:val="en-US"/>
+        </w:rPr>
+        <w:t xml:space="preserve">At the end of this </w:t>
+      </w:r>
+      <w:proofErr w:type="gramStart"/>
+      <w:r>
+        <w:rPr>
+          <w:lang w:val="en-US"/>
+        </w:rPr>
+        <w:t>day</w:t>
+      </w:r>
+      <w:proofErr w:type="gramEnd"/>
+      <w:r>
+        <w:rPr>
+          <w:lang w:val="en-US"/>
+        </w:rPr>
+        <w:t xml:space="preserve"> I had:</w:t>
+      </w:r>
+    </w:p>
+    <w:p>
+      <w:pPr>
+        <w:pStyle w:val="ListParagraph"/>
+        <w:numPr>
+          <w:ilvl w:val="0"/>
+          <w:numId w:val="5"/>
+        </w:numPr>
+        <w:rPr>
+          <w:lang w:val="en-US"/>
+        </w:rPr>
+      </w:pPr>
+      <w:r>
+        <w:rPr>
+          <w:lang w:val="en-US"/>
+        </w:rPr>
+        <w:t>Fin</w:t>
+      </w:r>
+      <w:r>
+        <w:rPr>
+          <w:lang w:val="en-US"/>
+        </w:rPr>
+        <w:t>i</w:t>
+      </w:r>
+      <w:r>
+        <w:rPr>
+          <w:lang w:val="en-US"/>
+        </w:rPr>
+        <w:t>shed Basket functionality</w:t>
+      </w:r>
+    </w:p>
+    <w:p>
+      <w:pPr>
+        <w:pStyle w:val="ListParagraph"/>
+        <w:numPr>
+          <w:ilvl w:val="0"/>
+          <w:numId w:val="5"/>
+        </w:numPr>
+        <w:rPr>
+          <w:lang w:val="en-US"/>
+        </w:rPr>
+      </w:pPr>
+      <w:r>
+        <w:rPr>
+          <w:lang w:val="en-US"/>
+        </w:rPr>
+        <w:t>Created and improved the Products Controller</w:t>
+      </w:r>
+    </w:p>
+    <w:p>
+      <w:pPr>
+        <w:pStyle w:val="ListParagraph"/>
+        <w:numPr>
+          <w:ilvl w:val="0"/>
+          <w:numId w:val="5"/>
+        </w:numPr>
+        <w:rPr>
+          <w:lang w:val="en-US"/>
+        </w:rPr>
+      </w:pPr>
+      <w:r>
+        <w:rPr>
+          <w:lang w:val="en-US"/>
+        </w:rPr>
+        <w:t xml:space="preserve">Fixed Errors </w:t>
+      </w:r>
+    </w:p>
+    <w:p>
+      <w:pPr>
+        <w:pStyle w:val="ListParagraph"/>
+        <w:numPr>
+          <w:ilvl w:val="0"/>
+          <w:numId w:val="5"/>
+        </w:numPr>
+        <w:rPr>
+          <w:lang w:val="en-US"/>
+        </w:rPr>
+      </w:pPr>
+      <w:r>
+        <w:rPr>
+          <w:lang w:val="en-US"/>
+        </w:rPr>
+        <w:t>Made Checkout functionality</w:t>
+      </w:r>
+    </w:p>
+    <w:p>
+      <w:pPr>
+        <w:rPr>
+          <w:lang w:val="en-US"/>
+        </w:rPr>
+      </w:pPr>
+      <w:r>
+        <w:rPr>
+          <w:lang w:val="en-US"/>
+        </w:rPr>
+        <w:t>Tomorrow I want to:</w:t>
+      </w:r>
+    </w:p>
+    <w:p>
+      <w:pPr>
+        <w:pStyle w:val="ListParagraph"/>
+        <w:numPr>
+          <w:ilvl w:val="0"/>
+          <w:numId w:val="6"/>
+        </w:numPr>
+        <w:rPr>
+          <w:lang w:val="en-US"/>
+        </w:rPr>
+      </w:pPr>
+      <w:r>
+        <w:rPr>
+          <w:lang w:val="en-US"/>
+        </w:rPr>
+        <w:t>Complete Order Page</w:t>
+      </w:r>
+    </w:p>
+    <w:p>
+      <w:pPr>
+        <w:pStyle w:val="ListParagraph"/>
+        <w:numPr>
+          <w:ilvl w:val="0"/>
+          <w:numId w:val="6"/>
+        </w:numPr>
+        <w:rPr>
+          <w:lang w:val="en-US"/>
+        </w:rPr>
+      </w:pPr>
+      <w:r>
+        <w:rPr>
+          <w:lang w:val="en-US"/>
+        </w:rPr>
+        <w:t>Continue working on the styles sheet of the solution</w:t>
+      </w:r>
+    </w:p>
+    <w:p>
+      <w:pPr>
+        <w:pStyle w:val="ListParagraph"/>
+        <w:numPr>
+          <w:ilvl w:val="0"/>
+          <w:numId w:val="6"/>
+        </w:numPr>
+        <w:rPr>
+          <w:lang w:val="en-US"/>
+        </w:rPr>
+      </w:pPr>
+      <w:r>
+        <w:rPr>
+          <w:lang w:val="en-US"/>
+        </w:rPr>
+        <w:t>Make the Producer Dashboard</w:t>
+      </w:r>
+    </w:p>
+    <w:p>
+      <w:pPr>
+        <w:rPr>
+          <w:lang w:val="en-US"/>
+        </w:rPr>
+      </w:pPr>
+    </w:p>
+    <w:p>
+      <w:pPr>
+        <w:pStyle w:val="Heading1"/>
+        <w:rPr>
+          <w:lang w:val="en-US"/>
+        </w:rPr>
+      </w:pPr>
+      <w:bookmarkStart w:id="3" w:name="_Toc227887956"/>
+      <w:r>
+        <w:rPr>
+          <w:lang w:val="en-US"/>
+        </w:rPr>
+        <w:t xml:space="preserve">Day </w:t>
+      </w:r>
+      <w:bookmarkEnd w:id="3"/>
+      <w:r>
+        <w:rPr>
+          <w:lang w:val="en-US"/>
+        </w:rPr>
+        <w:t>4</w:t>
+      </w:r>
+    </w:p>
+    <w:p>
+      <w:pPr>
+        <w:rPr>
+          <w:lang w:val="en-US"/>
+        </w:rPr>
+      </w:pPr>
+    </w:p>
+    <w:p>
+      <w:pPr>
+        <w:rPr>
+          <w:lang w:val="en-US"/>
+        </w:rPr>
+      </w:pPr>
+      <w:r>
+        <w:rPr>
+          <w:lang w:val="en-US"/>
+        </w:rPr>
+        <w:t>Today</w:t>
+      </w:r>
+      <w:r>
+        <w:rPr>
+          <w:lang w:val="en-US"/>
+        </w:rPr>
+        <w:t xml:space="preserve"> I worked on the orders controller. First, I included a step that allowed the system </w:t>
+      </w:r>
+      <w:r>
+        <w:rPr>
+          <w:lang w:val="en-US"/>
+        </w:rPr>
+        <w:t>to find</w:t>
+      </w:r>
+      <w:r>
+        <w:rPr>
+          <w:lang w:val="en-US"/>
+        </w:rPr>
+        <w:t xml:space="preserve"> currently logged in users and assign values for the order of the user. Then I set the order date and the Order status to be pending by default. Then I worked on making sure the system found all the items in the </w:t>
+      </w:r>
+      <w:r>
+        <w:rPr>
+          <w:lang w:val="en-US"/>
+        </w:rPr>
+        <w:lastRenderedPageBreak/>
+        <w:t xml:space="preserve">basket. Then I worked on the subtotal calculation and the discount calculator. I also made the system </w:t>
+      </w:r>
+      <w:proofErr w:type="gramStart"/>
+      <w:r>
+        <w:rPr>
+          <w:lang w:val="en-US"/>
+        </w:rPr>
+        <w:t>handle</w:t>
+      </w:r>
+      <w:proofErr w:type="gramEnd"/>
+      <w:r>
+        <w:rPr>
+          <w:lang w:val="en-US"/>
+        </w:rPr>
+        <w:t xml:space="preserve"> delivery </w:t>
+      </w:r>
+      <w:proofErr w:type="gramStart"/>
+      <w:r>
+        <w:rPr>
+          <w:lang w:val="en-US"/>
+        </w:rPr>
+        <w:t>or</w:t>
+      </w:r>
+      <w:proofErr w:type="gramEnd"/>
+      <w:r>
+        <w:rPr>
+          <w:lang w:val="en-US"/>
+        </w:rPr>
+        <w:t xml:space="preserve"> collections. I also added error checks then I finished the orders controller logic. I then edited the order index so it could show orders and then once the details button is clicked it shows a breakdown of the products in the orders</w:t>
+      </w:r>
+      <w:r>
+        <w:rPr>
+          <w:lang w:val="en-US"/>
+        </w:rPr>
+        <w:t>. I also added a feature to restrict users from seeing any other user’s order history.</w:t>
+      </w:r>
+    </w:p>
+    <w:p>
+      <w:pPr>
+        <w:rPr>
+          <w:lang w:val="en-US"/>
+        </w:rPr>
+      </w:pPr>
+      <w:r>
+        <w:rPr>
+          <w:lang w:val="en-US"/>
+        </w:rPr>
+        <w:t>I a</w:t>
+      </w:r>
+      <w:r>
+        <w:rPr>
+          <w:lang w:val="en-US"/>
+        </w:rPr>
+        <w:t xml:space="preserve">lso ran into an error </w:t>
+      </w:r>
+      <w:r>
+        <w:rPr>
+          <w:lang w:val="en-US"/>
+        </w:rPr>
+        <w:t xml:space="preserve">because the property was called “Subtotal” instead of </w:t>
+      </w:r>
+      <w:proofErr w:type="spellStart"/>
+      <w:proofErr w:type="gramStart"/>
+      <w:r>
+        <w:rPr>
+          <w:lang w:val="en-US"/>
+        </w:rPr>
+        <w:t>TotalAmount</w:t>
+      </w:r>
+      <w:proofErr w:type="spellEnd"/>
+      <w:proofErr w:type="gramEnd"/>
+      <w:r>
+        <w:rPr>
+          <w:lang w:val="en-US"/>
+        </w:rPr>
+        <w:t xml:space="preserve"> so it didn’t match my model</w:t>
+      </w:r>
+    </w:p>
+    <w:p>
+      <w:pPr>
+        <w:rPr>
+          <w:lang w:val="en-US"/>
+        </w:rPr>
+      </w:pPr>
+      <w:r>
+        <w:rPr>
+          <w:noProof/>
+        </w:rPr>
+        <w:drawing>
+          <wp:inline distT="0" distB="0" distL="0" distR="0" wp14:anchorId="0F827F89" wp14:editId="06354202">
+            <wp:extent cx="5943600" cy="774700"/>
+            <wp:effectExtent l="0" t="0" r="0" b="6350"/>
+            <wp:docPr id="199593387" name="Picture 199593387"/>
+            <wp:cNvGraphicFramePr>
+              <a:graphicFrameLocks xmlns:a="http://schemas.openxmlformats.org/drawingml/2006/main" noChangeAspect="1"/>
+            </wp:cNvGraphicFramePr>
+            <a:graphic xmlns:a="http://schemas.openxmlformats.org/drawingml/2006/main">
+              <a:graphicData uri="http://schemas.openxmlformats.org/drawingml/2006/picture">
+                <pic:pic xmlns:pic="http://schemas.openxmlformats.org/drawingml/2006/picture">
+                  <pic:nvPicPr>
+                    <pic:cNvPr id="1" name=""/>
+                    <pic:cNvPicPr/>
+                  </pic:nvPicPr>
+                  <pic:blipFill>
+                    <a:blip r:embed="rId29"/>
+                    <a:stretch>
+                      <a:fillRect/>
+                    </a:stretch>
+                  </pic:blipFill>
+                  <pic:spPr>
+                    <a:xfrm>
+                      <a:off x="0" y="0"/>
+                      <a:ext cx="5943600" cy="774700"/>
+                    </a:xfrm>
+                    <a:prstGeom prst="rect">
+                      <a:avLst/>
+                    </a:prstGeom>
+                  </pic:spPr>
+                </pic:pic>
+              </a:graphicData>
+            </a:graphic>
+          </wp:inline>
+        </w:drawing>
+      </w:r>
+    </w:p>
+    <w:p>
+      <w:pPr>
+        <w:rPr>
+          <w:lang w:val="en-US"/>
+        </w:rPr>
+      </w:pPr>
+      <w:r>
+        <w:rPr>
+          <w:lang w:val="en-US"/>
+        </w:rPr>
+        <w:t>I fixed it by changing it to Total Amount</w:t>
+      </w:r>
+    </w:p>
+    <w:p>
+      <w:pPr>
+        <w:rPr>
+          <w:lang w:val="en-US"/>
+        </w:rPr>
+      </w:pPr>
+      <w:r>
+        <w:rPr>
+          <w:noProof/>
+        </w:rPr>
+        <w:drawing>
+          <wp:inline distT="0" distB="0" distL="0" distR="0" wp14:anchorId="07DD733B" wp14:editId="559A60BF">
+            <wp:extent cx="5106113" cy="2543530"/>
+            <wp:effectExtent l="0" t="0" r="0" b="9525"/>
+            <wp:docPr id="1172458016" name="Picture 1172458016"/>
+            <wp:cNvGraphicFramePr>
+              <a:graphicFrameLocks xmlns:a="http://schemas.openxmlformats.org/drawingml/2006/main" noChangeAspect="1"/>
+            </wp:cNvGraphicFramePr>
+            <a:graphic xmlns:a="http://schemas.openxmlformats.org/drawingml/2006/main">
+              <a:graphicData uri="http://schemas.openxmlformats.org/drawingml/2006/picture">
+                <pic:pic xmlns:pic="http://schemas.openxmlformats.org/drawingml/2006/picture">
+                  <pic:nvPicPr>
+                    <pic:cNvPr id="1" name=""/>
+                    <pic:cNvPicPr/>
+                  </pic:nvPicPr>
+                  <pic:blipFill>
+                    <a:blip r:embed="rId30"/>
+                    <a:stretch>
+                      <a:fillRect/>
+                    </a:stretch>
+                  </pic:blipFill>
+                  <pic:spPr>
+                    <a:xfrm>
+                      <a:off x="0" y="0"/>
+                      <a:ext cx="5106113" cy="2543530"/>
+                    </a:xfrm>
+                    <a:prstGeom prst="rect">
+                      <a:avLst/>
+                    </a:prstGeom>
+                  </pic:spPr>
+                </pic:pic>
+              </a:graphicData>
+            </a:graphic>
+          </wp:inline>
+        </w:drawing>
+      </w:r>
+    </w:p>
+    <w:p>
+      <w:pPr>
+        <w:rPr>
+          <w:lang w:val="en-US"/>
+        </w:rPr>
+      </w:pPr>
+      <w:r>
+        <w:rPr>
+          <w:noProof/>
+        </w:rPr>
+        <w:drawing>
+          <wp:inline distT="0" distB="0" distL="0" distR="0" wp14:anchorId="4C43B4E7" wp14:editId="496D834E">
+            <wp:extent cx="5943600" cy="81859"/>
+            <wp:effectExtent l="0" t="0" r="0" b="0"/>
+            <wp:docPr id="1265953198" name="Picture 1265953198"/>
+            <wp:cNvGraphicFramePr>
+              <a:graphicFrameLocks xmlns:a="http://schemas.openxmlformats.org/drawingml/2006/main" noChangeAspect="1"/>
+            </wp:cNvGraphicFramePr>
+            <a:graphic xmlns:a="http://schemas.openxmlformats.org/drawingml/2006/main">
+              <a:graphicData uri="http://schemas.openxmlformats.org/drawingml/2006/picture">
+                <pic:pic xmlns:pic="http://schemas.openxmlformats.org/drawingml/2006/picture">
+                  <pic:nvPicPr>
+                    <pic:cNvPr id="1" name=""/>
+                    <pic:cNvPicPr/>
+                  </pic:nvPicPr>
+                  <pic:blipFill>
+                    <a:blip r:embed="rId31"/>
+                    <a:stretch>
+                      <a:fillRect/>
+                    </a:stretch>
+                  </pic:blipFill>
+                  <pic:spPr>
+                    <a:xfrm>
+                      <a:off x="0" y="0"/>
+                      <a:ext cx="5943600" cy="81859"/>
+                    </a:xfrm>
+                    <a:prstGeom prst="rect">
+                      <a:avLst/>
+                    </a:prstGeom>
+                  </pic:spPr>
+                </pic:pic>
+              </a:graphicData>
+            </a:graphic>
+          </wp:inline>
+        </w:drawing>
+      </w:r>
+    </w:p>
+    <w:p>
+      <w:r>
+        <w:t>I fixed this by removing the return Redirect to Action(“</w:t>
+      </w:r>
+      <w:proofErr w:type="spellStart"/>
+      <w:r>
+        <w:t>Index</w:t>
+      </w:r>
+      <w:proofErr w:type="gramStart"/>
+      <w:r>
+        <w:t>,”Home</w:t>
+      </w:r>
+      <w:proofErr w:type="spellEnd"/>
+      <w:proofErr w:type="gramEnd"/>
+      <w:r>
+        <w:t xml:space="preserve">) statement out of the for loop which thus allows the method to </w:t>
+      </w:r>
+      <w:proofErr w:type="gramStart"/>
+      <w:r>
+        <w:t>returns</w:t>
+      </w:r>
+      <w:proofErr w:type="gramEnd"/>
+      <w:r>
+        <w:t xml:space="preserve"> a value.</w:t>
+      </w:r>
+    </w:p>
+    <w:p>
+      <w:r>
+        <w:t>I then worked on my Producer Dashboard functionality with the already made controller and views. On the controller I put the Authorize code on the entire controller just for the Produce</w:t>
+      </w:r>
+      <w:r>
+        <w:t>r, developer, and admin</w:t>
+      </w:r>
+      <w:r>
+        <w:t xml:space="preserve"> role. I then added the context to the controller. </w:t>
+      </w:r>
+    </w:p>
+    <w:p>
+      <w:r>
+        <w:lastRenderedPageBreak/>
+        <w:drawing>
+          <wp:inline distT="0" distB="0" distL="0" distR="0" wp14:anchorId="34630109" wp14:editId="552B7416">
+            <wp:extent cx="5630061" cy="1933845"/>
+            <wp:effectExtent l="0" t="0" r="8890" b="9525"/>
+            <wp:docPr id="2061768615" name="Picture 1"/>
+            <wp:cNvGraphicFramePr>
+              <a:graphicFrameLocks xmlns:a="http://schemas.openxmlformats.org/drawingml/2006/main" noChangeAspect="1"/>
+            </wp:cNvGraphicFramePr>
+            <a:graphic xmlns:a="http://schemas.openxmlformats.org/drawingml/2006/main">
+              <a:graphicData uri="http://schemas.openxmlformats.org/drawingml/2006/picture">
+                <pic:pic xmlns:pic="http://schemas.openxmlformats.org/drawingml/2006/picture">
+                  <pic:nvPicPr>
+                    <pic:cNvPr id="2061768615" name=""/>
+                    <pic:cNvPicPr/>
+                  </pic:nvPicPr>
+                  <pic:blipFill>
+                    <a:blip r:embed="rId32"/>
+                    <a:stretch>
+                      <a:fillRect/>
+                    </a:stretch>
+                  </pic:blipFill>
+                  <pic:spPr>
+                    <a:xfrm>
+                      <a:off x="0" y="0"/>
+                      <a:ext cx="5630061" cy="1933845"/>
+                    </a:xfrm>
+                    <a:prstGeom prst="rect">
+                      <a:avLst/>
+                    </a:prstGeom>
+                  </pic:spPr>
+                </pic:pic>
+              </a:graphicData>
+            </a:graphic>
+          </wp:inline>
+        </w:drawing>
+      </w:r>
+    </w:p>
+    <w:p>
+      <w:r>
+        <w:t>I then edited the index method and the index view to enable it to display the Producer Products and enable them to edit and update orders.</w:t>
+      </w:r>
+      <w:r>
+        <w:t xml:space="preserve"> I then added features that allowed Producers to manage stock levels and view all their products, delete products, add products. After that I added a feature to all Producers to Update the tracking status of orders.</w:t>
+      </w:r>
+      <w:r>
+        <w:t xml:space="preserve"> After that I then continued working on my CSS</w:t>
+      </w:r>
+      <w:r>
+        <w:t xml:space="preserve"> for the solution</w:t>
+      </w:r>
+      <w:r>
+        <w:t xml:space="preserve">. I then added images to my products </w:t>
+      </w:r>
+    </w:p>
+    <w:p>
+      <w:r>
+        <w:drawing>
+          <wp:inline distT="0" distB="0" distL="0" distR="0" wp14:anchorId="287A2886" wp14:editId="2E53B862">
+            <wp:extent cx="5943600" cy="1428750"/>
+            <wp:effectExtent l="0" t="0" r="0" b="0"/>
+            <wp:docPr id="1585425051" name="Picture 1"/>
+            <wp:cNvGraphicFramePr>
+              <a:graphicFrameLocks xmlns:a="http://schemas.openxmlformats.org/drawingml/2006/main" noChangeAspect="1"/>
+            </wp:cNvGraphicFramePr>
+            <a:graphic xmlns:a="http://schemas.openxmlformats.org/drawingml/2006/main">
+              <a:graphicData uri="http://schemas.openxmlformats.org/drawingml/2006/picture">
+                <pic:pic xmlns:pic="http://schemas.openxmlformats.org/drawingml/2006/picture">
+                  <pic:nvPicPr>
+                    <pic:cNvPr id="1585425051" name=""/>
+                    <pic:cNvPicPr/>
+                  </pic:nvPicPr>
+                  <pic:blipFill>
+                    <a:blip r:embed="rId33"/>
+                    <a:stretch>
+                      <a:fillRect/>
+                    </a:stretch>
+                  </pic:blipFill>
+                  <pic:spPr>
+                    <a:xfrm>
+                      <a:off x="0" y="0"/>
+                      <a:ext cx="5943600" cy="1428750"/>
+                    </a:xfrm>
+                    <a:prstGeom prst="rect">
+                      <a:avLst/>
+                    </a:prstGeom>
+                  </pic:spPr>
+                </pic:pic>
+              </a:graphicData>
+            </a:graphic>
+          </wp:inline>
+        </w:drawing>
+      </w:r>
+    </w:p>
+    <w:p>
+      <w:r>
+        <w:t xml:space="preserve">At the end of the </w:t>
+      </w:r>
+      <w:proofErr w:type="gramStart"/>
+      <w:r>
+        <w:t>day</w:t>
+      </w:r>
+      <w:proofErr w:type="gramEnd"/>
+      <w:r>
+        <w:t xml:space="preserve"> I had:</w:t>
+      </w:r>
+    </w:p>
+    <w:p>
+      <w:pPr>
+        <w:pStyle w:val="ListParagraph"/>
+        <w:numPr>
+          <w:ilvl w:val="0"/>
+          <w:numId w:val="7"/>
+        </w:numPr>
+      </w:pPr>
+      <w:proofErr w:type="gramStart"/>
+      <w:r>
+        <w:t xml:space="preserve">Completed </w:t>
+      </w:r>
+      <w:r>
+        <w:t xml:space="preserve"> Orders</w:t>
+      </w:r>
+      <w:proofErr w:type="gramEnd"/>
+      <w:r>
+        <w:t xml:space="preserve"> page</w:t>
+      </w:r>
+      <w:r>
+        <w:t xml:space="preserve"> functionality</w:t>
+      </w:r>
+    </w:p>
+    <w:p>
+      <w:pPr>
+        <w:pStyle w:val="ListParagraph"/>
+        <w:numPr>
+          <w:ilvl w:val="0"/>
+          <w:numId w:val="7"/>
+        </w:numPr>
+      </w:pPr>
+      <w:r>
+        <w:t>Worked on CSS</w:t>
+      </w:r>
+    </w:p>
+    <w:p>
+      <w:pPr>
+        <w:pStyle w:val="ListParagraph"/>
+        <w:numPr>
+          <w:ilvl w:val="0"/>
+          <w:numId w:val="7"/>
+        </w:numPr>
+      </w:pPr>
+      <w:r>
+        <w:t>Finished Producer Dashboard functionality</w:t>
+      </w:r>
+    </w:p>
+    <w:p>
+      <w:pPr>
+        <w:pStyle w:val="ListParagraph"/>
+        <w:numPr>
+          <w:ilvl w:val="0"/>
+          <w:numId w:val="7"/>
+        </w:numPr>
+      </w:pPr>
+      <w:r>
+        <w:t xml:space="preserve">Added images to products page </w:t>
+      </w:r>
+    </w:p>
+    <w:p>
+      <w:r>
+        <w:t>Tomorrow I want to:</w:t>
+      </w:r>
+    </w:p>
+    <w:p>
+      <w:pPr>
+        <w:pStyle w:val="ListParagraph"/>
+        <w:numPr>
+          <w:ilvl w:val="0"/>
+          <w:numId w:val="8"/>
+        </w:numPr>
+      </w:pPr>
+      <w:r>
+        <w:t>Integrate a GMAIL log in system</w:t>
+      </w:r>
+    </w:p>
+    <w:p>
+      <w:pPr>
+        <w:pStyle w:val="ListParagraph"/>
+        <w:numPr>
+          <w:ilvl w:val="0"/>
+          <w:numId w:val="8"/>
+        </w:numPr>
+      </w:pPr>
+      <w:r>
+        <w:t>Add accessibility features</w:t>
+      </w:r>
+    </w:p>
+    <w:p>
+      <w:pPr>
+        <w:pStyle w:val="ListParagraph"/>
+        <w:numPr>
+          <w:ilvl w:val="0"/>
+          <w:numId w:val="8"/>
+        </w:numPr>
+      </w:pPr>
+      <w:r>
+        <w:t>Add authorization</w:t>
+      </w:r>
+    </w:p>
+    <w:p>
+      <w:pPr>
+        <w:pStyle w:val="Heading1"/>
+      </w:pPr>
+      <w:r>
+        <w:t>Day 5</w:t>
+      </w:r>
+    </w:p>
+    <w:p>
+      <w:r>
+        <w:t>Today I integrated the GMAIL log in system using google developer console</w:t>
+      </w:r>
+      <w:r>
+        <w:t xml:space="preserve">. </w:t>
+      </w:r>
+    </w:p>
+    <w:p>
+      <w:r>
+        <w:lastRenderedPageBreak/>
+        <w:drawing>
+          <wp:inline distT="0" distB="0" distL="0" distR="0" wp14:anchorId="7A830EEA" wp14:editId="03F18FD7">
+            <wp:extent cx="5943600" cy="1536065"/>
+            <wp:effectExtent l="0" t="0" r="0" b="6985"/>
+            <wp:docPr id="750186533" name="Picture 1"/>
+            <wp:cNvGraphicFramePr>
+              <a:graphicFrameLocks xmlns:a="http://schemas.openxmlformats.org/drawingml/2006/main" noChangeAspect="1"/>
+            </wp:cNvGraphicFramePr>
+            <a:graphic xmlns:a="http://schemas.openxmlformats.org/drawingml/2006/main">
+              <a:graphicData uri="http://schemas.openxmlformats.org/drawingml/2006/picture">
+                <pic:pic xmlns:pic="http://schemas.openxmlformats.org/drawingml/2006/picture">
+                  <pic:nvPicPr>
+                    <pic:cNvPr id="750186533" name=""/>
+                    <pic:cNvPicPr/>
+                  </pic:nvPicPr>
+                  <pic:blipFill>
+                    <a:blip r:embed="rId34"/>
+                    <a:stretch>
+                      <a:fillRect/>
+                    </a:stretch>
+                  </pic:blipFill>
+                  <pic:spPr>
+                    <a:xfrm>
+                      <a:off x="0" y="0"/>
+                      <a:ext cx="5943600" cy="1536065"/>
+                    </a:xfrm>
+                    <a:prstGeom prst="rect">
+                      <a:avLst/>
+                    </a:prstGeom>
+                  </pic:spPr>
+                </pic:pic>
+              </a:graphicData>
+            </a:graphic>
+          </wp:inline>
+        </w:drawing>
+      </w:r>
+    </w:p>
+    <w:p>
+      <w:r>
+        <w:t xml:space="preserve">Then I added my client Id and client secret to the </w:t>
+      </w:r>
+      <w:proofErr w:type="spellStart"/>
+      <w:r>
+        <w:t>appsettings.json</w:t>
+      </w:r>
+      <w:proofErr w:type="spellEnd"/>
+      <w:r>
+        <w:t xml:space="preserve"> file.</w:t>
+      </w:r>
+    </w:p>
+    <w:p>
+      <w:r>
+        <w:drawing>
+          <wp:inline distT="0" distB="0" distL="0" distR="0" wp14:anchorId="7E443F9C" wp14:editId="76C20761">
+            <wp:extent cx="5943600" cy="2320925"/>
+            <wp:effectExtent l="0" t="0" r="0" b="3175"/>
+            <wp:docPr id="107410285" name="Picture 1"/>
+            <wp:cNvGraphicFramePr>
+              <a:graphicFrameLocks xmlns:a="http://schemas.openxmlformats.org/drawingml/2006/main" noChangeAspect="1"/>
+            </wp:cNvGraphicFramePr>
+            <a:graphic xmlns:a="http://schemas.openxmlformats.org/drawingml/2006/main">
+              <a:graphicData uri="http://schemas.openxmlformats.org/drawingml/2006/picture">
+                <pic:pic xmlns:pic="http://schemas.openxmlformats.org/drawingml/2006/picture">
+                  <pic:nvPicPr>
+                    <pic:cNvPr id="107410285" name=""/>
+                    <pic:cNvPicPr/>
+                  </pic:nvPicPr>
+                  <pic:blipFill>
+                    <a:blip r:embed="rId35"/>
+                    <a:stretch>
+                      <a:fillRect/>
+                    </a:stretch>
+                  </pic:blipFill>
+                  <pic:spPr>
+                    <a:xfrm>
+                      <a:off x="0" y="0"/>
+                      <a:ext cx="5943600" cy="2320925"/>
+                    </a:xfrm>
+                    <a:prstGeom prst="rect">
+                      <a:avLst/>
+                    </a:prstGeom>
+                  </pic:spPr>
+                </pic:pic>
+              </a:graphicData>
+            </a:graphic>
+          </wp:inline>
+        </w:drawing>
+      </w:r>
+    </w:p>
+    <w:p>
+      <w:proofErr w:type="gramStart"/>
+      <w:r>
+        <w:t>Overall</w:t>
+      </w:r>
+      <w:proofErr w:type="gramEnd"/>
+      <w:r>
+        <w:t xml:space="preserve"> the integration was functional.</w:t>
+      </w:r>
+      <w:r>
+        <w:t xml:space="preserve"> I then added authorization to every page.</w:t>
+      </w:r>
+    </w:p>
+    <w:p>
+      <w:r>
+        <w:t>Then I added accessibility features to the solution such as Screen reader, Text stings, high contrast mode, dark mode and light mode.</w:t>
+      </w:r>
+      <w:r>
+        <w:t xml:space="preserve"> </w:t>
+      </w:r>
+      <w:r>
+        <w:t xml:space="preserve">I also incorporated the </w:t>
+      </w:r>
+      <w:proofErr w:type="spellStart"/>
+      <w:r>
+        <w:t>NavBar</w:t>
+      </w:r>
+      <w:proofErr w:type="spellEnd"/>
+      <w:r>
+        <w:t xml:space="preserve"> using Bootstrap’s collapse system for the hamburger menu on mobile screens. The basket button is styled as a green pill to draw the user’s attention to it.</w:t>
+      </w:r>
+    </w:p>
+    <w:p/>
+    <w:p/>
+    <w:p>
+      <w:pPr>
+        <w:ind w:left="360"/>
+      </w:pPr>
+    </w:p>
+    <w:p>
+      <w:pPr>
+        <w:ind w:left="360"/>
+      </w:pPr>
+    </w:p>
+    <w:p/>
+    <w:p>
+      <w:pPr>
+        <w:rPr>
+          <w:lang w:val="en-US"/>
+        </w:rPr>
+      </w:pPr>
+    </w:p>
+    <w:p>
+      <w:pPr>
+        <w:pStyle w:val="ListParagraph"/>
+        <w:rPr>
+          <w:lang w:val="en-US"/>
+        </w:rPr>
+      </w:pPr>
+    </w:p>
+    <w:p>
+      <w:pPr>
+        <w:rPr>
+          <w:lang w:val="en-US"/>
+        </w:rPr>
+      </w:pPr>
+    </w:p>
+    <w:p>
+      <w:pPr>
+        <w:rPr>
+          <w:lang w:val="en-US"/>
+        </w:rPr>
+      </w:pPr>
+    </w:p>
+    <w:p>
+      <w:pPr>
+        <w:rPr>
+          <w:lang w:val="en-US"/>
+        </w:rPr>
+      </w:pPr>
+    </w:p>
+    <w:p>
+      <w:pPr>
+        <w:rPr>
+          <w:lang w:val="en-US"/>
+        </w:rPr>
+      </w:pPr>
+    </w:p>
+    <w:p>
+      <w:pPr>
+        <w:rPr>
+          <w:lang w:val="en-US"/>
+        </w:rPr>
+      </w:pPr>
+    </w:p>
+    <w:p>
+      <w:pPr>
+        <w:rPr>
+          <w:b/>
+          <w:bCs/>
+          <w:lang w:val="en-US"/>
+        </w:rPr>
+      </w:pPr>
+    </w:p>
+    <w:p>
+      <w:pPr>
+        <w:rPr>
+          <w:lang w:val="en-US"/>
+        </w:rPr>
+      </w:pPr>
+      <w:r>
+        <w:rPr>
+          <w:lang w:val="en-US"/>
+        </w:rPr>
+        <w:t>'</w:t>
+      </w:r>
+      <w:proofErr w:type="gramStart"/>
+      <w:r>
+        <w:rPr>
+          <w:lang w:val="en-US"/>
+        </w:rPr>
+        <w:t>System.Collections.Generic.IEnumerable</w:t>
+      </w:r>
+      <w:proofErr w:type="gramEnd"/>
+      <w:r>
+        <w:rPr>
+          <w:lang w:val="en-US"/>
+        </w:rPr>
+        <w:t>`1[</w:t>
+      </w:r>
+      <w:proofErr w:type="gramStart"/>
+      <w:r>
+        <w:rPr>
+          <w:lang w:val="en-US"/>
+        </w:rPr>
+        <w:t>GreenFieldWeb.Models.BasketProducts</w:t>
+      </w:r>
+      <w:proofErr w:type="gramEnd"/>
+      <w:r>
+        <w:rPr>
+          <w:lang w:val="en-US"/>
+        </w:rPr>
+        <w:t>]'.</w:t>
+      </w:r>
+      <w:r>
+        <w:rPr>
+          <w:lang w:val="en-US"/>
+        </w:rPr>
+        <w:t xml:space="preserve"> Day 2</w:t>
+      </w:r>
+    </w:p>
+    <w:p>
+      <w:pPr>
+        <w:rPr>
+          <w:lang w:val="en-US"/>
+        </w:rPr>
+      </w:pPr>
+    </w:p>
+    <w:p>
       <w:r>
         <w:t>You’re very close—but the bug is still the same root issue: model mismatch + logic placement.</w:t>
       </w:r>
@@ -1948,57 +4364,494 @@
     <w:p/>
     <w:p>
       <w:r>
+        <w:t xml:space="preserve">Right now, your </w:t>
+      </w:r>
+      <w:proofErr w:type="gramStart"/>
+      <w:r>
+        <w:t>Index(</w:t>
+      </w:r>
+      <w:proofErr w:type="gramEnd"/>
+      <w:r>
+        <w:t xml:space="preserve">) only returns </w:t>
+      </w:r>
+      <w:proofErr w:type="spellStart"/>
+      <w:r>
+        <w:t>basketProducts</w:t>
+      </w:r>
+      <w:proofErr w:type="spellEnd"/>
+      <w:r>
+        <w:t xml:space="preserve"> inside the if (basket == null) block, which means:</w:t>
+      </w:r>
+    </w:p>
+    <w:p/>
+    <w:p>
+      <w:r>
+        <w:rPr>
+          <w:rFonts w:ascii="Segoe UI Emoji" w:hAnsi="Segoe UI Emoji" w:cs="Segoe UI Emoji"/>
+        </w:rPr>
+        <w:t>👉</w:t>
+      </w:r>
+      <w:r>
+        <w:t xml:space="preserve"> If the basket already exists, your method never returns anything → runtime crash</w:t>
+      </w:r>
+    </w:p>
+    <w:p>
+      <w:r>
+        <w:rPr>
+          <w:rFonts w:ascii="Segoe UI Emoji" w:hAnsi="Segoe UI Emoji" w:cs="Segoe UI Emoji"/>
+        </w:rPr>
+        <w:t>👉</w:t>
+      </w:r>
+      <w:r>
+        <w:t xml:space="preserve"> Also previously you passed Basket instead of BasketProducts</w:t>
+      </w:r>
+    </w:p>
+    <w:p>
+      <w:r>
+        <w:t xml:space="preserve">return </w:t>
+      </w:r>
+      <w:proofErr w:type="gramStart"/>
+      <w:r>
+        <w:t>View(</w:t>
+      </w:r>
+      <w:proofErr w:type="gramEnd"/>
+      <w:r>
+        <w:t>await _</w:t>
+      </w:r>
+      <w:proofErr w:type="spellStart"/>
+      <w:proofErr w:type="gramStart"/>
+      <w:r>
+        <w:t>context.Basket.ToListAsync</w:t>
+      </w:r>
+      <w:proofErr w:type="spellEnd"/>
+      <w:proofErr w:type="gramEnd"/>
+      <w:r>
+        <w:t>())</w:t>
+      </w:r>
+      <w:proofErr w:type="gramStart"/>
+      <w:r>
+        <w:t>; }</w:t>
+      </w:r>
+      <w:proofErr w:type="gramEnd"/>
+    </w:p>
+    <w:p>
+      <w:r>
+        <w:t>public async Task&lt;</w:t>
+      </w:r>
+      <w:proofErr w:type="spellStart"/>
+      <w:r>
+        <w:t>IActionResult</w:t>
+      </w:r>
+      <w:proofErr w:type="spellEnd"/>
+      <w:r>
+        <w:t xml:space="preserve">&gt; </w:t>
+      </w:r>
+      <w:proofErr w:type="gramStart"/>
+      <w:r>
+        <w:t>Index(</w:t>
+      </w:r>
+      <w:proofErr w:type="gramEnd"/>
+      <w:r>
+        <w:t>)</w:t>
+      </w:r>
+    </w:p>
+    <w:p>
+      <w:r>
+        <w:t>{</w:t>
+      </w:r>
+    </w:p>
+    <w:p>
+      <w:r>
+        <w:t xml:space="preserve">    var </w:t>
+      </w:r>
+      <w:proofErr w:type="spellStart"/>
+      <w:r>
+        <w:t>userId</w:t>
+      </w:r>
+      <w:proofErr w:type="spellEnd"/>
+      <w:r>
+        <w:t xml:space="preserve"> = </w:t>
+      </w:r>
+      <w:proofErr w:type="spellStart"/>
+      <w:r>
+        <w:t>User.FindFirstValue</w:t>
+      </w:r>
+      <w:proofErr w:type="spellEnd"/>
+      <w:r>
+        <w:t>(</w:t>
+      </w:r>
+      <w:proofErr w:type="spellStart"/>
+      <w:r>
+        <w:t>ClaimTypes.NameIdentifier</w:t>
+      </w:r>
+      <w:proofErr w:type="spellEnd"/>
+      <w:proofErr w:type="gramStart"/>
+      <w:r>
+        <w:t>);</w:t>
+      </w:r>
+      <w:proofErr w:type="gramEnd"/>
+    </w:p>
+    <w:p/>
+    <w:p>
+      <w:r>
+        <w:t xml:space="preserve">    if (</w:t>
+      </w:r>
+      <w:proofErr w:type="spellStart"/>
+      <w:r>
+        <w:t>userId</w:t>
+      </w:r>
+      <w:proofErr w:type="spellEnd"/>
+      <w:r>
+        <w:t xml:space="preserve"> == null)</w:t>
+      </w:r>
+    </w:p>
+    <w:p>
+      <w:r>
+        <w:t xml:space="preserve">    {</w:t>
+      </w:r>
+    </w:p>
+    <w:p>
+      <w:r>
+        <w:t xml:space="preserve">        return </w:t>
+      </w:r>
+      <w:proofErr w:type="gramStart"/>
+      <w:r>
+        <w:t>Unauthorized();</w:t>
+      </w:r>
+      <w:proofErr w:type="gramEnd"/>
+    </w:p>
+    <w:p>
+      <w:r>
+        <w:t xml:space="preserve">    }</w:t>
+      </w:r>
+    </w:p>
+    <w:p/>
+    <w:p>
+      <w:r>
+        <w:t xml:space="preserve">    // Get or create basket</w:t>
+      </w:r>
+    </w:p>
+    <w:p>
+      <w:r>
+        <w:t xml:space="preserve">    var basket = await _</w:t>
+      </w:r>
+      <w:proofErr w:type="spellStart"/>
+      <w:proofErr w:type="gramStart"/>
+      <w:r>
+        <w:t>context.Basket</w:t>
+      </w:r>
+      <w:proofErr w:type="spellEnd"/>
+      <w:proofErr w:type="gramEnd"/>
+    </w:p>
+    <w:p>
+      <w:r>
+        <w:t xml:space="preserve">        </w:t>
+      </w:r>
+      <w:proofErr w:type="gramStart"/>
+      <w:r>
+        <w:t>.</w:t>
+      </w:r>
+      <w:proofErr w:type="spellStart"/>
+      <w:r>
+        <w:t>FirstOrDefaultAsync</w:t>
+      </w:r>
+      <w:proofErr w:type="spellEnd"/>
+      <w:proofErr w:type="gramEnd"/>
+      <w:r>
+        <w:t xml:space="preserve">(x =&gt; </w:t>
+      </w:r>
+      <w:proofErr w:type="spellStart"/>
+      <w:proofErr w:type="gramStart"/>
+      <w:r>
+        <w:t>x.UserId</w:t>
+      </w:r>
+      <w:proofErr w:type="spellEnd"/>
+      <w:proofErr w:type="gramEnd"/>
+      <w:r>
+        <w:t xml:space="preserve"> == </w:t>
+      </w:r>
+      <w:proofErr w:type="spellStart"/>
+      <w:r>
+        <w:t>userId</w:t>
+      </w:r>
+      <w:proofErr w:type="spellEnd"/>
+      <w:r>
+        <w:t xml:space="preserve"> &amp;&amp; </w:t>
+      </w:r>
+      <w:proofErr w:type="spellStart"/>
+      <w:proofErr w:type="gramStart"/>
+      <w:r>
+        <w:t>x.Status</w:t>
+      </w:r>
+      <w:proofErr w:type="spellEnd"/>
+      <w:r>
+        <w:t>);</w:t>
+      </w:r>
+      <w:proofErr w:type="gramEnd"/>
+    </w:p>
+    <w:p/>
+    <w:p>
+      <w:r>
+        <w:t xml:space="preserve">    if (basket == null)</w:t>
+      </w:r>
+    </w:p>
+    <w:p>
+      <w:r>
+        <w:t xml:space="preserve">    {</w:t>
+      </w:r>
+    </w:p>
+    <w:p>
+      <w:r>
+        <w:t xml:space="preserve">        basket = new Basket</w:t>
+      </w:r>
+    </w:p>
+    <w:p>
+      <w:r>
         <w:lastRenderedPageBreak/>
-        <w:t>Right now, your Index() only returns basketProducts inside the if (basket == null) block, which means:</w:t>
-      </w:r>
+        <w:t xml:space="preserve">        {</w:t>
+      </w:r>
+    </w:p>
+    <w:p>
+      <w:r>
+        <w:t xml:space="preserve">            Status = true,</w:t>
+      </w:r>
+    </w:p>
+    <w:p>
+      <w:r>
+        <w:t xml:space="preserve">            </w:t>
+      </w:r>
+      <w:proofErr w:type="spellStart"/>
+      <w:r>
+        <w:t>UserId</w:t>
+      </w:r>
+      <w:proofErr w:type="spellEnd"/>
+      <w:r>
+        <w:t xml:space="preserve"> = </w:t>
+      </w:r>
+      <w:proofErr w:type="spellStart"/>
+      <w:r>
+        <w:t>userId</w:t>
+      </w:r>
+      <w:proofErr w:type="spellEnd"/>
+      <w:r>
+        <w:t>,</w:t>
+      </w:r>
+    </w:p>
+    <w:p>
+      <w:r>
+        <w:t xml:space="preserve">            </w:t>
+      </w:r>
+      <w:proofErr w:type="spellStart"/>
+      <w:r>
+        <w:t>BasketCreatedAt</w:t>
+      </w:r>
+      <w:proofErr w:type="spellEnd"/>
+      <w:r>
+        <w:t xml:space="preserve"> = </w:t>
+      </w:r>
+      <w:proofErr w:type="spellStart"/>
+      <w:r>
+        <w:t>DateTime.UtcNow</w:t>
+      </w:r>
+      <w:proofErr w:type="spellEnd"/>
+    </w:p>
+    <w:p>
+      <w:r>
+        <w:t xml:space="preserve">        </w:t>
+      </w:r>
+      <w:proofErr w:type="gramStart"/>
+      <w:r>
+        <w:t>};</w:t>
+      </w:r>
+      <w:proofErr w:type="gramEnd"/>
     </w:p>
     <w:p/>
     <w:p>
       <w:r>
-        <w:rPr>
-          <w:rFonts w:ascii="Segoe UI Emoji" w:hAnsi="Segoe UI Emoji" w:cs="Segoe UI Emoji"/>
-        </w:rPr>
-        <w:t>👉</w:t>
-      </w:r>
-      <w:r>
-        <w:t xml:space="preserve"> If the basket already exists, your method never returns anything → runtime crash</w:t>
-      </w:r>
-    </w:p>
-    <w:p>
-      <w:r>
-        <w:rPr>
-          <w:rFonts w:ascii="Segoe UI Emoji" w:hAnsi="Segoe UI Emoji" w:cs="Segoe UI Emoji"/>
-        </w:rPr>
-        <w:t>👉</w:t>
-      </w:r>
-      <w:r>
-        <w:t xml:space="preserve"> Also previously you passed Basket instead of BasketProducts</w:t>
-      </w:r>
-    </w:p>
-    <w:p>
-      <w:r>
-        <w:t>return View(await _context.Basket.ToListAsync()); }</w:t>
-      </w:r>
-    </w:p>
-    <w:p>
-      <w:r>
-        <w:t>public async Task&lt;IActionResult&gt; Index()</w:t>
-      </w:r>
-    </w:p>
-    <w:p>
-      <w:r>
-        <w:t>{</w:t>
-      </w:r>
-    </w:p>
-    <w:p>
-      <w:r>
-        <w:t xml:space="preserve">    var userId = User.FindFirstValue(ClaimTypes.NameIdentifier);</w:t>
+        <w:t xml:space="preserve">        _</w:t>
+      </w:r>
+      <w:proofErr w:type="spellStart"/>
+      <w:proofErr w:type="gramStart"/>
+      <w:r>
+        <w:t>context.Basket.Add</w:t>
+      </w:r>
+      <w:proofErr w:type="spellEnd"/>
+      <w:proofErr w:type="gramEnd"/>
+      <w:r>
+        <w:t>(basket</w:t>
+      </w:r>
+      <w:proofErr w:type="gramStart"/>
+      <w:r>
+        <w:t>);</w:t>
+      </w:r>
+      <w:proofErr w:type="gramEnd"/>
+    </w:p>
+    <w:p>
+      <w:r>
+        <w:t xml:space="preserve">        await _</w:t>
+      </w:r>
+      <w:proofErr w:type="spellStart"/>
+      <w:proofErr w:type="gramStart"/>
+      <w:r>
+        <w:t>context.SaveChangesAsync</w:t>
+      </w:r>
+      <w:proofErr w:type="spellEnd"/>
+      <w:proofErr w:type="gramEnd"/>
+      <w:r>
+        <w:t>(</w:t>
+      </w:r>
+      <w:proofErr w:type="gramStart"/>
+      <w:r>
+        <w:t>);</w:t>
+      </w:r>
+      <w:proofErr w:type="gramEnd"/>
+    </w:p>
+    <w:p>
+      <w:r>
+        <w:t xml:space="preserve">    }</w:t>
       </w:r>
     </w:p>
     <w:p/>
     <w:p>
       <w:r>
-        <w:t xml:space="preserve">    if (userId == null)</w:t>
+        <w:t xml:space="preserve">    // ALWAYS fetch basket products (outside the if)</w:t>
+      </w:r>
+    </w:p>
+    <w:p>
+      <w:r>
+        <w:t xml:space="preserve">    var </w:t>
+      </w:r>
+      <w:proofErr w:type="spellStart"/>
+      <w:r>
+        <w:t>basketProducts</w:t>
+      </w:r>
+      <w:proofErr w:type="spellEnd"/>
+      <w:r>
+        <w:t xml:space="preserve"> = await _</w:t>
+      </w:r>
+      <w:proofErr w:type="spellStart"/>
+      <w:proofErr w:type="gramStart"/>
+      <w:r>
+        <w:t>context.BasketProducts</w:t>
+      </w:r>
+      <w:proofErr w:type="spellEnd"/>
+      <w:proofErr w:type="gramEnd"/>
+    </w:p>
+    <w:p>
+      <w:r>
+        <w:t xml:space="preserve">        </w:t>
+      </w:r>
+      <w:proofErr w:type="gramStart"/>
+      <w:r>
+        <w:t>.Where</w:t>
+      </w:r>
+      <w:proofErr w:type="gramEnd"/>
+      <w:r>
+        <w:t xml:space="preserve">(x =&gt; </w:t>
+      </w:r>
+      <w:proofErr w:type="spellStart"/>
+      <w:proofErr w:type="gramStart"/>
+      <w:r>
+        <w:t>x.BasketId</w:t>
+      </w:r>
+      <w:proofErr w:type="spellEnd"/>
+      <w:proofErr w:type="gramEnd"/>
+      <w:r>
+        <w:t xml:space="preserve"> == </w:t>
+      </w:r>
+      <w:proofErr w:type="spellStart"/>
+      <w:proofErr w:type="gramStart"/>
+      <w:r>
+        <w:t>basket.BasketId</w:t>
+      </w:r>
+      <w:proofErr w:type="spellEnd"/>
+      <w:proofErr w:type="gramEnd"/>
+      <w:r>
+        <w:t>)</w:t>
+      </w:r>
+    </w:p>
+    <w:p>
+      <w:r>
+        <w:t xml:space="preserve">        </w:t>
+      </w:r>
+      <w:proofErr w:type="gramStart"/>
+      <w:r>
+        <w:t>.Include</w:t>
+      </w:r>
+      <w:proofErr w:type="gramEnd"/>
+      <w:r>
+        <w:t xml:space="preserve">(x =&gt; </w:t>
+      </w:r>
+      <w:proofErr w:type="spellStart"/>
+      <w:proofErr w:type="gramStart"/>
+      <w:r>
+        <w:t>x.Products</w:t>
+      </w:r>
+      <w:proofErr w:type="spellEnd"/>
+      <w:proofErr w:type="gramEnd"/>
+      <w:r>
+        <w:t>)</w:t>
+      </w:r>
+    </w:p>
+    <w:p>
+      <w:r>
+        <w:t xml:space="preserve">        </w:t>
+      </w:r>
+      <w:proofErr w:type="gramStart"/>
+      <w:r>
+        <w:t>.</w:t>
+      </w:r>
+      <w:proofErr w:type="spellStart"/>
+      <w:r>
+        <w:t>ToListAsync</w:t>
+      </w:r>
+      <w:proofErr w:type="spellEnd"/>
+      <w:proofErr w:type="gramEnd"/>
+      <w:r>
+        <w:t>(</w:t>
+      </w:r>
+      <w:proofErr w:type="gramStart"/>
+      <w:r>
+        <w:t>);</w:t>
+      </w:r>
+      <w:proofErr w:type="gramEnd"/>
+    </w:p>
+    <w:p/>
+    <w:p>
+      <w:r>
+        <w:t xml:space="preserve">    // Calculate totals</w:t>
+      </w:r>
+    </w:p>
+    <w:p>
+      <w:r>
+        <w:t xml:space="preserve">    decimal subtotal = </w:t>
+      </w:r>
+      <w:proofErr w:type="gramStart"/>
+      <w:r>
+        <w:t>0m;</w:t>
+      </w:r>
+      <w:proofErr w:type="gramEnd"/>
+    </w:p>
+    <w:p/>
+    <w:p>
+      <w:r>
+        <w:t xml:space="preserve">    foreach (var </w:t>
+      </w:r>
+      <w:proofErr w:type="spellStart"/>
+      <w:r>
+        <w:t>basketProduct</w:t>
+      </w:r>
+      <w:proofErr w:type="spellEnd"/>
+      <w:r>
+        <w:t xml:space="preserve"> in </w:t>
+      </w:r>
+      <w:proofErr w:type="spellStart"/>
+      <w:r>
+        <w:t>basketProducts</w:t>
+      </w:r>
+      <w:proofErr w:type="spellEnd"/>
+      <w:r>
+        <w:t>)</w:t>
       </w:r>
     </w:p>
     <w:p>
@@ -2008,8 +4861,54 @@
     </w:p>
     <w:p>
       <w:r>
-        <w:t xml:space="preserve">        return Unauthorized();</w:t>
-      </w:r>
+        <w:t xml:space="preserve">        var </w:t>
+      </w:r>
+      <w:proofErr w:type="spellStart"/>
+      <w:r>
+        <w:t>productTotal</w:t>
+      </w:r>
+      <w:proofErr w:type="spellEnd"/>
+      <w:r>
+        <w:t xml:space="preserve"> = (decimal)</w:t>
+      </w:r>
+      <w:proofErr w:type="spellStart"/>
+      <w:proofErr w:type="gramStart"/>
+      <w:r>
+        <w:t>basketProduct.Products.Price</w:t>
+      </w:r>
+      <w:proofErr w:type="spellEnd"/>
+      <w:proofErr w:type="gramEnd"/>
+      <w:r>
+        <w:t xml:space="preserve"> * </w:t>
+      </w:r>
+      <w:proofErr w:type="spellStart"/>
+      <w:r>
+        <w:t>basketProduct.</w:t>
+      </w:r>
+      <w:proofErr w:type="gramStart"/>
+      <w:r>
+        <w:t>Quantity</w:t>
+      </w:r>
+      <w:proofErr w:type="spellEnd"/>
+      <w:r>
+        <w:t>;</w:t>
+      </w:r>
+      <w:proofErr w:type="gramEnd"/>
+    </w:p>
+    <w:p>
+      <w:r>
+        <w:t xml:space="preserve">        subtotal += </w:t>
+      </w:r>
+      <w:proofErr w:type="spellStart"/>
+      <w:proofErr w:type="gramStart"/>
+      <w:r>
+        <w:t>productTotal</w:t>
+      </w:r>
+      <w:proofErr w:type="spellEnd"/>
+      <w:r>
+        <w:t>;</w:t>
+      </w:r>
+      <w:proofErr w:type="gramEnd"/>
     </w:p>
     <w:p>
       <w:r>
@@ -2019,23 +4918,85 @@
     <w:p/>
     <w:p>
       <w:r>
-        <w:t xml:space="preserve">    // Get or create basket</w:t>
-      </w:r>
-    </w:p>
-    <w:p>
-      <w:r>
-        <w:t xml:space="preserve">    var basket = await _context.Basket</w:t>
-      </w:r>
-    </w:p>
-    <w:p>
-      <w:r>
-        <w:t xml:space="preserve">        .FirstOrDefaultAsync(x =&gt; x.UserId == userId &amp;&amp; x.Status);</w:t>
-      </w:r>
+        <w:t xml:space="preserve">    var </w:t>
+      </w:r>
+      <w:proofErr w:type="spellStart"/>
+      <w:r>
+        <w:t>orderCount</w:t>
+      </w:r>
+      <w:proofErr w:type="spellEnd"/>
+      <w:r>
+        <w:t xml:space="preserve"> = await _</w:t>
+      </w:r>
+      <w:proofErr w:type="spellStart"/>
+      <w:proofErr w:type="gramStart"/>
+      <w:r>
+        <w:t>context.Orders</w:t>
+      </w:r>
+      <w:proofErr w:type="spellEnd"/>
+      <w:proofErr w:type="gramEnd"/>
+    </w:p>
+    <w:p>
+      <w:r>
+        <w:t xml:space="preserve">        </w:t>
+      </w:r>
+      <w:proofErr w:type="gramStart"/>
+      <w:r>
+        <w:t>.</w:t>
+      </w:r>
+      <w:proofErr w:type="spellStart"/>
+      <w:r>
+        <w:t>CountAsync</w:t>
+      </w:r>
+      <w:proofErr w:type="spellEnd"/>
+      <w:proofErr w:type="gramEnd"/>
+      <w:r>
+        <w:t xml:space="preserve">(x =&gt; </w:t>
+      </w:r>
+      <w:proofErr w:type="spellStart"/>
+      <w:proofErr w:type="gramStart"/>
+      <w:r>
+        <w:t>x.UserId</w:t>
+      </w:r>
+      <w:proofErr w:type="spellEnd"/>
+      <w:proofErr w:type="gramEnd"/>
+      <w:r>
+        <w:t xml:space="preserve"> == </w:t>
+      </w:r>
+      <w:proofErr w:type="spellStart"/>
+      <w:r>
+        <w:t>userId</w:t>
+      </w:r>
+      <w:proofErr w:type="spellEnd"/>
+      <w:proofErr w:type="gramStart"/>
+      <w:r>
+        <w:t>);</w:t>
+      </w:r>
+      <w:proofErr w:type="gramEnd"/>
     </w:p>
     <w:p/>
     <w:p>
       <w:r>
-        <w:t xml:space="preserve">    if (basket == null)</w:t>
+        <w:t xml:space="preserve">    decimal discount = </w:t>
+      </w:r>
+      <w:proofErr w:type="gramStart"/>
+      <w:r>
+        <w:t>0m;</w:t>
+      </w:r>
+      <w:proofErr w:type="gramEnd"/>
+    </w:p>
+    <w:p/>
+    <w:p>
+      <w:r>
+        <w:t xml:space="preserve">    if (</w:t>
+      </w:r>
+      <w:proofErr w:type="spellStart"/>
+      <w:r>
+        <w:t>orderCount</w:t>
+      </w:r>
+      <w:proofErr w:type="spellEnd"/>
+      <w:r>
+        <w:t xml:space="preserve"> &gt;= 5)</w:t>
       </w:r>
     </w:p>
     <w:p>
@@ -2045,185 +5006,123 @@
     </w:p>
     <w:p>
       <w:r>
-        <w:t xml:space="preserve">        basket = new Basket</w:t>
-      </w:r>
-    </w:p>
-    <w:p>
-      <w:r>
-        <w:t xml:space="preserve">        {</w:t>
-      </w:r>
-    </w:p>
-    <w:p>
-      <w:r>
-        <w:t xml:space="preserve">            Status = true,</w:t>
-      </w:r>
-    </w:p>
-    <w:p>
-      <w:r>
-        <w:t xml:space="preserve">            UserId = userId,</w:t>
-      </w:r>
-    </w:p>
-    <w:p>
-      <w:r>
-        <w:t xml:space="preserve">            BasketCreatedAt = DateTime.UtcNow</w:t>
-      </w:r>
-    </w:p>
-    <w:p>
-      <w:r>
-        <w:t xml:space="preserve">        };</w:t>
+        <w:t xml:space="preserve">        discount = subtotal * 0.</w:t>
+      </w:r>
+      <w:proofErr w:type="gramStart"/>
+      <w:r>
+        <w:t>10m;</w:t>
+      </w:r>
+      <w:proofErr w:type="gramEnd"/>
+    </w:p>
+    <w:p>
+      <w:r>
+        <w:t xml:space="preserve">    }</w:t>
       </w:r>
     </w:p>
     <w:p/>
     <w:p>
       <w:r>
-        <w:t xml:space="preserve">        _context.Basket.Add(basket);</w:t>
-      </w:r>
-    </w:p>
-    <w:p>
-      <w:r>
-        <w:t xml:space="preserve">        await _context.SaveChangesAsync();</w:t>
-      </w:r>
-    </w:p>
-    <w:p>
-      <w:r>
-        <w:lastRenderedPageBreak/>
-        <w:t xml:space="preserve">    }</w:t>
-      </w:r>
+        <w:t xml:space="preserve">    decimal total = subtotal - </w:t>
+      </w:r>
+      <w:proofErr w:type="gramStart"/>
+      <w:r>
+        <w:t>discount;</w:t>
+      </w:r>
+      <w:proofErr w:type="gramEnd"/>
     </w:p>
     <w:p/>
     <w:p>
       <w:r>
-        <w:t xml:space="preserve">    // ALWAYS fetch basket products (outside the if)</w:t>
-      </w:r>
-    </w:p>
-    <w:p>
-      <w:r>
-        <w:t xml:space="preserve">    var basketProducts = await _context.BasketProducts</w:t>
-      </w:r>
-    </w:p>
-    <w:p>
-      <w:r>
-        <w:t xml:space="preserve">        .Where(x =&gt; x.BasketId == basket.BasketId)</w:t>
-      </w:r>
-    </w:p>
-    <w:p>
-      <w:r>
-        <w:t xml:space="preserve">        .Include(x =&gt; x.Products)</w:t>
-      </w:r>
-    </w:p>
-    <w:p>
-      <w:r>
-        <w:t xml:space="preserve">        .ToListAsync();</w:t>
-      </w:r>
+        <w:t xml:space="preserve">    </w:t>
+      </w:r>
+      <w:proofErr w:type="spellStart"/>
+      <w:r>
+        <w:t>ViewBag.Subtotal</w:t>
+      </w:r>
+      <w:proofErr w:type="spellEnd"/>
+      <w:r>
+        <w:t xml:space="preserve"> = </w:t>
+      </w:r>
+      <w:proofErr w:type="gramStart"/>
+      <w:r>
+        <w:t>subtotal;</w:t>
+      </w:r>
+      <w:proofErr w:type="gramEnd"/>
+    </w:p>
+    <w:p>
+      <w:r>
+        <w:t xml:space="preserve">    </w:t>
+      </w:r>
+      <w:proofErr w:type="spellStart"/>
+      <w:r>
+        <w:t>ViewBag.Discount</w:t>
+      </w:r>
+      <w:proofErr w:type="spellEnd"/>
+      <w:r>
+        <w:t xml:space="preserve"> = </w:t>
+      </w:r>
+      <w:proofErr w:type="gramStart"/>
+      <w:r>
+        <w:t>discount;</w:t>
+      </w:r>
+      <w:proofErr w:type="gramEnd"/>
+    </w:p>
+    <w:p>
+      <w:r>
+        <w:t xml:space="preserve">    </w:t>
+      </w:r>
+      <w:proofErr w:type="spellStart"/>
+      <w:r>
+        <w:t>ViewBag.Total</w:t>
+      </w:r>
+      <w:proofErr w:type="spellEnd"/>
+      <w:r>
+        <w:t xml:space="preserve"> = </w:t>
+      </w:r>
+      <w:proofErr w:type="gramStart"/>
+      <w:r>
+        <w:t>total;</w:t>
+      </w:r>
+      <w:proofErr w:type="gramEnd"/>
+    </w:p>
+    <w:p>
+      <w:r>
+        <w:t xml:space="preserve">    </w:t>
+      </w:r>
+      <w:proofErr w:type="spellStart"/>
+      <w:r>
+        <w:t>ViewBag.OrderCount</w:t>
+      </w:r>
+      <w:proofErr w:type="spellEnd"/>
+      <w:r>
+        <w:t xml:space="preserve"> = </w:t>
+      </w:r>
+      <w:proofErr w:type="spellStart"/>
+      <w:proofErr w:type="gramStart"/>
+      <w:r>
+        <w:t>orderCount</w:t>
+      </w:r>
+      <w:proofErr w:type="spellEnd"/>
+      <w:r>
+        <w:t>;</w:t>
+      </w:r>
+      <w:proofErr w:type="gramEnd"/>
     </w:p>
     <w:p/>
     <w:p>
       <w:r>
-        <w:t xml:space="preserve">    // Calculate totals</w:t>
-      </w:r>
-    </w:p>
-    <w:p>
-      <w:r>
-        <w:t xml:space="preserve">    decimal subtotal = 0m;</w:t>
-      </w:r>
-    </w:p>
-    <w:p/>
-    <w:p>
-      <w:r>
-        <w:t xml:space="preserve">    foreach (var basketProduct in basketProducts)</w:t>
-      </w:r>
-    </w:p>
-    <w:p>
-      <w:r>
-        <w:t xml:space="preserve">    {</w:t>
-      </w:r>
-    </w:p>
-    <w:p>
-      <w:r>
-        <w:t xml:space="preserve">        var productTotal = (decimal)basketProduct.Products.Price * basketProduct.Quantity;</w:t>
-      </w:r>
-    </w:p>
-    <w:p>
-      <w:r>
-        <w:t xml:space="preserve">        subtotal += productTotal;</w:t>
-      </w:r>
-    </w:p>
-    <w:p>
-      <w:r>
-        <w:t xml:space="preserve">    }</w:t>
-      </w:r>
-    </w:p>
-    <w:p/>
-    <w:p>
-      <w:r>
-        <w:t xml:space="preserve">    var orderCount = await _context.Orders</w:t>
-      </w:r>
-    </w:p>
-    <w:p>
-      <w:r>
-        <w:t xml:space="preserve">        .CountAsync(x =&gt; x.UserId == userId);</w:t>
-      </w:r>
-    </w:p>
-    <w:p/>
-    <w:p>
-      <w:r>
-        <w:t xml:space="preserve">    decimal discount = 0m;</w:t>
-      </w:r>
-    </w:p>
-    <w:p/>
-    <w:p>
-      <w:r>
-        <w:t xml:space="preserve">    if (orderCount &gt;= 5)</w:t>
-      </w:r>
-    </w:p>
-    <w:p>
-      <w:r>
-        <w:t xml:space="preserve">    {</w:t>
-      </w:r>
-    </w:p>
-    <w:p>
-      <w:r>
-        <w:t xml:space="preserve">        discount = subtotal * 0.10m;</w:t>
-      </w:r>
-    </w:p>
-    <w:p>
-      <w:r>
-        <w:t xml:space="preserve">    }</w:t>
-      </w:r>
-    </w:p>
-    <w:p/>
-    <w:p>
-      <w:r>
-        <w:t xml:space="preserve">    decimal total = subtotal - discount;</w:t>
-      </w:r>
-    </w:p>
-    <w:p/>
-    <w:p>
-      <w:r>
-        <w:lastRenderedPageBreak/>
-        <w:t xml:space="preserve">    ViewBag.Subtotal = subtotal;</w:t>
-      </w:r>
-    </w:p>
-    <w:p>
-      <w:r>
-        <w:t xml:space="preserve">    ViewBag.Discount = discount;</w:t>
-      </w:r>
-    </w:p>
-    <w:p>
-      <w:r>
-        <w:t xml:space="preserve">    ViewBag.Total = total;</w:t>
-      </w:r>
-    </w:p>
-    <w:p>
-      <w:r>
-        <w:t xml:space="preserve">    ViewBag.OrderCount = orderCount;</w:t>
-      </w:r>
-    </w:p>
-    <w:p/>
-    <w:p>
-      <w:r>
-        <w:t xml:space="preserve">    return View(basketProducts);</w:t>
-      </w:r>
+        <w:t xml:space="preserve">    return View(</w:t>
+      </w:r>
+      <w:proofErr w:type="spellStart"/>
+      <w:r>
+        <w:t>basketProducts</w:t>
+      </w:r>
+      <w:proofErr w:type="spellEnd"/>
+      <w:proofErr w:type="gramStart"/>
+      <w:r>
+        <w:t>);</w:t>
+      </w:r>
+      <w:proofErr w:type="gramEnd"/>
     </w:p>
     <w:p>
       <w:r>
@@ -2253,7 +5152,7 @@
                     </pic:cNvPicPr>
                   </pic:nvPicPr>
                   <pic:blipFill>
-                    <a:blip r:embed="rId25">
+                    <a:blip r:embed="rId28">
                       <a:extLst>
                         <a:ext uri="{28A0092B-C50C-407E-A947-70E740481C1C}">
                           <a14:useLocalDpi xmlns:a14="http://schemas.microsoft.com/office/drawing/2010/main" val="0"/>
@@ -2294,7 +5193,44 @@
     </w:p>
     <w:p>
       <w:r>
-        <w:t xml:space="preserve">    Total: £@((item.Products.Price * item.Quantity).ToString("0.00")) Total</w:t>
+        <w:lastRenderedPageBreak/>
+        <w:t xml:space="preserve">    Total: £</w:t>
+      </w:r>
+      <w:proofErr w:type="gramStart"/>
+      <w:r>
+        <w:t>@(</w:t>
+      </w:r>
+      <w:proofErr w:type="gramEnd"/>
+      <w:r>
+        <w:t>(</w:t>
+      </w:r>
+      <w:proofErr w:type="spellStart"/>
+      <w:proofErr w:type="gramStart"/>
+      <w:r>
+        <w:t>item.Products.Price</w:t>
+      </w:r>
+      <w:proofErr w:type="spellEnd"/>
+      <w:proofErr w:type="gramEnd"/>
+      <w:r>
+        <w:t xml:space="preserve"> * </w:t>
+      </w:r>
+      <w:proofErr w:type="spellStart"/>
+      <w:proofErr w:type="gramStart"/>
+      <w:r>
+        <w:t>item.Quantity</w:t>
+      </w:r>
+      <w:proofErr w:type="spellEnd"/>
+      <w:r>
+        <w:t>).</w:t>
+      </w:r>
+      <w:proofErr w:type="spellStart"/>
+      <w:r>
+        <w:t>ToString</w:t>
+      </w:r>
+      <w:proofErr w:type="spellEnd"/>
+      <w:proofErr w:type="gramEnd"/>
+      <w:r>
+        <w:t>("0.00")) Total</w:t>
       </w:r>
     </w:p>
     <w:p>
@@ -2304,7 +5240,23 @@
     </w:p>
     <w:p>
       <w:r>
-        <w:t>&lt;span&gt;-£@(((decimal)ViewBag.Discount).ToString("0.00"))&lt;/span&gt;</w:t>
+        <w:t>&lt;span&gt;-£@(((decimal)ViewBag.Discount</w:t>
+      </w:r>
+      <w:proofErr w:type="gramStart"/>
+      <w:r>
+        <w:t>).ToString</w:t>
+      </w:r>
+      <w:proofErr w:type="gramEnd"/>
+      <w:r>
+        <w:t>("0.00"</w:t>
+      </w:r>
+      <w:proofErr w:type="gramStart"/>
+      <w:r>
+        <w:t>))&lt;</w:t>
+      </w:r>
+      <w:proofErr w:type="gramEnd"/>
+      <w:r>
+        <w:t>/span&gt;</w:t>
       </w:r>
       <w:r>
         <w:t xml:space="preserve"> Loyalty</w:t>
@@ -2312,7 +5264,15 @@
     </w:p>
     <w:p>
       <w:r>
-        <w:t>@if (ViewBag.Discount &gt; 0)</w:t>
+        <w:t>@if (</w:t>
+      </w:r>
+      <w:proofErr w:type="spellStart"/>
+      <w:r>
+        <w:t>ViewBag.Discount</w:t>
+      </w:r>
+      <w:proofErr w:type="spellEnd"/>
+      <w:r>
+        <w:t xml:space="preserve"> &gt; 0)</w:t>
       </w:r>
       <w:r>
         <w:t xml:space="preserve"> Discount check</w:t>
@@ -2327,7 +5287,6 @@
         <w:rPr>
           <w:noProof/>
         </w:rPr>
-        <w:lastRenderedPageBreak/>
         <w:drawing>
           <wp:inline distT="0" distB="0" distL="0" distR="0" wp14:anchorId="56EC9327" wp14:editId="1ADB7C8D">
             <wp:extent cx="5943600" cy="1918970"/>
@@ -2344,7 +5303,7 @@
                     <pic:cNvPicPr/>
                   </pic:nvPicPr>
                   <pic:blipFill>
-                    <a:blip r:embed="rId26"/>
+                    <a:blip r:embed="rId36"/>
                     <a:stretch>
                       <a:fillRect/>
                     </a:stretch>
@@ -2389,7 +5348,7 @@
                     <pic:cNvPicPr/>
                   </pic:nvPicPr>
                   <pic:blipFill>
-                    <a:blip r:embed="rId27"/>
+                    <a:blip r:embed="rId30"/>
                     <a:stretch>
                       <a:fillRect/>
                     </a:stretch>
@@ -2429,7 +5388,7 @@
                     <pic:cNvPicPr/>
                   </pic:nvPicPr>
                   <pic:blipFill>
-                    <a:blip r:embed="rId28"/>
+                    <a:blip r:embed="rId31"/>
                     <a:stretch>
                       <a:fillRect/>
                     </a:stretch>
@@ -2452,10 +5411,32 @@
     </w:p>
     <w:p>
       <w:r>
-        <w:t xml:space="preserve">I fixed this by removing the return Redirect to Action(“Index,”Home) </w:t>
-      </w:r>
-      <w:r>
-        <w:t>statement out of the for loop which thus allows the method to returns a value.</w:t>
+        <w:lastRenderedPageBreak/>
+        <w:t>I fixed this by removing the return Redirect to Action(“</w:t>
+      </w:r>
+      <w:proofErr w:type="spellStart"/>
+      <w:r>
+        <w:t>Index</w:t>
+      </w:r>
+      <w:proofErr w:type="gramStart"/>
+      <w:r>
+        <w:t>,”Home</w:t>
+      </w:r>
+      <w:proofErr w:type="spellEnd"/>
+      <w:proofErr w:type="gramEnd"/>
+      <w:r>
+        <w:t xml:space="preserve">) </w:t>
+      </w:r>
+      <w:r>
+        <w:t xml:space="preserve">statement out of the for loop which thus allows the method to </w:t>
+      </w:r>
+      <w:proofErr w:type="gramStart"/>
+      <w:r>
+        <w:t>returns</w:t>
+      </w:r>
+      <w:proofErr w:type="gramEnd"/>
+      <w:r>
+        <w:t xml:space="preserve"> a value.</w:t>
       </w:r>
     </w:p>
     <w:p/>
@@ -2464,12 +5445,53 @@
         <w:rPr>
           <w:noProof/>
         </w:rPr>
-        <w:lastRenderedPageBreak/>
         <w:drawing>
           <wp:inline distT="0" distB="0" distL="0" distR="0" wp14:anchorId="6CA324F0" wp14:editId="19861B61">
             <wp:extent cx="5943600" cy="2003425"/>
             <wp:effectExtent l="0" t="0" r="0" b="0"/>
             <wp:docPr id="7" name="Picture 7"/>
+            <wp:cNvGraphicFramePr>
+              <a:graphicFrameLocks xmlns:a="http://schemas.openxmlformats.org/drawingml/2006/main" noChangeAspect="1"/>
+            </wp:cNvGraphicFramePr>
+            <a:graphic xmlns:a="http://schemas.openxmlformats.org/drawingml/2006/main">
+              <a:graphicData uri="http://schemas.openxmlformats.org/drawingml/2006/picture">
+                <pic:pic xmlns:pic="http://schemas.openxmlformats.org/drawingml/2006/picture">
+                  <pic:nvPicPr>
+                    <pic:cNvPr id="1" name=""/>
+                    <pic:cNvPicPr/>
+                  </pic:nvPicPr>
+                  <pic:blipFill>
+                    <a:blip r:embed="rId37"/>
+                    <a:stretch>
+                      <a:fillRect/>
+                    </a:stretch>
+                  </pic:blipFill>
+                  <pic:spPr>
+                    <a:xfrm>
+                      <a:off x="0" y="0"/>
+                      <a:ext cx="5943600" cy="2003425"/>
+                    </a:xfrm>
+                    <a:prstGeom prst="rect">
+                      <a:avLst/>
+                    </a:prstGeom>
+                  </pic:spPr>
+                </pic:pic>
+              </a:graphicData>
+            </a:graphic>
+          </wp:inline>
+        </w:drawing>
+      </w:r>
+    </w:p>
+    <w:p>
+      <w:r>
+        <w:rPr>
+          <w:noProof/>
+        </w:rPr>
+        <w:drawing>
+          <wp:inline distT="0" distB="0" distL="0" distR="0" wp14:anchorId="01011840" wp14:editId="29EDE9A4">
+            <wp:extent cx="5943600" cy="774700"/>
+            <wp:effectExtent l="0" t="0" r="0" b="6350"/>
+            <wp:docPr id="8" name="Picture 8"/>
             <wp:cNvGraphicFramePr>
               <a:graphicFrameLocks xmlns:a="http://schemas.openxmlformats.org/drawingml/2006/main" noChangeAspect="1"/>
             </wp:cNvGraphicFramePr>
@@ -2489,48 +5511,6 @@
                   <pic:spPr>
                     <a:xfrm>
                       <a:off x="0" y="0"/>
-                      <a:ext cx="5943600" cy="2003425"/>
-                    </a:xfrm>
-                    <a:prstGeom prst="rect">
-                      <a:avLst/>
-                    </a:prstGeom>
-                  </pic:spPr>
-                </pic:pic>
-              </a:graphicData>
-            </a:graphic>
-          </wp:inline>
-        </w:drawing>
-      </w:r>
-    </w:p>
-    <w:p>
-      <w:r>
-        <w:rPr>
-          <w:noProof/>
-        </w:rPr>
-        <w:drawing>
-          <wp:inline distT="0" distB="0" distL="0" distR="0" wp14:anchorId="01011840" wp14:editId="29EDE9A4">
-            <wp:extent cx="5943600" cy="774700"/>
-            <wp:effectExtent l="0" t="0" r="0" b="6350"/>
-            <wp:docPr id="8" name="Picture 8"/>
-            <wp:cNvGraphicFramePr>
-              <a:graphicFrameLocks xmlns:a="http://schemas.openxmlformats.org/drawingml/2006/main" noChangeAspect="1"/>
-            </wp:cNvGraphicFramePr>
-            <a:graphic xmlns:a="http://schemas.openxmlformats.org/drawingml/2006/main">
-              <a:graphicData uri="http://schemas.openxmlformats.org/drawingml/2006/picture">
-                <pic:pic xmlns:pic="http://schemas.openxmlformats.org/drawingml/2006/picture">
-                  <pic:nvPicPr>
-                    <pic:cNvPr id="1" name=""/>
-                    <pic:cNvPicPr/>
-                  </pic:nvPicPr>
-                  <pic:blipFill>
-                    <a:blip r:embed="rId30"/>
-                    <a:stretch>
-                      <a:fillRect/>
-                    </a:stretch>
-                  </pic:blipFill>
-                  <pic:spPr>
-                    <a:xfrm>
-                      <a:off x="0" y="0"/>
                       <a:ext cx="5943600" cy="774700"/>
                     </a:xfrm>
                     <a:prstGeom prst="rect">
@@ -2546,7 +5526,23 @@
     </w:p>
     <w:p>
       <w:r>
-        <w:t>I changed the Viewbag to TotalAmount instead of subtotal</w:t>
+        <w:t xml:space="preserve">I changed the </w:t>
+      </w:r>
+      <w:proofErr w:type="spellStart"/>
+      <w:r>
+        <w:t>Viewbag</w:t>
+      </w:r>
+      <w:proofErr w:type="spellEnd"/>
+      <w:r>
+        <w:t xml:space="preserve"> to </w:t>
+      </w:r>
+      <w:proofErr w:type="spellStart"/>
+      <w:r>
+        <w:t>TotalAmount</w:t>
+      </w:r>
+      <w:proofErr w:type="spellEnd"/>
+      <w:r>
+        <w:t xml:space="preserve"> instead of subtotal</w:t>
       </w:r>
     </w:p>
     <w:p/>
@@ -2599,6 +5595,7 @@
         </w:rPr>
         <w:t xml:space="preserve"> [</w:t>
       </w:r>
+      <w:proofErr w:type="spellStart"/>
       <w:r>
         <w:rPr>
           <w:rFonts w:ascii="Cascadia Mono" w:hAnsi="Cascadia Mono" w:cs="Cascadia Mono"/>
@@ -2609,6 +5606,7 @@
         </w:rPr>
         <w:t>HttpPost</w:t>
       </w:r>
+      <w:proofErr w:type="spellEnd"/>
       <w:r>
         <w:rPr>
           <w:rFonts w:ascii="Cascadia Mono" w:hAnsi="Cascadia Mono" w:cs="Cascadia Mono"/>
@@ -2619,6 +5617,7 @@
         </w:rPr>
         <w:t xml:space="preserve">, </w:t>
       </w:r>
+      <w:proofErr w:type="spellStart"/>
       <w:r>
         <w:rPr>
           <w:rFonts w:ascii="Cascadia Mono" w:hAnsi="Cascadia Mono" w:cs="Cascadia Mono"/>
@@ -2629,6 +5628,7 @@
         </w:rPr>
         <w:t>ActionName</w:t>
       </w:r>
+      <w:proofErr w:type="spellEnd"/>
       <w:r>
         <w:rPr>
           <w:rFonts w:ascii="Cascadia Mono" w:hAnsi="Cascadia Mono" w:cs="Cascadia Mono"/>
@@ -2684,6 +5684,7 @@
         </w:rPr>
         <w:t xml:space="preserve"> [</w:t>
       </w:r>
+      <w:proofErr w:type="spellStart"/>
       <w:r>
         <w:rPr>
           <w:rFonts w:ascii="Cascadia Mono" w:hAnsi="Cascadia Mono" w:cs="Cascadia Mono"/>
@@ -2694,6 +5695,7 @@
         </w:rPr>
         <w:t>ValidateAntiForgeryToken</w:t>
       </w:r>
+      <w:proofErr w:type="spellEnd"/>
       <w:r>
         <w:rPr>
           <w:rFonts w:ascii="Cascadia Mono" w:hAnsi="Cascadia Mono" w:cs="Cascadia Mono"/>
@@ -2789,6 +5791,7 @@
         </w:rPr>
         <w:t>&lt;</w:t>
       </w:r>
+      <w:proofErr w:type="spellStart"/>
       <w:r>
         <w:rPr>
           <w:rFonts w:ascii="Cascadia Mono" w:hAnsi="Cascadia Mono" w:cs="Cascadia Mono"/>
@@ -2799,16 +5802,41 @@
         </w:rPr>
         <w:t>IActionResult</w:t>
       </w:r>
-      <w:r>
-        <w:rPr>
-          <w:rFonts w:ascii="Cascadia Mono" w:hAnsi="Cascadia Mono" w:cs="Cascadia Mono"/>
-          <w:color w:val="000000"/>
-          <w:sz w:val="19"/>
-          <w:szCs w:val="19"/>
-          <w:highlight w:val="white"/>
-        </w:rPr>
-        <w:t>&gt; DeleteConfirmed(</w:t>
-      </w:r>
+      <w:proofErr w:type="spellEnd"/>
+      <w:r>
+        <w:rPr>
+          <w:rFonts w:ascii="Cascadia Mono" w:hAnsi="Cascadia Mono" w:cs="Cascadia Mono"/>
+          <w:color w:val="000000"/>
+          <w:sz w:val="19"/>
+          <w:szCs w:val="19"/>
+          <w:highlight w:val="white"/>
+        </w:rPr>
+        <w:t xml:space="preserve">&gt; </w:t>
+      </w:r>
+      <w:proofErr w:type="spellStart"/>
+      <w:proofErr w:type="gramStart"/>
+      <w:r>
+        <w:rPr>
+          <w:rFonts w:ascii="Cascadia Mono" w:hAnsi="Cascadia Mono" w:cs="Cascadia Mono"/>
+          <w:color w:val="000000"/>
+          <w:sz w:val="19"/>
+          <w:szCs w:val="19"/>
+          <w:highlight w:val="white"/>
+        </w:rPr>
+        <w:t>DeleteConfirmed</w:t>
+      </w:r>
+      <w:proofErr w:type="spellEnd"/>
+      <w:r>
+        <w:rPr>
+          <w:rFonts w:ascii="Cascadia Mono" w:hAnsi="Cascadia Mono" w:cs="Cascadia Mono"/>
+          <w:color w:val="000000"/>
+          <w:sz w:val="19"/>
+          <w:szCs w:val="19"/>
+          <w:highlight w:val="white"/>
+        </w:rPr>
+        <w:t>(</w:t>
+      </w:r>
+      <w:proofErr w:type="gramEnd"/>
       <w:r>
         <w:rPr>
           <w:rFonts w:ascii="Cascadia Mono" w:hAnsi="Cascadia Mono" w:cs="Cascadia Mono"/>
@@ -2897,8 +5925,53 @@
           <w:szCs w:val="19"/>
           <w:highlight w:val="white"/>
         </w:rPr>
-        <w:t xml:space="preserve"> userId = User.FindFirstValue(</w:t>
-      </w:r>
+        <w:t xml:space="preserve"> </w:t>
+      </w:r>
+      <w:proofErr w:type="spellStart"/>
+      <w:r>
+        <w:rPr>
+          <w:rFonts w:ascii="Cascadia Mono" w:hAnsi="Cascadia Mono" w:cs="Cascadia Mono"/>
+          <w:color w:val="000000"/>
+          <w:sz w:val="19"/>
+          <w:szCs w:val="19"/>
+          <w:highlight w:val="white"/>
+        </w:rPr>
+        <w:t>userId</w:t>
+      </w:r>
+      <w:proofErr w:type="spellEnd"/>
+      <w:r>
+        <w:rPr>
+          <w:rFonts w:ascii="Cascadia Mono" w:hAnsi="Cascadia Mono" w:cs="Cascadia Mono"/>
+          <w:color w:val="000000"/>
+          <w:sz w:val="19"/>
+          <w:szCs w:val="19"/>
+          <w:highlight w:val="white"/>
+        </w:rPr>
+        <w:t xml:space="preserve"> = </w:t>
+      </w:r>
+      <w:proofErr w:type="spellStart"/>
+      <w:r>
+        <w:rPr>
+          <w:rFonts w:ascii="Cascadia Mono" w:hAnsi="Cascadia Mono" w:cs="Cascadia Mono"/>
+          <w:color w:val="000000"/>
+          <w:sz w:val="19"/>
+          <w:szCs w:val="19"/>
+          <w:highlight w:val="white"/>
+        </w:rPr>
+        <w:t>User.FindFirstValue</w:t>
+      </w:r>
+      <w:proofErr w:type="spellEnd"/>
+      <w:r>
+        <w:rPr>
+          <w:rFonts w:ascii="Cascadia Mono" w:hAnsi="Cascadia Mono" w:cs="Cascadia Mono"/>
+          <w:color w:val="000000"/>
+          <w:sz w:val="19"/>
+          <w:szCs w:val="19"/>
+          <w:highlight w:val="white"/>
+        </w:rPr>
+        <w:t>(</w:t>
+      </w:r>
+      <w:proofErr w:type="spellStart"/>
       <w:r>
         <w:rPr>
           <w:rFonts w:ascii="Cascadia Mono" w:hAnsi="Cascadia Mono" w:cs="Cascadia Mono"/>
@@ -2917,8 +5990,21 @@
           <w:szCs w:val="19"/>
           <w:highlight w:val="white"/>
         </w:rPr>
-        <w:t>.NameIdentifier);</w:t>
-      </w:r>
+        <w:t>.NameIdentifier</w:t>
+      </w:r>
+      <w:proofErr w:type="spellEnd"/>
+      <w:proofErr w:type="gramStart"/>
+      <w:r>
+        <w:rPr>
+          <w:rFonts w:ascii="Cascadia Mono" w:hAnsi="Cascadia Mono" w:cs="Cascadia Mono"/>
+          <w:color w:val="000000"/>
+          <w:sz w:val="19"/>
+          <w:szCs w:val="19"/>
+          <w:highlight w:val="white"/>
+        </w:rPr>
+        <w:t>);</w:t>
+      </w:r>
+      <w:proofErr w:type="gramEnd"/>
     </w:p>
     <w:p>
       <w:pPr>
@@ -2962,7 +6048,29 @@
           <w:szCs w:val="19"/>
           <w:highlight w:val="white"/>
         </w:rPr>
-        <w:t xml:space="preserve"> (userId == </w:t>
+        <w:t xml:space="preserve"> (</w:t>
+      </w:r>
+      <w:proofErr w:type="spellStart"/>
+      <w:r>
+        <w:rPr>
+          <w:rFonts w:ascii="Cascadia Mono" w:hAnsi="Cascadia Mono" w:cs="Cascadia Mono"/>
+          <w:color w:val="000000"/>
+          <w:sz w:val="19"/>
+          <w:szCs w:val="19"/>
+          <w:highlight w:val="white"/>
+        </w:rPr>
+        <w:t>userId</w:t>
+      </w:r>
+      <w:proofErr w:type="spellEnd"/>
+      <w:r>
+        <w:rPr>
+          <w:rFonts w:ascii="Cascadia Mono" w:hAnsi="Cascadia Mono" w:cs="Cascadia Mono"/>
+          <w:color w:val="000000"/>
+          <w:sz w:val="19"/>
+          <w:szCs w:val="19"/>
+          <w:highlight w:val="white"/>
+        </w:rPr>
+        <w:t xml:space="preserve"> == </w:t>
       </w:r>
       <w:r>
         <w:rPr>
@@ -3052,8 +6160,20 @@
           <w:szCs w:val="19"/>
           <w:highlight w:val="white"/>
         </w:rPr>
-        <w:t xml:space="preserve"> Unauthorized();</w:t>
-      </w:r>
+        <w:t xml:space="preserve"> </w:t>
+      </w:r>
+      <w:proofErr w:type="gramStart"/>
+      <w:r>
+        <w:rPr>
+          <w:rFonts w:ascii="Cascadia Mono" w:hAnsi="Cascadia Mono" w:cs="Cascadia Mono"/>
+          <w:color w:val="000000"/>
+          <w:sz w:val="19"/>
+          <w:szCs w:val="19"/>
+          <w:highlight w:val="white"/>
+        </w:rPr>
+        <w:t>Unauthorized();</w:t>
+      </w:r>
+      <w:proofErr w:type="gramEnd"/>
     </w:p>
     <w:p>
       <w:pPr>
@@ -3157,8 +6277,80 @@
           <w:szCs w:val="19"/>
           <w:highlight w:val="white"/>
         </w:rPr>
-        <w:t xml:space="preserve"> _context.Producers.FirstOrDefaultAsync(s =&gt; s.UserId == userId);</w:t>
-      </w:r>
+        <w:t xml:space="preserve"> _</w:t>
+      </w:r>
+      <w:proofErr w:type="spellStart"/>
+      <w:proofErr w:type="gramStart"/>
+      <w:r>
+        <w:rPr>
+          <w:rFonts w:ascii="Cascadia Mono" w:hAnsi="Cascadia Mono" w:cs="Cascadia Mono"/>
+          <w:color w:val="000000"/>
+          <w:sz w:val="19"/>
+          <w:szCs w:val="19"/>
+          <w:highlight w:val="white"/>
+        </w:rPr>
+        <w:t>context.Producers.FirstOrDefaultAsync</w:t>
+      </w:r>
+      <w:proofErr w:type="spellEnd"/>
+      <w:proofErr w:type="gramEnd"/>
+      <w:r>
+        <w:rPr>
+          <w:rFonts w:ascii="Cascadia Mono" w:hAnsi="Cascadia Mono" w:cs="Cascadia Mono"/>
+          <w:color w:val="000000"/>
+          <w:sz w:val="19"/>
+          <w:szCs w:val="19"/>
+          <w:highlight w:val="white"/>
+        </w:rPr>
+        <w:t xml:space="preserve">(s =&gt; </w:t>
+      </w:r>
+      <w:proofErr w:type="spellStart"/>
+      <w:proofErr w:type="gramStart"/>
+      <w:r>
+        <w:rPr>
+          <w:rFonts w:ascii="Cascadia Mono" w:hAnsi="Cascadia Mono" w:cs="Cascadia Mono"/>
+          <w:color w:val="000000"/>
+          <w:sz w:val="19"/>
+          <w:szCs w:val="19"/>
+          <w:highlight w:val="white"/>
+        </w:rPr>
+        <w:t>s.UserId</w:t>
+      </w:r>
+      <w:proofErr w:type="spellEnd"/>
+      <w:proofErr w:type="gramEnd"/>
+      <w:r>
+        <w:rPr>
+          <w:rFonts w:ascii="Cascadia Mono" w:hAnsi="Cascadia Mono" w:cs="Cascadia Mono"/>
+          <w:color w:val="000000"/>
+          <w:sz w:val="19"/>
+          <w:szCs w:val="19"/>
+          <w:highlight w:val="white"/>
+        </w:rPr>
+        <w:t xml:space="preserve"> == </w:t>
+      </w:r>
+      <w:proofErr w:type="spellStart"/>
+      <w:r>
+        <w:rPr>
+          <w:rFonts w:ascii="Cascadia Mono" w:hAnsi="Cascadia Mono" w:cs="Cascadia Mono"/>
+          <w:color w:val="000000"/>
+          <w:sz w:val="19"/>
+          <w:szCs w:val="19"/>
+          <w:highlight w:val="white"/>
+        </w:rPr>
+        <w:t>userId</w:t>
+      </w:r>
+      <w:proofErr w:type="spellEnd"/>
+      <w:proofErr w:type="gramStart"/>
+      <w:r>
+        <w:rPr>
+          <w:rFonts w:ascii="Cascadia Mono" w:hAnsi="Cascadia Mono" w:cs="Cascadia Mono"/>
+          <w:color w:val="000000"/>
+          <w:sz w:val="19"/>
+          <w:szCs w:val="19"/>
+          <w:highlight w:val="white"/>
+        </w:rPr>
+        <w:t>);</w:t>
+      </w:r>
+      <w:proofErr w:type="gramEnd"/>
     </w:p>
     <w:p>
       <w:pPr>
@@ -3292,8 +6484,32 @@
           <w:szCs w:val="19"/>
           <w:highlight w:val="white"/>
         </w:rPr>
-        <w:t xml:space="preserve"> NotFound();</w:t>
-      </w:r>
+        <w:t xml:space="preserve"> </w:t>
+      </w:r>
+      <w:proofErr w:type="spellStart"/>
+      <w:proofErr w:type="gramStart"/>
+      <w:r>
+        <w:rPr>
+          <w:rFonts w:ascii="Cascadia Mono" w:hAnsi="Cascadia Mono" w:cs="Cascadia Mono"/>
+          <w:color w:val="000000"/>
+          <w:sz w:val="19"/>
+          <w:szCs w:val="19"/>
+          <w:highlight w:val="white"/>
+        </w:rPr>
+        <w:t>NotFound</w:t>
+      </w:r>
+      <w:proofErr w:type="spellEnd"/>
+      <w:r>
+        <w:rPr>
+          <w:rFonts w:ascii="Cascadia Mono" w:hAnsi="Cascadia Mono" w:cs="Cascadia Mono"/>
+          <w:color w:val="000000"/>
+          <w:sz w:val="19"/>
+          <w:szCs w:val="19"/>
+          <w:highlight w:val="white"/>
+        </w:rPr>
+        <w:t>();</w:t>
+      </w:r>
+      <w:proofErr w:type="gramEnd"/>
     </w:p>
     <w:p>
       <w:pPr>
@@ -3412,8 +6628,44 @@
           <w:szCs w:val="19"/>
           <w:highlight w:val="white"/>
         </w:rPr>
-        <w:t xml:space="preserve"> _context.Products.FindAsync(id);</w:t>
-      </w:r>
+        <w:t xml:space="preserve"> _</w:t>
+      </w:r>
+      <w:proofErr w:type="spellStart"/>
+      <w:proofErr w:type="gramStart"/>
+      <w:r>
+        <w:rPr>
+          <w:rFonts w:ascii="Cascadia Mono" w:hAnsi="Cascadia Mono" w:cs="Cascadia Mono"/>
+          <w:color w:val="000000"/>
+          <w:sz w:val="19"/>
+          <w:szCs w:val="19"/>
+          <w:highlight w:val="white"/>
+        </w:rPr>
+        <w:t>context.Products.FindAsync</w:t>
+      </w:r>
+      <w:proofErr w:type="spellEnd"/>
+      <w:proofErr w:type="gramEnd"/>
+      <w:r>
+        <w:rPr>
+          <w:rFonts w:ascii="Cascadia Mono" w:hAnsi="Cascadia Mono" w:cs="Cascadia Mono"/>
+          <w:color w:val="000000"/>
+          <w:sz w:val="19"/>
+          <w:szCs w:val="19"/>
+          <w:highlight w:val="white"/>
+        </w:rPr>
+        <w:t>(id</w:t>
+      </w:r>
+      <w:proofErr w:type="gramStart"/>
+      <w:r>
+        <w:rPr>
+          <w:rFonts w:ascii="Cascadia Mono" w:hAnsi="Cascadia Mono" w:cs="Cascadia Mono"/>
+          <w:color w:val="000000"/>
+          <w:sz w:val="19"/>
+          <w:szCs w:val="19"/>
+          <w:highlight w:val="white"/>
+        </w:rPr>
+        <w:t>);</w:t>
+      </w:r>
+      <w:proofErr w:type="gramEnd"/>
     </w:p>
     <w:p>
       <w:pPr>
@@ -3547,8 +6799,32 @@
           <w:szCs w:val="19"/>
           <w:highlight w:val="white"/>
         </w:rPr>
-        <w:t xml:space="preserve"> NotFound();</w:t>
-      </w:r>
+        <w:t xml:space="preserve"> </w:t>
+      </w:r>
+      <w:proofErr w:type="spellStart"/>
+      <w:proofErr w:type="gramStart"/>
+      <w:r>
+        <w:rPr>
+          <w:rFonts w:ascii="Cascadia Mono" w:hAnsi="Cascadia Mono" w:cs="Cascadia Mono"/>
+          <w:color w:val="000000"/>
+          <w:sz w:val="19"/>
+          <w:szCs w:val="19"/>
+          <w:highlight w:val="white"/>
+        </w:rPr>
+        <w:t>NotFound</w:t>
+      </w:r>
+      <w:proofErr w:type="spellEnd"/>
+      <w:r>
+        <w:rPr>
+          <w:rFonts w:ascii="Cascadia Mono" w:hAnsi="Cascadia Mono" w:cs="Cascadia Mono"/>
+          <w:color w:val="000000"/>
+          <w:sz w:val="19"/>
+          <w:szCs w:val="19"/>
+          <w:highlight w:val="white"/>
+        </w:rPr>
+        <w:t>();</w:t>
+      </w:r>
+      <w:proofErr w:type="gramEnd"/>
     </w:p>
     <w:p>
       <w:pPr>
@@ -3622,7 +6898,29 @@
           <w:szCs w:val="19"/>
           <w:highlight w:val="white"/>
         </w:rPr>
-        <w:t>// Checks the product actually belongs to this producer</w:t>
+        <w:t xml:space="preserve">// Checks the product </w:t>
+      </w:r>
+      <w:proofErr w:type="gramStart"/>
+      <w:r>
+        <w:rPr>
+          <w:rFonts w:ascii="Cascadia Mono" w:hAnsi="Cascadia Mono" w:cs="Cascadia Mono"/>
+          <w:color w:val="008000"/>
+          <w:sz w:val="19"/>
+          <w:szCs w:val="19"/>
+          <w:highlight w:val="white"/>
+        </w:rPr>
+        <w:t>actually belongs</w:t>
+      </w:r>
+      <w:proofErr w:type="gramEnd"/>
+      <w:r>
+        <w:rPr>
+          <w:rFonts w:ascii="Cascadia Mono" w:hAnsi="Cascadia Mono" w:cs="Cascadia Mono"/>
+          <w:color w:val="008000"/>
+          <w:sz w:val="19"/>
+          <w:szCs w:val="19"/>
+          <w:highlight w:val="white"/>
+        </w:rPr>
+        <w:t xml:space="preserve"> to this producer</w:t>
       </w:r>
     </w:p>
     <w:p>
@@ -3667,7 +6965,65 @@
           <w:szCs w:val="19"/>
           <w:highlight w:val="white"/>
         </w:rPr>
-        <w:t xml:space="preserve"> (products.ProducersId != producer.ProducersId)</w:t>
+        <w:t xml:space="preserve"> (</w:t>
+      </w:r>
+      <w:proofErr w:type="spellStart"/>
+      <w:proofErr w:type="gramStart"/>
+      <w:r>
+        <w:rPr>
+          <w:rFonts w:ascii="Cascadia Mono" w:hAnsi="Cascadia Mono" w:cs="Cascadia Mono"/>
+          <w:color w:val="000000"/>
+          <w:sz w:val="19"/>
+          <w:szCs w:val="19"/>
+          <w:highlight w:val="white"/>
+        </w:rPr>
+        <w:t>products.ProducersId</w:t>
+      </w:r>
+      <w:proofErr w:type="spellEnd"/>
+      <w:r>
+        <w:rPr>
+          <w:rFonts w:ascii="Cascadia Mono" w:hAnsi="Cascadia Mono" w:cs="Cascadia Mono"/>
+          <w:color w:val="000000"/>
+          <w:sz w:val="19"/>
+          <w:szCs w:val="19"/>
+          <w:highlight w:val="white"/>
+        </w:rPr>
+        <w:t xml:space="preserve"> !=</w:t>
+      </w:r>
+      <w:proofErr w:type="gramEnd"/>
+      <w:r>
+        <w:rPr>
+          <w:rFonts w:ascii="Cascadia Mono" w:hAnsi="Cascadia Mono" w:cs="Cascadia Mono"/>
+          <w:color w:val="000000"/>
+          <w:sz w:val="19"/>
+          <w:szCs w:val="19"/>
+          <w:highlight w:val="white"/>
+        </w:rPr>
+        <w:t xml:space="preserve"> </w:t>
+      </w:r>
+      <w:proofErr w:type="spellStart"/>
+      <w:proofErr w:type="gramStart"/>
+      <w:r>
+        <w:rPr>
+          <w:rFonts w:ascii="Cascadia Mono" w:hAnsi="Cascadia Mono" w:cs="Cascadia Mono"/>
+          <w:color w:val="000000"/>
+          <w:sz w:val="19"/>
+          <w:szCs w:val="19"/>
+          <w:highlight w:val="white"/>
+        </w:rPr>
+        <w:t>producer.ProducersId</w:t>
+      </w:r>
+      <w:proofErr w:type="spellEnd"/>
+      <w:proofErr w:type="gramEnd"/>
+      <w:r>
+        <w:rPr>
+          <w:rFonts w:ascii="Cascadia Mono" w:hAnsi="Cascadia Mono" w:cs="Cascadia Mono"/>
+          <w:color w:val="000000"/>
+          <w:sz w:val="19"/>
+          <w:szCs w:val="19"/>
+          <w:highlight w:val="white"/>
+        </w:rPr>
+        <w:t>)</w:t>
       </w:r>
     </w:p>
     <w:p>
@@ -3692,6 +7048,7 @@
           <w:szCs w:val="19"/>
           <w:highlight w:val="white"/>
         </w:rPr>
+        <w:lastRenderedPageBreak/>
         <w:t xml:space="preserve">     {</w:t>
       </w:r>
     </w:p>
@@ -3737,8 +7094,20 @@
           <w:szCs w:val="19"/>
           <w:highlight w:val="white"/>
         </w:rPr>
-        <w:t xml:space="preserve"> Unauthorized();</w:t>
-      </w:r>
+        <w:t xml:space="preserve"> </w:t>
+      </w:r>
+      <w:proofErr w:type="gramStart"/>
+      <w:r>
+        <w:rPr>
+          <w:rFonts w:ascii="Cascadia Mono" w:hAnsi="Cascadia Mono" w:cs="Cascadia Mono"/>
+          <w:color w:val="000000"/>
+          <w:sz w:val="19"/>
+          <w:szCs w:val="19"/>
+          <w:highlight w:val="white"/>
+        </w:rPr>
+        <w:t>Unauthorized();</w:t>
+      </w:r>
+      <w:proofErr w:type="gramEnd"/>
     </w:p>
     <w:p>
       <w:pPr>
@@ -3802,8 +7171,44 @@
           <w:szCs w:val="19"/>
           <w:highlight w:val="white"/>
         </w:rPr>
-        <w:t xml:space="preserve">     _context.Products.Remove(products);</w:t>
-      </w:r>
+        <w:t xml:space="preserve">     _</w:t>
+      </w:r>
+      <w:proofErr w:type="spellStart"/>
+      <w:proofErr w:type="gramStart"/>
+      <w:r>
+        <w:rPr>
+          <w:rFonts w:ascii="Cascadia Mono" w:hAnsi="Cascadia Mono" w:cs="Cascadia Mono"/>
+          <w:color w:val="000000"/>
+          <w:sz w:val="19"/>
+          <w:szCs w:val="19"/>
+          <w:highlight w:val="white"/>
+        </w:rPr>
+        <w:t>context.Products.Remove</w:t>
+      </w:r>
+      <w:proofErr w:type="spellEnd"/>
+      <w:proofErr w:type="gramEnd"/>
+      <w:r>
+        <w:rPr>
+          <w:rFonts w:ascii="Cascadia Mono" w:hAnsi="Cascadia Mono" w:cs="Cascadia Mono"/>
+          <w:color w:val="000000"/>
+          <w:sz w:val="19"/>
+          <w:szCs w:val="19"/>
+          <w:highlight w:val="white"/>
+        </w:rPr>
+        <w:t>(products</w:t>
+      </w:r>
+      <w:proofErr w:type="gramStart"/>
+      <w:r>
+        <w:rPr>
+          <w:rFonts w:ascii="Cascadia Mono" w:hAnsi="Cascadia Mono" w:cs="Cascadia Mono"/>
+          <w:color w:val="000000"/>
+          <w:sz w:val="19"/>
+          <w:szCs w:val="19"/>
+          <w:highlight w:val="white"/>
+        </w:rPr>
+        <w:t>);</w:t>
+      </w:r>
+      <w:proofErr w:type="gramEnd"/>
     </w:p>
     <w:p>
       <w:pPr>
@@ -3847,8 +7252,44 @@
           <w:szCs w:val="19"/>
           <w:highlight w:val="white"/>
         </w:rPr>
-        <w:t xml:space="preserve"> _context.SaveChangesAsync();</w:t>
-      </w:r>
+        <w:t xml:space="preserve"> _</w:t>
+      </w:r>
+      <w:proofErr w:type="spellStart"/>
+      <w:proofErr w:type="gramStart"/>
+      <w:r>
+        <w:rPr>
+          <w:rFonts w:ascii="Cascadia Mono" w:hAnsi="Cascadia Mono" w:cs="Cascadia Mono"/>
+          <w:color w:val="000000"/>
+          <w:sz w:val="19"/>
+          <w:szCs w:val="19"/>
+          <w:highlight w:val="white"/>
+        </w:rPr>
+        <w:t>context.SaveChangesAsync</w:t>
+      </w:r>
+      <w:proofErr w:type="spellEnd"/>
+      <w:proofErr w:type="gramEnd"/>
+      <w:r>
+        <w:rPr>
+          <w:rFonts w:ascii="Cascadia Mono" w:hAnsi="Cascadia Mono" w:cs="Cascadia Mono"/>
+          <w:color w:val="000000"/>
+          <w:sz w:val="19"/>
+          <w:szCs w:val="19"/>
+          <w:highlight w:val="white"/>
+        </w:rPr>
+        <w:t>(</w:t>
+      </w:r>
+      <w:proofErr w:type="gramStart"/>
+      <w:r>
+        <w:rPr>
+          <w:rFonts w:ascii="Cascadia Mono" w:hAnsi="Cascadia Mono" w:cs="Cascadia Mono"/>
+          <w:color w:val="000000"/>
+          <w:sz w:val="19"/>
+          <w:szCs w:val="19"/>
+          <w:highlight w:val="white"/>
+        </w:rPr>
+        <w:t>);</w:t>
+      </w:r>
+      <w:proofErr w:type="gramEnd"/>
     </w:p>
     <w:p>
       <w:pPr>
@@ -3872,7 +7313,6 @@
           <w:szCs w:val="19"/>
           <w:highlight w:val="white"/>
         </w:rPr>
-        <w:lastRenderedPageBreak/>
         <w:t xml:space="preserve">     </w:t>
       </w:r>
       <w:r>
@@ -3893,8 +7333,32 @@
           <w:szCs w:val="19"/>
           <w:highlight w:val="white"/>
         </w:rPr>
-        <w:t xml:space="preserve"> RedirectToAction(</w:t>
-      </w:r>
+        <w:t xml:space="preserve"> </w:t>
+      </w:r>
+      <w:proofErr w:type="spellStart"/>
+      <w:r>
+        <w:rPr>
+          <w:rFonts w:ascii="Cascadia Mono" w:hAnsi="Cascadia Mono" w:cs="Cascadia Mono"/>
+          <w:color w:val="000000"/>
+          <w:sz w:val="19"/>
+          <w:szCs w:val="19"/>
+          <w:highlight w:val="white"/>
+        </w:rPr>
+        <w:t>RedirectToAction</w:t>
+      </w:r>
+      <w:proofErr w:type="spellEnd"/>
+      <w:r>
+        <w:rPr>
+          <w:rFonts w:ascii="Cascadia Mono" w:hAnsi="Cascadia Mono" w:cs="Cascadia Mono"/>
+          <w:color w:val="000000"/>
+          <w:sz w:val="19"/>
+          <w:szCs w:val="19"/>
+          <w:highlight w:val="white"/>
+        </w:rPr>
+        <w:t>(</w:t>
+      </w:r>
+      <w:proofErr w:type="spellStart"/>
+      <w:proofErr w:type="gramStart"/>
       <w:r>
         <w:rPr>
           <w:rFonts w:ascii="Cascadia Mono" w:hAnsi="Cascadia Mono" w:cs="Cascadia Mono"/>
@@ -3905,16 +7369,40 @@
         </w:rPr>
         <w:t>nameof</w:t>
       </w:r>
-      <w:r>
-        <w:rPr>
-          <w:rFonts w:ascii="Cascadia Mono" w:hAnsi="Cascadia Mono" w:cs="Cascadia Mono"/>
-          <w:color w:val="000000"/>
-          <w:sz w:val="19"/>
-          <w:szCs w:val="19"/>
-          <w:highlight w:val="white"/>
-        </w:rPr>
-        <w:t>(Index));</w:t>
-      </w:r>
+      <w:proofErr w:type="spellEnd"/>
+      <w:r>
+        <w:rPr>
+          <w:rFonts w:ascii="Cascadia Mono" w:hAnsi="Cascadia Mono" w:cs="Cascadia Mono"/>
+          <w:color w:val="000000"/>
+          <w:sz w:val="19"/>
+          <w:szCs w:val="19"/>
+          <w:highlight w:val="white"/>
+        </w:rPr>
+        <w:t>(</w:t>
+      </w:r>
+      <w:proofErr w:type="gramEnd"/>
+      <w:r>
+        <w:rPr>
+          <w:rFonts w:ascii="Cascadia Mono" w:hAnsi="Cascadia Mono" w:cs="Cascadia Mono"/>
+          <w:color w:val="000000"/>
+          <w:sz w:val="19"/>
+          <w:szCs w:val="19"/>
+          <w:highlight w:val="white"/>
+        </w:rPr>
+        <w:t>Index)</w:t>
+      </w:r>
+      <w:proofErr w:type="gramStart"/>
+      <w:r>
+        <w:rPr>
+          <w:rFonts w:ascii="Cascadia Mono" w:hAnsi="Cascadia Mono" w:cs="Cascadia Mono"/>
+          <w:color w:val="000000"/>
+          <w:sz w:val="19"/>
+          <w:szCs w:val="19"/>
+          <w:highlight w:val="white"/>
+        </w:rPr>
+        <w:t>);</w:t>
+      </w:r>
+      <w:proofErr w:type="gramEnd"/>
     </w:p>
     <w:p>
       <w:pPr>
@@ -4018,8 +7506,32 @@
           <w:szCs w:val="19"/>
           <w:highlight w:val="white"/>
         </w:rPr>
-        <w:t xml:space="preserve"> ProductsExists(</w:t>
-      </w:r>
+        <w:t xml:space="preserve"> </w:t>
+      </w:r>
+      <w:proofErr w:type="spellStart"/>
+      <w:proofErr w:type="gramStart"/>
+      <w:r>
+        <w:rPr>
+          <w:rFonts w:ascii="Cascadia Mono" w:hAnsi="Cascadia Mono" w:cs="Cascadia Mono"/>
+          <w:color w:val="000000"/>
+          <w:sz w:val="19"/>
+          <w:szCs w:val="19"/>
+          <w:highlight w:val="white"/>
+        </w:rPr>
+        <w:t>ProductsExists</w:t>
+      </w:r>
+      <w:proofErr w:type="spellEnd"/>
+      <w:r>
+        <w:rPr>
+          <w:rFonts w:ascii="Cascadia Mono" w:hAnsi="Cascadia Mono" w:cs="Cascadia Mono"/>
+          <w:color w:val="000000"/>
+          <w:sz w:val="19"/>
+          <w:szCs w:val="19"/>
+          <w:highlight w:val="white"/>
+        </w:rPr>
+        <w:t>(</w:t>
+      </w:r>
+      <w:proofErr w:type="gramEnd"/>
       <w:r>
         <w:rPr>
           <w:rFonts w:ascii="Cascadia Mono" w:hAnsi="Cascadia Mono" w:cs="Cascadia Mono"/>
@@ -4108,8 +7620,68 @@
           <w:szCs w:val="19"/>
           <w:highlight w:val="white"/>
         </w:rPr>
-        <w:t xml:space="preserve"> _context.Products.Any(e =&gt; e.ProductsId == id);</w:t>
-      </w:r>
+        <w:t xml:space="preserve"> _</w:t>
+      </w:r>
+      <w:proofErr w:type="spellStart"/>
+      <w:proofErr w:type="gramStart"/>
+      <w:r>
+        <w:rPr>
+          <w:rFonts w:ascii="Cascadia Mono" w:hAnsi="Cascadia Mono" w:cs="Cascadia Mono"/>
+          <w:color w:val="000000"/>
+          <w:sz w:val="19"/>
+          <w:szCs w:val="19"/>
+          <w:highlight w:val="white"/>
+        </w:rPr>
+        <w:t>context.Products.Any</w:t>
+      </w:r>
+      <w:proofErr w:type="spellEnd"/>
+      <w:proofErr w:type="gramEnd"/>
+      <w:r>
+        <w:rPr>
+          <w:rFonts w:ascii="Cascadia Mono" w:hAnsi="Cascadia Mono" w:cs="Cascadia Mono"/>
+          <w:color w:val="000000"/>
+          <w:sz w:val="19"/>
+          <w:szCs w:val="19"/>
+          <w:highlight w:val="white"/>
+        </w:rPr>
+        <w:t xml:space="preserve">(e =&gt; </w:t>
+      </w:r>
+      <w:proofErr w:type="spellStart"/>
+      <w:proofErr w:type="gramStart"/>
+      <w:r>
+        <w:rPr>
+          <w:rFonts w:ascii="Cascadia Mono" w:hAnsi="Cascadia Mono" w:cs="Cascadia Mono"/>
+          <w:color w:val="000000"/>
+          <w:sz w:val="19"/>
+          <w:szCs w:val="19"/>
+          <w:highlight w:val="white"/>
+        </w:rPr>
+        <w:t>e.ProductsId</w:t>
+      </w:r>
+      <w:proofErr w:type="spellEnd"/>
+      <w:proofErr w:type="gramEnd"/>
+      <w:r>
+        <w:rPr>
+          <w:rFonts w:ascii="Cascadia Mono" w:hAnsi="Cascadia Mono" w:cs="Cascadia Mono"/>
+          <w:color w:val="000000"/>
+          <w:sz w:val="19"/>
+          <w:szCs w:val="19"/>
+          <w:highlight w:val="white"/>
+        </w:rPr>
+        <w:t xml:space="preserve"> == id</w:t>
+      </w:r>
+      <w:proofErr w:type="gramStart"/>
+      <w:r>
+        <w:rPr>
+          <w:rFonts w:ascii="Cascadia Mono" w:hAnsi="Cascadia Mono" w:cs="Cascadia Mono"/>
+          <w:color w:val="000000"/>
+          <w:sz w:val="19"/>
+          <w:szCs w:val="19"/>
+          <w:highlight w:val="white"/>
+        </w:rPr>
+        <w:t>);</w:t>
+      </w:r>
+      <w:proofErr w:type="gramEnd"/>
     </w:p>
     <w:p>
       <w:pPr>
@@ -4162,7 +7734,7 @@
       </w:pPr>
     </w:p>
     <w:p>
-      <w:hyperlink r:id="rId31" w:history="1">
+      <w:hyperlink r:id="rId38" w:history="1">
         <w:r>
           <w:rPr>
             <w:rStyle w:val="Hyperlink"/>
@@ -4172,7 +7744,7 @@
       </w:hyperlink>
     </w:p>
     <w:p>
-      <w:hyperlink r:id="rId32" w:history="1">
+      <w:hyperlink r:id="rId39" w:history="1">
         <w:r>
           <w:rPr>
             <w:rStyle w:val="Hyperlink"/>
@@ -4182,7 +7754,7 @@
       </w:hyperlink>
     </w:p>
     <w:p>
-      <w:hyperlink r:id="rId33" w:history="1">
+      <w:hyperlink r:id="rId40" w:history="1">
         <w:r>
           <w:rPr>
             <w:rStyle w:val="Hyperlink"/>
@@ -4192,7 +7764,7 @@
       </w:hyperlink>
     </w:p>
     <w:p>
-      <w:hyperlink r:id="rId34" w:history="1">
+      <w:hyperlink r:id="rId41" w:history="1">
         <w:r>
           <w:rPr>
             <w:rStyle w:val="Hyperlink"/>
@@ -4202,7 +7774,7 @@
       </w:hyperlink>
     </w:p>
     <w:p>
-      <w:hyperlink r:id="rId35" w:history="1">
+      <w:hyperlink r:id="rId42" w:history="1">
         <w:r>
           <w:rPr>
             <w:rStyle w:val="Hyperlink"/>
@@ -4212,18 +7784,12 @@
       </w:hyperlink>
     </w:p>
     <w:p>
-      <w:hyperlink r:id="rId36" w:history="1">
+      <w:hyperlink r:id="rId43" w:history="1">
         <w:r>
           <w:rPr>
             <w:rStyle w:val="Hyperlink"/>
           </w:rPr>
-          <w:t>https://purelineseed.com/certified-organic/</w:t>
-        </w:r>
-        <w:r>
-          <w:rPr>
-            <w:rStyle w:val="Hyperlink"/>
-          </w:rPr>
-          <w:t>-</w:t>
+          <w:t>https://purelineseed.com/certified-organic/-</w:t>
         </w:r>
       </w:hyperlink>
       <w:r>
@@ -4231,7 +7797,7 @@
       </w:r>
     </w:p>
     <w:p>
-      <w:hyperlink r:id="rId37" w:history="1">
+      <w:hyperlink r:id="rId44" w:history="1">
         <w:r>
           <w:rPr>
             <w:rStyle w:val="Hyperlink"/>
@@ -4244,7 +7810,7 @@
       </w:r>
     </w:p>
     <w:p>
-      <w:hyperlink r:id="rId38" w:history="1">
+      <w:hyperlink r:id="rId45" w:history="1">
         <w:r>
           <w:rPr>
             <w:rStyle w:val="Hyperlink"/>
@@ -4254,7 +7820,7 @@
       </w:hyperlink>
     </w:p>
     <w:p>
-      <w:hyperlink r:id="rId39" w:history="1">
+      <w:hyperlink r:id="rId46" w:history="1">
         <w:r>
           <w:rPr>
             <w:rStyle w:val="Hyperlink"/>
@@ -4264,7 +7830,7 @@
       </w:hyperlink>
     </w:p>
     <w:p>
-      <w:hyperlink r:id="rId40" w:history="1">
+      <w:hyperlink r:id="rId47" w:history="1">
         <w:r>
           <w:rPr>
             <w:rStyle w:val="Hyperlink"/>
@@ -4275,14 +7841,6 @@
     </w:p>
     <w:p/>
     <w:p/>
-    <w:p>
-      <w:pPr>
-        <w:pStyle w:val="NormalWeb"/>
-      </w:pPr>
-      <w:r>
-        <w:t>Okay I hope youre ready because what Im going to ask you to do is big I am going to send you my entire project then I want you to give it master class industry standard css with responsive pages and stuff like that I also want you to add stuff like "why buy locally" that I was asked to do in my set task brief that Ill puty on here whuslt using my wireframes from my design docuyments as inspiration but if ou could tweka it a bit as I dont want my website to look like other peoples websites. Ill also be putrting m,y business proposal so u can idk use it as inspiration too becuas4e I need them accessibility features MAKE IS RESPOSNIVE and aslo add nice filters that match my stuff yk aslo add those sandwitch dropdwon or sumn and a good contact us page and about us page that'll be cool also d well with the navbars and stuff</w:t>
-      </w:r>
-    </w:p>
     <w:p/>
     <w:sectPr>
       <w:pgSz w:w="12240" w:h="15840"/>
@@ -4298,11 +7856,11 @@
 </file>
 
 <file path=word/numbering.xml><?xml version="1.0" encoding="utf-8"?>
-<w:numbering xmlns:wpc="http://schemas.microsoft.com/office/word/2010/wordprocessingCanvas" xmlns:cx="http://schemas.microsoft.com/office/drawing/2014/chartex" xmlns:cx1="http://schemas.microsoft.com/office/drawing/2015/9/8/chartex" xmlns:cx2="http://schemas.microsoft.com/office/drawing/2015/10/21/chartex" xmlns:cx3="http://schemas.microsoft.com/office/drawing/2016/5/9/chartex" xmlns:cx4="http://schemas.microsoft.com/office/drawing/2016/5/10/chartex" xmlns:cx5="http://schemas.microsoft.com/office/drawing/2016/5/11/chartex" xmlns:cx6="http://schemas.microsoft.com/office/drawing/2016/5/12/chartex" xmlns:cx7="http://schemas.microsoft.com/office/drawing/2016/5/13/chartex" xmlns:cx8="http://schemas.microsoft.com/office/drawing/2016/5/14/chartex" xmlns:mc="http://schemas.openxmlformats.org/markup-compatibility/2006" xmlns:aink="http://schemas.microsoft.com/office/drawing/2016/ink" xmlns:am3d="http://schemas.microsoft.com/office/drawing/2017/model3d" xmlns:o="urn:schemas-microsoft-com:office:office" xmlns:r="http://schemas.openxmlformats.org/officeDocument/2006/relationships" xmlns:m="http://schemas.openxmlformats.org/officeDocument/2006/math" xmlns:v="urn:schemas-microsoft-com:vml" xmlns:wp14="http://schemas.microsoft.com/office/word/2010/wordprocessingDrawing" xmlns:wp="http://schemas.openxmlformats.org/drawingml/2006/wordprocessingDrawing" xmlns:w10="urn:schemas-microsoft-com:office:word" xmlns:w="http://schemas.openxmlformats.org/wordprocessingml/2006/main" xmlns:w14="http://schemas.microsoft.com/office/word/2010/wordml" xmlns:w15="http://schemas.microsoft.com/office/word/2012/wordml" xmlns:w16cex="http://schemas.microsoft.com/office/word/2018/wordml/cex" xmlns:w16cid="http://schemas.microsoft.com/office/word/2016/wordml/cid" xmlns:w16="http://schemas.microsoft.com/office/word/2018/wordml" xmlns:w16sdtdh="http://schemas.microsoft.com/office/word/2020/wordml/sdtdatahash" xmlns:w16se="http://schemas.microsoft.com/office/word/2015/wordml/symex" xmlns:wpg="http://schemas.microsoft.com/office/word/2010/wordprocessingGroup" xmlns:wpi="http://schemas.microsoft.com/office/word/2010/wordprocessingInk" xmlns:wne="http://schemas.microsoft.com/office/word/2006/wordml" xmlns:wps="http://schemas.microsoft.com/office/word/2010/wordprocessingShape" mc:Ignorable="w14 w15 w16se w16cid w16 w16cex w16sdtdh wp14">
+<w:numbering xmlns:wpc="http://schemas.microsoft.com/office/word/2010/wordprocessingCanvas" xmlns:cx="http://schemas.microsoft.com/office/drawing/2014/chartex" xmlns:cx1="http://schemas.microsoft.com/office/drawing/2015/9/8/chartex" xmlns:cx2="http://schemas.microsoft.com/office/drawing/2015/10/21/chartex" xmlns:cx3="http://schemas.microsoft.com/office/drawing/2016/5/9/chartex" xmlns:cx4="http://schemas.microsoft.com/office/drawing/2016/5/10/chartex" xmlns:cx5="http://schemas.microsoft.com/office/drawing/2016/5/11/chartex" xmlns:cx6="http://schemas.microsoft.com/office/drawing/2016/5/12/chartex" xmlns:cx7="http://schemas.microsoft.com/office/drawing/2016/5/13/chartex" xmlns:cx8="http://schemas.microsoft.com/office/drawing/2016/5/14/chartex" xmlns:mc="http://schemas.openxmlformats.org/markup-compatibility/2006" xmlns:aink="http://schemas.microsoft.com/office/drawing/2016/ink" xmlns:am3d="http://schemas.microsoft.com/office/drawing/2017/model3d" xmlns:o="urn:schemas-microsoft-com:office:office" xmlns:oel="http://schemas.microsoft.com/office/2019/extlst" xmlns:r="http://schemas.openxmlformats.org/officeDocument/2006/relationships" xmlns:m="http://schemas.openxmlformats.org/officeDocument/2006/math" xmlns:v="urn:schemas-microsoft-com:vml" xmlns:wp14="http://schemas.microsoft.com/office/word/2010/wordprocessingDrawing" xmlns:wp="http://schemas.openxmlformats.org/drawingml/2006/wordprocessingDrawing" xmlns:w10="urn:schemas-microsoft-com:office:word" xmlns:w="http://schemas.openxmlformats.org/wordprocessingml/2006/main" xmlns:w14="http://schemas.microsoft.com/office/word/2010/wordml" xmlns:w15="http://schemas.microsoft.com/office/word/2012/wordml" xmlns:w16cex="http://schemas.microsoft.com/office/word/2018/wordml/cex" xmlns:w16cid="http://schemas.microsoft.com/office/word/2016/wordml/cid" xmlns:w16="http://schemas.microsoft.com/office/word/2018/wordml" xmlns:w16du="http://schemas.microsoft.com/office/word/2023/wordml/word16du" xmlns:w16sdtdh="http://schemas.microsoft.com/office/word/2020/wordml/sdtdatahash" xmlns:w16sdtfl="http://schemas.microsoft.com/office/word/2024/wordml/sdtformatlock" xmlns:w16se="http://schemas.microsoft.com/office/word/2015/wordml/symex" xmlns:wpg="http://schemas.microsoft.com/office/word/2010/wordprocessingGroup" xmlns:wpi="http://schemas.microsoft.com/office/word/2010/wordprocessingInk" xmlns:wne="http://schemas.microsoft.com/office/word/2006/wordml" xmlns:wps="http://schemas.microsoft.com/office/word/2010/wordprocessingShape" mc:Ignorable="w14 w15 w16se w16cid w16 w16cex w16sdtdh w16sdtfl w16du wp14">
   <w:abstractNum w:abstractNumId="0" w15:restartNumberingAfterBreak="0">
-    <w:nsid w:val="2DC06677"/>
+    <w:nsid w:val="01361EFF"/>
     <w:multiLevelType w:val="hybridMultilevel"/>
-    <w:tmpl w:val="6D90C666"/>
+    <w:tmpl w:val="C14AAA62"/>
     <w:lvl w:ilvl="0" w:tplc="08090001">
       <w:start w:val="1"/>
       <w:numFmt w:val="bullet"/>
@@ -4412,14 +7970,826 @@
       </w:rPr>
     </w:lvl>
   </w:abstractNum>
-  <w:num w:numId="1">
+  <w:abstractNum w:abstractNumId="1" w15:restartNumberingAfterBreak="0">
+    <w:nsid w:val="103037B7"/>
+    <w:multiLevelType w:val="hybridMultilevel"/>
+    <w:tmpl w:val="6532CFBC"/>
+    <w:lvl w:ilvl="0" w:tplc="08090001">
+      <w:start w:val="1"/>
+      <w:numFmt w:val="bullet"/>
+      <w:lvlText w:val=""/>
+      <w:lvlJc w:val="left"/>
+      <w:pPr>
+        <w:ind w:left="720" w:hanging="360"/>
+      </w:pPr>
+      <w:rPr>
+        <w:rFonts w:ascii="Symbol" w:hAnsi="Symbol" w:hint="default"/>
+      </w:rPr>
+    </w:lvl>
+    <w:lvl w:ilvl="1" w:tplc="08090003" w:tentative="1">
+      <w:start w:val="1"/>
+      <w:numFmt w:val="bullet"/>
+      <w:lvlText w:val="o"/>
+      <w:lvlJc w:val="left"/>
+      <w:pPr>
+        <w:ind w:left="1440" w:hanging="360"/>
+      </w:pPr>
+      <w:rPr>
+        <w:rFonts w:ascii="Courier New" w:hAnsi="Courier New" w:cs="Courier New" w:hint="default"/>
+      </w:rPr>
+    </w:lvl>
+    <w:lvl w:ilvl="2" w:tplc="08090005" w:tentative="1">
+      <w:start w:val="1"/>
+      <w:numFmt w:val="bullet"/>
+      <w:lvlText w:val=""/>
+      <w:lvlJc w:val="left"/>
+      <w:pPr>
+        <w:ind w:left="2160" w:hanging="360"/>
+      </w:pPr>
+      <w:rPr>
+        <w:rFonts w:ascii="Wingdings" w:hAnsi="Wingdings" w:hint="default"/>
+      </w:rPr>
+    </w:lvl>
+    <w:lvl w:ilvl="3" w:tplc="08090001" w:tentative="1">
+      <w:start w:val="1"/>
+      <w:numFmt w:val="bullet"/>
+      <w:lvlText w:val=""/>
+      <w:lvlJc w:val="left"/>
+      <w:pPr>
+        <w:ind w:left="2880" w:hanging="360"/>
+      </w:pPr>
+      <w:rPr>
+        <w:rFonts w:ascii="Symbol" w:hAnsi="Symbol" w:hint="default"/>
+      </w:rPr>
+    </w:lvl>
+    <w:lvl w:ilvl="4" w:tplc="08090003" w:tentative="1">
+      <w:start w:val="1"/>
+      <w:numFmt w:val="bullet"/>
+      <w:lvlText w:val="o"/>
+      <w:lvlJc w:val="left"/>
+      <w:pPr>
+        <w:ind w:left="3600" w:hanging="360"/>
+      </w:pPr>
+      <w:rPr>
+        <w:rFonts w:ascii="Courier New" w:hAnsi="Courier New" w:cs="Courier New" w:hint="default"/>
+      </w:rPr>
+    </w:lvl>
+    <w:lvl w:ilvl="5" w:tplc="08090005" w:tentative="1">
+      <w:start w:val="1"/>
+      <w:numFmt w:val="bullet"/>
+      <w:lvlText w:val=""/>
+      <w:lvlJc w:val="left"/>
+      <w:pPr>
+        <w:ind w:left="4320" w:hanging="360"/>
+      </w:pPr>
+      <w:rPr>
+        <w:rFonts w:ascii="Wingdings" w:hAnsi="Wingdings" w:hint="default"/>
+      </w:rPr>
+    </w:lvl>
+    <w:lvl w:ilvl="6" w:tplc="08090001" w:tentative="1">
+      <w:start w:val="1"/>
+      <w:numFmt w:val="bullet"/>
+      <w:lvlText w:val=""/>
+      <w:lvlJc w:val="left"/>
+      <w:pPr>
+        <w:ind w:left="5040" w:hanging="360"/>
+      </w:pPr>
+      <w:rPr>
+        <w:rFonts w:ascii="Symbol" w:hAnsi="Symbol" w:hint="default"/>
+      </w:rPr>
+    </w:lvl>
+    <w:lvl w:ilvl="7" w:tplc="08090003" w:tentative="1">
+      <w:start w:val="1"/>
+      <w:numFmt w:val="bullet"/>
+      <w:lvlText w:val="o"/>
+      <w:lvlJc w:val="left"/>
+      <w:pPr>
+        <w:ind w:left="5760" w:hanging="360"/>
+      </w:pPr>
+      <w:rPr>
+        <w:rFonts w:ascii="Courier New" w:hAnsi="Courier New" w:cs="Courier New" w:hint="default"/>
+      </w:rPr>
+    </w:lvl>
+    <w:lvl w:ilvl="8" w:tplc="08090005" w:tentative="1">
+      <w:start w:val="1"/>
+      <w:numFmt w:val="bullet"/>
+      <w:lvlText w:val=""/>
+      <w:lvlJc w:val="left"/>
+      <w:pPr>
+        <w:ind w:left="6480" w:hanging="360"/>
+      </w:pPr>
+      <w:rPr>
+        <w:rFonts w:ascii="Wingdings" w:hAnsi="Wingdings" w:hint="default"/>
+      </w:rPr>
+    </w:lvl>
+  </w:abstractNum>
+  <w:abstractNum w:abstractNumId="2" w15:restartNumberingAfterBreak="0">
+    <w:nsid w:val="140002FE"/>
+    <w:multiLevelType w:val="hybridMultilevel"/>
+    <w:tmpl w:val="D274298A"/>
+    <w:lvl w:ilvl="0" w:tplc="08090001">
+      <w:start w:val="1"/>
+      <w:numFmt w:val="bullet"/>
+      <w:lvlText w:val=""/>
+      <w:lvlJc w:val="left"/>
+      <w:pPr>
+        <w:ind w:left="720" w:hanging="360"/>
+      </w:pPr>
+      <w:rPr>
+        <w:rFonts w:ascii="Symbol" w:hAnsi="Symbol" w:hint="default"/>
+      </w:rPr>
+    </w:lvl>
+    <w:lvl w:ilvl="1" w:tplc="08090003" w:tentative="1">
+      <w:start w:val="1"/>
+      <w:numFmt w:val="bullet"/>
+      <w:lvlText w:val="o"/>
+      <w:lvlJc w:val="left"/>
+      <w:pPr>
+        <w:ind w:left="1440" w:hanging="360"/>
+      </w:pPr>
+      <w:rPr>
+        <w:rFonts w:ascii="Courier New" w:hAnsi="Courier New" w:cs="Courier New" w:hint="default"/>
+      </w:rPr>
+    </w:lvl>
+    <w:lvl w:ilvl="2" w:tplc="08090005" w:tentative="1">
+      <w:start w:val="1"/>
+      <w:numFmt w:val="bullet"/>
+      <w:lvlText w:val=""/>
+      <w:lvlJc w:val="left"/>
+      <w:pPr>
+        <w:ind w:left="2160" w:hanging="360"/>
+      </w:pPr>
+      <w:rPr>
+        <w:rFonts w:ascii="Wingdings" w:hAnsi="Wingdings" w:hint="default"/>
+      </w:rPr>
+    </w:lvl>
+    <w:lvl w:ilvl="3" w:tplc="08090001" w:tentative="1">
+      <w:start w:val="1"/>
+      <w:numFmt w:val="bullet"/>
+      <w:lvlText w:val=""/>
+      <w:lvlJc w:val="left"/>
+      <w:pPr>
+        <w:ind w:left="2880" w:hanging="360"/>
+      </w:pPr>
+      <w:rPr>
+        <w:rFonts w:ascii="Symbol" w:hAnsi="Symbol" w:hint="default"/>
+      </w:rPr>
+    </w:lvl>
+    <w:lvl w:ilvl="4" w:tplc="08090003" w:tentative="1">
+      <w:start w:val="1"/>
+      <w:numFmt w:val="bullet"/>
+      <w:lvlText w:val="o"/>
+      <w:lvlJc w:val="left"/>
+      <w:pPr>
+        <w:ind w:left="3600" w:hanging="360"/>
+      </w:pPr>
+      <w:rPr>
+        <w:rFonts w:ascii="Courier New" w:hAnsi="Courier New" w:cs="Courier New" w:hint="default"/>
+      </w:rPr>
+    </w:lvl>
+    <w:lvl w:ilvl="5" w:tplc="08090005" w:tentative="1">
+      <w:start w:val="1"/>
+      <w:numFmt w:val="bullet"/>
+      <w:lvlText w:val=""/>
+      <w:lvlJc w:val="left"/>
+      <w:pPr>
+        <w:ind w:left="4320" w:hanging="360"/>
+      </w:pPr>
+      <w:rPr>
+        <w:rFonts w:ascii="Wingdings" w:hAnsi="Wingdings" w:hint="default"/>
+      </w:rPr>
+    </w:lvl>
+    <w:lvl w:ilvl="6" w:tplc="08090001" w:tentative="1">
+      <w:start w:val="1"/>
+      <w:numFmt w:val="bullet"/>
+      <w:lvlText w:val=""/>
+      <w:lvlJc w:val="left"/>
+      <w:pPr>
+        <w:ind w:left="5040" w:hanging="360"/>
+      </w:pPr>
+      <w:rPr>
+        <w:rFonts w:ascii="Symbol" w:hAnsi="Symbol" w:hint="default"/>
+      </w:rPr>
+    </w:lvl>
+    <w:lvl w:ilvl="7" w:tplc="08090003" w:tentative="1">
+      <w:start w:val="1"/>
+      <w:numFmt w:val="bullet"/>
+      <w:lvlText w:val="o"/>
+      <w:lvlJc w:val="left"/>
+      <w:pPr>
+        <w:ind w:left="5760" w:hanging="360"/>
+      </w:pPr>
+      <w:rPr>
+        <w:rFonts w:ascii="Courier New" w:hAnsi="Courier New" w:cs="Courier New" w:hint="default"/>
+      </w:rPr>
+    </w:lvl>
+    <w:lvl w:ilvl="8" w:tplc="08090005" w:tentative="1">
+      <w:start w:val="1"/>
+      <w:numFmt w:val="bullet"/>
+      <w:lvlText w:val=""/>
+      <w:lvlJc w:val="left"/>
+      <w:pPr>
+        <w:ind w:left="6480" w:hanging="360"/>
+      </w:pPr>
+      <w:rPr>
+        <w:rFonts w:ascii="Wingdings" w:hAnsi="Wingdings" w:hint="default"/>
+      </w:rPr>
+    </w:lvl>
+  </w:abstractNum>
+  <w:abstractNum w:abstractNumId="3" w15:restartNumberingAfterBreak="0">
+    <w:nsid w:val="1B251BCA"/>
+    <w:multiLevelType w:val="hybridMultilevel"/>
+    <w:tmpl w:val="87F41734"/>
+    <w:lvl w:ilvl="0" w:tplc="08090001">
+      <w:start w:val="1"/>
+      <w:numFmt w:val="bullet"/>
+      <w:lvlText w:val=""/>
+      <w:lvlJc w:val="left"/>
+      <w:pPr>
+        <w:ind w:left="720" w:hanging="360"/>
+      </w:pPr>
+      <w:rPr>
+        <w:rFonts w:ascii="Symbol" w:hAnsi="Symbol" w:hint="default"/>
+      </w:rPr>
+    </w:lvl>
+    <w:lvl w:ilvl="1" w:tplc="08090003" w:tentative="1">
+      <w:start w:val="1"/>
+      <w:numFmt w:val="bullet"/>
+      <w:lvlText w:val="o"/>
+      <w:lvlJc w:val="left"/>
+      <w:pPr>
+        <w:ind w:left="1440" w:hanging="360"/>
+      </w:pPr>
+      <w:rPr>
+        <w:rFonts w:ascii="Courier New" w:hAnsi="Courier New" w:cs="Courier New" w:hint="default"/>
+      </w:rPr>
+    </w:lvl>
+    <w:lvl w:ilvl="2" w:tplc="08090005" w:tentative="1">
+      <w:start w:val="1"/>
+      <w:numFmt w:val="bullet"/>
+      <w:lvlText w:val=""/>
+      <w:lvlJc w:val="left"/>
+      <w:pPr>
+        <w:ind w:left="2160" w:hanging="360"/>
+      </w:pPr>
+      <w:rPr>
+        <w:rFonts w:ascii="Wingdings" w:hAnsi="Wingdings" w:hint="default"/>
+      </w:rPr>
+    </w:lvl>
+    <w:lvl w:ilvl="3" w:tplc="08090001" w:tentative="1">
+      <w:start w:val="1"/>
+      <w:numFmt w:val="bullet"/>
+      <w:lvlText w:val=""/>
+      <w:lvlJc w:val="left"/>
+      <w:pPr>
+        <w:ind w:left="2880" w:hanging="360"/>
+      </w:pPr>
+      <w:rPr>
+        <w:rFonts w:ascii="Symbol" w:hAnsi="Symbol" w:hint="default"/>
+      </w:rPr>
+    </w:lvl>
+    <w:lvl w:ilvl="4" w:tplc="08090003" w:tentative="1">
+      <w:start w:val="1"/>
+      <w:numFmt w:val="bullet"/>
+      <w:lvlText w:val="o"/>
+      <w:lvlJc w:val="left"/>
+      <w:pPr>
+        <w:ind w:left="3600" w:hanging="360"/>
+      </w:pPr>
+      <w:rPr>
+        <w:rFonts w:ascii="Courier New" w:hAnsi="Courier New" w:cs="Courier New" w:hint="default"/>
+      </w:rPr>
+    </w:lvl>
+    <w:lvl w:ilvl="5" w:tplc="08090005" w:tentative="1">
+      <w:start w:val="1"/>
+      <w:numFmt w:val="bullet"/>
+      <w:lvlText w:val=""/>
+      <w:lvlJc w:val="left"/>
+      <w:pPr>
+        <w:ind w:left="4320" w:hanging="360"/>
+      </w:pPr>
+      <w:rPr>
+        <w:rFonts w:ascii="Wingdings" w:hAnsi="Wingdings" w:hint="default"/>
+      </w:rPr>
+    </w:lvl>
+    <w:lvl w:ilvl="6" w:tplc="08090001" w:tentative="1">
+      <w:start w:val="1"/>
+      <w:numFmt w:val="bullet"/>
+      <w:lvlText w:val=""/>
+      <w:lvlJc w:val="left"/>
+      <w:pPr>
+        <w:ind w:left="5040" w:hanging="360"/>
+      </w:pPr>
+      <w:rPr>
+        <w:rFonts w:ascii="Symbol" w:hAnsi="Symbol" w:hint="default"/>
+      </w:rPr>
+    </w:lvl>
+    <w:lvl w:ilvl="7" w:tplc="08090003" w:tentative="1">
+      <w:start w:val="1"/>
+      <w:numFmt w:val="bullet"/>
+      <w:lvlText w:val="o"/>
+      <w:lvlJc w:val="left"/>
+      <w:pPr>
+        <w:ind w:left="5760" w:hanging="360"/>
+      </w:pPr>
+      <w:rPr>
+        <w:rFonts w:ascii="Courier New" w:hAnsi="Courier New" w:cs="Courier New" w:hint="default"/>
+      </w:rPr>
+    </w:lvl>
+    <w:lvl w:ilvl="8" w:tplc="08090005" w:tentative="1">
+      <w:start w:val="1"/>
+      <w:numFmt w:val="bullet"/>
+      <w:lvlText w:val=""/>
+      <w:lvlJc w:val="left"/>
+      <w:pPr>
+        <w:ind w:left="6480" w:hanging="360"/>
+      </w:pPr>
+      <w:rPr>
+        <w:rFonts w:ascii="Wingdings" w:hAnsi="Wingdings" w:hint="default"/>
+      </w:rPr>
+    </w:lvl>
+  </w:abstractNum>
+  <w:abstractNum w:abstractNumId="4" w15:restartNumberingAfterBreak="0">
+    <w:nsid w:val="21700CE6"/>
+    <w:multiLevelType w:val="hybridMultilevel"/>
+    <w:tmpl w:val="F93E672C"/>
+    <w:lvl w:ilvl="0" w:tplc="08090001">
+      <w:start w:val="1"/>
+      <w:numFmt w:val="bullet"/>
+      <w:lvlText w:val=""/>
+      <w:lvlJc w:val="left"/>
+      <w:pPr>
+        <w:ind w:left="720" w:hanging="360"/>
+      </w:pPr>
+      <w:rPr>
+        <w:rFonts w:ascii="Symbol" w:hAnsi="Symbol" w:hint="default"/>
+      </w:rPr>
+    </w:lvl>
+    <w:lvl w:ilvl="1" w:tplc="08090003" w:tentative="1">
+      <w:start w:val="1"/>
+      <w:numFmt w:val="bullet"/>
+      <w:lvlText w:val="o"/>
+      <w:lvlJc w:val="left"/>
+      <w:pPr>
+        <w:ind w:left="1440" w:hanging="360"/>
+      </w:pPr>
+      <w:rPr>
+        <w:rFonts w:ascii="Courier New" w:hAnsi="Courier New" w:cs="Courier New" w:hint="default"/>
+      </w:rPr>
+    </w:lvl>
+    <w:lvl w:ilvl="2" w:tplc="08090005" w:tentative="1">
+      <w:start w:val="1"/>
+      <w:numFmt w:val="bullet"/>
+      <w:lvlText w:val=""/>
+      <w:lvlJc w:val="left"/>
+      <w:pPr>
+        <w:ind w:left="2160" w:hanging="360"/>
+      </w:pPr>
+      <w:rPr>
+        <w:rFonts w:ascii="Wingdings" w:hAnsi="Wingdings" w:hint="default"/>
+      </w:rPr>
+    </w:lvl>
+    <w:lvl w:ilvl="3" w:tplc="08090001" w:tentative="1">
+      <w:start w:val="1"/>
+      <w:numFmt w:val="bullet"/>
+      <w:lvlText w:val=""/>
+      <w:lvlJc w:val="left"/>
+      <w:pPr>
+        <w:ind w:left="2880" w:hanging="360"/>
+      </w:pPr>
+      <w:rPr>
+        <w:rFonts w:ascii="Symbol" w:hAnsi="Symbol" w:hint="default"/>
+      </w:rPr>
+    </w:lvl>
+    <w:lvl w:ilvl="4" w:tplc="08090003" w:tentative="1">
+      <w:start w:val="1"/>
+      <w:numFmt w:val="bullet"/>
+      <w:lvlText w:val="o"/>
+      <w:lvlJc w:val="left"/>
+      <w:pPr>
+        <w:ind w:left="3600" w:hanging="360"/>
+      </w:pPr>
+      <w:rPr>
+        <w:rFonts w:ascii="Courier New" w:hAnsi="Courier New" w:cs="Courier New" w:hint="default"/>
+      </w:rPr>
+    </w:lvl>
+    <w:lvl w:ilvl="5" w:tplc="08090005" w:tentative="1">
+      <w:start w:val="1"/>
+      <w:numFmt w:val="bullet"/>
+      <w:lvlText w:val=""/>
+      <w:lvlJc w:val="left"/>
+      <w:pPr>
+        <w:ind w:left="4320" w:hanging="360"/>
+      </w:pPr>
+      <w:rPr>
+        <w:rFonts w:ascii="Wingdings" w:hAnsi="Wingdings" w:hint="default"/>
+      </w:rPr>
+    </w:lvl>
+    <w:lvl w:ilvl="6" w:tplc="08090001" w:tentative="1">
+      <w:start w:val="1"/>
+      <w:numFmt w:val="bullet"/>
+      <w:lvlText w:val=""/>
+      <w:lvlJc w:val="left"/>
+      <w:pPr>
+        <w:ind w:left="5040" w:hanging="360"/>
+      </w:pPr>
+      <w:rPr>
+        <w:rFonts w:ascii="Symbol" w:hAnsi="Symbol" w:hint="default"/>
+      </w:rPr>
+    </w:lvl>
+    <w:lvl w:ilvl="7" w:tplc="08090003" w:tentative="1">
+      <w:start w:val="1"/>
+      <w:numFmt w:val="bullet"/>
+      <w:lvlText w:val="o"/>
+      <w:lvlJc w:val="left"/>
+      <w:pPr>
+        <w:ind w:left="5760" w:hanging="360"/>
+      </w:pPr>
+      <w:rPr>
+        <w:rFonts w:ascii="Courier New" w:hAnsi="Courier New" w:cs="Courier New" w:hint="default"/>
+      </w:rPr>
+    </w:lvl>
+    <w:lvl w:ilvl="8" w:tplc="08090005" w:tentative="1">
+      <w:start w:val="1"/>
+      <w:numFmt w:val="bullet"/>
+      <w:lvlText w:val=""/>
+      <w:lvlJc w:val="left"/>
+      <w:pPr>
+        <w:ind w:left="6480" w:hanging="360"/>
+      </w:pPr>
+      <w:rPr>
+        <w:rFonts w:ascii="Wingdings" w:hAnsi="Wingdings" w:hint="default"/>
+      </w:rPr>
+    </w:lvl>
+  </w:abstractNum>
+  <w:abstractNum w:abstractNumId="5" w15:restartNumberingAfterBreak="0">
+    <w:nsid w:val="2DC06677"/>
+    <w:multiLevelType w:val="hybridMultilevel"/>
+    <w:tmpl w:val="6D90C666"/>
+    <w:lvl w:ilvl="0" w:tplc="08090001">
+      <w:start w:val="1"/>
+      <w:numFmt w:val="bullet"/>
+      <w:lvlText w:val=""/>
+      <w:lvlJc w:val="left"/>
+      <w:pPr>
+        <w:ind w:left="720" w:hanging="360"/>
+      </w:pPr>
+      <w:rPr>
+        <w:rFonts w:ascii="Symbol" w:hAnsi="Symbol" w:hint="default"/>
+      </w:rPr>
+    </w:lvl>
+    <w:lvl w:ilvl="1" w:tplc="08090003" w:tentative="1">
+      <w:start w:val="1"/>
+      <w:numFmt w:val="bullet"/>
+      <w:lvlText w:val="o"/>
+      <w:lvlJc w:val="left"/>
+      <w:pPr>
+        <w:ind w:left="1440" w:hanging="360"/>
+      </w:pPr>
+      <w:rPr>
+        <w:rFonts w:ascii="Courier New" w:hAnsi="Courier New" w:cs="Courier New" w:hint="default"/>
+      </w:rPr>
+    </w:lvl>
+    <w:lvl w:ilvl="2" w:tplc="08090005" w:tentative="1">
+      <w:start w:val="1"/>
+      <w:numFmt w:val="bullet"/>
+      <w:lvlText w:val=""/>
+      <w:lvlJc w:val="left"/>
+      <w:pPr>
+        <w:ind w:left="2160" w:hanging="360"/>
+      </w:pPr>
+      <w:rPr>
+        <w:rFonts w:ascii="Wingdings" w:hAnsi="Wingdings" w:hint="default"/>
+      </w:rPr>
+    </w:lvl>
+    <w:lvl w:ilvl="3" w:tplc="08090001" w:tentative="1">
+      <w:start w:val="1"/>
+      <w:numFmt w:val="bullet"/>
+      <w:lvlText w:val=""/>
+      <w:lvlJc w:val="left"/>
+      <w:pPr>
+        <w:ind w:left="2880" w:hanging="360"/>
+      </w:pPr>
+      <w:rPr>
+        <w:rFonts w:ascii="Symbol" w:hAnsi="Symbol" w:hint="default"/>
+      </w:rPr>
+    </w:lvl>
+    <w:lvl w:ilvl="4" w:tplc="08090003" w:tentative="1">
+      <w:start w:val="1"/>
+      <w:numFmt w:val="bullet"/>
+      <w:lvlText w:val="o"/>
+      <w:lvlJc w:val="left"/>
+      <w:pPr>
+        <w:ind w:left="3600" w:hanging="360"/>
+      </w:pPr>
+      <w:rPr>
+        <w:rFonts w:ascii="Courier New" w:hAnsi="Courier New" w:cs="Courier New" w:hint="default"/>
+      </w:rPr>
+    </w:lvl>
+    <w:lvl w:ilvl="5" w:tplc="08090005" w:tentative="1">
+      <w:start w:val="1"/>
+      <w:numFmt w:val="bullet"/>
+      <w:lvlText w:val=""/>
+      <w:lvlJc w:val="left"/>
+      <w:pPr>
+        <w:ind w:left="4320" w:hanging="360"/>
+      </w:pPr>
+      <w:rPr>
+        <w:rFonts w:ascii="Wingdings" w:hAnsi="Wingdings" w:hint="default"/>
+      </w:rPr>
+    </w:lvl>
+    <w:lvl w:ilvl="6" w:tplc="08090001" w:tentative="1">
+      <w:start w:val="1"/>
+      <w:numFmt w:val="bullet"/>
+      <w:lvlText w:val=""/>
+      <w:lvlJc w:val="left"/>
+      <w:pPr>
+        <w:ind w:left="5040" w:hanging="360"/>
+      </w:pPr>
+      <w:rPr>
+        <w:rFonts w:ascii="Symbol" w:hAnsi="Symbol" w:hint="default"/>
+      </w:rPr>
+    </w:lvl>
+    <w:lvl w:ilvl="7" w:tplc="08090003" w:tentative="1">
+      <w:start w:val="1"/>
+      <w:numFmt w:val="bullet"/>
+      <w:lvlText w:val="o"/>
+      <w:lvlJc w:val="left"/>
+      <w:pPr>
+        <w:ind w:left="5760" w:hanging="360"/>
+      </w:pPr>
+      <w:rPr>
+        <w:rFonts w:ascii="Courier New" w:hAnsi="Courier New" w:cs="Courier New" w:hint="default"/>
+      </w:rPr>
+    </w:lvl>
+    <w:lvl w:ilvl="8" w:tplc="08090005" w:tentative="1">
+      <w:start w:val="1"/>
+      <w:numFmt w:val="bullet"/>
+      <w:lvlText w:val=""/>
+      <w:lvlJc w:val="left"/>
+      <w:pPr>
+        <w:ind w:left="6480" w:hanging="360"/>
+      </w:pPr>
+      <w:rPr>
+        <w:rFonts w:ascii="Wingdings" w:hAnsi="Wingdings" w:hint="default"/>
+      </w:rPr>
+    </w:lvl>
+  </w:abstractNum>
+  <w:abstractNum w:abstractNumId="6" w15:restartNumberingAfterBreak="0">
+    <w:nsid w:val="313A3D2A"/>
+    <w:multiLevelType w:val="hybridMultilevel"/>
+    <w:tmpl w:val="830ABD80"/>
+    <w:lvl w:ilvl="0" w:tplc="08090001">
+      <w:start w:val="1"/>
+      <w:numFmt w:val="bullet"/>
+      <w:lvlText w:val=""/>
+      <w:lvlJc w:val="left"/>
+      <w:pPr>
+        <w:ind w:left="720" w:hanging="360"/>
+      </w:pPr>
+      <w:rPr>
+        <w:rFonts w:ascii="Symbol" w:hAnsi="Symbol" w:hint="default"/>
+      </w:rPr>
+    </w:lvl>
+    <w:lvl w:ilvl="1" w:tplc="08090003" w:tentative="1">
+      <w:start w:val="1"/>
+      <w:numFmt w:val="bullet"/>
+      <w:lvlText w:val="o"/>
+      <w:lvlJc w:val="left"/>
+      <w:pPr>
+        <w:ind w:left="1440" w:hanging="360"/>
+      </w:pPr>
+      <w:rPr>
+        <w:rFonts w:ascii="Courier New" w:hAnsi="Courier New" w:cs="Courier New" w:hint="default"/>
+      </w:rPr>
+    </w:lvl>
+    <w:lvl w:ilvl="2" w:tplc="08090005" w:tentative="1">
+      <w:start w:val="1"/>
+      <w:numFmt w:val="bullet"/>
+      <w:lvlText w:val=""/>
+      <w:lvlJc w:val="left"/>
+      <w:pPr>
+        <w:ind w:left="2160" w:hanging="360"/>
+      </w:pPr>
+      <w:rPr>
+        <w:rFonts w:ascii="Wingdings" w:hAnsi="Wingdings" w:hint="default"/>
+      </w:rPr>
+    </w:lvl>
+    <w:lvl w:ilvl="3" w:tplc="08090001" w:tentative="1">
+      <w:start w:val="1"/>
+      <w:numFmt w:val="bullet"/>
+      <w:lvlText w:val=""/>
+      <w:lvlJc w:val="left"/>
+      <w:pPr>
+        <w:ind w:left="2880" w:hanging="360"/>
+      </w:pPr>
+      <w:rPr>
+        <w:rFonts w:ascii="Symbol" w:hAnsi="Symbol" w:hint="default"/>
+      </w:rPr>
+    </w:lvl>
+    <w:lvl w:ilvl="4" w:tplc="08090003" w:tentative="1">
+      <w:start w:val="1"/>
+      <w:numFmt w:val="bullet"/>
+      <w:lvlText w:val="o"/>
+      <w:lvlJc w:val="left"/>
+      <w:pPr>
+        <w:ind w:left="3600" w:hanging="360"/>
+      </w:pPr>
+      <w:rPr>
+        <w:rFonts w:ascii="Courier New" w:hAnsi="Courier New" w:cs="Courier New" w:hint="default"/>
+      </w:rPr>
+    </w:lvl>
+    <w:lvl w:ilvl="5" w:tplc="08090005" w:tentative="1">
+      <w:start w:val="1"/>
+      <w:numFmt w:val="bullet"/>
+      <w:lvlText w:val=""/>
+      <w:lvlJc w:val="left"/>
+      <w:pPr>
+        <w:ind w:left="4320" w:hanging="360"/>
+      </w:pPr>
+      <w:rPr>
+        <w:rFonts w:ascii="Wingdings" w:hAnsi="Wingdings" w:hint="default"/>
+      </w:rPr>
+    </w:lvl>
+    <w:lvl w:ilvl="6" w:tplc="08090001" w:tentative="1">
+      <w:start w:val="1"/>
+      <w:numFmt w:val="bullet"/>
+      <w:lvlText w:val=""/>
+      <w:lvlJc w:val="left"/>
+      <w:pPr>
+        <w:ind w:left="5040" w:hanging="360"/>
+      </w:pPr>
+      <w:rPr>
+        <w:rFonts w:ascii="Symbol" w:hAnsi="Symbol" w:hint="default"/>
+      </w:rPr>
+    </w:lvl>
+    <w:lvl w:ilvl="7" w:tplc="08090003" w:tentative="1">
+      <w:start w:val="1"/>
+      <w:numFmt w:val="bullet"/>
+      <w:lvlText w:val="o"/>
+      <w:lvlJc w:val="left"/>
+      <w:pPr>
+        <w:ind w:left="5760" w:hanging="360"/>
+      </w:pPr>
+      <w:rPr>
+        <w:rFonts w:ascii="Courier New" w:hAnsi="Courier New" w:cs="Courier New" w:hint="default"/>
+      </w:rPr>
+    </w:lvl>
+    <w:lvl w:ilvl="8" w:tplc="08090005" w:tentative="1">
+      <w:start w:val="1"/>
+      <w:numFmt w:val="bullet"/>
+      <w:lvlText w:val=""/>
+      <w:lvlJc w:val="left"/>
+      <w:pPr>
+        <w:ind w:left="6480" w:hanging="360"/>
+      </w:pPr>
+      <w:rPr>
+        <w:rFonts w:ascii="Wingdings" w:hAnsi="Wingdings" w:hint="default"/>
+      </w:rPr>
+    </w:lvl>
+  </w:abstractNum>
+  <w:abstractNum w:abstractNumId="7" w15:restartNumberingAfterBreak="0">
+    <w:nsid w:val="6ACD06FA"/>
+    <w:multiLevelType w:val="hybridMultilevel"/>
+    <w:tmpl w:val="CDDE4A68"/>
+    <w:lvl w:ilvl="0" w:tplc="08090001">
+      <w:start w:val="1"/>
+      <w:numFmt w:val="bullet"/>
+      <w:lvlText w:val=""/>
+      <w:lvlJc w:val="left"/>
+      <w:pPr>
+        <w:ind w:left="720" w:hanging="360"/>
+      </w:pPr>
+      <w:rPr>
+        <w:rFonts w:ascii="Symbol" w:hAnsi="Symbol" w:hint="default"/>
+      </w:rPr>
+    </w:lvl>
+    <w:lvl w:ilvl="1" w:tplc="08090003" w:tentative="1">
+      <w:start w:val="1"/>
+      <w:numFmt w:val="bullet"/>
+      <w:lvlText w:val="o"/>
+      <w:lvlJc w:val="left"/>
+      <w:pPr>
+        <w:ind w:left="1440" w:hanging="360"/>
+      </w:pPr>
+      <w:rPr>
+        <w:rFonts w:ascii="Courier New" w:hAnsi="Courier New" w:cs="Courier New" w:hint="default"/>
+      </w:rPr>
+    </w:lvl>
+    <w:lvl w:ilvl="2" w:tplc="08090005" w:tentative="1">
+      <w:start w:val="1"/>
+      <w:numFmt w:val="bullet"/>
+      <w:lvlText w:val=""/>
+      <w:lvlJc w:val="left"/>
+      <w:pPr>
+        <w:ind w:left="2160" w:hanging="360"/>
+      </w:pPr>
+      <w:rPr>
+        <w:rFonts w:ascii="Wingdings" w:hAnsi="Wingdings" w:hint="default"/>
+      </w:rPr>
+    </w:lvl>
+    <w:lvl w:ilvl="3" w:tplc="08090001" w:tentative="1">
+      <w:start w:val="1"/>
+      <w:numFmt w:val="bullet"/>
+      <w:lvlText w:val=""/>
+      <w:lvlJc w:val="left"/>
+      <w:pPr>
+        <w:ind w:left="2880" w:hanging="360"/>
+      </w:pPr>
+      <w:rPr>
+        <w:rFonts w:ascii="Symbol" w:hAnsi="Symbol" w:hint="default"/>
+      </w:rPr>
+    </w:lvl>
+    <w:lvl w:ilvl="4" w:tplc="08090003" w:tentative="1">
+      <w:start w:val="1"/>
+      <w:numFmt w:val="bullet"/>
+      <w:lvlText w:val="o"/>
+      <w:lvlJc w:val="left"/>
+      <w:pPr>
+        <w:ind w:left="3600" w:hanging="360"/>
+      </w:pPr>
+      <w:rPr>
+        <w:rFonts w:ascii="Courier New" w:hAnsi="Courier New" w:cs="Courier New" w:hint="default"/>
+      </w:rPr>
+    </w:lvl>
+    <w:lvl w:ilvl="5" w:tplc="08090005" w:tentative="1">
+      <w:start w:val="1"/>
+      <w:numFmt w:val="bullet"/>
+      <w:lvlText w:val=""/>
+      <w:lvlJc w:val="left"/>
+      <w:pPr>
+        <w:ind w:left="4320" w:hanging="360"/>
+      </w:pPr>
+      <w:rPr>
+        <w:rFonts w:ascii="Wingdings" w:hAnsi="Wingdings" w:hint="default"/>
+      </w:rPr>
+    </w:lvl>
+    <w:lvl w:ilvl="6" w:tplc="08090001" w:tentative="1">
+      <w:start w:val="1"/>
+      <w:numFmt w:val="bullet"/>
+      <w:lvlText w:val=""/>
+      <w:lvlJc w:val="left"/>
+      <w:pPr>
+        <w:ind w:left="5040" w:hanging="360"/>
+      </w:pPr>
+      <w:rPr>
+        <w:rFonts w:ascii="Symbol" w:hAnsi="Symbol" w:hint="default"/>
+      </w:rPr>
+    </w:lvl>
+    <w:lvl w:ilvl="7" w:tplc="08090003" w:tentative="1">
+      <w:start w:val="1"/>
+      <w:numFmt w:val="bullet"/>
+      <w:lvlText w:val="o"/>
+      <w:lvlJc w:val="left"/>
+      <w:pPr>
+        <w:ind w:left="5760" w:hanging="360"/>
+      </w:pPr>
+      <w:rPr>
+        <w:rFonts w:ascii="Courier New" w:hAnsi="Courier New" w:cs="Courier New" w:hint="default"/>
+      </w:rPr>
+    </w:lvl>
+    <w:lvl w:ilvl="8" w:tplc="08090005" w:tentative="1">
+      <w:start w:val="1"/>
+      <w:numFmt w:val="bullet"/>
+      <w:lvlText w:val=""/>
+      <w:lvlJc w:val="left"/>
+      <w:pPr>
+        <w:ind w:left="6480" w:hanging="360"/>
+      </w:pPr>
+      <w:rPr>
+        <w:rFonts w:ascii="Wingdings" w:hAnsi="Wingdings" w:hint="default"/>
+      </w:rPr>
+    </w:lvl>
+  </w:abstractNum>
+  <w:num w:numId="1" w16cid:durableId="879441701">
+    <w:abstractNumId w:val="5"/>
+  </w:num>
+  <w:num w:numId="2" w16cid:durableId="502547043">
     <w:abstractNumId w:val="0"/>
+  </w:num>
+  <w:num w:numId="3" w16cid:durableId="742992538">
+    <w:abstractNumId w:val="2"/>
+  </w:num>
+  <w:num w:numId="4" w16cid:durableId="1132091775">
+    <w:abstractNumId w:val="4"/>
+  </w:num>
+  <w:num w:numId="5" w16cid:durableId="435638881">
+    <w:abstractNumId w:val="3"/>
+  </w:num>
+  <w:num w:numId="6" w16cid:durableId="1227687510">
+    <w:abstractNumId w:val="6"/>
+  </w:num>
+  <w:num w:numId="7" w16cid:durableId="548538343">
+    <w:abstractNumId w:val="7"/>
+  </w:num>
+  <w:num w:numId="8" w16cid:durableId="680936325">
+    <w:abstractNumId w:val="1"/>
   </w:num>
 </w:numbering>
 </file>
 
 <file path=word/styles.xml><?xml version="1.0" encoding="utf-8"?>
-<w:styles xmlns:mc="http://schemas.openxmlformats.org/markup-compatibility/2006" xmlns:r="http://schemas.openxmlformats.org/officeDocument/2006/relationships" xmlns:w="http://schemas.openxmlformats.org/wordprocessingml/2006/main" xmlns:w14="http://schemas.microsoft.com/office/word/2010/wordml" xmlns:w15="http://schemas.microsoft.com/office/word/2012/wordml" xmlns:w16cex="http://schemas.microsoft.com/office/word/2018/wordml/cex" xmlns:w16cid="http://schemas.microsoft.com/office/word/2016/wordml/cid" xmlns:w16="http://schemas.microsoft.com/office/word/2018/wordml" xmlns:w16sdtdh="http://schemas.microsoft.com/office/word/2020/wordml/sdtdatahash" xmlns:w16se="http://schemas.microsoft.com/office/word/2015/wordml/symex" mc:Ignorable="w14 w15 w16se w16cid w16 w16cex w16sdtdh">
+<w:styles xmlns:mc="http://schemas.openxmlformats.org/markup-compatibility/2006" xmlns:r="http://schemas.openxmlformats.org/officeDocument/2006/relationships" xmlns:w="http://schemas.openxmlformats.org/wordprocessingml/2006/main" xmlns:w14="http://schemas.microsoft.com/office/word/2010/wordml" xmlns:w15="http://schemas.microsoft.com/office/word/2012/wordml" xmlns:w16cex="http://schemas.microsoft.com/office/word/2018/wordml/cex" xmlns:w16cid="http://schemas.microsoft.com/office/word/2016/wordml/cid" xmlns:w16="http://schemas.microsoft.com/office/word/2018/wordml" xmlns:w16du="http://schemas.microsoft.com/office/word/2023/wordml/word16du" xmlns:w16sdtdh="http://schemas.microsoft.com/office/word/2020/wordml/sdtdatahash" xmlns:w16sdtfl="http://schemas.microsoft.com/office/word/2024/wordml/sdtformatlock" xmlns:w16se="http://schemas.microsoft.com/office/word/2015/wordml/symex" mc:Ignorable="w14 w15 w16se w16cid w16 w16cex w16sdtdh w16sdtfl w16du">
   <w:docDefaults>
     <w:rPrDefault>
       <w:rPr>
@@ -4954,6 +9324,33 @@
       <w:lang w:eastAsia="en-GB"/>
     </w:rPr>
   </w:style>
+  <w:style w:type="paragraph" w:styleId="TOCHeading">
+    <w:name w:val="TOC Heading"/>
+    <w:basedOn w:val="Heading1"/>
+    <w:next w:val="Normal"/>
+    <w:uiPriority w:val="39"/>
+    <w:unhideWhenUsed/>
+    <w:qFormat/>
+    <w:rsid w:val="00182697"/>
+    <w:pPr>
+      <w:outlineLvl w:val="9"/>
+    </w:pPr>
+    <w:rPr>
+      <w:lang w:val="en-US"/>
+    </w:rPr>
+  </w:style>
+  <w:style w:type="paragraph" w:styleId="TOC1">
+    <w:name w:val="toc 1"/>
+    <w:basedOn w:val="Normal"/>
+    <w:next w:val="Normal"/>
+    <w:autoRedefine/>
+    <w:uiPriority w:val="39"/>
+    <w:unhideWhenUsed/>
+    <w:rsid w:val="00182697"/>
+    <w:pPr>
+      <w:spacing w:after="100"/>
+    </w:pPr>
+  </w:style>
 </w:styles>
 </file>
 

--- a/Development Diary.docx
+++ b/Development Diary.docx
@@ -1,6 +1,6 @@
 
 <file path=word/document.xml><?xml version="1.0" encoding="utf-8"?>
-<w:document xmlns:wpc="http://schemas.microsoft.com/office/word/2010/wordprocessingCanvas" xmlns:cx="http://schemas.microsoft.com/office/drawing/2014/chartex" xmlns:cx1="http://schemas.microsoft.com/office/drawing/2015/9/8/chartex" xmlns:cx2="http://schemas.microsoft.com/office/drawing/2015/10/21/chartex" xmlns:cx3="http://schemas.microsoft.com/office/drawing/2016/5/9/chartex" xmlns:cx4="http://schemas.microsoft.com/office/drawing/2016/5/10/chartex" xmlns:cx5="http://schemas.microsoft.com/office/drawing/2016/5/11/chartex" xmlns:cx6="http://schemas.microsoft.com/office/drawing/2016/5/12/chartex" xmlns:cx7="http://schemas.microsoft.com/office/drawing/2016/5/13/chartex" xmlns:cx8="http://schemas.microsoft.com/office/drawing/2016/5/14/chartex" xmlns:mc="http://schemas.openxmlformats.org/markup-compatibility/2006" xmlns:aink="http://schemas.microsoft.com/office/drawing/2016/ink" xmlns:am3d="http://schemas.microsoft.com/office/drawing/2017/model3d" xmlns:o="urn:schemas-microsoft-com:office:office" xmlns:oel="http://schemas.microsoft.com/office/2019/extlst" xmlns:r="http://schemas.openxmlformats.org/officeDocument/2006/relationships" xmlns:m="http://schemas.openxmlformats.org/officeDocument/2006/math" xmlns:v="urn:schemas-microsoft-com:vml" xmlns:wp14="http://schemas.microsoft.com/office/word/2010/wordprocessingDrawing" xmlns:wp="http://schemas.openxmlformats.org/drawingml/2006/wordprocessingDrawing" xmlns:w10="urn:schemas-microsoft-com:office:word" xmlns:w="http://schemas.openxmlformats.org/wordprocessingml/2006/main" xmlns:w14="http://schemas.microsoft.com/office/word/2010/wordml" xmlns:w15="http://schemas.microsoft.com/office/word/2012/wordml" xmlns:w16cex="http://schemas.microsoft.com/office/word/2018/wordml/cex" xmlns:w16cid="http://schemas.microsoft.com/office/word/2016/wordml/cid" xmlns:w16="http://schemas.microsoft.com/office/word/2018/wordml" xmlns:w16du="http://schemas.microsoft.com/office/word/2023/wordml/word16du" xmlns:w16sdtdh="http://schemas.microsoft.com/office/word/2020/wordml/sdtdatahash" xmlns:w16sdtfl="http://schemas.microsoft.com/office/word/2024/wordml/sdtformatlock" xmlns:w16se="http://schemas.microsoft.com/office/word/2015/wordml/symex" xmlns:wpg="http://schemas.microsoft.com/office/word/2010/wordprocessingGroup" xmlns:wpi="http://schemas.microsoft.com/office/word/2010/wordprocessingInk" xmlns:wne="http://schemas.microsoft.com/office/word/2006/wordml" xmlns:wps="http://schemas.microsoft.com/office/word/2010/wordprocessingShape" mc:Ignorable="w14 w15 w16se w16cid w16 w16cex w16sdtdh w16sdtfl w16du wp14">
+<w:document xmlns:wpc="http://schemas.microsoft.com/office/word/2010/wordprocessingCanvas" xmlns:cx="http://schemas.microsoft.com/office/drawing/2014/chartex" xmlns:cx1="http://schemas.microsoft.com/office/drawing/2015/9/8/chartex" xmlns:cx2="http://schemas.microsoft.com/office/drawing/2015/10/21/chartex" xmlns:cx3="http://schemas.microsoft.com/office/drawing/2016/5/9/chartex" xmlns:cx4="http://schemas.microsoft.com/office/drawing/2016/5/10/chartex" xmlns:cx5="http://schemas.microsoft.com/office/drawing/2016/5/11/chartex" xmlns:cx6="http://schemas.microsoft.com/office/drawing/2016/5/12/chartex" xmlns:cx7="http://schemas.microsoft.com/office/drawing/2016/5/13/chartex" xmlns:cx8="http://schemas.microsoft.com/office/drawing/2016/5/14/chartex" xmlns:mc="http://schemas.openxmlformats.org/markup-compatibility/2006" xmlns:aink="http://schemas.microsoft.com/office/drawing/2016/ink" xmlns:am3d="http://schemas.microsoft.com/office/drawing/2017/model3d" xmlns:o="urn:schemas-microsoft-com:office:office" xmlns:r="http://schemas.openxmlformats.org/officeDocument/2006/relationships" xmlns:m="http://schemas.openxmlformats.org/officeDocument/2006/math" xmlns:v="urn:schemas-microsoft-com:vml" xmlns:wp14="http://schemas.microsoft.com/office/word/2010/wordprocessingDrawing" xmlns:wp="http://schemas.openxmlformats.org/drawingml/2006/wordprocessingDrawing" xmlns:w10="urn:schemas-microsoft-com:office:word" xmlns:w="http://schemas.openxmlformats.org/wordprocessingml/2006/main" xmlns:w14="http://schemas.microsoft.com/office/word/2010/wordml" xmlns:w15="http://schemas.microsoft.com/office/word/2012/wordml" xmlns:w16cex="http://schemas.microsoft.com/office/word/2018/wordml/cex" xmlns:w16cid="http://schemas.microsoft.com/office/word/2016/wordml/cid" xmlns:w16="http://schemas.microsoft.com/office/word/2018/wordml" xmlns:w16sdtdh="http://schemas.microsoft.com/office/word/2020/wordml/sdtdatahash" xmlns:w16se="http://schemas.microsoft.com/office/word/2015/wordml/symex" xmlns:wpg="http://schemas.microsoft.com/office/word/2010/wordprocessingGroup" xmlns:wpi="http://schemas.microsoft.com/office/word/2010/wordprocessingInk" xmlns:wne="http://schemas.microsoft.com/office/word/2006/wordml" xmlns:wps="http://schemas.microsoft.com/office/word/2010/wordprocessingShape" mc:Ignorable="w14 w15 w16se w16cid w16 w16cex w16sdtdh wp14">
   <w:body>
     <w:sdt>
       <w:sdtPr>
@@ -137,6 +137,7 @@
                                     <w:dataBinding w:prefixMappings="xmlns:ns0='http://purl.org/dc/elements/1.1/' xmlns:ns1='http://schemas.openxmlformats.org/package/2006/metadata/core-properties' " w:xpath="/ns1:coreProperties[1]/ns0:creator[1]" w:storeItemID="{6C3C8BC8-F283-45AE-878A-BAB7291924A1}"/>
                                     <w:text/>
                                   </w:sdtPr>
+                                  <w:sdtEndPr/>
                                   <w:sdtContent>
                                     <w:p>
                                       <w:pPr>
@@ -151,8 +152,16 @@
                                         <w:rPr>
                                           <w:color w:val="FFFFFF" w:themeColor="background1"/>
                                         </w:rPr>
-                                        <w:t>Digi-T-Y2-19@dom.sandwell.ac.uk</w:t>
+                                        <w:t xml:space="preserve">Nelson </w:t>
                                       </w:r>
+                                      <w:proofErr w:type="spellStart"/>
+                                      <w:r>
+                                        <w:rPr>
+                                          <w:color w:val="FFFFFF" w:themeColor="background1"/>
+                                        </w:rPr>
+                                        <w:t>Ogodo</w:t>
+                                      </w:r>
+                                      <w:proofErr w:type="spellEnd"/>
                                     </w:p>
                                   </w:sdtContent>
                                 </w:sdt>
@@ -178,13 +187,14 @@
                                       <w:dataBinding w:prefixMappings="xmlns:ns0='http://schemas.openxmlformats.org/officeDocument/2006/extended-properties' " w:xpath="/ns0:Properties[1]/ns0:Company[1]" w:storeItemID="{6668398D-A668-4E3E-A5EB-62B293D839F1}"/>
                                       <w:text/>
                                     </w:sdtPr>
+                                    <w:sdtEndPr/>
                                     <w:sdtContent>
                                       <w:r>
                                         <w:rPr>
                                           <w:caps/>
                                           <w:color w:val="FFFFFF" w:themeColor="background1"/>
                                         </w:rPr>
-                                        <w:t>[Company name]</w:t>
+                                        <w:t xml:space="preserve">     </w:t>
                                       </w:r>
                                     </w:sdtContent>
                                   </w:sdt>
@@ -206,12 +216,13 @@
                                       <w:dataBinding w:prefixMappings="xmlns:ns0='http://schemas.microsoft.com/office/2006/coverPageProps' " w:xpath="/ns0:CoverPageProperties[1]/ns0:CompanyAddress[1]" w:storeItemID="{55AF091B-3C7A-41E3-B477-F2FDAA23CFDA}"/>
                                       <w:text/>
                                     </w:sdtPr>
+                                    <w:sdtEndPr/>
                                     <w:sdtContent>
                                       <w:r>
                                         <w:rPr>
                                           <w:color w:val="FFFFFF" w:themeColor="background1"/>
                                         </w:rPr>
-                                        <w:t>[Company address]</w:t>
+                                        <w:t xml:space="preserve">     </w:t>
                                       </w:r>
                                     </w:sdtContent>
                                   </w:sdt>
@@ -275,6 +286,7 @@
                                     <w:dataBinding w:prefixMappings="xmlns:ns0='http://purl.org/dc/elements/1.1/' xmlns:ns1='http://schemas.openxmlformats.org/package/2006/metadata/core-properties' " w:xpath="/ns1:coreProperties[1]/ns0:title[1]" w:storeItemID="{6C3C8BC8-F283-45AE-878A-BAB7291924A1}"/>
                                     <w:text/>
                                   </w:sdtPr>
+                                  <w:sdtEndPr/>
                                   <w:sdtContent>
                                     <w:p>
                                       <w:pPr>
@@ -324,7 +336,7 @@
               </mc:Choice>
               <mc:Fallback>
                 <w:pict>
-                  <v:group w14:anchorId="3F2F517D" id="Group 193" o:spid="_x0000_s1026" style="position:absolute;margin-left:0;margin-top:0;width:540.55pt;height:718.4pt;z-index:-251657216;mso-width-percent:882;mso-height-percent:909;mso-position-horizontal:center;mso-position-horizontal-relative:page;mso-position-vertical:center;mso-position-vertical-relative:page;mso-width-percent:882;mso-height-percent:909" coordsize="68648,91235" o:gfxdata="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">
+                  <v:group w14:anchorId="3F2F517D" id="Group 193" o:spid="_x0000_s1026" style="position:absolute;margin-left:0;margin-top:0;width:540.55pt;height:718.4pt;z-index:-251657216;mso-width-percent:882;mso-height-percent:909;mso-position-horizontal:center;mso-position-horizontal-relative:page;mso-position-vertical:center;mso-position-vertical-relative:page;mso-width-percent:882;mso-height-percent:909" coordsize="68648,91235" o:gfxdata="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">
                     <v:rect id="Rectangle 194" o:spid="_x0000_s1027" style="position:absolute;width:68580;height:13716;visibility:visible;mso-wrap-style:square;v-text-anchor:middle" o:gfxdata="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" fillcolor="#4472c4 [3204]" stroked="f" strokeweight="1pt"/>
                     <v:rect id="Rectangle 195" o:spid="_x0000_s1028" style="position:absolute;top:40943;width:68580;height:50292;visibility:visible;mso-wrap-style:square;v-text-anchor:bottom" o:gfxdata="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" fillcolor="#4472c4 [3204]" stroked="f" strokeweight="1pt">
                       <v:textbox inset="36pt,57.6pt,36pt,36pt">
@@ -340,6 +352,7 @@
                               <w:dataBinding w:prefixMappings="xmlns:ns0='http://purl.org/dc/elements/1.1/' xmlns:ns1='http://schemas.openxmlformats.org/package/2006/metadata/core-properties' " w:xpath="/ns1:coreProperties[1]/ns0:creator[1]" w:storeItemID="{6C3C8BC8-F283-45AE-878A-BAB7291924A1}"/>
                               <w:text/>
                             </w:sdtPr>
+                            <w:sdtEndPr/>
                             <w:sdtContent>
                               <w:p>
                                 <w:pPr>
@@ -354,8 +367,16 @@
                                   <w:rPr>
                                     <w:color w:val="FFFFFF" w:themeColor="background1"/>
                                   </w:rPr>
-                                  <w:t>Digi-T-Y2-19@dom.sandwell.ac.uk</w:t>
+                                  <w:t xml:space="preserve">Nelson </w:t>
                                 </w:r>
+                                <w:proofErr w:type="spellStart"/>
+                                <w:r>
+                                  <w:rPr>
+                                    <w:color w:val="FFFFFF" w:themeColor="background1"/>
+                                  </w:rPr>
+                                  <w:t>Ogodo</w:t>
+                                </w:r>
+                                <w:proofErr w:type="spellEnd"/>
                               </w:p>
                             </w:sdtContent>
                           </w:sdt>
@@ -381,13 +402,14 @@
                                 <w:dataBinding w:prefixMappings="xmlns:ns0='http://schemas.openxmlformats.org/officeDocument/2006/extended-properties' " w:xpath="/ns0:Properties[1]/ns0:Company[1]" w:storeItemID="{6668398D-A668-4E3E-A5EB-62B293D839F1}"/>
                                 <w:text/>
                               </w:sdtPr>
+                              <w:sdtEndPr/>
                               <w:sdtContent>
                                 <w:r>
                                   <w:rPr>
                                     <w:caps/>
                                     <w:color w:val="FFFFFF" w:themeColor="background1"/>
                                   </w:rPr>
-                                  <w:t>[Company name]</w:t>
+                                  <w:t xml:space="preserve">     </w:t>
                                 </w:r>
                               </w:sdtContent>
                             </w:sdt>
@@ -409,12 +431,13 @@
                                 <w:dataBinding w:prefixMappings="xmlns:ns0='http://schemas.microsoft.com/office/2006/coverPageProps' " w:xpath="/ns0:CoverPageProperties[1]/ns0:CompanyAddress[1]" w:storeItemID="{55AF091B-3C7A-41E3-B477-F2FDAA23CFDA}"/>
                                 <w:text/>
                               </w:sdtPr>
+                              <w:sdtEndPr/>
                               <w:sdtContent>
                                 <w:r>
                                   <w:rPr>
                                     <w:color w:val="FFFFFF" w:themeColor="background1"/>
                                   </w:rPr>
-                                  <w:t>[Company address]</w:t>
+                                  <w:t xml:space="preserve">     </w:t>
                                 </w:r>
                               </w:sdtContent>
                             </w:sdt>
@@ -444,6 +467,7 @@
                               <w:dataBinding w:prefixMappings="xmlns:ns0='http://purl.org/dc/elements/1.1/' xmlns:ns1='http://schemas.openxmlformats.org/package/2006/metadata/core-properties' " w:xpath="/ns1:coreProperties[1]/ns0:title[1]" w:storeItemID="{6C3C8BC8-F283-45AE-878A-BAB7291924A1}"/>
                               <w:text/>
                             </w:sdtPr>
+                            <w:sdtEndPr/>
                             <w:sdtContent>
                               <w:p>
                                 <w:pPr>
@@ -497,6 +521,13 @@
     </w:sdt>
     <w:sdt>
       <w:sdtPr>
+        <w:rPr>
+          <w:rFonts w:asciiTheme="minorHAnsi" w:eastAsiaTheme="minorHAnsi" w:hAnsiTheme="minorHAnsi" w:cstheme="minorBidi"/>
+          <w:color w:val="auto"/>
+          <w:sz w:val="22"/>
+          <w:szCs w:val="22"/>
+          <w:lang w:val="en-GB"/>
+        </w:rPr>
         <w:id w:val="1490903854"/>
         <w:docPartObj>
           <w:docPartGallery w:val="Table of Contents"/>
@@ -505,14 +536,9 @@
       </w:sdtPr>
       <w:sdtEndPr>
         <w:rPr>
-          <w:rFonts w:asciiTheme="minorHAnsi" w:eastAsiaTheme="minorHAnsi" w:hAnsiTheme="minorHAnsi" w:cstheme="minorBidi"/>
           <w:b/>
           <w:bCs/>
           <w:noProof/>
-          <w:color w:val="auto"/>
-          <w:sz w:val="22"/>
-          <w:szCs w:val="22"/>
-          <w:lang w:val="en-GB"/>
         </w:rPr>
       </w:sdtEndPr>
       <w:sdtContent>
@@ -533,11 +559,7 @@
             <w:rPr>
               <w:rFonts w:eastAsiaTheme="minorEastAsia"/>
               <w:noProof/>
-              <w:kern w:val="2"/>
-              <w:sz w:val="24"/>
-              <w:szCs w:val="24"/>
               <w:lang w:eastAsia="en-GB"/>
-              <w14:ligatures w14:val="standardContextual"/>
             </w:rPr>
           </w:pPr>
           <w:r>
@@ -549,7 +571,7 @@
           <w:r>
             <w:fldChar w:fldCharType="separate"/>
           </w:r>
-          <w:hyperlink w:anchor="_Toc227887953" w:history="1">
+          <w:hyperlink w:anchor="_Toc227918446" w:history="1">
             <w:r>
               <w:rPr>
                 <w:rStyle w:val="Hyperlink"/>
@@ -577,7 +599,7 @@
                 <w:noProof/>
                 <w:webHidden/>
               </w:rPr>
-              <w:instrText xml:space="preserve"> PAGEREF _Toc227887953 \h </w:instrText>
+              <w:instrText xml:space="preserve"> PAGEREF _Toc227918446 \h </w:instrText>
             </w:r>
             <w:r>
               <w:rPr>
@@ -617,14 +639,10 @@
             <w:rPr>
               <w:rFonts w:eastAsiaTheme="minorEastAsia"/>
               <w:noProof/>
-              <w:kern w:val="2"/>
-              <w:sz w:val="24"/>
-              <w:szCs w:val="24"/>
               <w:lang w:eastAsia="en-GB"/>
-              <w14:ligatures w14:val="standardContextual"/>
             </w:rPr>
           </w:pPr>
-          <w:hyperlink w:anchor="_Toc227887954" w:history="1">
+          <w:hyperlink w:anchor="_Toc227918447" w:history="1">
             <w:r>
               <w:rPr>
                 <w:rStyle w:val="Hyperlink"/>
@@ -652,7 +670,7 @@
                 <w:noProof/>
                 <w:webHidden/>
               </w:rPr>
-              <w:instrText xml:space="preserve"> PAGEREF _Toc227887954 \h </w:instrText>
+              <w:instrText xml:space="preserve"> PAGEREF _Toc227918447 \h </w:instrText>
             </w:r>
             <w:r>
               <w:rPr>
@@ -672,7 +690,7 @@
                 <w:noProof/>
                 <w:webHidden/>
               </w:rPr>
-              <w:t>7</w:t>
+              <w:t>8</w:t>
             </w:r>
             <w:r>
               <w:rPr>
@@ -692,14 +710,10 @@
             <w:rPr>
               <w:rFonts w:eastAsiaTheme="minorEastAsia"/>
               <w:noProof/>
-              <w:kern w:val="2"/>
-              <w:sz w:val="24"/>
-              <w:szCs w:val="24"/>
               <w:lang w:eastAsia="en-GB"/>
-              <w14:ligatures w14:val="standardContextual"/>
             </w:rPr>
           </w:pPr>
-          <w:hyperlink w:anchor="_Toc227887955" w:history="1">
+          <w:hyperlink w:anchor="_Toc227918448" w:history="1">
             <w:r>
               <w:rPr>
                 <w:rStyle w:val="Hyperlink"/>
@@ -727,7 +741,7 @@
                 <w:noProof/>
                 <w:webHidden/>
               </w:rPr>
-              <w:instrText xml:space="preserve"> PAGEREF _Toc227887955 \h </w:instrText>
+              <w:instrText xml:space="preserve"> PAGEREF _Toc227918448 \h </w:instrText>
             </w:r>
             <w:r>
               <w:rPr>
@@ -747,7 +761,7 @@
                 <w:noProof/>
                 <w:webHidden/>
               </w:rPr>
-              <w:t>12</w:t>
+              <w:t>13</w:t>
             </w:r>
             <w:r>
               <w:rPr>
@@ -767,21 +781,17 @@
             <w:rPr>
               <w:rFonts w:eastAsiaTheme="minorEastAsia"/>
               <w:noProof/>
-              <w:kern w:val="2"/>
-              <w:sz w:val="24"/>
-              <w:szCs w:val="24"/>
               <w:lang w:eastAsia="en-GB"/>
-              <w14:ligatures w14:val="standardContextual"/>
             </w:rPr>
           </w:pPr>
-          <w:hyperlink w:anchor="_Toc227887956" w:history="1">
+          <w:hyperlink w:anchor="_Toc227918449" w:history="1">
             <w:r>
               <w:rPr>
                 <w:rStyle w:val="Hyperlink"/>
                 <w:noProof/>
                 <w:lang w:val="en-US"/>
               </w:rPr>
-              <w:t>Day 3</w:t>
+              <w:t>Day 4</w:t>
             </w:r>
             <w:r>
               <w:rPr>
@@ -802,7 +812,7 @@
                 <w:noProof/>
                 <w:webHidden/>
               </w:rPr>
-              <w:instrText xml:space="preserve"> PAGEREF _Toc227887956 \h </w:instrText>
+              <w:instrText xml:space="preserve"> PAGEREF _Toc227918449 \h </w:instrText>
             </w:r>
             <w:r>
               <w:rPr>
@@ -822,7 +832,77 @@
                 <w:noProof/>
                 <w:webHidden/>
               </w:rPr>
-              <w:t>14</w:t>
+              <w:t>16</w:t>
+            </w:r>
+            <w:r>
+              <w:rPr>
+                <w:noProof/>
+                <w:webHidden/>
+              </w:rPr>
+              <w:fldChar w:fldCharType="end"/>
+            </w:r>
+          </w:hyperlink>
+        </w:p>
+        <w:p>
+          <w:pPr>
+            <w:pStyle w:val="TOC1"/>
+            <w:tabs>
+              <w:tab w:val="right" w:leader="dot" w:pos="9350"/>
+            </w:tabs>
+            <w:rPr>
+              <w:rFonts w:eastAsiaTheme="minorEastAsia"/>
+              <w:noProof/>
+              <w:lang w:eastAsia="en-GB"/>
+            </w:rPr>
+          </w:pPr>
+          <w:hyperlink w:anchor="_Toc227918450" w:history="1">
+            <w:r>
+              <w:rPr>
+                <w:rStyle w:val="Hyperlink"/>
+                <w:noProof/>
+              </w:rPr>
+              <w:t>Day 5</w:t>
+            </w:r>
+            <w:r>
+              <w:rPr>
+                <w:noProof/>
+                <w:webHidden/>
+              </w:rPr>
+              <w:tab/>
+            </w:r>
+            <w:r>
+              <w:rPr>
+                <w:noProof/>
+                <w:webHidden/>
+              </w:rPr>
+              <w:fldChar w:fldCharType="begin"/>
+            </w:r>
+            <w:r>
+              <w:rPr>
+                <w:noProof/>
+                <w:webHidden/>
+              </w:rPr>
+              <w:instrText xml:space="preserve"> PAGEREF _Toc227918450 \h </w:instrText>
+            </w:r>
+            <w:r>
+              <w:rPr>
+                <w:noProof/>
+                <w:webHidden/>
+              </w:rPr>
+            </w:r>
+            <w:r>
+              <w:rPr>
+                <w:noProof/>
+                <w:webHidden/>
+              </w:rPr>
+              <w:fldChar w:fldCharType="separate"/>
+            </w:r>
+            <w:r>
+              <w:rPr>
+                <w:noProof/>
+                <w:webHidden/>
+              </w:rPr>
+              <w:t>18</w:t>
             </w:r>
             <w:r>
               <w:rPr>
@@ -861,7 +941,7 @@
           <w:lang w:val="en-US"/>
         </w:rPr>
       </w:pPr>
-      <w:bookmarkStart w:id="0" w:name="_Toc227887953"/>
+      <w:bookmarkStart w:id="0" w:name="_Toc227918446"/>
       <w:r>
         <w:rPr>
           <w:lang w:val="en-US"/>
@@ -880,21 +960,7 @@
         <w:rPr>
           <w:lang w:val="en-US"/>
         </w:rPr>
-        <w:t xml:space="preserve">On this day I created and incorporated </w:t>
-      </w:r>
-      <w:proofErr w:type="gramStart"/>
-      <w:r>
-        <w:rPr>
-          <w:lang w:val="en-US"/>
-        </w:rPr>
-        <w:t>all of</w:t>
-      </w:r>
-      <w:proofErr w:type="gramEnd"/>
-      <w:r>
-        <w:rPr>
-          <w:lang w:val="en-US"/>
-        </w:rPr>
-        <w:t xml:space="preserve"> my models</w:t>
+        <w:t>On this day I created and incorporated all of my models</w:t>
       </w:r>
     </w:p>
     <w:p>
@@ -1397,21 +1463,7 @@
         <w:rPr>
           <w:lang w:val="en-US"/>
         </w:rPr>
-        <w:t xml:space="preserve">I also added </w:t>
-      </w:r>
-      <w:proofErr w:type="gramStart"/>
-      <w:r>
-        <w:rPr>
-          <w:lang w:val="en-US"/>
-        </w:rPr>
-        <w:t>Migration</w:t>
-      </w:r>
-      <w:proofErr w:type="gramEnd"/>
-      <w:r>
-        <w:rPr>
-          <w:lang w:val="en-US"/>
-        </w:rPr>
-        <w:t xml:space="preserve"> </w:t>
+        <w:t xml:space="preserve">I also added Migration </w:t>
       </w:r>
       <w:r>
         <w:rPr>
@@ -1658,7 +1710,7 @@
           <w:lang w:val="en-US"/>
         </w:rPr>
       </w:pPr>
-      <w:bookmarkStart w:id="1" w:name="_Toc227887954"/>
+      <w:bookmarkStart w:id="1" w:name="_Toc227918447"/>
       <w:r>
         <w:rPr>
           <w:lang w:val="en-US"/>
@@ -1705,21 +1757,7 @@
         <w:rPr>
           <w:lang w:val="en-US"/>
         </w:rPr>
-        <w:t xml:space="preserve"> and it only inserts data if it doesn’t already </w:t>
-      </w:r>
-      <w:proofErr w:type="gramStart"/>
-      <w:r>
-        <w:rPr>
-          <w:lang w:val="en-US"/>
-        </w:rPr>
-        <w:t>exist</w:t>
-      </w:r>
-      <w:proofErr w:type="gramEnd"/>
-      <w:r>
-        <w:rPr>
-          <w:lang w:val="en-US"/>
-        </w:rPr>
-        <w:t xml:space="preserve"> so it never duplicates. I seeded </w:t>
+        <w:t xml:space="preserve"> and it only inserts data if it doesn’t already exist so it never duplicates. I seeded </w:t>
       </w:r>
       <w:r>
         <w:rPr>
@@ -2176,107 +2214,81 @@
         <w:t xml:space="preserve"> when the code later tried to check the roles of the user, the user was null and the app crashed since you </w:t>
       </w:r>
       <w:proofErr w:type="spellStart"/>
+      <w:r>
+        <w:rPr>
+          <w:lang w:val="en-US"/>
+        </w:rPr>
+        <w:t>cant</w:t>
+      </w:r>
+      <w:proofErr w:type="spellEnd"/>
+      <w:r>
+        <w:rPr>
+          <w:lang w:val="en-US"/>
+        </w:rPr>
+        <w:t xml:space="preserve"> check roles </w:t>
+      </w:r>
+      <w:proofErr w:type="spellStart"/>
+      <w:r>
+        <w:rPr>
+          <w:lang w:val="en-US"/>
+        </w:rPr>
+        <w:t>od</w:t>
+      </w:r>
+      <w:proofErr w:type="spellEnd"/>
+      <w:r>
+        <w:rPr>
+          <w:lang w:val="en-US"/>
+        </w:rPr>
+        <w:t xml:space="preserve"> someone who doesn’t exist</w:t>
+      </w:r>
+    </w:p>
+    <w:p>
+      <w:pPr>
+        <w:rPr>
+          <w:lang w:val="en-US"/>
+        </w:rPr>
+      </w:pPr>
+      <w:r>
+        <w:rPr>
+          <w:lang w:val="en-US"/>
+        </w:rPr>
+        <w:t xml:space="preserve">So to fix this </w:t>
+      </w:r>
+      <w:proofErr w:type="spellStart"/>
+      <w:r>
+        <w:rPr>
+          <w:lang w:val="en-US"/>
+        </w:rPr>
+        <w:t>i</w:t>
+      </w:r>
+      <w:proofErr w:type="spellEnd"/>
+      <w:r>
+        <w:rPr>
+          <w:lang w:val="en-US"/>
+        </w:rPr>
+        <w:t xml:space="preserve"> flipped the condition from </w:t>
+      </w:r>
       <w:proofErr w:type="gramStart"/>
       <w:r>
         <w:rPr>
           <w:lang w:val="en-US"/>
         </w:rPr>
-        <w:t>cant</w:t>
+        <w:t>if(</w:t>
+      </w:r>
+      <w:proofErr w:type="spellStart"/>
+      <w:proofErr w:type="gramEnd"/>
+      <w:r>
+        <w:rPr>
+          <w:lang w:val="en-US"/>
+        </w:rPr>
+        <w:t>adminUser</w:t>
       </w:r>
       <w:proofErr w:type="spellEnd"/>
-      <w:proofErr w:type="gramEnd"/>
-      <w:r>
-        <w:rPr>
-          <w:lang w:val="en-US"/>
-        </w:rPr>
-        <w:t xml:space="preserve"> check roles </w:t>
-      </w:r>
-      <w:proofErr w:type="spellStart"/>
-      <w:proofErr w:type="gramStart"/>
-      <w:r>
-        <w:rPr>
-          <w:lang w:val="en-US"/>
-        </w:rPr>
-        <w:t>od</w:t>
-      </w:r>
-      <w:proofErr w:type="spellEnd"/>
-      <w:proofErr w:type="gramEnd"/>
-      <w:r>
-        <w:rPr>
-          <w:lang w:val="en-US"/>
-        </w:rPr>
-        <w:t xml:space="preserve"> someone who doesn’t exist</w:t>
-      </w:r>
-    </w:p>
-    <w:p>
-      <w:pPr>
-        <w:rPr>
-          <w:lang w:val="en-US"/>
-        </w:rPr>
-      </w:pPr>
-      <w:proofErr w:type="gramStart"/>
-      <w:r>
-        <w:rPr>
-          <w:lang w:val="en-US"/>
-        </w:rPr>
-        <w:t>So</w:t>
-      </w:r>
-      <w:proofErr w:type="gramEnd"/>
-      <w:r>
-        <w:rPr>
-          <w:lang w:val="en-US"/>
-        </w:rPr>
-        <w:t xml:space="preserve"> to fix </w:t>
-      </w:r>
-      <w:proofErr w:type="gramStart"/>
-      <w:r>
-        <w:rPr>
-          <w:lang w:val="en-US"/>
-        </w:rPr>
-        <w:t xml:space="preserve">this </w:t>
-      </w:r>
-      <w:proofErr w:type="spellStart"/>
-      <w:r>
-        <w:rPr>
-          <w:lang w:val="en-US"/>
-        </w:rPr>
-        <w:t>i</w:t>
-      </w:r>
-      <w:proofErr w:type="spellEnd"/>
-      <w:proofErr w:type="gramEnd"/>
-      <w:r>
-        <w:rPr>
-          <w:lang w:val="en-US"/>
-        </w:rPr>
-        <w:t xml:space="preserve"> flipped the condition from </w:t>
-      </w:r>
-      <w:proofErr w:type="gramStart"/>
-      <w:r>
-        <w:rPr>
-          <w:lang w:val="en-US"/>
-        </w:rPr>
-        <w:t>if(</w:t>
-      </w:r>
-      <w:proofErr w:type="spellStart"/>
-      <w:r>
-        <w:rPr>
-          <w:lang w:val="en-US"/>
-        </w:rPr>
-        <w:t>adminUser</w:t>
-      </w:r>
-      <w:proofErr w:type="spellEnd"/>
-      <w:r>
-        <w:rPr>
-          <w:lang w:val="en-US"/>
-        </w:rPr>
-        <w:t xml:space="preserve"> !</w:t>
-      </w:r>
-      <w:proofErr w:type="gramEnd"/>
-      <w:r>
-        <w:rPr>
-          <w:lang w:val="en-US"/>
-        </w:rPr>
-        <w:t>= null) to if (</w:t>
+      <w:r>
+        <w:rPr>
+          <w:lang w:val="en-US"/>
+        </w:rPr>
+        <w:t xml:space="preserve"> != null) to if (</w:t>
       </w:r>
       <w:proofErr w:type="spellStart"/>
       <w:r>
@@ -2373,38 +2385,9 @@
         <w:rPr>
           <w:lang w:val="en-US"/>
         </w:rPr>
-        <w:t xml:space="preserve">I encountered another error that is </w:t>
-      </w:r>
-      <w:proofErr w:type="gramStart"/>
-      <w:r>
-        <w:rPr>
-          <w:lang w:val="en-US"/>
-        </w:rPr>
-        <w:t>really similar</w:t>
-      </w:r>
-      <w:proofErr w:type="gramEnd"/>
-      <w:r>
-        <w:rPr>
-          <w:lang w:val="en-US"/>
-        </w:rPr>
-        <w:t xml:space="preserve"> to the previous one. My code was supposed to check if a role existed and if it didn’t then it would be created. But like before it was written backwards which meant it was trying to do the opposite. </w:t>
-      </w:r>
-      <w:proofErr w:type="gramStart"/>
-      <w:r>
-        <w:rPr>
-          <w:lang w:val="en-US"/>
-        </w:rPr>
-        <w:t>So</w:t>
-      </w:r>
-      <w:proofErr w:type="gramEnd"/>
-      <w:r>
-        <w:rPr>
-          <w:lang w:val="en-US"/>
-        </w:rPr>
-        <w:t xml:space="preserve"> when the code later tried to assign the “Admin” role to a user, that role didn’t exist in the database causing the app to crash because you </w:t>
+        <w:t xml:space="preserve">I encountered another error that is really similar to the previous one. My code was supposed to check if a role existed and if it didn’t then it would be created. But like before it was written backwards which meant it was trying to do the opposite. So when the code later tried to assign the “Admin” role to a user, that role didn’t exist in the database causing the app to crash because you </w:t>
       </w:r>
       <w:proofErr w:type="spellStart"/>
-      <w:proofErr w:type="gramStart"/>
       <w:r>
         <w:rPr>
           <w:lang w:val="en-US"/>
@@ -2412,7 +2395,6 @@
         <w:t>cant</w:t>
       </w:r>
       <w:proofErr w:type="spellEnd"/>
-      <w:proofErr w:type="gramEnd"/>
       <w:r>
         <w:rPr>
           <w:lang w:val="en-US"/>
@@ -2550,31 +2532,18 @@
         <w:rPr>
           <w:lang w:val="en-US"/>
         </w:rPr>
-        <w:t xml:space="preserve"> to fix this I added this to the top of the Seed data class. The application </w:t>
-      </w:r>
-      <w:proofErr w:type="gramStart"/>
-      <w:r>
-        <w:rPr>
-          <w:lang w:val="en-US"/>
-        </w:rPr>
-        <w:t>built</w:t>
-      </w:r>
-      <w:proofErr w:type="gramEnd"/>
-      <w:r>
-        <w:rPr>
-          <w:lang w:val="en-US"/>
-        </w:rPr>
-        <w:t xml:space="preserve"> and ran successfully after this change.</w:t>
-      </w:r>
-    </w:p>
-    <w:p>
-      <w:pPr>
-        <w:rPr>
-          <w:lang w:val="en-US"/>
-        </w:rPr>
-      </w:pPr>
-      <w:r>
-        <w:rPr>
+        <w:t xml:space="preserve"> to fix this I added this to the top of the Seed data class. The application built and ran successfully after this change.</w:t>
+      </w:r>
+    </w:p>
+    <w:p>
+      <w:pPr>
+        <w:rPr>
+          <w:lang w:val="en-US"/>
+        </w:rPr>
+      </w:pPr>
+      <w:r>
+        <w:rPr>
+          <w:noProof/>
           <w:lang w:val="en-US"/>
         </w:rPr>
         <w:drawing>
@@ -2781,7 +2750,7 @@
           <w:lang w:val="en-US"/>
         </w:rPr>
       </w:pPr>
-      <w:bookmarkStart w:id="2" w:name="_Toc227887955"/>
+      <w:bookmarkStart w:id="2" w:name="_Toc227918448"/>
       <w:r>
         <w:rPr>
           <w:lang w:val="en-US"/>
@@ -2834,21 +2803,7 @@
         <w:rPr>
           <w:lang w:val="en-US"/>
         </w:rPr>
-        <w:t xml:space="preserve">/. I’m doing this rather than writing separate CSS for each </w:t>
-      </w:r>
-      <w:proofErr w:type="gramStart"/>
-      <w:r>
-        <w:rPr>
-          <w:lang w:val="en-US"/>
-        </w:rPr>
-        <w:t>page</w:t>
-      </w:r>
-      <w:proofErr w:type="gramEnd"/>
-      <w:r>
-        <w:rPr>
-          <w:lang w:val="en-US"/>
-        </w:rPr>
-        <w:t xml:space="preserve"> so all </w:t>
+        <w:t xml:space="preserve">/. I’m doing this rather than writing separate CSS for each page so all </w:t>
       </w:r>
       <w:r>
         <w:rPr>
@@ -2886,6 +2841,7 @@
       </w:pPr>
       <w:r>
         <w:rPr>
+          <w:noProof/>
           <w:lang w:val="en-US"/>
         </w:rPr>
         <w:drawing>
@@ -2967,45 +2923,18 @@
         <w:rPr>
           <w:lang w:val="en-US"/>
         </w:rPr>
-        <w:t xml:space="preserve">. I also noticed that when I clicked the add to basket button it </w:t>
-      </w:r>
-      <w:proofErr w:type="gramStart"/>
-      <w:r>
-        <w:rPr>
-          <w:lang w:val="en-US"/>
-        </w:rPr>
-        <w:t>redirects</w:t>
-      </w:r>
-      <w:proofErr w:type="gramEnd"/>
-      <w:r>
-        <w:rPr>
-          <w:lang w:val="en-US"/>
-        </w:rPr>
-        <w:t xml:space="preserve"> immediately to the basket page so I added Ajax so the function can run silently in the background without </w:t>
-      </w:r>
-      <w:proofErr w:type="gramStart"/>
-      <w:r>
-        <w:rPr>
-          <w:lang w:val="en-US"/>
-        </w:rPr>
-        <w:t>redirecting</w:t>
-      </w:r>
-      <w:proofErr w:type="gramEnd"/>
-      <w:r>
-        <w:rPr>
-          <w:lang w:val="en-US"/>
-        </w:rPr>
-        <w:t xml:space="preserve"> to the basket page</w:t>
-      </w:r>
-    </w:p>
-    <w:p>
-      <w:pPr>
-        <w:rPr>
-          <w:lang w:val="en-US"/>
-        </w:rPr>
-      </w:pPr>
-      <w:r>
-        <w:rPr>
+        <w:t>. I also noticed that when I clicked the add to basket button it redirects immediately to the basket page so I added Ajax so the function can run silently in the background without redirecting to the basket page</w:t>
+      </w:r>
+    </w:p>
+    <w:p>
+      <w:pPr>
+        <w:rPr>
+          <w:lang w:val="en-US"/>
+        </w:rPr>
+      </w:pPr>
+      <w:r>
+        <w:rPr>
+          <w:noProof/>
           <w:lang w:val="en-US"/>
         </w:rPr>
         <w:lastRenderedPageBreak/>
@@ -3555,20 +3484,14 @@
           <w:lang w:val="en-US"/>
         </w:rPr>
       </w:pPr>
-      <w:bookmarkStart w:id="3" w:name="_Toc227887956"/>
-      <w:r>
-        <w:rPr>
-          <w:lang w:val="en-US"/>
-        </w:rPr>
-        <w:t xml:space="preserve">Day </w:t>
+      <w:bookmarkStart w:id="3" w:name="_Toc227918449"/>
+      <w:r>
+        <w:rPr>
+          <w:lang w:val="en-US"/>
+        </w:rPr>
+        <w:t>Day 4</w:t>
       </w:r>
       <w:bookmarkEnd w:id="3"/>
-      <w:r>
-        <w:rPr>
-          <w:lang w:val="en-US"/>
-        </w:rPr>
-        <w:t>4</w:t>
-      </w:r>
     </w:p>
     <w:p>
       <w:pPr>
@@ -3612,35 +3535,7 @@
           <w:lang w:val="en-US"/>
         </w:rPr>
         <w:lastRenderedPageBreak/>
-        <w:t xml:space="preserve">basket. Then I worked on the subtotal calculation and the discount calculator. I also made the system </w:t>
-      </w:r>
-      <w:proofErr w:type="gramStart"/>
-      <w:r>
-        <w:rPr>
-          <w:lang w:val="en-US"/>
-        </w:rPr>
-        <w:t>handle</w:t>
-      </w:r>
-      <w:proofErr w:type="gramEnd"/>
-      <w:r>
-        <w:rPr>
-          <w:lang w:val="en-US"/>
-        </w:rPr>
-        <w:t xml:space="preserve"> delivery </w:t>
-      </w:r>
-      <w:proofErr w:type="gramStart"/>
-      <w:r>
-        <w:rPr>
-          <w:lang w:val="en-US"/>
-        </w:rPr>
-        <w:t>or</w:t>
-      </w:r>
-      <w:proofErr w:type="gramEnd"/>
-      <w:r>
-        <w:rPr>
-          <w:lang w:val="en-US"/>
-        </w:rPr>
-        <w:t xml:space="preserve"> collections. I also added error checks then I finished the orders controller logic. I then edited the order index so it could show orders and then once the details button is clicked it shows a breakdown of the products in the orders</w:t>
+        <w:t>basket. Then I worked on the subtotal calculation and the discount calculator. I also made the system handle delivery or collections. I also added error checks then I finished the orders controller logic. I then edited the order index so it could show orders and then once the details button is clicked it shows a breakdown of the products in the orders</w:t>
       </w:r>
       <w:r>
         <w:rPr>
@@ -3674,7 +3569,6 @@
         <w:t xml:space="preserve">because the property was called “Subtotal” instead of </w:t>
       </w:r>
       <w:proofErr w:type="spellStart"/>
-      <w:proofErr w:type="gramStart"/>
       <w:r>
         <w:rPr>
           <w:lang w:val="en-US"/>
@@ -3682,7 +3576,6 @@
         <w:t>TotalAmount</w:t>
       </w:r>
       <w:proofErr w:type="spellEnd"/>
-      <w:proofErr w:type="gramEnd"/>
       <w:r>
         <w:rPr>
           <w:lang w:val="en-US"/>
@@ -3859,15 +3752,7 @@
       <w:proofErr w:type="spellEnd"/>
       <w:proofErr w:type="gramEnd"/>
       <w:r>
-        <w:t xml:space="preserve">) statement out of the for loop which thus allows the method to </w:t>
-      </w:r>
-      <w:proofErr w:type="gramStart"/>
-      <w:r>
-        <w:t>returns</w:t>
-      </w:r>
-      <w:proofErr w:type="gramEnd"/>
-      <w:r>
-        <w:t xml:space="preserve"> a value.</w:t>
+        <w:t>) statement out of the for loop which thus allows the method to returns a value.</w:t>
       </w:r>
     </w:p>
     <w:p>
@@ -3883,6 +3768,9 @@
     </w:p>
     <w:p>
       <w:r>
+        <w:rPr>
+          <w:noProof/>
+        </w:rPr>
         <w:lastRenderedPageBreak/>
         <w:drawing>
           <wp:inline distT="0" distB="0" distL="0" distR="0" wp14:anchorId="34630109" wp14:editId="552B7416">
@@ -3940,6 +3828,9 @@
     </w:p>
     <w:p>
       <w:r>
+        <w:rPr>
+          <w:noProof/>
+        </w:rPr>
         <w:drawing>
           <wp:inline distT="0" distB="0" distL="0" distR="0" wp14:anchorId="287A2886" wp14:editId="2E53B862">
             <wp:extent cx="5943600" cy="1428750"/>
@@ -4094,9 +3985,11 @@
       <w:pPr>
         <w:pStyle w:val="Heading1"/>
       </w:pPr>
+      <w:bookmarkStart w:id="4" w:name="_Toc227918450"/>
       <w:r>
         <w:t>Day 5</w:t>
       </w:r>
+      <w:bookmarkEnd w:id="4"/>
     </w:p>
     <w:p>
       <w:r>
@@ -4108,6 +4001,9 @@
     </w:p>
     <w:p>
       <w:r>
+        <w:rPr>
+          <w:noProof/>
+        </w:rPr>
         <w:lastRenderedPageBreak/>
         <w:drawing>
           <wp:inline distT="0" distB="0" distL="0" distR="0" wp14:anchorId="7A830EEA" wp14:editId="03F18FD7">
@@ -4161,6 +4057,9 @@
     </w:p>
     <w:p>
       <w:r>
+        <w:rPr>
+          <w:noProof/>
+        </w:rPr>
         <w:drawing>
           <wp:inline distT="0" distB="0" distL="0" distR="0" wp14:anchorId="7E443F9C" wp14:editId="76C20761">
             <wp:extent cx="5943600" cy="2320925"/>
@@ -4216,1082 +4115,52 @@
         <w:t>Then I added accessibility features to the solution such as Screen reader, Text stings, high contrast mode, dark mode and light mode.</w:t>
       </w:r>
       <w:r>
-        <w:t xml:space="preserve"> </w:t>
-      </w:r>
-      <w:r>
-        <w:t xml:space="preserve">I also incorporated the </w:t>
+        <w:t xml:space="preserve"> For the dark mode</w:t>
+      </w:r>
+      <w:r>
+        <w:t xml:space="preserve"> feature I implemented it using data-time attribute on the html element. So when the user clicks the dark mode toggle in the accessibility menu, java script sets data-theme</w:t>
+      </w:r>
+      <w:proofErr w:type="gramStart"/>
+      <w:r>
+        <w:t>=”dark</w:t>
+      </w:r>
+      <w:proofErr w:type="gramEnd"/>
+      <w:r>
+        <w:t xml:space="preserve">” on the page and then saves the preference to the local storage so it remains active between sessions. For the </w:t>
+      </w:r>
+      <w:r>
+        <w:t xml:space="preserve">High contrast mode I had a similar approach to it using </w:t>
       </w:r>
       <w:proofErr w:type="spellStart"/>
       <w:r>
-        <w:t>NavBar</w:t>
+        <w:t>te</w:t>
       </w:r>
       <w:proofErr w:type="spellEnd"/>
       <w:r>
-        <w:t xml:space="preserve"> using Bootstrap’s collapse system for the hamburger menu on mobile screens. The basket button is styled as a green pill to draw the user’s attention to it.</w:t>
+        <w:t xml:space="preserve"> data-contrast</w:t>
+      </w:r>
+      <w:proofErr w:type="gramStart"/>
+      <w:r>
+        <w:t>=”high</w:t>
+      </w:r>
+      <w:proofErr w:type="gramEnd"/>
+      <w:r>
+        <w:t>” which sets black backgrounds and white text to meet WCAG 2.1 AA contrast requirements for users with visual impairment</w:t>
+      </w:r>
+      <w:r>
+        <w:t>.</w:t>
       </w:r>
     </w:p>
     <w:p/>
     <w:p/>
     <w:p>
-      <w:pPr>
-        <w:ind w:left="360"/>
-      </w:pPr>
-    </w:p>
-    <w:p>
-      <w:pPr>
-        <w:ind w:left="360"/>
-      </w:pPr>
-    </w:p>
-    <w:p/>
-    <w:p>
-      <w:pPr>
-        <w:rPr>
-          <w:lang w:val="en-US"/>
-        </w:rPr>
-      </w:pPr>
-    </w:p>
-    <w:p>
-      <w:pPr>
-        <w:pStyle w:val="ListParagraph"/>
-        <w:rPr>
-          <w:lang w:val="en-US"/>
-        </w:rPr>
-      </w:pPr>
-    </w:p>
-    <w:p>
-      <w:pPr>
-        <w:rPr>
-          <w:lang w:val="en-US"/>
-        </w:rPr>
-      </w:pPr>
-    </w:p>
-    <w:p>
-      <w:pPr>
-        <w:rPr>
-          <w:lang w:val="en-US"/>
-        </w:rPr>
-      </w:pPr>
-    </w:p>
-    <w:p>
-      <w:pPr>
-        <w:rPr>
-          <w:lang w:val="en-US"/>
-        </w:rPr>
-      </w:pPr>
-    </w:p>
-    <w:p>
-      <w:pPr>
-        <w:rPr>
-          <w:lang w:val="en-US"/>
-        </w:rPr>
-      </w:pPr>
-    </w:p>
-    <w:p>
-      <w:pPr>
-        <w:rPr>
-          <w:lang w:val="en-US"/>
-        </w:rPr>
-      </w:pPr>
-    </w:p>
-    <w:p>
-      <w:pPr>
-        <w:rPr>
-          <w:b/>
-          <w:bCs/>
-          <w:lang w:val="en-US"/>
-        </w:rPr>
-      </w:pPr>
-    </w:p>
-    <w:p>
-      <w:pPr>
-        <w:rPr>
-          <w:lang w:val="en-US"/>
-        </w:rPr>
-      </w:pPr>
-      <w:r>
-        <w:rPr>
-          <w:lang w:val="en-US"/>
-        </w:rPr>
-        <w:t>'</w:t>
-      </w:r>
-      <w:proofErr w:type="gramStart"/>
-      <w:r>
-        <w:rPr>
-          <w:lang w:val="en-US"/>
-        </w:rPr>
-        <w:t>System.Collections.Generic.IEnumerable</w:t>
-      </w:r>
-      <w:proofErr w:type="gramEnd"/>
-      <w:r>
-        <w:rPr>
-          <w:lang w:val="en-US"/>
-        </w:rPr>
-        <w:t>`1[</w:t>
-      </w:r>
-      <w:proofErr w:type="gramStart"/>
-      <w:r>
-        <w:rPr>
-          <w:lang w:val="en-US"/>
-        </w:rPr>
-        <w:t>GreenFieldWeb.Models.BasketProducts</w:t>
-      </w:r>
-      <w:proofErr w:type="gramEnd"/>
-      <w:r>
-        <w:rPr>
-          <w:lang w:val="en-US"/>
-        </w:rPr>
-        <w:t>]'.</w:t>
-      </w:r>
-      <w:r>
-        <w:rPr>
-          <w:lang w:val="en-US"/>
-        </w:rPr>
-        <w:t xml:space="preserve"> Day 2</w:t>
-      </w:r>
-    </w:p>
-    <w:p>
-      <w:pPr>
-        <w:rPr>
-          <w:lang w:val="en-US"/>
-        </w:rPr>
-      </w:pPr>
-    </w:p>
-    <w:p>
-      <w:r>
-        <w:t>You’re very close—but the bug is still the same root issue: model mismatch + logic placement.</w:t>
-      </w:r>
-    </w:p>
-    <w:p/>
-    <w:p>
-      <w:r>
-        <w:t xml:space="preserve">Right now, your </w:t>
-      </w:r>
-      <w:proofErr w:type="gramStart"/>
-      <w:r>
-        <w:t>Index(</w:t>
-      </w:r>
-      <w:proofErr w:type="gramEnd"/>
-      <w:r>
-        <w:t xml:space="preserve">) only returns </w:t>
-      </w:r>
-      <w:proofErr w:type="spellStart"/>
-      <w:r>
-        <w:t>basketProducts</w:t>
-      </w:r>
-      <w:proofErr w:type="spellEnd"/>
-      <w:r>
-        <w:t xml:space="preserve"> inside the if (basket == null) block, which means:</w:t>
-      </w:r>
-    </w:p>
-    <w:p/>
-    <w:p>
-      <w:r>
-        <w:rPr>
-          <w:rFonts w:ascii="Segoe UI Emoji" w:hAnsi="Segoe UI Emoji" w:cs="Segoe UI Emoji"/>
-        </w:rPr>
-        <w:t>👉</w:t>
-      </w:r>
-      <w:r>
-        <w:t xml:space="preserve"> If the basket already exists, your method never returns anything → runtime crash</w:t>
-      </w:r>
-    </w:p>
-    <w:p>
-      <w:r>
-        <w:rPr>
-          <w:rFonts w:ascii="Segoe UI Emoji" w:hAnsi="Segoe UI Emoji" w:cs="Segoe UI Emoji"/>
-        </w:rPr>
-        <w:t>👉</w:t>
-      </w:r>
-      <w:r>
-        <w:t xml:space="preserve"> Also previously you passed Basket instead of BasketProducts</w:t>
-      </w:r>
-    </w:p>
-    <w:p>
-      <w:r>
-        <w:t xml:space="preserve">return </w:t>
-      </w:r>
-      <w:proofErr w:type="gramStart"/>
-      <w:r>
-        <w:t>View(</w:t>
-      </w:r>
-      <w:proofErr w:type="gramEnd"/>
-      <w:r>
-        <w:t>await _</w:t>
-      </w:r>
-      <w:proofErr w:type="spellStart"/>
-      <w:proofErr w:type="gramStart"/>
-      <w:r>
-        <w:t>context.Basket.ToListAsync</w:t>
-      </w:r>
-      <w:proofErr w:type="spellEnd"/>
-      <w:proofErr w:type="gramEnd"/>
-      <w:r>
-        <w:t>())</w:t>
-      </w:r>
-      <w:proofErr w:type="gramStart"/>
-      <w:r>
-        <w:t>; }</w:t>
-      </w:r>
-      <w:proofErr w:type="gramEnd"/>
-    </w:p>
-    <w:p>
-      <w:r>
-        <w:t>public async Task&lt;</w:t>
-      </w:r>
-      <w:proofErr w:type="spellStart"/>
-      <w:r>
-        <w:t>IActionResult</w:t>
-      </w:r>
-      <w:proofErr w:type="spellEnd"/>
-      <w:r>
-        <w:t xml:space="preserve">&gt; </w:t>
-      </w:r>
-      <w:proofErr w:type="gramStart"/>
-      <w:r>
-        <w:t>Index(</w:t>
-      </w:r>
-      <w:proofErr w:type="gramEnd"/>
-      <w:r>
-        <w:t>)</w:t>
-      </w:r>
-    </w:p>
-    <w:p>
-      <w:r>
-        <w:t>{</w:t>
-      </w:r>
-    </w:p>
-    <w:p>
-      <w:r>
-        <w:t xml:space="preserve">    var </w:t>
-      </w:r>
-      <w:proofErr w:type="spellStart"/>
-      <w:r>
-        <w:t>userId</w:t>
-      </w:r>
-      <w:proofErr w:type="spellEnd"/>
-      <w:r>
-        <w:t xml:space="preserve"> = </w:t>
-      </w:r>
-      <w:proofErr w:type="spellStart"/>
-      <w:r>
-        <w:t>User.FindFirstValue</w:t>
-      </w:r>
-      <w:proofErr w:type="spellEnd"/>
-      <w:r>
-        <w:t>(</w:t>
-      </w:r>
-      <w:proofErr w:type="spellStart"/>
-      <w:r>
-        <w:t>ClaimTypes.NameIdentifier</w:t>
-      </w:r>
-      <w:proofErr w:type="spellEnd"/>
-      <w:proofErr w:type="gramStart"/>
-      <w:r>
-        <w:t>);</w:t>
-      </w:r>
-      <w:proofErr w:type="gramEnd"/>
-    </w:p>
-    <w:p/>
-    <w:p>
-      <w:r>
-        <w:t xml:space="preserve">    if (</w:t>
-      </w:r>
-      <w:proofErr w:type="spellStart"/>
-      <w:r>
-        <w:t>userId</w:t>
-      </w:r>
-      <w:proofErr w:type="spellEnd"/>
-      <w:r>
-        <w:t xml:space="preserve"> == null)</w:t>
-      </w:r>
-    </w:p>
-    <w:p>
-      <w:r>
-        <w:t xml:space="preserve">    {</w:t>
-      </w:r>
-    </w:p>
-    <w:p>
-      <w:r>
-        <w:t xml:space="preserve">        return </w:t>
-      </w:r>
-      <w:proofErr w:type="gramStart"/>
-      <w:r>
-        <w:t>Unauthorized();</w:t>
-      </w:r>
-      <w:proofErr w:type="gramEnd"/>
-    </w:p>
-    <w:p>
-      <w:r>
-        <w:t xml:space="preserve">    }</w:t>
-      </w:r>
-    </w:p>
-    <w:p/>
-    <w:p>
-      <w:r>
-        <w:t xml:space="preserve">    // Get or create basket</w:t>
-      </w:r>
-    </w:p>
-    <w:p>
-      <w:r>
-        <w:t xml:space="preserve">    var basket = await _</w:t>
-      </w:r>
-      <w:proofErr w:type="spellStart"/>
-      <w:proofErr w:type="gramStart"/>
-      <w:r>
-        <w:t>context.Basket</w:t>
-      </w:r>
-      <w:proofErr w:type="spellEnd"/>
-      <w:proofErr w:type="gramEnd"/>
-    </w:p>
-    <w:p>
-      <w:r>
-        <w:t xml:space="preserve">        </w:t>
-      </w:r>
-      <w:proofErr w:type="gramStart"/>
-      <w:r>
-        <w:t>.</w:t>
-      </w:r>
-      <w:proofErr w:type="spellStart"/>
-      <w:r>
-        <w:t>FirstOrDefaultAsync</w:t>
-      </w:r>
-      <w:proofErr w:type="spellEnd"/>
-      <w:proofErr w:type="gramEnd"/>
-      <w:r>
-        <w:t xml:space="preserve">(x =&gt; </w:t>
-      </w:r>
-      <w:proofErr w:type="spellStart"/>
-      <w:proofErr w:type="gramStart"/>
-      <w:r>
-        <w:t>x.UserId</w:t>
-      </w:r>
-      <w:proofErr w:type="spellEnd"/>
-      <w:proofErr w:type="gramEnd"/>
-      <w:r>
-        <w:t xml:space="preserve"> == </w:t>
-      </w:r>
-      <w:proofErr w:type="spellStart"/>
-      <w:r>
-        <w:t>userId</w:t>
-      </w:r>
-      <w:proofErr w:type="spellEnd"/>
-      <w:r>
-        <w:t xml:space="preserve"> &amp;&amp; </w:t>
-      </w:r>
-      <w:proofErr w:type="spellStart"/>
-      <w:proofErr w:type="gramStart"/>
-      <w:r>
-        <w:t>x.Status</w:t>
-      </w:r>
-      <w:proofErr w:type="spellEnd"/>
-      <w:r>
-        <w:t>);</w:t>
-      </w:r>
-      <w:proofErr w:type="gramEnd"/>
-    </w:p>
-    <w:p/>
-    <w:p>
-      <w:r>
-        <w:t xml:space="preserve">    if (basket == null)</w:t>
-      </w:r>
-    </w:p>
-    <w:p>
-      <w:r>
-        <w:t xml:space="preserve">    {</w:t>
-      </w:r>
-    </w:p>
-    <w:p>
-      <w:r>
-        <w:t xml:space="preserve">        basket = new Basket</w:t>
-      </w:r>
-    </w:p>
-    <w:p>
       <w:r>
         <w:lastRenderedPageBreak/>
-        <w:t xml:space="preserve">        {</w:t>
-      </w:r>
-    </w:p>
-    <w:p>
-      <w:r>
-        <w:t xml:space="preserve">            Status = true,</w:t>
-      </w:r>
-    </w:p>
-    <w:p>
-      <w:r>
-        <w:t xml:space="preserve">            </w:t>
-      </w:r>
-      <w:proofErr w:type="spellStart"/>
-      <w:r>
-        <w:t>UserId</w:t>
-      </w:r>
-      <w:proofErr w:type="spellEnd"/>
-      <w:r>
-        <w:t xml:space="preserve"> = </w:t>
-      </w:r>
-      <w:proofErr w:type="spellStart"/>
-      <w:r>
-        <w:t>userId</w:t>
-      </w:r>
-      <w:proofErr w:type="spellEnd"/>
-      <w:r>
-        <w:t>,</w:t>
-      </w:r>
-    </w:p>
-    <w:p>
-      <w:r>
-        <w:t xml:space="preserve">            </w:t>
-      </w:r>
-      <w:proofErr w:type="spellStart"/>
-      <w:r>
-        <w:t>BasketCreatedAt</w:t>
-      </w:r>
-      <w:proofErr w:type="spellEnd"/>
-      <w:r>
-        <w:t xml:space="preserve"> = </w:t>
-      </w:r>
-      <w:proofErr w:type="spellStart"/>
-      <w:r>
-        <w:t>DateTime.UtcNow</w:t>
-      </w:r>
-      <w:proofErr w:type="spellEnd"/>
-    </w:p>
-    <w:p>
-      <w:r>
-        <w:t xml:space="preserve">        </w:t>
-      </w:r>
-      <w:proofErr w:type="gramStart"/>
-      <w:r>
-        <w:t>};</w:t>
-      </w:r>
-      <w:proofErr w:type="gramEnd"/>
-    </w:p>
-    <w:p/>
-    <w:p>
-      <w:r>
-        <w:t xml:space="preserve">        _</w:t>
-      </w:r>
-      <w:proofErr w:type="spellStart"/>
-      <w:proofErr w:type="gramStart"/>
-      <w:r>
-        <w:t>context.Basket.Add</w:t>
-      </w:r>
-      <w:proofErr w:type="spellEnd"/>
-      <w:proofErr w:type="gramEnd"/>
-      <w:r>
-        <w:t>(basket</w:t>
-      </w:r>
-      <w:proofErr w:type="gramStart"/>
-      <w:r>
-        <w:t>);</w:t>
-      </w:r>
-      <w:proofErr w:type="gramEnd"/>
-    </w:p>
-    <w:p>
-      <w:r>
-        <w:t xml:space="preserve">        await _</w:t>
-      </w:r>
-      <w:proofErr w:type="spellStart"/>
-      <w:proofErr w:type="gramStart"/>
-      <w:r>
-        <w:t>context.SaveChangesAsync</w:t>
-      </w:r>
-      <w:proofErr w:type="spellEnd"/>
-      <w:proofErr w:type="gramEnd"/>
-      <w:r>
-        <w:t>(</w:t>
-      </w:r>
-      <w:proofErr w:type="gramStart"/>
-      <w:r>
-        <w:t>);</w:t>
-      </w:r>
-      <w:proofErr w:type="gramEnd"/>
-    </w:p>
-    <w:p>
-      <w:r>
-        <w:t xml:space="preserve">    }</w:t>
-      </w:r>
-    </w:p>
-    <w:p/>
-    <w:p>
-      <w:r>
-        <w:t xml:space="preserve">    // ALWAYS fetch basket products (outside the if)</w:t>
-      </w:r>
-    </w:p>
-    <w:p>
-      <w:r>
-        <w:t xml:space="preserve">    var </w:t>
-      </w:r>
-      <w:proofErr w:type="spellStart"/>
-      <w:r>
-        <w:t>basketProducts</w:t>
-      </w:r>
-      <w:proofErr w:type="spellEnd"/>
-      <w:r>
-        <w:t xml:space="preserve"> = await _</w:t>
-      </w:r>
-      <w:proofErr w:type="spellStart"/>
-      <w:proofErr w:type="gramStart"/>
-      <w:r>
-        <w:t>context.BasketProducts</w:t>
-      </w:r>
-      <w:proofErr w:type="spellEnd"/>
-      <w:proofErr w:type="gramEnd"/>
-    </w:p>
-    <w:p>
-      <w:r>
-        <w:t xml:space="preserve">        </w:t>
-      </w:r>
-      <w:proofErr w:type="gramStart"/>
-      <w:r>
-        <w:t>.Where</w:t>
-      </w:r>
-      <w:proofErr w:type="gramEnd"/>
-      <w:r>
-        <w:t xml:space="preserve">(x =&gt; </w:t>
-      </w:r>
-      <w:proofErr w:type="spellStart"/>
-      <w:proofErr w:type="gramStart"/>
-      <w:r>
-        <w:t>x.BasketId</w:t>
-      </w:r>
-      <w:proofErr w:type="spellEnd"/>
-      <w:proofErr w:type="gramEnd"/>
-      <w:r>
-        <w:t xml:space="preserve"> == </w:t>
-      </w:r>
-      <w:proofErr w:type="spellStart"/>
-      <w:proofErr w:type="gramStart"/>
-      <w:r>
-        <w:t>basket.BasketId</w:t>
-      </w:r>
-      <w:proofErr w:type="spellEnd"/>
-      <w:proofErr w:type="gramEnd"/>
-      <w:r>
-        <w:t>)</w:t>
-      </w:r>
-    </w:p>
-    <w:p>
-      <w:r>
-        <w:t xml:space="preserve">        </w:t>
-      </w:r>
-      <w:proofErr w:type="gramStart"/>
-      <w:r>
-        <w:t>.Include</w:t>
-      </w:r>
-      <w:proofErr w:type="gramEnd"/>
-      <w:r>
-        <w:t xml:space="preserve">(x =&gt; </w:t>
-      </w:r>
-      <w:proofErr w:type="spellStart"/>
-      <w:proofErr w:type="gramStart"/>
-      <w:r>
-        <w:t>x.Products</w:t>
-      </w:r>
-      <w:proofErr w:type="spellEnd"/>
-      <w:proofErr w:type="gramEnd"/>
-      <w:r>
-        <w:t>)</w:t>
-      </w:r>
-    </w:p>
-    <w:p>
-      <w:r>
-        <w:t xml:space="preserve">        </w:t>
-      </w:r>
-      <w:proofErr w:type="gramStart"/>
-      <w:r>
-        <w:t>.</w:t>
-      </w:r>
-      <w:proofErr w:type="spellStart"/>
-      <w:r>
-        <w:t>ToListAsync</w:t>
-      </w:r>
-      <w:proofErr w:type="spellEnd"/>
-      <w:proofErr w:type="gramEnd"/>
-      <w:r>
-        <w:t>(</w:t>
-      </w:r>
-      <w:proofErr w:type="gramStart"/>
-      <w:r>
-        <w:t>);</w:t>
-      </w:r>
-      <w:proofErr w:type="gramEnd"/>
-    </w:p>
-    <w:p/>
-    <w:p>
-      <w:r>
-        <w:t xml:space="preserve">    // Calculate totals</w:t>
-      </w:r>
-    </w:p>
-    <w:p>
-      <w:r>
-        <w:t xml:space="preserve">    decimal subtotal = </w:t>
-      </w:r>
-      <w:proofErr w:type="gramStart"/>
-      <w:r>
-        <w:t>0m;</w:t>
-      </w:r>
-      <w:proofErr w:type="gramEnd"/>
-    </w:p>
-    <w:p/>
-    <w:p>
-      <w:r>
-        <w:t xml:space="preserve">    foreach (var </w:t>
-      </w:r>
-      <w:proofErr w:type="spellStart"/>
-      <w:r>
-        <w:t>basketProduct</w:t>
-      </w:r>
-      <w:proofErr w:type="spellEnd"/>
-      <w:r>
-        <w:t xml:space="preserve"> in </w:t>
-      </w:r>
-      <w:proofErr w:type="spellStart"/>
-      <w:r>
-        <w:t>basketProducts</w:t>
-      </w:r>
-      <w:proofErr w:type="spellEnd"/>
-      <w:r>
-        <w:t>)</w:t>
-      </w:r>
-    </w:p>
-    <w:p>
-      <w:r>
-        <w:t xml:space="preserve">    {</w:t>
-      </w:r>
-    </w:p>
-    <w:p>
-      <w:r>
-        <w:t xml:space="preserve">        var </w:t>
-      </w:r>
-      <w:proofErr w:type="spellStart"/>
-      <w:r>
-        <w:t>productTotal</w:t>
-      </w:r>
-      <w:proofErr w:type="spellEnd"/>
-      <w:r>
-        <w:t xml:space="preserve"> = (decimal)</w:t>
-      </w:r>
-      <w:proofErr w:type="spellStart"/>
-      <w:proofErr w:type="gramStart"/>
-      <w:r>
-        <w:t>basketProduct.Products.Price</w:t>
-      </w:r>
-      <w:proofErr w:type="spellEnd"/>
-      <w:proofErr w:type="gramEnd"/>
-      <w:r>
-        <w:t xml:space="preserve"> * </w:t>
-      </w:r>
-      <w:proofErr w:type="spellStart"/>
-      <w:r>
-        <w:t>basketProduct.</w:t>
-      </w:r>
-      <w:proofErr w:type="gramStart"/>
-      <w:r>
-        <w:t>Quantity</w:t>
-      </w:r>
-      <w:proofErr w:type="spellEnd"/>
-      <w:r>
-        <w:t>;</w:t>
-      </w:r>
-      <w:proofErr w:type="gramEnd"/>
-    </w:p>
-    <w:p>
-      <w:r>
-        <w:t xml:space="preserve">        subtotal += </w:t>
-      </w:r>
-      <w:proofErr w:type="spellStart"/>
-      <w:proofErr w:type="gramStart"/>
-      <w:r>
-        <w:t>productTotal</w:t>
-      </w:r>
-      <w:proofErr w:type="spellEnd"/>
-      <w:r>
-        <w:t>;</w:t>
-      </w:r>
-      <w:proofErr w:type="gramEnd"/>
-    </w:p>
-    <w:p>
-      <w:r>
-        <w:t xml:space="preserve">    }</w:t>
-      </w:r>
-    </w:p>
-    <w:p/>
-    <w:p>
-      <w:r>
-        <w:t xml:space="preserve">    var </w:t>
-      </w:r>
-      <w:proofErr w:type="spellStart"/>
-      <w:r>
-        <w:t>orderCount</w:t>
-      </w:r>
-      <w:proofErr w:type="spellEnd"/>
-      <w:r>
-        <w:t xml:space="preserve"> = await _</w:t>
-      </w:r>
-      <w:proofErr w:type="spellStart"/>
-      <w:proofErr w:type="gramStart"/>
-      <w:r>
-        <w:t>context.Orders</w:t>
-      </w:r>
-      <w:proofErr w:type="spellEnd"/>
-      <w:proofErr w:type="gramEnd"/>
-    </w:p>
-    <w:p>
-      <w:r>
-        <w:t xml:space="preserve">        </w:t>
-      </w:r>
-      <w:proofErr w:type="gramStart"/>
-      <w:r>
-        <w:t>.</w:t>
-      </w:r>
-      <w:proofErr w:type="spellStart"/>
-      <w:r>
-        <w:t>CountAsync</w:t>
-      </w:r>
-      <w:proofErr w:type="spellEnd"/>
-      <w:proofErr w:type="gramEnd"/>
-      <w:r>
-        <w:t xml:space="preserve">(x =&gt; </w:t>
-      </w:r>
-      <w:proofErr w:type="spellStart"/>
-      <w:proofErr w:type="gramStart"/>
-      <w:r>
-        <w:t>x.UserId</w:t>
-      </w:r>
-      <w:proofErr w:type="spellEnd"/>
-      <w:proofErr w:type="gramEnd"/>
-      <w:r>
-        <w:t xml:space="preserve"> == </w:t>
-      </w:r>
-      <w:proofErr w:type="spellStart"/>
-      <w:r>
-        <w:t>userId</w:t>
-      </w:r>
-      <w:proofErr w:type="spellEnd"/>
-      <w:proofErr w:type="gramStart"/>
-      <w:r>
-        <w:t>);</w:t>
-      </w:r>
-      <w:proofErr w:type="gramEnd"/>
-    </w:p>
-    <w:p/>
-    <w:p>
-      <w:r>
-        <w:t xml:space="preserve">    decimal discount = </w:t>
-      </w:r>
-      <w:proofErr w:type="gramStart"/>
-      <w:r>
-        <w:t>0m;</w:t>
-      </w:r>
-      <w:proofErr w:type="gramEnd"/>
-    </w:p>
-    <w:p/>
-    <w:p>
-      <w:r>
-        <w:t xml:space="preserve">    if (</w:t>
-      </w:r>
-      <w:proofErr w:type="spellStart"/>
-      <w:r>
-        <w:t>orderCount</w:t>
-      </w:r>
-      <w:proofErr w:type="spellEnd"/>
-      <w:r>
-        <w:t xml:space="preserve"> &gt;= 5)</w:t>
-      </w:r>
-    </w:p>
-    <w:p>
-      <w:r>
-        <w:t xml:space="preserve">    {</w:t>
-      </w:r>
-    </w:p>
-    <w:p>
-      <w:r>
-        <w:t xml:space="preserve">        discount = subtotal * 0.</w:t>
-      </w:r>
-      <w:proofErr w:type="gramStart"/>
-      <w:r>
-        <w:t>10m;</w:t>
-      </w:r>
-      <w:proofErr w:type="gramEnd"/>
-    </w:p>
-    <w:p>
-      <w:r>
-        <w:t xml:space="preserve">    }</w:t>
-      </w:r>
-    </w:p>
-    <w:p/>
-    <w:p>
-      <w:r>
-        <w:t xml:space="preserve">    decimal total = subtotal - </w:t>
-      </w:r>
-      <w:proofErr w:type="gramStart"/>
-      <w:r>
-        <w:t>discount;</w:t>
-      </w:r>
-      <w:proofErr w:type="gramEnd"/>
-    </w:p>
-    <w:p/>
-    <w:p>
-      <w:r>
-        <w:t xml:space="preserve">    </w:t>
-      </w:r>
-      <w:proofErr w:type="spellStart"/>
-      <w:r>
-        <w:t>ViewBag.Subtotal</w:t>
-      </w:r>
-      <w:proofErr w:type="spellEnd"/>
-      <w:r>
-        <w:t xml:space="preserve"> = </w:t>
-      </w:r>
-      <w:proofErr w:type="gramStart"/>
-      <w:r>
-        <w:t>subtotal;</w:t>
-      </w:r>
-      <w:proofErr w:type="gramEnd"/>
-    </w:p>
-    <w:p>
-      <w:r>
-        <w:t xml:space="preserve">    </w:t>
-      </w:r>
-      <w:proofErr w:type="spellStart"/>
-      <w:r>
-        <w:t>ViewBag.Discount</w:t>
-      </w:r>
-      <w:proofErr w:type="spellEnd"/>
-      <w:r>
-        <w:t xml:space="preserve"> = </w:t>
-      </w:r>
-      <w:proofErr w:type="gramStart"/>
-      <w:r>
-        <w:t>discount;</w:t>
-      </w:r>
-      <w:proofErr w:type="gramEnd"/>
-    </w:p>
-    <w:p>
-      <w:r>
-        <w:t xml:space="preserve">    </w:t>
-      </w:r>
-      <w:proofErr w:type="spellStart"/>
-      <w:r>
-        <w:t>ViewBag.Total</w:t>
-      </w:r>
-      <w:proofErr w:type="spellEnd"/>
-      <w:r>
-        <w:t xml:space="preserve"> = </w:t>
-      </w:r>
-      <w:proofErr w:type="gramStart"/>
-      <w:r>
-        <w:t>total;</w:t>
-      </w:r>
-      <w:proofErr w:type="gramEnd"/>
-    </w:p>
-    <w:p>
-      <w:r>
-        <w:t xml:space="preserve">    </w:t>
-      </w:r>
-      <w:proofErr w:type="spellStart"/>
-      <w:r>
-        <w:t>ViewBag.OrderCount</w:t>
-      </w:r>
-      <w:proofErr w:type="spellEnd"/>
-      <w:r>
-        <w:t xml:space="preserve"> = </w:t>
-      </w:r>
-      <w:proofErr w:type="spellStart"/>
-      <w:proofErr w:type="gramStart"/>
-      <w:r>
-        <w:t>orderCount</w:t>
-      </w:r>
-      <w:proofErr w:type="spellEnd"/>
-      <w:r>
-        <w:t>;</w:t>
-      </w:r>
-      <w:proofErr w:type="gramEnd"/>
-    </w:p>
-    <w:p/>
-    <w:p>
-      <w:r>
-        <w:t xml:space="preserve">    return View(</w:t>
-      </w:r>
-      <w:proofErr w:type="spellStart"/>
-      <w:r>
-        <w:t>basketProducts</w:t>
-      </w:r>
-      <w:proofErr w:type="spellEnd"/>
-      <w:proofErr w:type="gramStart"/>
-      <w:r>
-        <w:t>);</w:t>
-      </w:r>
-      <w:proofErr w:type="gramEnd"/>
-    </w:p>
-    <w:p>
-      <w:r>
-        <w:t>}</w:t>
-      </w:r>
-    </w:p>
-    <w:p>
-      <w:r>
-        <w:rPr>
-          <w:noProof/>
-        </w:rPr>
         <w:drawing>
-          <wp:inline distT="0" distB="0" distL="0" distR="0" wp14:anchorId="26E8D72F" wp14:editId="086B1B74">
-            <wp:extent cx="5949315" cy="3239588"/>
+          <wp:inline distT="0" distB="0" distL="0" distR="0" wp14:anchorId="10255E0E" wp14:editId="04960812">
+            <wp:extent cx="2000529" cy="2724530"/>
             <wp:effectExtent l="0" t="0" r="0" b="0"/>
-            <wp:docPr id="6" name="Picture 6"/>
-            <wp:cNvGraphicFramePr>
-              <a:graphicFrameLocks xmlns:a="http://schemas.openxmlformats.org/drawingml/2006/main" noChangeAspect="1"/>
-            </wp:cNvGraphicFramePr>
-            <a:graphic xmlns:a="http://schemas.openxmlformats.org/drawingml/2006/main">
-              <a:graphicData uri="http://schemas.openxmlformats.org/drawingml/2006/picture">
-                <pic:pic xmlns:pic="http://schemas.openxmlformats.org/drawingml/2006/picture">
-                  <pic:nvPicPr>
-                    <pic:cNvPr id="0" name="Picture 2"/>
-                    <pic:cNvPicPr>
-                      <a:picLocks noChangeAspect="1" noChangeArrowheads="1"/>
-                    </pic:cNvPicPr>
-                  </pic:nvPicPr>
-                  <pic:blipFill>
-                    <a:blip r:embed="rId28">
-                      <a:extLst>
-                        <a:ext uri="{28A0092B-C50C-407E-A947-70E740481C1C}">
-                          <a14:useLocalDpi xmlns:a14="http://schemas.microsoft.com/office/drawing/2010/main" val="0"/>
-                        </a:ext>
-                      </a:extLst>
-                    </a:blip>
-                    <a:srcRect/>
-                    <a:stretch>
-                      <a:fillRect/>
-                    </a:stretch>
-                  </pic:blipFill>
-                  <pic:spPr bwMode="auto">
-                    <a:xfrm>
-                      <a:off x="0" y="0"/>
-                      <a:ext cx="5961964" cy="3246476"/>
-                    </a:xfrm>
-                    <a:prstGeom prst="rect">
-                      <a:avLst/>
-                    </a:prstGeom>
-                    <a:noFill/>
-                  </pic:spPr>
-                </pic:pic>
-              </a:graphicData>
-            </a:graphic>
-          </wp:inline>
-        </w:drawing>
-      </w:r>
-    </w:p>
-    <w:p>
-      <w:r>
-        <w:t>Fixes</w:t>
-      </w:r>
-    </w:p>
-    <w:p>
-      <w:r>
-        <w:t>&lt;p&gt;</w:t>
-      </w:r>
-    </w:p>
-    <w:p>
-      <w:r>
-        <w:lastRenderedPageBreak/>
-        <w:t xml:space="preserve">    Total: £</w:t>
-      </w:r>
-      <w:proofErr w:type="gramStart"/>
-      <w:r>
-        <w:t>@(</w:t>
-      </w:r>
-      <w:proofErr w:type="gramEnd"/>
-      <w:r>
-        <w:t>(</w:t>
-      </w:r>
-      <w:proofErr w:type="spellStart"/>
-      <w:proofErr w:type="gramStart"/>
-      <w:r>
-        <w:t>item.Products.Price</w:t>
-      </w:r>
-      <w:proofErr w:type="spellEnd"/>
-      <w:proofErr w:type="gramEnd"/>
-      <w:r>
-        <w:t xml:space="preserve"> * </w:t>
-      </w:r>
-      <w:proofErr w:type="spellStart"/>
-      <w:proofErr w:type="gramStart"/>
-      <w:r>
-        <w:t>item.Quantity</w:t>
-      </w:r>
-      <w:proofErr w:type="spellEnd"/>
-      <w:r>
-        <w:t>).</w:t>
-      </w:r>
-      <w:proofErr w:type="spellStart"/>
-      <w:r>
-        <w:t>ToString</w:t>
-      </w:r>
-      <w:proofErr w:type="spellEnd"/>
-      <w:proofErr w:type="gramEnd"/>
-      <w:r>
-        <w:t>("0.00")) Total</w:t>
-      </w:r>
-    </w:p>
-    <w:p>
-      <w:r>
-        <w:t>&lt;/p&gt;</w:t>
-      </w:r>
-    </w:p>
-    <w:p>
-      <w:r>
-        <w:t>&lt;span&gt;-£@(((decimal)ViewBag.Discount</w:t>
-      </w:r>
-      <w:proofErr w:type="gramStart"/>
-      <w:r>
-        <w:t>).ToString</w:t>
-      </w:r>
-      <w:proofErr w:type="gramEnd"/>
-      <w:r>
-        <w:t>("0.00"</w:t>
-      </w:r>
-      <w:proofErr w:type="gramStart"/>
-      <w:r>
-        <w:t>))&lt;</w:t>
-      </w:r>
-      <w:proofErr w:type="gramEnd"/>
-      <w:r>
-        <w:t>/span&gt;</w:t>
-      </w:r>
-      <w:r>
-        <w:t xml:space="preserve"> Loyalty</w:t>
-      </w:r>
-    </w:p>
-    <w:p>
-      <w:r>
-        <w:t>@if (</w:t>
-      </w:r>
-      <w:proofErr w:type="spellStart"/>
-      <w:r>
-        <w:t>ViewBag.Discount</w:t>
-      </w:r>
-      <w:proofErr w:type="spellEnd"/>
-      <w:r>
-        <w:t xml:space="preserve"> &gt; 0)</w:t>
-      </w:r>
-      <w:r>
-        <w:t xml:space="preserve"> Discount check</w:t>
-      </w:r>
-    </w:p>
-    <w:p/>
-    <w:p/>
-    <w:p/>
-    <w:p/>
-    <w:p>
-      <w:r>
-        <w:rPr>
-          <w:noProof/>
-        </w:rPr>
-        <w:drawing>
-          <wp:inline distT="0" distB="0" distL="0" distR="0" wp14:anchorId="56EC9327" wp14:editId="1ADB7C8D">
-            <wp:extent cx="5943600" cy="1918970"/>
-            <wp:effectExtent l="0" t="0" r="0" b="5080"/>
-            <wp:docPr id="4" name="Picture 4"/>
+            <wp:docPr id="27" name="Picture 27"/>
             <wp:cNvGraphicFramePr>
               <a:graphicFrameLocks xmlns:a="http://schemas.openxmlformats.org/drawingml/2006/main" noChangeAspect="1"/>
             </wp:cNvGraphicFramePr>
@@ -5311,7 +4180,7 @@
                   <pic:spPr>
                     <a:xfrm>
                       <a:off x="0" y="0"/>
-                      <a:ext cx="5943600" cy="1918970"/>
+                      <a:ext cx="2000529" cy="2724530"/>
                     </a:xfrm>
                     <a:prstGeom prst="rect">
                       <a:avLst/>
@@ -5324,132 +4193,33 @@
         </w:drawing>
       </w:r>
     </w:p>
-    <w:p/>
-    <w:p/>
-    <w:p/>
-    <w:p>
-      <w:r>
-        <w:rPr>
-          <w:noProof/>
-        </w:rPr>
+    <w:p>
+      <w:r>
+        <w:t xml:space="preserve"> </w:t>
+      </w:r>
+      <w:r>
+        <w:t xml:space="preserve">I also incorporated the </w:t>
+      </w:r>
+      <w:proofErr w:type="spellStart"/>
+      <w:r>
+        <w:t>NavBar</w:t>
+      </w:r>
+      <w:proofErr w:type="spellEnd"/>
+      <w:r>
+        <w:t xml:space="preserve"> using Bootstrap’s collapse system for the hamburger menu on mobile screens. </w:t>
+      </w:r>
+      <w:r>
+        <w:t xml:space="preserve"> </w:t>
+      </w:r>
+    </w:p>
+    <w:p>
+      <w:r>
+        <w:lastRenderedPageBreak/>
         <w:drawing>
-          <wp:inline distT="0" distB="0" distL="0" distR="0" wp14:anchorId="3059FDA4" wp14:editId="076445A3">
-            <wp:extent cx="5106113" cy="2543530"/>
-            <wp:effectExtent l="0" t="0" r="0" b="9525"/>
-            <wp:docPr id="3" name="Picture 3"/>
-            <wp:cNvGraphicFramePr>
-              <a:graphicFrameLocks xmlns:a="http://schemas.openxmlformats.org/drawingml/2006/main" noChangeAspect="1"/>
-            </wp:cNvGraphicFramePr>
-            <a:graphic xmlns:a="http://schemas.openxmlformats.org/drawingml/2006/main">
-              <a:graphicData uri="http://schemas.openxmlformats.org/drawingml/2006/picture">
-                <pic:pic xmlns:pic="http://schemas.openxmlformats.org/drawingml/2006/picture">
-                  <pic:nvPicPr>
-                    <pic:cNvPr id="1" name=""/>
-                    <pic:cNvPicPr/>
-                  </pic:nvPicPr>
-                  <pic:blipFill>
-                    <a:blip r:embed="rId30"/>
-                    <a:stretch>
-                      <a:fillRect/>
-                    </a:stretch>
-                  </pic:blipFill>
-                  <pic:spPr>
-                    <a:xfrm>
-                      <a:off x="0" y="0"/>
-                      <a:ext cx="5106113" cy="2543530"/>
-                    </a:xfrm>
-                    <a:prstGeom prst="rect">
-                      <a:avLst/>
-                    </a:prstGeom>
-                  </pic:spPr>
-                </pic:pic>
-              </a:graphicData>
-            </a:graphic>
-          </wp:inline>
-        </w:drawing>
-      </w:r>
-      <w:r>
-        <w:rPr>
-          <w:noProof/>
-        </w:rPr>
-        <w:drawing>
-          <wp:inline distT="0" distB="0" distL="0" distR="0" wp14:anchorId="75499DBF" wp14:editId="092DDF4D">
-            <wp:extent cx="6824112" cy="94050"/>
-            <wp:effectExtent l="0" t="0" r="0" b="1270"/>
-            <wp:docPr id="5" name="Picture 5"/>
-            <wp:cNvGraphicFramePr>
-              <a:graphicFrameLocks xmlns:a="http://schemas.openxmlformats.org/drawingml/2006/main" noChangeAspect="1"/>
-            </wp:cNvGraphicFramePr>
-            <a:graphic xmlns:a="http://schemas.openxmlformats.org/drawingml/2006/main">
-              <a:graphicData uri="http://schemas.openxmlformats.org/drawingml/2006/picture">
-                <pic:pic xmlns:pic="http://schemas.openxmlformats.org/drawingml/2006/picture">
-                  <pic:nvPicPr>
-                    <pic:cNvPr id="1" name=""/>
-                    <pic:cNvPicPr/>
-                  </pic:nvPicPr>
-                  <pic:blipFill>
-                    <a:blip r:embed="rId31"/>
-                    <a:stretch>
-                      <a:fillRect/>
-                    </a:stretch>
-                  </pic:blipFill>
-                  <pic:spPr>
-                    <a:xfrm>
-                      <a:off x="0" y="0"/>
-                      <a:ext cx="9107844" cy="125524"/>
-                    </a:xfrm>
-                    <a:prstGeom prst="rect">
-                      <a:avLst/>
-                    </a:prstGeom>
-                  </pic:spPr>
-                </pic:pic>
-              </a:graphicData>
-            </a:graphic>
-          </wp:inline>
-        </w:drawing>
-      </w:r>
-    </w:p>
-    <w:p>
-      <w:r>
-        <w:lastRenderedPageBreak/>
-        <w:t>I fixed this by removing the return Redirect to Action(“</w:t>
-      </w:r>
-      <w:proofErr w:type="spellStart"/>
-      <w:r>
-        <w:t>Index</w:t>
-      </w:r>
-      <w:proofErr w:type="gramStart"/>
-      <w:r>
-        <w:t>,”Home</w:t>
-      </w:r>
-      <w:proofErr w:type="spellEnd"/>
-      <w:proofErr w:type="gramEnd"/>
-      <w:r>
-        <w:t xml:space="preserve">) </w:t>
-      </w:r>
-      <w:r>
-        <w:t xml:space="preserve">statement out of the for loop which thus allows the method to </w:t>
-      </w:r>
-      <w:proofErr w:type="gramStart"/>
-      <w:r>
-        <w:t>returns</w:t>
-      </w:r>
-      <w:proofErr w:type="gramEnd"/>
-      <w:r>
-        <w:t xml:space="preserve"> a value.</w:t>
-      </w:r>
-    </w:p>
-    <w:p/>
-    <w:p>
-      <w:r>
-        <w:rPr>
-          <w:noProof/>
-        </w:rPr>
-        <w:drawing>
-          <wp:inline distT="0" distB="0" distL="0" distR="0" wp14:anchorId="6CA324F0" wp14:editId="19861B61">
-            <wp:extent cx="5943600" cy="2003425"/>
-            <wp:effectExtent l="0" t="0" r="0" b="0"/>
-            <wp:docPr id="7" name="Picture 7"/>
+          <wp:inline distT="0" distB="0" distL="0" distR="0" wp14:anchorId="504072EA" wp14:editId="538556A5">
+            <wp:extent cx="4496427" cy="5973009"/>
+            <wp:effectExtent l="0" t="0" r="0" b="8890"/>
+            <wp:docPr id="28" name="Picture 28"/>
             <wp:cNvGraphicFramePr>
               <a:graphicFrameLocks xmlns:a="http://schemas.openxmlformats.org/drawingml/2006/main" noChangeAspect="1"/>
             </wp:cNvGraphicFramePr>
@@ -5469,7 +4239,7 @@
                   <pic:spPr>
                     <a:xfrm>
                       <a:off x="0" y="0"/>
-                      <a:ext cx="5943600" cy="2003425"/>
+                      <a:ext cx="4496427" cy="5973009"/>
                     </a:xfrm>
                     <a:prstGeom prst="rect">
                       <a:avLst/>
@@ -5484,2360 +4254,74 @@
     </w:p>
     <w:p>
       <w:r>
-        <w:rPr>
-          <w:noProof/>
-        </w:rPr>
-        <w:drawing>
-          <wp:inline distT="0" distB="0" distL="0" distR="0" wp14:anchorId="01011840" wp14:editId="29EDE9A4">
-            <wp:extent cx="5943600" cy="774700"/>
-            <wp:effectExtent l="0" t="0" r="0" b="6350"/>
-            <wp:docPr id="8" name="Picture 8"/>
-            <wp:cNvGraphicFramePr>
-              <a:graphicFrameLocks xmlns:a="http://schemas.openxmlformats.org/drawingml/2006/main" noChangeAspect="1"/>
-            </wp:cNvGraphicFramePr>
-            <a:graphic xmlns:a="http://schemas.openxmlformats.org/drawingml/2006/main">
-              <a:graphicData uri="http://schemas.openxmlformats.org/drawingml/2006/picture">
-                <pic:pic xmlns:pic="http://schemas.openxmlformats.org/drawingml/2006/picture">
-                  <pic:nvPicPr>
-                    <pic:cNvPr id="1" name=""/>
-                    <pic:cNvPicPr/>
-                  </pic:nvPicPr>
-                  <pic:blipFill>
-                    <a:blip r:embed="rId29"/>
-                    <a:stretch>
-                      <a:fillRect/>
-                    </a:stretch>
-                  </pic:blipFill>
-                  <pic:spPr>
-                    <a:xfrm>
-                      <a:off x="0" y="0"/>
-                      <a:ext cx="5943600" cy="774700"/>
-                    </a:xfrm>
-                    <a:prstGeom prst="rect">
-                      <a:avLst/>
-                    </a:prstGeom>
-                  </pic:spPr>
-                </pic:pic>
-              </a:graphicData>
-            </a:graphic>
-          </wp:inline>
-        </w:drawing>
-      </w:r>
-    </w:p>
-    <w:p>
-      <w:r>
-        <w:t xml:space="preserve">I changed the </w:t>
-      </w:r>
-      <w:proofErr w:type="spellStart"/>
-      <w:r>
-        <w:t>Viewbag</w:t>
-      </w:r>
-      <w:proofErr w:type="spellEnd"/>
-      <w:r>
-        <w:t xml:space="preserve"> to </w:t>
-      </w:r>
-      <w:proofErr w:type="spellStart"/>
-      <w:r>
-        <w:t>TotalAmount</w:t>
-      </w:r>
-      <w:proofErr w:type="spellEnd"/>
-      <w:r>
-        <w:t xml:space="preserve"> instead of subtotal</w:t>
+        <w:t>The basket button is styled as a green pill to draw the user’s attention to it.</w:t>
+      </w:r>
+      <w:r>
+        <w:t xml:space="preserve"> </w:t>
       </w:r>
     </w:p>
     <w:p/>
-    <w:p>
-      <w:pPr>
-        <w:autoSpaceDE w:val="0"/>
-        <w:autoSpaceDN w:val="0"/>
-        <w:adjustRightInd w:val="0"/>
-        <w:spacing w:after="0" w:line="240" w:lineRule="auto"/>
-        <w:rPr>
-          <w:rFonts w:ascii="Cascadia Mono" w:hAnsi="Cascadia Mono" w:cs="Cascadia Mono"/>
-          <w:color w:val="008000"/>
-          <w:sz w:val="19"/>
-          <w:szCs w:val="19"/>
-          <w:highlight w:val="white"/>
-        </w:rPr>
-      </w:pPr>
-      <w:r>
-        <w:rPr>
-          <w:rFonts w:ascii="Cascadia Mono" w:hAnsi="Cascadia Mono" w:cs="Cascadia Mono"/>
-          <w:color w:val="008000"/>
-          <w:sz w:val="19"/>
-          <w:szCs w:val="19"/>
-          <w:highlight w:val="white"/>
-        </w:rPr>
-        <w:t>// POST: Products/Delete/5</w:t>
-      </w:r>
-    </w:p>
-    <w:p>
-      <w:pPr>
-        <w:autoSpaceDE w:val="0"/>
-        <w:autoSpaceDN w:val="0"/>
-        <w:adjustRightInd w:val="0"/>
-        <w:spacing w:after="0" w:line="240" w:lineRule="auto"/>
-        <w:rPr>
-          <w:rFonts w:ascii="Cascadia Mono" w:hAnsi="Cascadia Mono" w:cs="Cascadia Mono"/>
-          <w:color w:val="000000"/>
-          <w:sz w:val="19"/>
-          <w:szCs w:val="19"/>
-          <w:highlight w:val="white"/>
-        </w:rPr>
-      </w:pPr>
-      <w:r>
-        <w:rPr>
-          <w:rFonts w:ascii="Cascadia Mono" w:hAnsi="Cascadia Mono" w:cs="Cascadia Mono"/>
-          <w:color w:val="000000"/>
-          <w:sz w:val="19"/>
-          <w:szCs w:val="19"/>
-          <w:highlight w:val="white"/>
-        </w:rPr>
-        <w:t xml:space="preserve"> [</w:t>
-      </w:r>
-      <w:proofErr w:type="spellStart"/>
-      <w:r>
-        <w:rPr>
-          <w:rFonts w:ascii="Cascadia Mono" w:hAnsi="Cascadia Mono" w:cs="Cascadia Mono"/>
-          <w:color w:val="2B91AF"/>
-          <w:sz w:val="19"/>
-          <w:szCs w:val="19"/>
-          <w:highlight w:val="white"/>
-        </w:rPr>
-        <w:t>HttpPost</w:t>
-      </w:r>
-      <w:proofErr w:type="spellEnd"/>
-      <w:r>
-        <w:rPr>
-          <w:rFonts w:ascii="Cascadia Mono" w:hAnsi="Cascadia Mono" w:cs="Cascadia Mono"/>
-          <w:color w:val="000000"/>
-          <w:sz w:val="19"/>
-          <w:szCs w:val="19"/>
-          <w:highlight w:val="white"/>
-        </w:rPr>
-        <w:t xml:space="preserve">, </w:t>
-      </w:r>
-      <w:proofErr w:type="spellStart"/>
-      <w:r>
-        <w:rPr>
-          <w:rFonts w:ascii="Cascadia Mono" w:hAnsi="Cascadia Mono" w:cs="Cascadia Mono"/>
-          <w:color w:val="2B91AF"/>
-          <w:sz w:val="19"/>
-          <w:szCs w:val="19"/>
-          <w:highlight w:val="white"/>
-        </w:rPr>
-        <w:t>ActionName</w:t>
-      </w:r>
-      <w:proofErr w:type="spellEnd"/>
-      <w:r>
-        <w:rPr>
-          <w:rFonts w:ascii="Cascadia Mono" w:hAnsi="Cascadia Mono" w:cs="Cascadia Mono"/>
-          <w:color w:val="000000"/>
-          <w:sz w:val="19"/>
-          <w:szCs w:val="19"/>
-          <w:highlight w:val="white"/>
-        </w:rPr>
-        <w:t>(</w:t>
-      </w:r>
-      <w:r>
-        <w:rPr>
-          <w:rFonts w:ascii="Cascadia Mono" w:hAnsi="Cascadia Mono" w:cs="Cascadia Mono"/>
-          <w:color w:val="A31515"/>
-          <w:sz w:val="19"/>
-          <w:szCs w:val="19"/>
-          <w:highlight w:val="white"/>
-        </w:rPr>
-        <w:t>"Delete"</w:t>
-      </w:r>
-      <w:r>
-        <w:rPr>
-          <w:rFonts w:ascii="Cascadia Mono" w:hAnsi="Cascadia Mono" w:cs="Cascadia Mono"/>
-          <w:color w:val="000000"/>
-          <w:sz w:val="19"/>
-          <w:szCs w:val="19"/>
-          <w:highlight w:val="white"/>
-        </w:rPr>
-        <w:t>)]</w:t>
-      </w:r>
-    </w:p>
-    <w:p>
-      <w:pPr>
-        <w:autoSpaceDE w:val="0"/>
-        <w:autoSpaceDN w:val="0"/>
-        <w:adjustRightInd w:val="0"/>
-        <w:spacing w:after="0" w:line="240" w:lineRule="auto"/>
-        <w:rPr>
-          <w:rFonts w:ascii="Cascadia Mono" w:hAnsi="Cascadia Mono" w:cs="Cascadia Mono"/>
-          <w:color w:val="000000"/>
-          <w:sz w:val="19"/>
-          <w:szCs w:val="19"/>
-          <w:highlight w:val="white"/>
-        </w:rPr>
-      </w:pPr>
-      <w:r>
-        <w:rPr>
-          <w:rFonts w:ascii="Cascadia Mono" w:hAnsi="Cascadia Mono" w:cs="Cascadia Mono"/>
-          <w:color w:val="000000"/>
-          <w:sz w:val="19"/>
-          <w:szCs w:val="19"/>
-          <w:highlight w:val="white"/>
-        </w:rPr>
-        <w:t xml:space="preserve"> [</w:t>
-      </w:r>
-      <w:proofErr w:type="spellStart"/>
-      <w:r>
-        <w:rPr>
-          <w:rFonts w:ascii="Cascadia Mono" w:hAnsi="Cascadia Mono" w:cs="Cascadia Mono"/>
-          <w:color w:val="2B91AF"/>
-          <w:sz w:val="19"/>
-          <w:szCs w:val="19"/>
-          <w:highlight w:val="white"/>
-        </w:rPr>
-        <w:t>ValidateAntiForgeryToken</w:t>
-      </w:r>
-      <w:proofErr w:type="spellEnd"/>
-      <w:r>
-        <w:rPr>
-          <w:rFonts w:ascii="Cascadia Mono" w:hAnsi="Cascadia Mono" w:cs="Cascadia Mono"/>
-          <w:color w:val="000000"/>
-          <w:sz w:val="19"/>
-          <w:szCs w:val="19"/>
-          <w:highlight w:val="white"/>
-        </w:rPr>
-        <w:t>]</w:t>
-      </w:r>
-    </w:p>
-    <w:p>
-      <w:pPr>
-        <w:autoSpaceDE w:val="0"/>
-        <w:autoSpaceDN w:val="0"/>
-        <w:adjustRightInd w:val="0"/>
-        <w:spacing w:after="0" w:line="240" w:lineRule="auto"/>
-        <w:rPr>
-          <w:rFonts w:ascii="Cascadia Mono" w:hAnsi="Cascadia Mono" w:cs="Cascadia Mono"/>
-          <w:color w:val="000000"/>
-          <w:sz w:val="19"/>
-          <w:szCs w:val="19"/>
-          <w:highlight w:val="white"/>
-        </w:rPr>
-      </w:pPr>
-      <w:r>
-        <w:rPr>
-          <w:rFonts w:ascii="Cascadia Mono" w:hAnsi="Cascadia Mono" w:cs="Cascadia Mono"/>
-          <w:color w:val="000000"/>
-          <w:sz w:val="19"/>
-          <w:szCs w:val="19"/>
-          <w:highlight w:val="white"/>
-        </w:rPr>
-        <w:t xml:space="preserve"> </w:t>
-      </w:r>
-      <w:r>
-        <w:rPr>
-          <w:rFonts w:ascii="Cascadia Mono" w:hAnsi="Cascadia Mono" w:cs="Cascadia Mono"/>
-          <w:color w:val="0000FF"/>
-          <w:sz w:val="19"/>
-          <w:szCs w:val="19"/>
-          <w:highlight w:val="white"/>
-        </w:rPr>
-        <w:t>public</w:t>
-      </w:r>
-      <w:r>
-        <w:rPr>
-          <w:rFonts w:ascii="Cascadia Mono" w:hAnsi="Cascadia Mono" w:cs="Cascadia Mono"/>
-          <w:color w:val="000000"/>
-          <w:sz w:val="19"/>
-          <w:szCs w:val="19"/>
-          <w:highlight w:val="white"/>
-        </w:rPr>
-        <w:t xml:space="preserve"> </w:t>
-      </w:r>
-      <w:r>
-        <w:rPr>
-          <w:rFonts w:ascii="Cascadia Mono" w:hAnsi="Cascadia Mono" w:cs="Cascadia Mono"/>
-          <w:color w:val="0000FF"/>
-          <w:sz w:val="19"/>
-          <w:szCs w:val="19"/>
-          <w:highlight w:val="white"/>
-        </w:rPr>
-        <w:t>async</w:t>
-      </w:r>
-      <w:r>
-        <w:rPr>
-          <w:rFonts w:ascii="Cascadia Mono" w:hAnsi="Cascadia Mono" w:cs="Cascadia Mono"/>
-          <w:color w:val="000000"/>
-          <w:sz w:val="19"/>
-          <w:szCs w:val="19"/>
-          <w:highlight w:val="white"/>
-        </w:rPr>
-        <w:t xml:space="preserve"> </w:t>
-      </w:r>
-      <w:r>
-        <w:rPr>
-          <w:rFonts w:ascii="Cascadia Mono" w:hAnsi="Cascadia Mono" w:cs="Cascadia Mono"/>
-          <w:color w:val="2B91AF"/>
-          <w:sz w:val="19"/>
-          <w:szCs w:val="19"/>
-          <w:highlight w:val="white"/>
-        </w:rPr>
-        <w:t>Task</w:t>
-      </w:r>
-      <w:r>
-        <w:rPr>
-          <w:rFonts w:ascii="Cascadia Mono" w:hAnsi="Cascadia Mono" w:cs="Cascadia Mono"/>
-          <w:color w:val="000000"/>
-          <w:sz w:val="19"/>
-          <w:szCs w:val="19"/>
-          <w:highlight w:val="white"/>
-        </w:rPr>
-        <w:t>&lt;</w:t>
-      </w:r>
-      <w:proofErr w:type="spellStart"/>
-      <w:r>
-        <w:rPr>
-          <w:rFonts w:ascii="Cascadia Mono" w:hAnsi="Cascadia Mono" w:cs="Cascadia Mono"/>
-          <w:color w:val="2B91AF"/>
-          <w:sz w:val="19"/>
-          <w:szCs w:val="19"/>
-          <w:highlight w:val="white"/>
-        </w:rPr>
-        <w:t>IActionResult</w:t>
-      </w:r>
-      <w:proofErr w:type="spellEnd"/>
-      <w:r>
-        <w:rPr>
-          <w:rFonts w:ascii="Cascadia Mono" w:hAnsi="Cascadia Mono" w:cs="Cascadia Mono"/>
-          <w:color w:val="000000"/>
-          <w:sz w:val="19"/>
-          <w:szCs w:val="19"/>
-          <w:highlight w:val="white"/>
-        </w:rPr>
-        <w:t xml:space="preserve">&gt; </w:t>
-      </w:r>
-      <w:proofErr w:type="spellStart"/>
-      <w:proofErr w:type="gramStart"/>
-      <w:r>
-        <w:rPr>
-          <w:rFonts w:ascii="Cascadia Mono" w:hAnsi="Cascadia Mono" w:cs="Cascadia Mono"/>
-          <w:color w:val="000000"/>
-          <w:sz w:val="19"/>
-          <w:szCs w:val="19"/>
-          <w:highlight w:val="white"/>
-        </w:rPr>
-        <w:t>DeleteConfirmed</w:t>
-      </w:r>
-      <w:proofErr w:type="spellEnd"/>
-      <w:r>
-        <w:rPr>
-          <w:rFonts w:ascii="Cascadia Mono" w:hAnsi="Cascadia Mono" w:cs="Cascadia Mono"/>
-          <w:color w:val="000000"/>
-          <w:sz w:val="19"/>
-          <w:szCs w:val="19"/>
-          <w:highlight w:val="white"/>
-        </w:rPr>
-        <w:t>(</w:t>
-      </w:r>
-      <w:proofErr w:type="gramEnd"/>
-      <w:r>
-        <w:rPr>
-          <w:rFonts w:ascii="Cascadia Mono" w:hAnsi="Cascadia Mono" w:cs="Cascadia Mono"/>
-          <w:color w:val="0000FF"/>
-          <w:sz w:val="19"/>
-          <w:szCs w:val="19"/>
-          <w:highlight w:val="white"/>
-        </w:rPr>
-        <w:t>int</w:t>
-      </w:r>
-      <w:r>
-        <w:rPr>
-          <w:rFonts w:ascii="Cascadia Mono" w:hAnsi="Cascadia Mono" w:cs="Cascadia Mono"/>
-          <w:color w:val="000000"/>
-          <w:sz w:val="19"/>
-          <w:szCs w:val="19"/>
-          <w:highlight w:val="white"/>
-        </w:rPr>
-        <w:t xml:space="preserve"> id)</w:t>
-      </w:r>
-    </w:p>
-    <w:p>
-      <w:pPr>
-        <w:autoSpaceDE w:val="0"/>
-        <w:autoSpaceDN w:val="0"/>
-        <w:adjustRightInd w:val="0"/>
-        <w:spacing w:after="0" w:line="240" w:lineRule="auto"/>
-        <w:rPr>
-          <w:rFonts w:ascii="Cascadia Mono" w:hAnsi="Cascadia Mono" w:cs="Cascadia Mono"/>
-          <w:color w:val="000000"/>
-          <w:sz w:val="19"/>
-          <w:szCs w:val="19"/>
-          <w:highlight w:val="white"/>
-        </w:rPr>
-      </w:pPr>
-      <w:r>
-        <w:rPr>
-          <w:rFonts w:ascii="Cascadia Mono" w:hAnsi="Cascadia Mono" w:cs="Cascadia Mono"/>
-          <w:color w:val="000000"/>
-          <w:sz w:val="19"/>
-          <w:szCs w:val="19"/>
-          <w:highlight w:val="white"/>
-        </w:rPr>
-        <w:t xml:space="preserve"> {</w:t>
-      </w:r>
-    </w:p>
-    <w:p>
-      <w:pPr>
-        <w:autoSpaceDE w:val="0"/>
-        <w:autoSpaceDN w:val="0"/>
-        <w:adjustRightInd w:val="0"/>
-        <w:spacing w:after="0" w:line="240" w:lineRule="auto"/>
-        <w:rPr>
-          <w:rFonts w:ascii="Cascadia Mono" w:hAnsi="Cascadia Mono" w:cs="Cascadia Mono"/>
-          <w:color w:val="000000"/>
-          <w:sz w:val="19"/>
-          <w:szCs w:val="19"/>
-          <w:highlight w:val="white"/>
-        </w:rPr>
-      </w:pPr>
-      <w:r>
-        <w:rPr>
-          <w:rFonts w:ascii="Cascadia Mono" w:hAnsi="Cascadia Mono" w:cs="Cascadia Mono"/>
-          <w:color w:val="000000"/>
-          <w:sz w:val="19"/>
-          <w:szCs w:val="19"/>
-          <w:highlight w:val="white"/>
-        </w:rPr>
-        <w:t xml:space="preserve">     </w:t>
-      </w:r>
-      <w:r>
-        <w:rPr>
-          <w:rFonts w:ascii="Cascadia Mono" w:hAnsi="Cascadia Mono" w:cs="Cascadia Mono"/>
-          <w:color w:val="0000FF"/>
-          <w:sz w:val="19"/>
-          <w:szCs w:val="19"/>
-          <w:highlight w:val="white"/>
-        </w:rPr>
-        <w:t>var</w:t>
-      </w:r>
-      <w:r>
-        <w:rPr>
-          <w:rFonts w:ascii="Cascadia Mono" w:hAnsi="Cascadia Mono" w:cs="Cascadia Mono"/>
-          <w:color w:val="000000"/>
-          <w:sz w:val="19"/>
-          <w:szCs w:val="19"/>
-          <w:highlight w:val="white"/>
-        </w:rPr>
-        <w:t xml:space="preserve"> </w:t>
-      </w:r>
-      <w:proofErr w:type="spellStart"/>
-      <w:r>
-        <w:rPr>
-          <w:rFonts w:ascii="Cascadia Mono" w:hAnsi="Cascadia Mono" w:cs="Cascadia Mono"/>
-          <w:color w:val="000000"/>
-          <w:sz w:val="19"/>
-          <w:szCs w:val="19"/>
-          <w:highlight w:val="white"/>
-        </w:rPr>
-        <w:t>userId</w:t>
-      </w:r>
-      <w:proofErr w:type="spellEnd"/>
-      <w:r>
-        <w:rPr>
-          <w:rFonts w:ascii="Cascadia Mono" w:hAnsi="Cascadia Mono" w:cs="Cascadia Mono"/>
-          <w:color w:val="000000"/>
-          <w:sz w:val="19"/>
-          <w:szCs w:val="19"/>
-          <w:highlight w:val="white"/>
-        </w:rPr>
-        <w:t xml:space="preserve"> = </w:t>
-      </w:r>
-      <w:proofErr w:type="spellStart"/>
-      <w:r>
-        <w:rPr>
-          <w:rFonts w:ascii="Cascadia Mono" w:hAnsi="Cascadia Mono" w:cs="Cascadia Mono"/>
-          <w:color w:val="000000"/>
-          <w:sz w:val="19"/>
-          <w:szCs w:val="19"/>
-          <w:highlight w:val="white"/>
-        </w:rPr>
-        <w:t>User.FindFirstValue</w:t>
-      </w:r>
-      <w:proofErr w:type="spellEnd"/>
-      <w:r>
-        <w:rPr>
-          <w:rFonts w:ascii="Cascadia Mono" w:hAnsi="Cascadia Mono" w:cs="Cascadia Mono"/>
-          <w:color w:val="000000"/>
-          <w:sz w:val="19"/>
-          <w:szCs w:val="19"/>
-          <w:highlight w:val="white"/>
-        </w:rPr>
-        <w:t>(</w:t>
-      </w:r>
-      <w:proofErr w:type="spellStart"/>
-      <w:r>
-        <w:rPr>
-          <w:rFonts w:ascii="Cascadia Mono" w:hAnsi="Cascadia Mono" w:cs="Cascadia Mono"/>
-          <w:color w:val="2B91AF"/>
-          <w:sz w:val="19"/>
-          <w:szCs w:val="19"/>
-          <w:highlight w:val="white"/>
-        </w:rPr>
-        <w:t>ClaimTypes</w:t>
-      </w:r>
-      <w:r>
-        <w:rPr>
-          <w:rFonts w:ascii="Cascadia Mono" w:hAnsi="Cascadia Mono" w:cs="Cascadia Mono"/>
-          <w:color w:val="000000"/>
-          <w:sz w:val="19"/>
-          <w:szCs w:val="19"/>
-          <w:highlight w:val="white"/>
-        </w:rPr>
-        <w:t>.NameIdentifier</w:t>
-      </w:r>
-      <w:proofErr w:type="spellEnd"/>
-      <w:proofErr w:type="gramStart"/>
-      <w:r>
-        <w:rPr>
-          <w:rFonts w:ascii="Cascadia Mono" w:hAnsi="Cascadia Mono" w:cs="Cascadia Mono"/>
-          <w:color w:val="000000"/>
-          <w:sz w:val="19"/>
-          <w:szCs w:val="19"/>
-          <w:highlight w:val="white"/>
-        </w:rPr>
-        <w:t>);</w:t>
-      </w:r>
-      <w:proofErr w:type="gramEnd"/>
-    </w:p>
-    <w:p>
-      <w:pPr>
-        <w:autoSpaceDE w:val="0"/>
-        <w:autoSpaceDN w:val="0"/>
-        <w:adjustRightInd w:val="0"/>
-        <w:spacing w:after="0" w:line="240" w:lineRule="auto"/>
-        <w:rPr>
-          <w:rFonts w:ascii="Cascadia Mono" w:hAnsi="Cascadia Mono" w:cs="Cascadia Mono"/>
-          <w:color w:val="000000"/>
-          <w:sz w:val="19"/>
-          <w:szCs w:val="19"/>
-          <w:highlight w:val="white"/>
-        </w:rPr>
-      </w:pPr>
-      <w:r>
-        <w:rPr>
-          <w:rFonts w:ascii="Cascadia Mono" w:hAnsi="Cascadia Mono" w:cs="Cascadia Mono"/>
-          <w:color w:val="000000"/>
-          <w:sz w:val="19"/>
-          <w:szCs w:val="19"/>
-          <w:highlight w:val="white"/>
-        </w:rPr>
-        <w:t xml:space="preserve">     </w:t>
-      </w:r>
-      <w:r>
-        <w:rPr>
-          <w:rFonts w:ascii="Cascadia Mono" w:hAnsi="Cascadia Mono" w:cs="Cascadia Mono"/>
-          <w:color w:val="0000FF"/>
-          <w:sz w:val="19"/>
-          <w:szCs w:val="19"/>
-          <w:highlight w:val="white"/>
-        </w:rPr>
-        <w:t>if</w:t>
-      </w:r>
-      <w:r>
-        <w:rPr>
-          <w:rFonts w:ascii="Cascadia Mono" w:hAnsi="Cascadia Mono" w:cs="Cascadia Mono"/>
-          <w:color w:val="000000"/>
-          <w:sz w:val="19"/>
-          <w:szCs w:val="19"/>
-          <w:highlight w:val="white"/>
-        </w:rPr>
-        <w:t xml:space="preserve"> (</w:t>
-      </w:r>
-      <w:proofErr w:type="spellStart"/>
-      <w:r>
-        <w:rPr>
-          <w:rFonts w:ascii="Cascadia Mono" w:hAnsi="Cascadia Mono" w:cs="Cascadia Mono"/>
-          <w:color w:val="000000"/>
-          <w:sz w:val="19"/>
-          <w:szCs w:val="19"/>
-          <w:highlight w:val="white"/>
-        </w:rPr>
-        <w:t>userId</w:t>
-      </w:r>
-      <w:proofErr w:type="spellEnd"/>
-      <w:r>
-        <w:rPr>
-          <w:rFonts w:ascii="Cascadia Mono" w:hAnsi="Cascadia Mono" w:cs="Cascadia Mono"/>
-          <w:color w:val="000000"/>
-          <w:sz w:val="19"/>
-          <w:szCs w:val="19"/>
-          <w:highlight w:val="white"/>
-        </w:rPr>
-        <w:t xml:space="preserve"> == </w:t>
-      </w:r>
-      <w:r>
-        <w:rPr>
-          <w:rFonts w:ascii="Cascadia Mono" w:hAnsi="Cascadia Mono" w:cs="Cascadia Mono"/>
-          <w:color w:val="0000FF"/>
-          <w:sz w:val="19"/>
-          <w:szCs w:val="19"/>
-          <w:highlight w:val="white"/>
-        </w:rPr>
-        <w:t>null</w:t>
-      </w:r>
-      <w:r>
-        <w:rPr>
-          <w:rFonts w:ascii="Cascadia Mono" w:hAnsi="Cascadia Mono" w:cs="Cascadia Mono"/>
-          <w:color w:val="000000"/>
-          <w:sz w:val="19"/>
-          <w:szCs w:val="19"/>
-          <w:highlight w:val="white"/>
-        </w:rPr>
-        <w:t>)</w:t>
-      </w:r>
-    </w:p>
-    <w:p>
-      <w:pPr>
-        <w:autoSpaceDE w:val="0"/>
-        <w:autoSpaceDN w:val="0"/>
-        <w:adjustRightInd w:val="0"/>
-        <w:spacing w:after="0" w:line="240" w:lineRule="auto"/>
-        <w:rPr>
-          <w:rFonts w:ascii="Cascadia Mono" w:hAnsi="Cascadia Mono" w:cs="Cascadia Mono"/>
-          <w:color w:val="000000"/>
-          <w:sz w:val="19"/>
-          <w:szCs w:val="19"/>
-          <w:highlight w:val="white"/>
-        </w:rPr>
-      </w:pPr>
-      <w:r>
-        <w:rPr>
-          <w:rFonts w:ascii="Cascadia Mono" w:hAnsi="Cascadia Mono" w:cs="Cascadia Mono"/>
-          <w:color w:val="000000"/>
-          <w:sz w:val="19"/>
-          <w:szCs w:val="19"/>
-          <w:highlight w:val="white"/>
-        </w:rPr>
-        <w:t xml:space="preserve">     {</w:t>
-      </w:r>
-    </w:p>
-    <w:p>
-      <w:pPr>
-        <w:autoSpaceDE w:val="0"/>
-        <w:autoSpaceDN w:val="0"/>
-        <w:adjustRightInd w:val="0"/>
-        <w:spacing w:after="0" w:line="240" w:lineRule="auto"/>
-        <w:rPr>
-          <w:rFonts w:ascii="Cascadia Mono" w:hAnsi="Cascadia Mono" w:cs="Cascadia Mono"/>
-          <w:color w:val="000000"/>
-          <w:sz w:val="19"/>
-          <w:szCs w:val="19"/>
-          <w:highlight w:val="white"/>
-        </w:rPr>
-      </w:pPr>
-      <w:r>
-        <w:rPr>
-          <w:rFonts w:ascii="Cascadia Mono" w:hAnsi="Cascadia Mono" w:cs="Cascadia Mono"/>
-          <w:color w:val="000000"/>
-          <w:sz w:val="19"/>
-          <w:szCs w:val="19"/>
-          <w:highlight w:val="white"/>
-        </w:rPr>
-        <w:t xml:space="preserve">         </w:t>
-      </w:r>
-      <w:r>
-        <w:rPr>
-          <w:rFonts w:ascii="Cascadia Mono" w:hAnsi="Cascadia Mono" w:cs="Cascadia Mono"/>
-          <w:color w:val="0000FF"/>
-          <w:sz w:val="19"/>
-          <w:szCs w:val="19"/>
-          <w:highlight w:val="white"/>
-        </w:rPr>
-        <w:t>return</w:t>
-      </w:r>
-      <w:r>
-        <w:rPr>
-          <w:rFonts w:ascii="Cascadia Mono" w:hAnsi="Cascadia Mono" w:cs="Cascadia Mono"/>
-          <w:color w:val="000000"/>
-          <w:sz w:val="19"/>
-          <w:szCs w:val="19"/>
-          <w:highlight w:val="white"/>
-        </w:rPr>
-        <w:t xml:space="preserve"> </w:t>
-      </w:r>
-      <w:proofErr w:type="gramStart"/>
-      <w:r>
-        <w:rPr>
-          <w:rFonts w:ascii="Cascadia Mono" w:hAnsi="Cascadia Mono" w:cs="Cascadia Mono"/>
-          <w:color w:val="000000"/>
-          <w:sz w:val="19"/>
-          <w:szCs w:val="19"/>
-          <w:highlight w:val="white"/>
-        </w:rPr>
-        <w:t>Unauthorized();</w:t>
-      </w:r>
-      <w:proofErr w:type="gramEnd"/>
-    </w:p>
-    <w:p>
-      <w:pPr>
-        <w:autoSpaceDE w:val="0"/>
-        <w:autoSpaceDN w:val="0"/>
-        <w:adjustRightInd w:val="0"/>
-        <w:spacing w:after="0" w:line="240" w:lineRule="auto"/>
-        <w:rPr>
-          <w:rFonts w:ascii="Cascadia Mono" w:hAnsi="Cascadia Mono" w:cs="Cascadia Mono"/>
-          <w:color w:val="000000"/>
-          <w:sz w:val="19"/>
-          <w:szCs w:val="19"/>
-          <w:highlight w:val="white"/>
-        </w:rPr>
-      </w:pPr>
-      <w:r>
-        <w:rPr>
-          <w:rFonts w:ascii="Cascadia Mono" w:hAnsi="Cascadia Mono" w:cs="Cascadia Mono"/>
-          <w:color w:val="000000"/>
-          <w:sz w:val="19"/>
-          <w:szCs w:val="19"/>
-          <w:highlight w:val="white"/>
-        </w:rPr>
-        <w:t xml:space="preserve">     }</w:t>
-      </w:r>
-    </w:p>
-    <w:p>
-      <w:pPr>
-        <w:autoSpaceDE w:val="0"/>
-        <w:autoSpaceDN w:val="0"/>
-        <w:adjustRightInd w:val="0"/>
-        <w:spacing w:after="0" w:line="240" w:lineRule="auto"/>
-        <w:rPr>
-          <w:rFonts w:ascii="Cascadia Mono" w:hAnsi="Cascadia Mono" w:cs="Cascadia Mono"/>
-          <w:color w:val="000000"/>
-          <w:sz w:val="19"/>
-          <w:szCs w:val="19"/>
-          <w:highlight w:val="white"/>
-        </w:rPr>
-      </w:pPr>
-    </w:p>
-    <w:p>
-      <w:pPr>
-        <w:autoSpaceDE w:val="0"/>
-        <w:autoSpaceDN w:val="0"/>
-        <w:adjustRightInd w:val="0"/>
-        <w:spacing w:after="0" w:line="240" w:lineRule="auto"/>
-        <w:rPr>
-          <w:rFonts w:ascii="Cascadia Mono" w:hAnsi="Cascadia Mono" w:cs="Cascadia Mono"/>
-          <w:color w:val="000000"/>
-          <w:sz w:val="19"/>
-          <w:szCs w:val="19"/>
-          <w:highlight w:val="white"/>
-        </w:rPr>
-      </w:pPr>
-      <w:r>
-        <w:rPr>
-          <w:rFonts w:ascii="Cascadia Mono" w:hAnsi="Cascadia Mono" w:cs="Cascadia Mono"/>
-          <w:color w:val="000000"/>
-          <w:sz w:val="19"/>
-          <w:szCs w:val="19"/>
-          <w:highlight w:val="white"/>
-        </w:rPr>
-        <w:t xml:space="preserve">     </w:t>
-      </w:r>
-      <w:r>
-        <w:rPr>
-          <w:rFonts w:ascii="Cascadia Mono" w:hAnsi="Cascadia Mono" w:cs="Cascadia Mono"/>
-          <w:color w:val="0000FF"/>
-          <w:sz w:val="19"/>
-          <w:szCs w:val="19"/>
-          <w:highlight w:val="white"/>
-        </w:rPr>
-        <w:t>var</w:t>
-      </w:r>
-      <w:r>
-        <w:rPr>
-          <w:rFonts w:ascii="Cascadia Mono" w:hAnsi="Cascadia Mono" w:cs="Cascadia Mono"/>
-          <w:color w:val="000000"/>
-          <w:sz w:val="19"/>
-          <w:szCs w:val="19"/>
-          <w:highlight w:val="white"/>
-        </w:rPr>
-        <w:t xml:space="preserve"> producer = </w:t>
-      </w:r>
-      <w:r>
-        <w:rPr>
-          <w:rFonts w:ascii="Cascadia Mono" w:hAnsi="Cascadia Mono" w:cs="Cascadia Mono"/>
-          <w:color w:val="0000FF"/>
-          <w:sz w:val="19"/>
-          <w:szCs w:val="19"/>
-          <w:highlight w:val="white"/>
-        </w:rPr>
-        <w:t>await</w:t>
-      </w:r>
-      <w:r>
-        <w:rPr>
-          <w:rFonts w:ascii="Cascadia Mono" w:hAnsi="Cascadia Mono" w:cs="Cascadia Mono"/>
-          <w:color w:val="000000"/>
-          <w:sz w:val="19"/>
-          <w:szCs w:val="19"/>
-          <w:highlight w:val="white"/>
-        </w:rPr>
-        <w:t xml:space="preserve"> _</w:t>
-      </w:r>
-      <w:proofErr w:type="spellStart"/>
-      <w:proofErr w:type="gramStart"/>
-      <w:r>
-        <w:rPr>
-          <w:rFonts w:ascii="Cascadia Mono" w:hAnsi="Cascadia Mono" w:cs="Cascadia Mono"/>
-          <w:color w:val="000000"/>
-          <w:sz w:val="19"/>
-          <w:szCs w:val="19"/>
-          <w:highlight w:val="white"/>
-        </w:rPr>
-        <w:t>context.Producers.FirstOrDefaultAsync</w:t>
-      </w:r>
-      <w:proofErr w:type="spellEnd"/>
-      <w:proofErr w:type="gramEnd"/>
-      <w:r>
-        <w:rPr>
-          <w:rFonts w:ascii="Cascadia Mono" w:hAnsi="Cascadia Mono" w:cs="Cascadia Mono"/>
-          <w:color w:val="000000"/>
-          <w:sz w:val="19"/>
-          <w:szCs w:val="19"/>
-          <w:highlight w:val="white"/>
-        </w:rPr>
-        <w:t xml:space="preserve">(s =&gt; </w:t>
-      </w:r>
-      <w:proofErr w:type="spellStart"/>
-      <w:proofErr w:type="gramStart"/>
-      <w:r>
-        <w:rPr>
-          <w:rFonts w:ascii="Cascadia Mono" w:hAnsi="Cascadia Mono" w:cs="Cascadia Mono"/>
-          <w:color w:val="000000"/>
-          <w:sz w:val="19"/>
-          <w:szCs w:val="19"/>
-          <w:highlight w:val="white"/>
-        </w:rPr>
-        <w:t>s.UserId</w:t>
-      </w:r>
-      <w:proofErr w:type="spellEnd"/>
-      <w:proofErr w:type="gramEnd"/>
-      <w:r>
-        <w:rPr>
-          <w:rFonts w:ascii="Cascadia Mono" w:hAnsi="Cascadia Mono" w:cs="Cascadia Mono"/>
-          <w:color w:val="000000"/>
-          <w:sz w:val="19"/>
-          <w:szCs w:val="19"/>
-          <w:highlight w:val="white"/>
-        </w:rPr>
-        <w:t xml:space="preserve"> == </w:t>
-      </w:r>
-      <w:proofErr w:type="spellStart"/>
-      <w:r>
-        <w:rPr>
-          <w:rFonts w:ascii="Cascadia Mono" w:hAnsi="Cascadia Mono" w:cs="Cascadia Mono"/>
-          <w:color w:val="000000"/>
-          <w:sz w:val="19"/>
-          <w:szCs w:val="19"/>
-          <w:highlight w:val="white"/>
-        </w:rPr>
-        <w:t>userId</w:t>
-      </w:r>
-      <w:proofErr w:type="spellEnd"/>
-      <w:proofErr w:type="gramStart"/>
-      <w:r>
-        <w:rPr>
-          <w:rFonts w:ascii="Cascadia Mono" w:hAnsi="Cascadia Mono" w:cs="Cascadia Mono"/>
-          <w:color w:val="000000"/>
-          <w:sz w:val="19"/>
-          <w:szCs w:val="19"/>
-          <w:highlight w:val="white"/>
-        </w:rPr>
-        <w:t>);</w:t>
-      </w:r>
-      <w:proofErr w:type="gramEnd"/>
-    </w:p>
-    <w:p>
-      <w:pPr>
-        <w:autoSpaceDE w:val="0"/>
-        <w:autoSpaceDN w:val="0"/>
-        <w:adjustRightInd w:val="0"/>
-        <w:spacing w:after="0" w:line="240" w:lineRule="auto"/>
-        <w:rPr>
-          <w:rFonts w:ascii="Cascadia Mono" w:hAnsi="Cascadia Mono" w:cs="Cascadia Mono"/>
-          <w:color w:val="000000"/>
-          <w:sz w:val="19"/>
-          <w:szCs w:val="19"/>
-          <w:highlight w:val="white"/>
-        </w:rPr>
-      </w:pPr>
-      <w:r>
-        <w:rPr>
-          <w:rFonts w:ascii="Cascadia Mono" w:hAnsi="Cascadia Mono" w:cs="Cascadia Mono"/>
-          <w:color w:val="000000"/>
-          <w:sz w:val="19"/>
-          <w:szCs w:val="19"/>
-          <w:highlight w:val="white"/>
-        </w:rPr>
-        <w:t xml:space="preserve">     </w:t>
-      </w:r>
-      <w:r>
-        <w:rPr>
-          <w:rFonts w:ascii="Cascadia Mono" w:hAnsi="Cascadia Mono" w:cs="Cascadia Mono"/>
-          <w:color w:val="0000FF"/>
-          <w:sz w:val="19"/>
-          <w:szCs w:val="19"/>
-          <w:highlight w:val="white"/>
-        </w:rPr>
-        <w:t>if</w:t>
-      </w:r>
-      <w:r>
-        <w:rPr>
-          <w:rFonts w:ascii="Cascadia Mono" w:hAnsi="Cascadia Mono" w:cs="Cascadia Mono"/>
-          <w:color w:val="000000"/>
-          <w:sz w:val="19"/>
-          <w:szCs w:val="19"/>
-          <w:highlight w:val="white"/>
-        </w:rPr>
-        <w:t xml:space="preserve"> (producer == </w:t>
-      </w:r>
-      <w:r>
-        <w:rPr>
-          <w:rFonts w:ascii="Cascadia Mono" w:hAnsi="Cascadia Mono" w:cs="Cascadia Mono"/>
-          <w:color w:val="0000FF"/>
-          <w:sz w:val="19"/>
-          <w:szCs w:val="19"/>
-          <w:highlight w:val="white"/>
-        </w:rPr>
-        <w:t>null</w:t>
-      </w:r>
-      <w:r>
-        <w:rPr>
-          <w:rFonts w:ascii="Cascadia Mono" w:hAnsi="Cascadia Mono" w:cs="Cascadia Mono"/>
-          <w:color w:val="000000"/>
-          <w:sz w:val="19"/>
-          <w:szCs w:val="19"/>
-          <w:highlight w:val="white"/>
-        </w:rPr>
-        <w:t>)</w:t>
-      </w:r>
-    </w:p>
-    <w:p>
-      <w:pPr>
-        <w:autoSpaceDE w:val="0"/>
-        <w:autoSpaceDN w:val="0"/>
-        <w:adjustRightInd w:val="0"/>
-        <w:spacing w:after="0" w:line="240" w:lineRule="auto"/>
-        <w:rPr>
-          <w:rFonts w:ascii="Cascadia Mono" w:hAnsi="Cascadia Mono" w:cs="Cascadia Mono"/>
-          <w:color w:val="000000"/>
-          <w:sz w:val="19"/>
-          <w:szCs w:val="19"/>
-          <w:highlight w:val="white"/>
-        </w:rPr>
-      </w:pPr>
-      <w:r>
-        <w:rPr>
-          <w:rFonts w:ascii="Cascadia Mono" w:hAnsi="Cascadia Mono" w:cs="Cascadia Mono"/>
-          <w:color w:val="000000"/>
-          <w:sz w:val="19"/>
-          <w:szCs w:val="19"/>
-          <w:highlight w:val="white"/>
-        </w:rPr>
-        <w:t xml:space="preserve">     {</w:t>
-      </w:r>
-    </w:p>
-    <w:p>
-      <w:pPr>
-        <w:autoSpaceDE w:val="0"/>
-        <w:autoSpaceDN w:val="0"/>
-        <w:adjustRightInd w:val="0"/>
-        <w:spacing w:after="0" w:line="240" w:lineRule="auto"/>
-        <w:rPr>
-          <w:rFonts w:ascii="Cascadia Mono" w:hAnsi="Cascadia Mono" w:cs="Cascadia Mono"/>
-          <w:color w:val="000000"/>
-          <w:sz w:val="19"/>
-          <w:szCs w:val="19"/>
-          <w:highlight w:val="white"/>
-        </w:rPr>
-      </w:pPr>
-      <w:r>
-        <w:rPr>
-          <w:rFonts w:ascii="Cascadia Mono" w:hAnsi="Cascadia Mono" w:cs="Cascadia Mono"/>
-          <w:color w:val="000000"/>
-          <w:sz w:val="19"/>
-          <w:szCs w:val="19"/>
-          <w:highlight w:val="white"/>
-        </w:rPr>
-        <w:t xml:space="preserve">         </w:t>
-      </w:r>
-      <w:r>
-        <w:rPr>
-          <w:rFonts w:ascii="Cascadia Mono" w:hAnsi="Cascadia Mono" w:cs="Cascadia Mono"/>
-          <w:color w:val="0000FF"/>
-          <w:sz w:val="19"/>
-          <w:szCs w:val="19"/>
-          <w:highlight w:val="white"/>
-        </w:rPr>
-        <w:t>return</w:t>
-      </w:r>
-      <w:r>
-        <w:rPr>
-          <w:rFonts w:ascii="Cascadia Mono" w:hAnsi="Cascadia Mono" w:cs="Cascadia Mono"/>
-          <w:color w:val="000000"/>
-          <w:sz w:val="19"/>
-          <w:szCs w:val="19"/>
-          <w:highlight w:val="white"/>
-        </w:rPr>
-        <w:t xml:space="preserve"> </w:t>
-      </w:r>
-      <w:proofErr w:type="spellStart"/>
-      <w:proofErr w:type="gramStart"/>
-      <w:r>
-        <w:rPr>
-          <w:rFonts w:ascii="Cascadia Mono" w:hAnsi="Cascadia Mono" w:cs="Cascadia Mono"/>
-          <w:color w:val="000000"/>
-          <w:sz w:val="19"/>
-          <w:szCs w:val="19"/>
-          <w:highlight w:val="white"/>
-        </w:rPr>
-        <w:t>NotFound</w:t>
-      </w:r>
-      <w:proofErr w:type="spellEnd"/>
-      <w:r>
-        <w:rPr>
-          <w:rFonts w:ascii="Cascadia Mono" w:hAnsi="Cascadia Mono" w:cs="Cascadia Mono"/>
-          <w:color w:val="000000"/>
-          <w:sz w:val="19"/>
-          <w:szCs w:val="19"/>
-          <w:highlight w:val="white"/>
-        </w:rPr>
-        <w:t>();</w:t>
-      </w:r>
-      <w:proofErr w:type="gramEnd"/>
-    </w:p>
-    <w:p>
-      <w:pPr>
-        <w:autoSpaceDE w:val="0"/>
-        <w:autoSpaceDN w:val="0"/>
-        <w:adjustRightInd w:val="0"/>
-        <w:spacing w:after="0" w:line="240" w:lineRule="auto"/>
-        <w:rPr>
-          <w:rFonts w:ascii="Cascadia Mono" w:hAnsi="Cascadia Mono" w:cs="Cascadia Mono"/>
-          <w:color w:val="000000"/>
-          <w:sz w:val="19"/>
-          <w:szCs w:val="19"/>
-          <w:highlight w:val="white"/>
-        </w:rPr>
-      </w:pPr>
-      <w:r>
-        <w:rPr>
-          <w:rFonts w:ascii="Cascadia Mono" w:hAnsi="Cascadia Mono" w:cs="Cascadia Mono"/>
-          <w:color w:val="000000"/>
-          <w:sz w:val="19"/>
-          <w:szCs w:val="19"/>
-          <w:highlight w:val="white"/>
-        </w:rPr>
-        <w:t xml:space="preserve">     }</w:t>
-      </w:r>
-    </w:p>
-    <w:p>
-      <w:pPr>
-        <w:autoSpaceDE w:val="0"/>
-        <w:autoSpaceDN w:val="0"/>
-        <w:adjustRightInd w:val="0"/>
-        <w:spacing w:after="0" w:line="240" w:lineRule="auto"/>
-        <w:rPr>
-          <w:rFonts w:ascii="Cascadia Mono" w:hAnsi="Cascadia Mono" w:cs="Cascadia Mono"/>
-          <w:color w:val="000000"/>
-          <w:sz w:val="19"/>
-          <w:szCs w:val="19"/>
-          <w:highlight w:val="white"/>
-        </w:rPr>
-      </w:pPr>
-    </w:p>
-    <w:p>
-      <w:pPr>
-        <w:autoSpaceDE w:val="0"/>
-        <w:autoSpaceDN w:val="0"/>
-        <w:adjustRightInd w:val="0"/>
-        <w:spacing w:after="0" w:line="240" w:lineRule="auto"/>
-        <w:rPr>
-          <w:rFonts w:ascii="Cascadia Mono" w:hAnsi="Cascadia Mono" w:cs="Cascadia Mono"/>
-          <w:color w:val="000000"/>
-          <w:sz w:val="19"/>
-          <w:szCs w:val="19"/>
-          <w:highlight w:val="white"/>
-        </w:rPr>
-      </w:pPr>
-    </w:p>
-    <w:p>
-      <w:pPr>
-        <w:autoSpaceDE w:val="0"/>
-        <w:autoSpaceDN w:val="0"/>
-        <w:adjustRightInd w:val="0"/>
-        <w:spacing w:after="0" w:line="240" w:lineRule="auto"/>
-        <w:rPr>
-          <w:rFonts w:ascii="Cascadia Mono" w:hAnsi="Cascadia Mono" w:cs="Cascadia Mono"/>
-          <w:color w:val="000000"/>
-          <w:sz w:val="19"/>
-          <w:szCs w:val="19"/>
-          <w:highlight w:val="white"/>
-        </w:rPr>
-      </w:pPr>
-      <w:r>
-        <w:rPr>
-          <w:rFonts w:ascii="Cascadia Mono" w:hAnsi="Cascadia Mono" w:cs="Cascadia Mono"/>
-          <w:color w:val="000000"/>
-          <w:sz w:val="19"/>
-          <w:szCs w:val="19"/>
-          <w:highlight w:val="white"/>
-        </w:rPr>
-        <w:t xml:space="preserve">     </w:t>
-      </w:r>
-      <w:r>
-        <w:rPr>
-          <w:rFonts w:ascii="Cascadia Mono" w:hAnsi="Cascadia Mono" w:cs="Cascadia Mono"/>
-          <w:color w:val="0000FF"/>
-          <w:sz w:val="19"/>
-          <w:szCs w:val="19"/>
-          <w:highlight w:val="white"/>
-        </w:rPr>
-        <w:t>var</w:t>
-      </w:r>
-      <w:r>
-        <w:rPr>
-          <w:rFonts w:ascii="Cascadia Mono" w:hAnsi="Cascadia Mono" w:cs="Cascadia Mono"/>
-          <w:color w:val="000000"/>
-          <w:sz w:val="19"/>
-          <w:szCs w:val="19"/>
-          <w:highlight w:val="white"/>
-        </w:rPr>
-        <w:t xml:space="preserve"> products = </w:t>
-      </w:r>
-      <w:r>
-        <w:rPr>
-          <w:rFonts w:ascii="Cascadia Mono" w:hAnsi="Cascadia Mono" w:cs="Cascadia Mono"/>
-          <w:color w:val="0000FF"/>
-          <w:sz w:val="19"/>
-          <w:szCs w:val="19"/>
-          <w:highlight w:val="white"/>
-        </w:rPr>
-        <w:t>await</w:t>
-      </w:r>
-      <w:r>
-        <w:rPr>
-          <w:rFonts w:ascii="Cascadia Mono" w:hAnsi="Cascadia Mono" w:cs="Cascadia Mono"/>
-          <w:color w:val="000000"/>
-          <w:sz w:val="19"/>
-          <w:szCs w:val="19"/>
-          <w:highlight w:val="white"/>
-        </w:rPr>
-        <w:t xml:space="preserve"> _</w:t>
-      </w:r>
-      <w:proofErr w:type="spellStart"/>
-      <w:proofErr w:type="gramStart"/>
-      <w:r>
-        <w:rPr>
-          <w:rFonts w:ascii="Cascadia Mono" w:hAnsi="Cascadia Mono" w:cs="Cascadia Mono"/>
-          <w:color w:val="000000"/>
-          <w:sz w:val="19"/>
-          <w:szCs w:val="19"/>
-          <w:highlight w:val="white"/>
-        </w:rPr>
-        <w:t>context.Products.FindAsync</w:t>
-      </w:r>
-      <w:proofErr w:type="spellEnd"/>
-      <w:proofErr w:type="gramEnd"/>
-      <w:r>
-        <w:rPr>
-          <w:rFonts w:ascii="Cascadia Mono" w:hAnsi="Cascadia Mono" w:cs="Cascadia Mono"/>
-          <w:color w:val="000000"/>
-          <w:sz w:val="19"/>
-          <w:szCs w:val="19"/>
-          <w:highlight w:val="white"/>
-        </w:rPr>
-        <w:t>(id</w:t>
-      </w:r>
-      <w:proofErr w:type="gramStart"/>
-      <w:r>
-        <w:rPr>
-          <w:rFonts w:ascii="Cascadia Mono" w:hAnsi="Cascadia Mono" w:cs="Cascadia Mono"/>
-          <w:color w:val="000000"/>
-          <w:sz w:val="19"/>
-          <w:szCs w:val="19"/>
-          <w:highlight w:val="white"/>
-        </w:rPr>
-        <w:t>);</w:t>
-      </w:r>
-      <w:proofErr w:type="gramEnd"/>
-    </w:p>
-    <w:p>
-      <w:pPr>
-        <w:autoSpaceDE w:val="0"/>
-        <w:autoSpaceDN w:val="0"/>
-        <w:adjustRightInd w:val="0"/>
-        <w:spacing w:after="0" w:line="240" w:lineRule="auto"/>
-        <w:rPr>
-          <w:rFonts w:ascii="Cascadia Mono" w:hAnsi="Cascadia Mono" w:cs="Cascadia Mono"/>
-          <w:color w:val="000000"/>
-          <w:sz w:val="19"/>
-          <w:szCs w:val="19"/>
-          <w:highlight w:val="white"/>
-        </w:rPr>
-      </w:pPr>
-      <w:r>
-        <w:rPr>
-          <w:rFonts w:ascii="Cascadia Mono" w:hAnsi="Cascadia Mono" w:cs="Cascadia Mono"/>
-          <w:color w:val="000000"/>
-          <w:sz w:val="19"/>
-          <w:szCs w:val="19"/>
-          <w:highlight w:val="white"/>
-        </w:rPr>
-        <w:t xml:space="preserve">     </w:t>
-      </w:r>
-      <w:r>
-        <w:rPr>
-          <w:rFonts w:ascii="Cascadia Mono" w:hAnsi="Cascadia Mono" w:cs="Cascadia Mono"/>
-          <w:color w:val="0000FF"/>
-          <w:sz w:val="19"/>
-          <w:szCs w:val="19"/>
-          <w:highlight w:val="white"/>
-        </w:rPr>
-        <w:t>if</w:t>
-      </w:r>
-      <w:r>
-        <w:rPr>
-          <w:rFonts w:ascii="Cascadia Mono" w:hAnsi="Cascadia Mono" w:cs="Cascadia Mono"/>
-          <w:color w:val="000000"/>
-          <w:sz w:val="19"/>
-          <w:szCs w:val="19"/>
-          <w:highlight w:val="white"/>
-        </w:rPr>
-        <w:t xml:space="preserve"> (products == </w:t>
-      </w:r>
-      <w:r>
-        <w:rPr>
-          <w:rFonts w:ascii="Cascadia Mono" w:hAnsi="Cascadia Mono" w:cs="Cascadia Mono"/>
-          <w:color w:val="0000FF"/>
-          <w:sz w:val="19"/>
-          <w:szCs w:val="19"/>
-          <w:highlight w:val="white"/>
-        </w:rPr>
-        <w:t>null</w:t>
-      </w:r>
-      <w:r>
-        <w:rPr>
-          <w:rFonts w:ascii="Cascadia Mono" w:hAnsi="Cascadia Mono" w:cs="Cascadia Mono"/>
-          <w:color w:val="000000"/>
-          <w:sz w:val="19"/>
-          <w:szCs w:val="19"/>
-          <w:highlight w:val="white"/>
-        </w:rPr>
-        <w:t>)</w:t>
-      </w:r>
-    </w:p>
-    <w:p>
-      <w:pPr>
-        <w:autoSpaceDE w:val="0"/>
-        <w:autoSpaceDN w:val="0"/>
-        <w:adjustRightInd w:val="0"/>
-        <w:spacing w:after="0" w:line="240" w:lineRule="auto"/>
-        <w:rPr>
-          <w:rFonts w:ascii="Cascadia Mono" w:hAnsi="Cascadia Mono" w:cs="Cascadia Mono"/>
-          <w:color w:val="000000"/>
-          <w:sz w:val="19"/>
-          <w:szCs w:val="19"/>
-          <w:highlight w:val="white"/>
-        </w:rPr>
-      </w:pPr>
-      <w:r>
-        <w:rPr>
-          <w:rFonts w:ascii="Cascadia Mono" w:hAnsi="Cascadia Mono" w:cs="Cascadia Mono"/>
-          <w:color w:val="000000"/>
-          <w:sz w:val="19"/>
-          <w:szCs w:val="19"/>
-          <w:highlight w:val="white"/>
-        </w:rPr>
-        <w:t xml:space="preserve">     {</w:t>
-      </w:r>
-    </w:p>
-    <w:p>
-      <w:pPr>
-        <w:autoSpaceDE w:val="0"/>
-        <w:autoSpaceDN w:val="0"/>
-        <w:adjustRightInd w:val="0"/>
-        <w:spacing w:after="0" w:line="240" w:lineRule="auto"/>
-        <w:rPr>
-          <w:rFonts w:ascii="Cascadia Mono" w:hAnsi="Cascadia Mono" w:cs="Cascadia Mono"/>
-          <w:color w:val="000000"/>
-          <w:sz w:val="19"/>
-          <w:szCs w:val="19"/>
-          <w:highlight w:val="white"/>
-        </w:rPr>
-      </w:pPr>
-      <w:r>
-        <w:rPr>
-          <w:rFonts w:ascii="Cascadia Mono" w:hAnsi="Cascadia Mono" w:cs="Cascadia Mono"/>
-          <w:color w:val="000000"/>
-          <w:sz w:val="19"/>
-          <w:szCs w:val="19"/>
-          <w:highlight w:val="white"/>
-        </w:rPr>
-        <w:t xml:space="preserve">         </w:t>
-      </w:r>
-      <w:r>
-        <w:rPr>
-          <w:rFonts w:ascii="Cascadia Mono" w:hAnsi="Cascadia Mono" w:cs="Cascadia Mono"/>
-          <w:color w:val="0000FF"/>
-          <w:sz w:val="19"/>
-          <w:szCs w:val="19"/>
-          <w:highlight w:val="white"/>
-        </w:rPr>
-        <w:t>return</w:t>
-      </w:r>
-      <w:r>
-        <w:rPr>
-          <w:rFonts w:ascii="Cascadia Mono" w:hAnsi="Cascadia Mono" w:cs="Cascadia Mono"/>
-          <w:color w:val="000000"/>
-          <w:sz w:val="19"/>
-          <w:szCs w:val="19"/>
-          <w:highlight w:val="white"/>
-        </w:rPr>
-        <w:t xml:space="preserve"> </w:t>
-      </w:r>
-      <w:proofErr w:type="spellStart"/>
-      <w:proofErr w:type="gramStart"/>
-      <w:r>
-        <w:rPr>
-          <w:rFonts w:ascii="Cascadia Mono" w:hAnsi="Cascadia Mono" w:cs="Cascadia Mono"/>
-          <w:color w:val="000000"/>
-          <w:sz w:val="19"/>
-          <w:szCs w:val="19"/>
-          <w:highlight w:val="white"/>
-        </w:rPr>
-        <w:t>NotFound</w:t>
-      </w:r>
-      <w:proofErr w:type="spellEnd"/>
-      <w:r>
-        <w:rPr>
-          <w:rFonts w:ascii="Cascadia Mono" w:hAnsi="Cascadia Mono" w:cs="Cascadia Mono"/>
-          <w:color w:val="000000"/>
-          <w:sz w:val="19"/>
-          <w:szCs w:val="19"/>
-          <w:highlight w:val="white"/>
-        </w:rPr>
-        <w:t>();</w:t>
-      </w:r>
-      <w:proofErr w:type="gramEnd"/>
-    </w:p>
-    <w:p>
-      <w:pPr>
-        <w:autoSpaceDE w:val="0"/>
-        <w:autoSpaceDN w:val="0"/>
-        <w:adjustRightInd w:val="0"/>
-        <w:spacing w:after="0" w:line="240" w:lineRule="auto"/>
-        <w:rPr>
-          <w:rFonts w:ascii="Cascadia Mono" w:hAnsi="Cascadia Mono" w:cs="Cascadia Mono"/>
-          <w:color w:val="000000"/>
-          <w:sz w:val="19"/>
-          <w:szCs w:val="19"/>
-          <w:highlight w:val="white"/>
-        </w:rPr>
-      </w:pPr>
-      <w:r>
-        <w:rPr>
-          <w:rFonts w:ascii="Cascadia Mono" w:hAnsi="Cascadia Mono" w:cs="Cascadia Mono"/>
-          <w:color w:val="000000"/>
-          <w:sz w:val="19"/>
-          <w:szCs w:val="19"/>
-          <w:highlight w:val="white"/>
-        </w:rPr>
-        <w:t xml:space="preserve">     }</w:t>
-      </w:r>
-    </w:p>
-    <w:p>
-      <w:pPr>
-        <w:autoSpaceDE w:val="0"/>
-        <w:autoSpaceDN w:val="0"/>
-        <w:adjustRightInd w:val="0"/>
-        <w:spacing w:after="0" w:line="240" w:lineRule="auto"/>
-        <w:rPr>
-          <w:rFonts w:ascii="Cascadia Mono" w:hAnsi="Cascadia Mono" w:cs="Cascadia Mono"/>
-          <w:color w:val="000000"/>
-          <w:sz w:val="19"/>
-          <w:szCs w:val="19"/>
-          <w:highlight w:val="white"/>
-        </w:rPr>
-      </w:pPr>
-    </w:p>
-    <w:p>
-      <w:pPr>
-        <w:autoSpaceDE w:val="0"/>
-        <w:autoSpaceDN w:val="0"/>
-        <w:adjustRightInd w:val="0"/>
-        <w:spacing w:after="0" w:line="240" w:lineRule="auto"/>
-        <w:rPr>
-          <w:rFonts w:ascii="Cascadia Mono" w:hAnsi="Cascadia Mono" w:cs="Cascadia Mono"/>
-          <w:color w:val="008000"/>
-          <w:sz w:val="19"/>
-          <w:szCs w:val="19"/>
-          <w:highlight w:val="white"/>
-        </w:rPr>
-      </w:pPr>
-      <w:r>
-        <w:rPr>
-          <w:rFonts w:ascii="Cascadia Mono" w:hAnsi="Cascadia Mono" w:cs="Cascadia Mono"/>
-          <w:color w:val="000000"/>
-          <w:sz w:val="19"/>
-          <w:szCs w:val="19"/>
-          <w:highlight w:val="white"/>
-        </w:rPr>
-        <w:t xml:space="preserve">     </w:t>
-      </w:r>
-      <w:r>
-        <w:rPr>
-          <w:rFonts w:ascii="Cascadia Mono" w:hAnsi="Cascadia Mono" w:cs="Cascadia Mono"/>
-          <w:color w:val="008000"/>
-          <w:sz w:val="19"/>
-          <w:szCs w:val="19"/>
-          <w:highlight w:val="white"/>
-        </w:rPr>
-        <w:t xml:space="preserve">// Checks the product </w:t>
-      </w:r>
-      <w:proofErr w:type="gramStart"/>
-      <w:r>
-        <w:rPr>
-          <w:rFonts w:ascii="Cascadia Mono" w:hAnsi="Cascadia Mono" w:cs="Cascadia Mono"/>
-          <w:color w:val="008000"/>
-          <w:sz w:val="19"/>
-          <w:szCs w:val="19"/>
-          <w:highlight w:val="white"/>
-        </w:rPr>
-        <w:t>actually belongs</w:t>
-      </w:r>
-      <w:proofErr w:type="gramEnd"/>
-      <w:r>
-        <w:rPr>
-          <w:rFonts w:ascii="Cascadia Mono" w:hAnsi="Cascadia Mono" w:cs="Cascadia Mono"/>
-          <w:color w:val="008000"/>
-          <w:sz w:val="19"/>
-          <w:szCs w:val="19"/>
-          <w:highlight w:val="white"/>
-        </w:rPr>
-        <w:t xml:space="preserve"> to this producer</w:t>
-      </w:r>
-    </w:p>
-    <w:p>
-      <w:pPr>
-        <w:autoSpaceDE w:val="0"/>
-        <w:autoSpaceDN w:val="0"/>
-        <w:adjustRightInd w:val="0"/>
-        <w:spacing w:after="0" w:line="240" w:lineRule="auto"/>
-        <w:rPr>
-          <w:rFonts w:ascii="Cascadia Mono" w:hAnsi="Cascadia Mono" w:cs="Cascadia Mono"/>
-          <w:color w:val="000000"/>
-          <w:sz w:val="19"/>
-          <w:szCs w:val="19"/>
-          <w:highlight w:val="white"/>
-        </w:rPr>
-      </w:pPr>
-      <w:r>
-        <w:rPr>
-          <w:rFonts w:ascii="Cascadia Mono" w:hAnsi="Cascadia Mono" w:cs="Cascadia Mono"/>
-          <w:color w:val="000000"/>
-          <w:sz w:val="19"/>
-          <w:szCs w:val="19"/>
-          <w:highlight w:val="white"/>
-        </w:rPr>
-        <w:t xml:space="preserve">     </w:t>
-      </w:r>
-      <w:r>
-        <w:rPr>
-          <w:rFonts w:ascii="Cascadia Mono" w:hAnsi="Cascadia Mono" w:cs="Cascadia Mono"/>
-          <w:color w:val="0000FF"/>
-          <w:sz w:val="19"/>
-          <w:szCs w:val="19"/>
-          <w:highlight w:val="white"/>
-        </w:rPr>
-        <w:t>if</w:t>
-      </w:r>
-      <w:r>
-        <w:rPr>
-          <w:rFonts w:ascii="Cascadia Mono" w:hAnsi="Cascadia Mono" w:cs="Cascadia Mono"/>
-          <w:color w:val="000000"/>
-          <w:sz w:val="19"/>
-          <w:szCs w:val="19"/>
-          <w:highlight w:val="white"/>
-        </w:rPr>
-        <w:t xml:space="preserve"> (</w:t>
-      </w:r>
-      <w:proofErr w:type="spellStart"/>
-      <w:proofErr w:type="gramStart"/>
-      <w:r>
-        <w:rPr>
-          <w:rFonts w:ascii="Cascadia Mono" w:hAnsi="Cascadia Mono" w:cs="Cascadia Mono"/>
-          <w:color w:val="000000"/>
-          <w:sz w:val="19"/>
-          <w:szCs w:val="19"/>
-          <w:highlight w:val="white"/>
-        </w:rPr>
-        <w:t>products.ProducersId</w:t>
-      </w:r>
-      <w:proofErr w:type="spellEnd"/>
-      <w:r>
-        <w:rPr>
-          <w:rFonts w:ascii="Cascadia Mono" w:hAnsi="Cascadia Mono" w:cs="Cascadia Mono"/>
-          <w:color w:val="000000"/>
-          <w:sz w:val="19"/>
-          <w:szCs w:val="19"/>
-          <w:highlight w:val="white"/>
-        </w:rPr>
-        <w:t xml:space="preserve"> !=</w:t>
-      </w:r>
-      <w:proofErr w:type="gramEnd"/>
-      <w:r>
-        <w:rPr>
-          <w:rFonts w:ascii="Cascadia Mono" w:hAnsi="Cascadia Mono" w:cs="Cascadia Mono"/>
-          <w:color w:val="000000"/>
-          <w:sz w:val="19"/>
-          <w:szCs w:val="19"/>
-          <w:highlight w:val="white"/>
-        </w:rPr>
-        <w:t xml:space="preserve"> </w:t>
-      </w:r>
-      <w:proofErr w:type="spellStart"/>
-      <w:proofErr w:type="gramStart"/>
-      <w:r>
-        <w:rPr>
-          <w:rFonts w:ascii="Cascadia Mono" w:hAnsi="Cascadia Mono" w:cs="Cascadia Mono"/>
-          <w:color w:val="000000"/>
-          <w:sz w:val="19"/>
-          <w:szCs w:val="19"/>
-          <w:highlight w:val="white"/>
-        </w:rPr>
-        <w:t>producer.ProducersId</w:t>
-      </w:r>
-      <w:proofErr w:type="spellEnd"/>
-      <w:proofErr w:type="gramEnd"/>
-      <w:r>
-        <w:rPr>
-          <w:rFonts w:ascii="Cascadia Mono" w:hAnsi="Cascadia Mono" w:cs="Cascadia Mono"/>
-          <w:color w:val="000000"/>
-          <w:sz w:val="19"/>
-          <w:szCs w:val="19"/>
-          <w:highlight w:val="white"/>
-        </w:rPr>
-        <w:t>)</w:t>
-      </w:r>
-    </w:p>
-    <w:p>
-      <w:pPr>
-        <w:autoSpaceDE w:val="0"/>
-        <w:autoSpaceDN w:val="0"/>
-        <w:adjustRightInd w:val="0"/>
-        <w:spacing w:after="0" w:line="240" w:lineRule="auto"/>
-        <w:rPr>
-          <w:rFonts w:ascii="Cascadia Mono" w:hAnsi="Cascadia Mono" w:cs="Cascadia Mono"/>
-          <w:color w:val="000000"/>
-          <w:sz w:val="19"/>
-          <w:szCs w:val="19"/>
-          <w:highlight w:val="white"/>
-        </w:rPr>
-      </w:pPr>
-      <w:r>
-        <w:rPr>
-          <w:rFonts w:ascii="Cascadia Mono" w:hAnsi="Cascadia Mono" w:cs="Cascadia Mono"/>
-          <w:color w:val="000000"/>
-          <w:sz w:val="19"/>
-          <w:szCs w:val="19"/>
-          <w:highlight w:val="white"/>
-        </w:rPr>
-        <w:lastRenderedPageBreak/>
-        <w:t xml:space="preserve">     {</w:t>
-      </w:r>
-    </w:p>
-    <w:p>
-      <w:pPr>
-        <w:autoSpaceDE w:val="0"/>
-        <w:autoSpaceDN w:val="0"/>
-        <w:adjustRightInd w:val="0"/>
-        <w:spacing w:after="0" w:line="240" w:lineRule="auto"/>
-        <w:rPr>
-          <w:rFonts w:ascii="Cascadia Mono" w:hAnsi="Cascadia Mono" w:cs="Cascadia Mono"/>
-          <w:color w:val="000000"/>
-          <w:sz w:val="19"/>
-          <w:szCs w:val="19"/>
-          <w:highlight w:val="white"/>
-        </w:rPr>
-      </w:pPr>
-      <w:r>
-        <w:rPr>
-          <w:rFonts w:ascii="Cascadia Mono" w:hAnsi="Cascadia Mono" w:cs="Cascadia Mono"/>
-          <w:color w:val="000000"/>
-          <w:sz w:val="19"/>
-          <w:szCs w:val="19"/>
-          <w:highlight w:val="white"/>
-        </w:rPr>
-        <w:t xml:space="preserve">         </w:t>
-      </w:r>
-      <w:r>
-        <w:rPr>
-          <w:rFonts w:ascii="Cascadia Mono" w:hAnsi="Cascadia Mono" w:cs="Cascadia Mono"/>
-          <w:color w:val="0000FF"/>
-          <w:sz w:val="19"/>
-          <w:szCs w:val="19"/>
-          <w:highlight w:val="white"/>
-        </w:rPr>
-        <w:t>return</w:t>
-      </w:r>
-      <w:r>
-        <w:rPr>
-          <w:rFonts w:ascii="Cascadia Mono" w:hAnsi="Cascadia Mono" w:cs="Cascadia Mono"/>
-          <w:color w:val="000000"/>
-          <w:sz w:val="19"/>
-          <w:szCs w:val="19"/>
-          <w:highlight w:val="white"/>
-        </w:rPr>
-        <w:t xml:space="preserve"> </w:t>
-      </w:r>
-      <w:proofErr w:type="gramStart"/>
-      <w:r>
-        <w:rPr>
-          <w:rFonts w:ascii="Cascadia Mono" w:hAnsi="Cascadia Mono" w:cs="Cascadia Mono"/>
-          <w:color w:val="000000"/>
-          <w:sz w:val="19"/>
-          <w:szCs w:val="19"/>
-          <w:highlight w:val="white"/>
-        </w:rPr>
-        <w:t>Unauthorized();</w:t>
-      </w:r>
-      <w:proofErr w:type="gramEnd"/>
-    </w:p>
-    <w:p>
-      <w:pPr>
-        <w:autoSpaceDE w:val="0"/>
-        <w:autoSpaceDN w:val="0"/>
-        <w:adjustRightInd w:val="0"/>
-        <w:spacing w:after="0" w:line="240" w:lineRule="auto"/>
-        <w:rPr>
-          <w:rFonts w:ascii="Cascadia Mono" w:hAnsi="Cascadia Mono" w:cs="Cascadia Mono"/>
-          <w:color w:val="000000"/>
-          <w:sz w:val="19"/>
-          <w:szCs w:val="19"/>
-          <w:highlight w:val="white"/>
-        </w:rPr>
-      </w:pPr>
-      <w:r>
-        <w:rPr>
-          <w:rFonts w:ascii="Cascadia Mono" w:hAnsi="Cascadia Mono" w:cs="Cascadia Mono"/>
-          <w:color w:val="000000"/>
-          <w:sz w:val="19"/>
-          <w:szCs w:val="19"/>
-          <w:highlight w:val="white"/>
-        </w:rPr>
-        <w:t xml:space="preserve">     }</w:t>
-      </w:r>
-    </w:p>
-    <w:p>
-      <w:pPr>
-        <w:autoSpaceDE w:val="0"/>
-        <w:autoSpaceDN w:val="0"/>
-        <w:adjustRightInd w:val="0"/>
-        <w:spacing w:after="0" w:line="240" w:lineRule="auto"/>
-        <w:rPr>
-          <w:rFonts w:ascii="Cascadia Mono" w:hAnsi="Cascadia Mono" w:cs="Cascadia Mono"/>
-          <w:color w:val="000000"/>
-          <w:sz w:val="19"/>
-          <w:szCs w:val="19"/>
-          <w:highlight w:val="white"/>
-        </w:rPr>
-      </w:pPr>
-    </w:p>
-    <w:p>
-      <w:pPr>
-        <w:autoSpaceDE w:val="0"/>
-        <w:autoSpaceDN w:val="0"/>
-        <w:adjustRightInd w:val="0"/>
-        <w:spacing w:after="0" w:line="240" w:lineRule="auto"/>
-        <w:rPr>
-          <w:rFonts w:ascii="Cascadia Mono" w:hAnsi="Cascadia Mono" w:cs="Cascadia Mono"/>
-          <w:color w:val="000000"/>
-          <w:sz w:val="19"/>
-          <w:szCs w:val="19"/>
-          <w:highlight w:val="white"/>
-        </w:rPr>
-      </w:pPr>
-      <w:r>
-        <w:rPr>
-          <w:rFonts w:ascii="Cascadia Mono" w:hAnsi="Cascadia Mono" w:cs="Cascadia Mono"/>
-          <w:color w:val="000000"/>
-          <w:sz w:val="19"/>
-          <w:szCs w:val="19"/>
-          <w:highlight w:val="white"/>
-        </w:rPr>
-        <w:t xml:space="preserve">     _</w:t>
-      </w:r>
-      <w:proofErr w:type="spellStart"/>
-      <w:proofErr w:type="gramStart"/>
-      <w:r>
-        <w:rPr>
-          <w:rFonts w:ascii="Cascadia Mono" w:hAnsi="Cascadia Mono" w:cs="Cascadia Mono"/>
-          <w:color w:val="000000"/>
-          <w:sz w:val="19"/>
-          <w:szCs w:val="19"/>
-          <w:highlight w:val="white"/>
-        </w:rPr>
-        <w:t>context.Products.Remove</w:t>
-      </w:r>
-      <w:proofErr w:type="spellEnd"/>
-      <w:proofErr w:type="gramEnd"/>
-      <w:r>
-        <w:rPr>
-          <w:rFonts w:ascii="Cascadia Mono" w:hAnsi="Cascadia Mono" w:cs="Cascadia Mono"/>
-          <w:color w:val="000000"/>
-          <w:sz w:val="19"/>
-          <w:szCs w:val="19"/>
-          <w:highlight w:val="white"/>
-        </w:rPr>
-        <w:t>(products</w:t>
-      </w:r>
-      <w:proofErr w:type="gramStart"/>
-      <w:r>
-        <w:rPr>
-          <w:rFonts w:ascii="Cascadia Mono" w:hAnsi="Cascadia Mono" w:cs="Cascadia Mono"/>
-          <w:color w:val="000000"/>
-          <w:sz w:val="19"/>
-          <w:szCs w:val="19"/>
-          <w:highlight w:val="white"/>
-        </w:rPr>
-        <w:t>);</w:t>
-      </w:r>
-      <w:proofErr w:type="gramEnd"/>
-    </w:p>
-    <w:p>
-      <w:pPr>
-        <w:autoSpaceDE w:val="0"/>
-        <w:autoSpaceDN w:val="0"/>
-        <w:adjustRightInd w:val="0"/>
-        <w:spacing w:after="0" w:line="240" w:lineRule="auto"/>
-        <w:rPr>
-          <w:rFonts w:ascii="Cascadia Mono" w:hAnsi="Cascadia Mono" w:cs="Cascadia Mono"/>
-          <w:color w:val="000000"/>
-          <w:sz w:val="19"/>
-          <w:szCs w:val="19"/>
-          <w:highlight w:val="white"/>
-        </w:rPr>
-      </w:pPr>
-      <w:r>
-        <w:rPr>
-          <w:rFonts w:ascii="Cascadia Mono" w:hAnsi="Cascadia Mono" w:cs="Cascadia Mono"/>
-          <w:color w:val="000000"/>
-          <w:sz w:val="19"/>
-          <w:szCs w:val="19"/>
-          <w:highlight w:val="white"/>
-        </w:rPr>
-        <w:t xml:space="preserve">     </w:t>
-      </w:r>
-      <w:r>
-        <w:rPr>
-          <w:rFonts w:ascii="Cascadia Mono" w:hAnsi="Cascadia Mono" w:cs="Cascadia Mono"/>
-          <w:color w:val="0000FF"/>
-          <w:sz w:val="19"/>
-          <w:szCs w:val="19"/>
-          <w:highlight w:val="white"/>
-        </w:rPr>
-        <w:t>await</w:t>
-      </w:r>
-      <w:r>
-        <w:rPr>
-          <w:rFonts w:ascii="Cascadia Mono" w:hAnsi="Cascadia Mono" w:cs="Cascadia Mono"/>
-          <w:color w:val="000000"/>
-          <w:sz w:val="19"/>
-          <w:szCs w:val="19"/>
-          <w:highlight w:val="white"/>
-        </w:rPr>
-        <w:t xml:space="preserve"> _</w:t>
-      </w:r>
-      <w:proofErr w:type="spellStart"/>
-      <w:proofErr w:type="gramStart"/>
-      <w:r>
-        <w:rPr>
-          <w:rFonts w:ascii="Cascadia Mono" w:hAnsi="Cascadia Mono" w:cs="Cascadia Mono"/>
-          <w:color w:val="000000"/>
-          <w:sz w:val="19"/>
-          <w:szCs w:val="19"/>
-          <w:highlight w:val="white"/>
-        </w:rPr>
-        <w:t>context.SaveChangesAsync</w:t>
-      </w:r>
-      <w:proofErr w:type="spellEnd"/>
-      <w:proofErr w:type="gramEnd"/>
-      <w:r>
-        <w:rPr>
-          <w:rFonts w:ascii="Cascadia Mono" w:hAnsi="Cascadia Mono" w:cs="Cascadia Mono"/>
-          <w:color w:val="000000"/>
-          <w:sz w:val="19"/>
-          <w:szCs w:val="19"/>
-          <w:highlight w:val="white"/>
-        </w:rPr>
-        <w:t>(</w:t>
-      </w:r>
-      <w:proofErr w:type="gramStart"/>
-      <w:r>
-        <w:rPr>
-          <w:rFonts w:ascii="Cascadia Mono" w:hAnsi="Cascadia Mono" w:cs="Cascadia Mono"/>
-          <w:color w:val="000000"/>
-          <w:sz w:val="19"/>
-          <w:szCs w:val="19"/>
-          <w:highlight w:val="white"/>
-        </w:rPr>
-        <w:t>);</w:t>
-      </w:r>
-      <w:proofErr w:type="gramEnd"/>
-    </w:p>
-    <w:p>
-      <w:pPr>
-        <w:autoSpaceDE w:val="0"/>
-        <w:autoSpaceDN w:val="0"/>
-        <w:adjustRightInd w:val="0"/>
-        <w:spacing w:after="0" w:line="240" w:lineRule="auto"/>
-        <w:rPr>
-          <w:rFonts w:ascii="Cascadia Mono" w:hAnsi="Cascadia Mono" w:cs="Cascadia Mono"/>
-          <w:color w:val="000000"/>
-          <w:sz w:val="19"/>
-          <w:szCs w:val="19"/>
-          <w:highlight w:val="white"/>
-        </w:rPr>
-      </w:pPr>
-      <w:r>
-        <w:rPr>
-          <w:rFonts w:ascii="Cascadia Mono" w:hAnsi="Cascadia Mono" w:cs="Cascadia Mono"/>
-          <w:color w:val="000000"/>
-          <w:sz w:val="19"/>
-          <w:szCs w:val="19"/>
-          <w:highlight w:val="white"/>
-        </w:rPr>
-        <w:t xml:space="preserve">     </w:t>
-      </w:r>
-      <w:r>
-        <w:rPr>
-          <w:rFonts w:ascii="Cascadia Mono" w:hAnsi="Cascadia Mono" w:cs="Cascadia Mono"/>
-          <w:color w:val="0000FF"/>
-          <w:sz w:val="19"/>
-          <w:szCs w:val="19"/>
-          <w:highlight w:val="white"/>
-        </w:rPr>
-        <w:t>return</w:t>
-      </w:r>
-      <w:r>
-        <w:rPr>
-          <w:rFonts w:ascii="Cascadia Mono" w:hAnsi="Cascadia Mono" w:cs="Cascadia Mono"/>
-          <w:color w:val="000000"/>
-          <w:sz w:val="19"/>
-          <w:szCs w:val="19"/>
-          <w:highlight w:val="white"/>
-        </w:rPr>
-        <w:t xml:space="preserve"> </w:t>
-      </w:r>
-      <w:proofErr w:type="spellStart"/>
-      <w:r>
-        <w:rPr>
-          <w:rFonts w:ascii="Cascadia Mono" w:hAnsi="Cascadia Mono" w:cs="Cascadia Mono"/>
-          <w:color w:val="000000"/>
-          <w:sz w:val="19"/>
-          <w:szCs w:val="19"/>
-          <w:highlight w:val="white"/>
-        </w:rPr>
-        <w:t>RedirectToAction</w:t>
-      </w:r>
-      <w:proofErr w:type="spellEnd"/>
-      <w:r>
-        <w:rPr>
-          <w:rFonts w:ascii="Cascadia Mono" w:hAnsi="Cascadia Mono" w:cs="Cascadia Mono"/>
-          <w:color w:val="000000"/>
-          <w:sz w:val="19"/>
-          <w:szCs w:val="19"/>
-          <w:highlight w:val="white"/>
-        </w:rPr>
-        <w:t>(</w:t>
-      </w:r>
-      <w:proofErr w:type="spellStart"/>
-      <w:proofErr w:type="gramStart"/>
-      <w:r>
-        <w:rPr>
-          <w:rFonts w:ascii="Cascadia Mono" w:hAnsi="Cascadia Mono" w:cs="Cascadia Mono"/>
-          <w:color w:val="0000FF"/>
-          <w:sz w:val="19"/>
-          <w:szCs w:val="19"/>
-          <w:highlight w:val="white"/>
-        </w:rPr>
-        <w:t>nameof</w:t>
-      </w:r>
-      <w:proofErr w:type="spellEnd"/>
-      <w:r>
-        <w:rPr>
-          <w:rFonts w:ascii="Cascadia Mono" w:hAnsi="Cascadia Mono" w:cs="Cascadia Mono"/>
-          <w:color w:val="000000"/>
-          <w:sz w:val="19"/>
-          <w:szCs w:val="19"/>
-          <w:highlight w:val="white"/>
-        </w:rPr>
-        <w:t>(</w:t>
-      </w:r>
-      <w:proofErr w:type="gramEnd"/>
-      <w:r>
-        <w:rPr>
-          <w:rFonts w:ascii="Cascadia Mono" w:hAnsi="Cascadia Mono" w:cs="Cascadia Mono"/>
-          <w:color w:val="000000"/>
-          <w:sz w:val="19"/>
-          <w:szCs w:val="19"/>
-          <w:highlight w:val="white"/>
-        </w:rPr>
-        <w:t>Index)</w:t>
-      </w:r>
-      <w:proofErr w:type="gramStart"/>
-      <w:r>
-        <w:rPr>
-          <w:rFonts w:ascii="Cascadia Mono" w:hAnsi="Cascadia Mono" w:cs="Cascadia Mono"/>
-          <w:color w:val="000000"/>
-          <w:sz w:val="19"/>
-          <w:szCs w:val="19"/>
-          <w:highlight w:val="white"/>
-        </w:rPr>
-        <w:t>);</w:t>
-      </w:r>
-      <w:proofErr w:type="gramEnd"/>
-    </w:p>
-    <w:p>
-      <w:pPr>
-        <w:autoSpaceDE w:val="0"/>
-        <w:autoSpaceDN w:val="0"/>
-        <w:adjustRightInd w:val="0"/>
-        <w:spacing w:after="0" w:line="240" w:lineRule="auto"/>
-        <w:rPr>
-          <w:rFonts w:ascii="Cascadia Mono" w:hAnsi="Cascadia Mono" w:cs="Cascadia Mono"/>
-          <w:color w:val="000000"/>
-          <w:sz w:val="19"/>
-          <w:szCs w:val="19"/>
-          <w:highlight w:val="white"/>
-        </w:rPr>
-      </w:pPr>
-      <w:r>
-        <w:rPr>
-          <w:rFonts w:ascii="Cascadia Mono" w:hAnsi="Cascadia Mono" w:cs="Cascadia Mono"/>
-          <w:color w:val="000000"/>
-          <w:sz w:val="19"/>
-          <w:szCs w:val="19"/>
-          <w:highlight w:val="white"/>
-        </w:rPr>
-        <w:t xml:space="preserve"> }</w:t>
-      </w:r>
-    </w:p>
-    <w:p>
-      <w:pPr>
-        <w:autoSpaceDE w:val="0"/>
-        <w:autoSpaceDN w:val="0"/>
-        <w:adjustRightInd w:val="0"/>
-        <w:spacing w:after="0" w:line="240" w:lineRule="auto"/>
-        <w:rPr>
-          <w:rFonts w:ascii="Cascadia Mono" w:hAnsi="Cascadia Mono" w:cs="Cascadia Mono"/>
-          <w:color w:val="000000"/>
-          <w:sz w:val="19"/>
-          <w:szCs w:val="19"/>
-          <w:highlight w:val="white"/>
-        </w:rPr>
-      </w:pPr>
-    </w:p>
-    <w:p>
-      <w:pPr>
-        <w:autoSpaceDE w:val="0"/>
-        <w:autoSpaceDN w:val="0"/>
-        <w:adjustRightInd w:val="0"/>
-        <w:spacing w:after="0" w:line="240" w:lineRule="auto"/>
-        <w:rPr>
-          <w:rFonts w:ascii="Cascadia Mono" w:hAnsi="Cascadia Mono" w:cs="Cascadia Mono"/>
-          <w:color w:val="000000"/>
-          <w:sz w:val="19"/>
-          <w:szCs w:val="19"/>
-          <w:highlight w:val="white"/>
-        </w:rPr>
-      </w:pPr>
-      <w:r>
-        <w:rPr>
-          <w:rFonts w:ascii="Cascadia Mono" w:hAnsi="Cascadia Mono" w:cs="Cascadia Mono"/>
-          <w:color w:val="000000"/>
-          <w:sz w:val="19"/>
-          <w:szCs w:val="19"/>
-          <w:highlight w:val="white"/>
-        </w:rPr>
-        <w:t xml:space="preserve"> </w:t>
-      </w:r>
-      <w:r>
-        <w:rPr>
-          <w:rFonts w:ascii="Cascadia Mono" w:hAnsi="Cascadia Mono" w:cs="Cascadia Mono"/>
-          <w:color w:val="0000FF"/>
-          <w:sz w:val="19"/>
-          <w:szCs w:val="19"/>
-          <w:highlight w:val="white"/>
-        </w:rPr>
-        <w:t>private</w:t>
-      </w:r>
-      <w:r>
-        <w:rPr>
-          <w:rFonts w:ascii="Cascadia Mono" w:hAnsi="Cascadia Mono" w:cs="Cascadia Mono"/>
-          <w:color w:val="000000"/>
-          <w:sz w:val="19"/>
-          <w:szCs w:val="19"/>
-          <w:highlight w:val="white"/>
-        </w:rPr>
-        <w:t xml:space="preserve"> </w:t>
-      </w:r>
-      <w:r>
-        <w:rPr>
-          <w:rFonts w:ascii="Cascadia Mono" w:hAnsi="Cascadia Mono" w:cs="Cascadia Mono"/>
-          <w:color w:val="0000FF"/>
-          <w:sz w:val="19"/>
-          <w:szCs w:val="19"/>
-          <w:highlight w:val="white"/>
-        </w:rPr>
-        <w:t>bool</w:t>
-      </w:r>
-      <w:r>
-        <w:rPr>
-          <w:rFonts w:ascii="Cascadia Mono" w:hAnsi="Cascadia Mono" w:cs="Cascadia Mono"/>
-          <w:color w:val="000000"/>
-          <w:sz w:val="19"/>
-          <w:szCs w:val="19"/>
-          <w:highlight w:val="white"/>
-        </w:rPr>
-        <w:t xml:space="preserve"> </w:t>
-      </w:r>
-      <w:proofErr w:type="spellStart"/>
-      <w:proofErr w:type="gramStart"/>
-      <w:r>
-        <w:rPr>
-          <w:rFonts w:ascii="Cascadia Mono" w:hAnsi="Cascadia Mono" w:cs="Cascadia Mono"/>
-          <w:color w:val="000000"/>
-          <w:sz w:val="19"/>
-          <w:szCs w:val="19"/>
-          <w:highlight w:val="white"/>
-        </w:rPr>
-        <w:t>ProductsExists</w:t>
-      </w:r>
-      <w:proofErr w:type="spellEnd"/>
-      <w:r>
-        <w:rPr>
-          <w:rFonts w:ascii="Cascadia Mono" w:hAnsi="Cascadia Mono" w:cs="Cascadia Mono"/>
-          <w:color w:val="000000"/>
-          <w:sz w:val="19"/>
-          <w:szCs w:val="19"/>
-          <w:highlight w:val="white"/>
-        </w:rPr>
-        <w:t>(</w:t>
-      </w:r>
-      <w:proofErr w:type="gramEnd"/>
-      <w:r>
-        <w:rPr>
-          <w:rFonts w:ascii="Cascadia Mono" w:hAnsi="Cascadia Mono" w:cs="Cascadia Mono"/>
-          <w:color w:val="0000FF"/>
-          <w:sz w:val="19"/>
-          <w:szCs w:val="19"/>
-          <w:highlight w:val="white"/>
-        </w:rPr>
-        <w:t>int</w:t>
-      </w:r>
-      <w:r>
-        <w:rPr>
-          <w:rFonts w:ascii="Cascadia Mono" w:hAnsi="Cascadia Mono" w:cs="Cascadia Mono"/>
-          <w:color w:val="000000"/>
-          <w:sz w:val="19"/>
-          <w:szCs w:val="19"/>
-          <w:highlight w:val="white"/>
-        </w:rPr>
-        <w:t xml:space="preserve"> id)</w:t>
-      </w:r>
-    </w:p>
-    <w:p>
-      <w:pPr>
-        <w:autoSpaceDE w:val="0"/>
-        <w:autoSpaceDN w:val="0"/>
-        <w:adjustRightInd w:val="0"/>
-        <w:spacing w:after="0" w:line="240" w:lineRule="auto"/>
-        <w:rPr>
-          <w:rFonts w:ascii="Cascadia Mono" w:hAnsi="Cascadia Mono" w:cs="Cascadia Mono"/>
-          <w:color w:val="000000"/>
-          <w:sz w:val="19"/>
-          <w:szCs w:val="19"/>
-          <w:highlight w:val="white"/>
-        </w:rPr>
-      </w:pPr>
-      <w:r>
-        <w:rPr>
-          <w:rFonts w:ascii="Cascadia Mono" w:hAnsi="Cascadia Mono" w:cs="Cascadia Mono"/>
-          <w:color w:val="000000"/>
-          <w:sz w:val="19"/>
-          <w:szCs w:val="19"/>
-          <w:highlight w:val="white"/>
-        </w:rPr>
-        <w:t xml:space="preserve"> {</w:t>
-      </w:r>
-    </w:p>
-    <w:p>
-      <w:pPr>
-        <w:autoSpaceDE w:val="0"/>
-        <w:autoSpaceDN w:val="0"/>
-        <w:adjustRightInd w:val="0"/>
-        <w:spacing w:after="0" w:line="240" w:lineRule="auto"/>
-        <w:rPr>
-          <w:rFonts w:ascii="Cascadia Mono" w:hAnsi="Cascadia Mono" w:cs="Cascadia Mono"/>
-          <w:color w:val="000000"/>
-          <w:sz w:val="19"/>
-          <w:szCs w:val="19"/>
-          <w:highlight w:val="white"/>
-        </w:rPr>
-      </w:pPr>
-      <w:r>
-        <w:rPr>
-          <w:rFonts w:ascii="Cascadia Mono" w:hAnsi="Cascadia Mono" w:cs="Cascadia Mono"/>
-          <w:color w:val="000000"/>
-          <w:sz w:val="19"/>
-          <w:szCs w:val="19"/>
-          <w:highlight w:val="white"/>
-        </w:rPr>
-        <w:t xml:space="preserve">     </w:t>
-      </w:r>
-      <w:r>
-        <w:rPr>
-          <w:rFonts w:ascii="Cascadia Mono" w:hAnsi="Cascadia Mono" w:cs="Cascadia Mono"/>
-          <w:color w:val="0000FF"/>
-          <w:sz w:val="19"/>
-          <w:szCs w:val="19"/>
-          <w:highlight w:val="white"/>
-        </w:rPr>
-        <w:t>return</w:t>
-      </w:r>
-      <w:r>
-        <w:rPr>
-          <w:rFonts w:ascii="Cascadia Mono" w:hAnsi="Cascadia Mono" w:cs="Cascadia Mono"/>
-          <w:color w:val="000000"/>
-          <w:sz w:val="19"/>
-          <w:szCs w:val="19"/>
-          <w:highlight w:val="white"/>
-        </w:rPr>
-        <w:t xml:space="preserve"> _</w:t>
-      </w:r>
-      <w:proofErr w:type="spellStart"/>
-      <w:proofErr w:type="gramStart"/>
-      <w:r>
-        <w:rPr>
-          <w:rFonts w:ascii="Cascadia Mono" w:hAnsi="Cascadia Mono" w:cs="Cascadia Mono"/>
-          <w:color w:val="000000"/>
-          <w:sz w:val="19"/>
-          <w:szCs w:val="19"/>
-          <w:highlight w:val="white"/>
-        </w:rPr>
-        <w:t>context.Products.Any</w:t>
-      </w:r>
-      <w:proofErr w:type="spellEnd"/>
-      <w:proofErr w:type="gramEnd"/>
-      <w:r>
-        <w:rPr>
-          <w:rFonts w:ascii="Cascadia Mono" w:hAnsi="Cascadia Mono" w:cs="Cascadia Mono"/>
-          <w:color w:val="000000"/>
-          <w:sz w:val="19"/>
-          <w:szCs w:val="19"/>
-          <w:highlight w:val="white"/>
-        </w:rPr>
-        <w:t xml:space="preserve">(e =&gt; </w:t>
-      </w:r>
-      <w:proofErr w:type="spellStart"/>
-      <w:proofErr w:type="gramStart"/>
-      <w:r>
-        <w:rPr>
-          <w:rFonts w:ascii="Cascadia Mono" w:hAnsi="Cascadia Mono" w:cs="Cascadia Mono"/>
-          <w:color w:val="000000"/>
-          <w:sz w:val="19"/>
-          <w:szCs w:val="19"/>
-          <w:highlight w:val="white"/>
-        </w:rPr>
-        <w:t>e.ProductsId</w:t>
-      </w:r>
-      <w:proofErr w:type="spellEnd"/>
-      <w:proofErr w:type="gramEnd"/>
-      <w:r>
-        <w:rPr>
-          <w:rFonts w:ascii="Cascadia Mono" w:hAnsi="Cascadia Mono" w:cs="Cascadia Mono"/>
-          <w:color w:val="000000"/>
-          <w:sz w:val="19"/>
-          <w:szCs w:val="19"/>
-          <w:highlight w:val="white"/>
-        </w:rPr>
-        <w:t xml:space="preserve"> == id</w:t>
-      </w:r>
-      <w:proofErr w:type="gramStart"/>
-      <w:r>
-        <w:rPr>
-          <w:rFonts w:ascii="Cascadia Mono" w:hAnsi="Cascadia Mono" w:cs="Cascadia Mono"/>
-          <w:color w:val="000000"/>
-          <w:sz w:val="19"/>
-          <w:szCs w:val="19"/>
-          <w:highlight w:val="white"/>
-        </w:rPr>
-        <w:t>);</w:t>
-      </w:r>
-      <w:proofErr w:type="gramEnd"/>
-    </w:p>
-    <w:p>
-      <w:pPr>
-        <w:rPr>
-          <w:rFonts w:ascii="Cascadia Mono" w:hAnsi="Cascadia Mono" w:cs="Cascadia Mono"/>
-          <w:color w:val="000000"/>
-          <w:sz w:val="19"/>
-          <w:szCs w:val="19"/>
-        </w:rPr>
-      </w:pPr>
-      <w:r>
-        <w:rPr>
-          <w:rFonts w:ascii="Cascadia Mono" w:hAnsi="Cascadia Mono" w:cs="Cascadia Mono"/>
-          <w:color w:val="000000"/>
-          <w:sz w:val="19"/>
-          <w:szCs w:val="19"/>
-          <w:highlight w:val="white"/>
-        </w:rPr>
-        <w:t xml:space="preserve"> }</w:t>
-      </w:r>
-    </w:p>
-    <w:p>
-      <w:pPr>
-        <w:rPr>
-          <w:rFonts w:ascii="Cascadia Mono" w:hAnsi="Cascadia Mono" w:cs="Cascadia Mono"/>
-          <w:color w:val="000000"/>
-          <w:sz w:val="19"/>
-          <w:szCs w:val="19"/>
-        </w:rPr>
-      </w:pPr>
-    </w:p>
-    <w:p>
-      <w:pPr>
-        <w:rPr>
-          <w:rFonts w:ascii="Cascadia Mono" w:hAnsi="Cascadia Mono" w:cs="Cascadia Mono"/>
-          <w:color w:val="000000"/>
-          <w:sz w:val="19"/>
-          <w:szCs w:val="19"/>
-        </w:rPr>
-      </w:pPr>
-    </w:p>
-    <w:p>
-      <w:pPr>
-        <w:rPr>
-          <w:rFonts w:ascii="Cascadia Mono" w:hAnsi="Cascadia Mono" w:cs="Cascadia Mono"/>
-          <w:color w:val="000000"/>
-          <w:sz w:val="19"/>
-          <w:szCs w:val="19"/>
-        </w:rPr>
-      </w:pPr>
-    </w:p>
-    <w:p>
-      <w:hyperlink r:id="rId38" w:history="1">
-        <w:r>
-          <w:rPr>
-            <w:rStyle w:val="Hyperlink"/>
-          </w:rPr>
-          <w:t>https://pixabay.com/images/search/natural%20honey/</w:t>
-        </w:r>
-      </w:hyperlink>
-    </w:p>
-    <w:p>
-      <w:hyperlink r:id="rId39" w:history="1">
-        <w:r>
-          <w:rPr>
-            <w:rStyle w:val="Hyperlink"/>
-          </w:rPr>
-          <w:t>https://freerangeeggs.nz/</w:t>
-        </w:r>
-      </w:hyperlink>
-    </w:p>
-    <w:p>
-      <w:hyperlink r:id="rId40" w:history="1">
-        <w:r>
-          <w:rPr>
-            <w:rStyle w:val="Hyperlink"/>
-          </w:rPr>
-          <w:t>https://www.freepik.com/premium-photo/red-strawberries_2149969.htm</w:t>
-        </w:r>
-      </w:hyperlink>
-    </w:p>
-    <w:p>
-      <w:hyperlink r:id="rId41" w:history="1">
-        <w:r>
-          <w:rPr>
-            <w:rStyle w:val="Hyperlink"/>
-          </w:rPr>
-          <w:t>https://boylesbutchers.ie/shop/free-range-chicken/</w:t>
-        </w:r>
-      </w:hyperlink>
-    </w:p>
-    <w:p>
-      <w:hyperlink r:id="rId42" w:history="1">
-        <w:r>
-          <w:rPr>
-            <w:rStyle w:val="Hyperlink"/>
-          </w:rPr>
-          <w:t>https://www.mbizmarket.co.id/catalog/detail/fresh-milk-3938520-7057419.html</w:t>
-        </w:r>
-      </w:hyperlink>
-    </w:p>
-    <w:p>
-      <w:hyperlink r:id="rId43" w:history="1">
-        <w:r>
-          <w:rPr>
-            <w:rStyle w:val="Hyperlink"/>
-          </w:rPr>
-          <w:t>https://purelineseed.com/certified-organic/-</w:t>
-        </w:r>
-      </w:hyperlink>
-      <w:r>
-        <w:t xml:space="preserve"> carrots</w:t>
-      </w:r>
-    </w:p>
-    <w:p>
-      <w:hyperlink r:id="rId44" w:history="1">
-        <w:r>
-          <w:rPr>
-            <w:rStyle w:val="Hyperlink"/>
-          </w:rPr>
-          <w:t>https://www.istockphoto.com/photos/asian-market-above</w:t>
-        </w:r>
-      </w:hyperlink>
-      <w:r>
-        <w:t xml:space="preserve"> - potatoes</w:t>
-      </w:r>
-    </w:p>
-    <w:p>
-      <w:hyperlink r:id="rId45" w:history="1">
-        <w:r>
-          <w:rPr>
-            <w:rStyle w:val="Hyperlink"/>
-          </w:rPr>
-          <w:t>https://wallpaperaccess.com/berry</w:t>
-        </w:r>
-      </w:hyperlink>
-    </w:p>
-    <w:p>
-      <w:hyperlink r:id="rId46" w:history="1">
-        <w:r>
-          <w:rPr>
-            <w:rStyle w:val="Hyperlink"/>
-          </w:rPr>
-          <w:t>https://shop.green-connect.com.au/products/free-range-meat-mixed-pork-packs</w:t>
-        </w:r>
-      </w:hyperlink>
-    </w:p>
-    <w:p>
-      <w:hyperlink r:id="rId47" w:history="1">
-        <w:r>
-          <w:rPr>
-            <w:rStyle w:val="Hyperlink"/>
-          </w:rPr>
-          <w:t>https://www.biophap.com/product/organic-lettuce-1kg/</w:t>
-        </w:r>
-      </w:hyperlink>
+    <w:p/>
+    <w:p>
+      <w:pPr>
+        <w:ind w:left="360"/>
+      </w:pPr>
+    </w:p>
+    <w:p>
+      <w:pPr>
+        <w:ind w:left="360"/>
+      </w:pPr>
+    </w:p>
+    <w:p/>
+    <w:p>
+      <w:pPr>
+        <w:rPr>
+          <w:lang w:val="en-US"/>
+        </w:rPr>
+      </w:pPr>
+    </w:p>
+    <w:p>
+      <w:pPr>
+        <w:pStyle w:val="ListParagraph"/>
+        <w:rPr>
+          <w:lang w:val="en-US"/>
+        </w:rPr>
+      </w:pPr>
+    </w:p>
+    <w:p>
+      <w:pPr>
+        <w:rPr>
+          <w:lang w:val="en-US"/>
+        </w:rPr>
+      </w:pPr>
+    </w:p>
+    <w:p>
+      <w:pPr>
+        <w:rPr>
+          <w:lang w:val="en-US"/>
+        </w:rPr>
+      </w:pPr>
+    </w:p>
+    <w:p>
+      <w:pPr>
+        <w:rPr>
+          <w:lang w:val="en-US"/>
+        </w:rPr>
+      </w:pPr>
+    </w:p>
+    <w:p>
+      <w:pPr>
+        <w:rPr>
+          <w:lang w:val="en-US"/>
+        </w:rPr>
+      </w:pPr>
+    </w:p>
+    <w:p>
+      <w:pPr>
+        <w:rPr>
+          <w:lang w:val="en-US"/>
+        </w:rPr>
+      </w:pPr>
     </w:p>
     <w:p/>
     <w:p/>
@@ -7856,7 +4340,7 @@
 </file>
 
 <file path=word/numbering.xml><?xml version="1.0" encoding="utf-8"?>
-<w:numbering xmlns:wpc="http://schemas.microsoft.com/office/word/2010/wordprocessingCanvas" xmlns:cx="http://schemas.microsoft.com/office/drawing/2014/chartex" xmlns:cx1="http://schemas.microsoft.com/office/drawing/2015/9/8/chartex" xmlns:cx2="http://schemas.microsoft.com/office/drawing/2015/10/21/chartex" xmlns:cx3="http://schemas.microsoft.com/office/drawing/2016/5/9/chartex" xmlns:cx4="http://schemas.microsoft.com/office/drawing/2016/5/10/chartex" xmlns:cx5="http://schemas.microsoft.com/office/drawing/2016/5/11/chartex" xmlns:cx6="http://schemas.microsoft.com/office/drawing/2016/5/12/chartex" xmlns:cx7="http://schemas.microsoft.com/office/drawing/2016/5/13/chartex" xmlns:cx8="http://schemas.microsoft.com/office/drawing/2016/5/14/chartex" xmlns:mc="http://schemas.openxmlformats.org/markup-compatibility/2006" xmlns:aink="http://schemas.microsoft.com/office/drawing/2016/ink" xmlns:am3d="http://schemas.microsoft.com/office/drawing/2017/model3d" xmlns:o="urn:schemas-microsoft-com:office:office" xmlns:oel="http://schemas.microsoft.com/office/2019/extlst" xmlns:r="http://schemas.openxmlformats.org/officeDocument/2006/relationships" xmlns:m="http://schemas.openxmlformats.org/officeDocument/2006/math" xmlns:v="urn:schemas-microsoft-com:vml" xmlns:wp14="http://schemas.microsoft.com/office/word/2010/wordprocessingDrawing" xmlns:wp="http://schemas.openxmlformats.org/drawingml/2006/wordprocessingDrawing" xmlns:w10="urn:schemas-microsoft-com:office:word" xmlns:w="http://schemas.openxmlformats.org/wordprocessingml/2006/main" xmlns:w14="http://schemas.microsoft.com/office/word/2010/wordml" xmlns:w15="http://schemas.microsoft.com/office/word/2012/wordml" xmlns:w16cex="http://schemas.microsoft.com/office/word/2018/wordml/cex" xmlns:w16cid="http://schemas.microsoft.com/office/word/2016/wordml/cid" xmlns:w16="http://schemas.microsoft.com/office/word/2018/wordml" xmlns:w16du="http://schemas.microsoft.com/office/word/2023/wordml/word16du" xmlns:w16sdtdh="http://schemas.microsoft.com/office/word/2020/wordml/sdtdatahash" xmlns:w16sdtfl="http://schemas.microsoft.com/office/word/2024/wordml/sdtformatlock" xmlns:w16se="http://schemas.microsoft.com/office/word/2015/wordml/symex" xmlns:wpg="http://schemas.microsoft.com/office/word/2010/wordprocessingGroup" xmlns:wpi="http://schemas.microsoft.com/office/word/2010/wordprocessingInk" xmlns:wne="http://schemas.microsoft.com/office/word/2006/wordml" xmlns:wps="http://schemas.microsoft.com/office/word/2010/wordprocessingShape" mc:Ignorable="w14 w15 w16se w16cid w16 w16cex w16sdtdh w16sdtfl w16du wp14">
+<w:numbering xmlns:wpc="http://schemas.microsoft.com/office/word/2010/wordprocessingCanvas" xmlns:cx="http://schemas.microsoft.com/office/drawing/2014/chartex" xmlns:cx1="http://schemas.microsoft.com/office/drawing/2015/9/8/chartex" xmlns:cx2="http://schemas.microsoft.com/office/drawing/2015/10/21/chartex" xmlns:cx3="http://schemas.microsoft.com/office/drawing/2016/5/9/chartex" xmlns:cx4="http://schemas.microsoft.com/office/drawing/2016/5/10/chartex" xmlns:cx5="http://schemas.microsoft.com/office/drawing/2016/5/11/chartex" xmlns:cx6="http://schemas.microsoft.com/office/drawing/2016/5/12/chartex" xmlns:cx7="http://schemas.microsoft.com/office/drawing/2016/5/13/chartex" xmlns:cx8="http://schemas.microsoft.com/office/drawing/2016/5/14/chartex" xmlns:mc="http://schemas.openxmlformats.org/markup-compatibility/2006" xmlns:aink="http://schemas.microsoft.com/office/drawing/2016/ink" xmlns:am3d="http://schemas.microsoft.com/office/drawing/2017/model3d" xmlns:o="urn:schemas-microsoft-com:office:office" xmlns:r="http://schemas.openxmlformats.org/officeDocument/2006/relationships" xmlns:m="http://schemas.openxmlformats.org/officeDocument/2006/math" xmlns:v="urn:schemas-microsoft-com:vml" xmlns:wp14="http://schemas.microsoft.com/office/word/2010/wordprocessingDrawing" xmlns:wp="http://schemas.openxmlformats.org/drawingml/2006/wordprocessingDrawing" xmlns:w10="urn:schemas-microsoft-com:office:word" xmlns:w="http://schemas.openxmlformats.org/wordprocessingml/2006/main" xmlns:w14="http://schemas.microsoft.com/office/word/2010/wordml" xmlns:w15="http://schemas.microsoft.com/office/word/2012/wordml" xmlns:w16cex="http://schemas.microsoft.com/office/word/2018/wordml/cex" xmlns:w16cid="http://schemas.microsoft.com/office/word/2016/wordml/cid" xmlns:w16="http://schemas.microsoft.com/office/word/2018/wordml" xmlns:w16sdtdh="http://schemas.microsoft.com/office/word/2020/wordml/sdtdatahash" xmlns:w16se="http://schemas.microsoft.com/office/word/2015/wordml/symex" xmlns:wpg="http://schemas.microsoft.com/office/word/2010/wordprocessingGroup" xmlns:wpi="http://schemas.microsoft.com/office/word/2010/wordprocessingInk" xmlns:wne="http://schemas.microsoft.com/office/word/2006/wordml" xmlns:wps="http://schemas.microsoft.com/office/word/2010/wordprocessingShape" mc:Ignorable="w14 w15 w16se w16cid w16 w16cex w16sdtdh wp14">
   <w:abstractNum w:abstractNumId="0" w15:restartNumberingAfterBreak="0">
     <w:nsid w:val="01361EFF"/>
     <w:multiLevelType w:val="hybridMultilevel"/>
@@ -8761,35 +5245,35 @@
       </w:rPr>
     </w:lvl>
   </w:abstractNum>
-  <w:num w:numId="1" w16cid:durableId="879441701">
+  <w:num w:numId="1">
     <w:abstractNumId w:val="5"/>
   </w:num>
-  <w:num w:numId="2" w16cid:durableId="502547043">
+  <w:num w:numId="2">
     <w:abstractNumId w:val="0"/>
   </w:num>
-  <w:num w:numId="3" w16cid:durableId="742992538">
+  <w:num w:numId="3">
     <w:abstractNumId w:val="2"/>
   </w:num>
-  <w:num w:numId="4" w16cid:durableId="1132091775">
+  <w:num w:numId="4">
     <w:abstractNumId w:val="4"/>
   </w:num>
-  <w:num w:numId="5" w16cid:durableId="435638881">
+  <w:num w:numId="5">
     <w:abstractNumId w:val="3"/>
   </w:num>
-  <w:num w:numId="6" w16cid:durableId="1227687510">
+  <w:num w:numId="6">
     <w:abstractNumId w:val="6"/>
   </w:num>
-  <w:num w:numId="7" w16cid:durableId="548538343">
+  <w:num w:numId="7">
     <w:abstractNumId w:val="7"/>
   </w:num>
-  <w:num w:numId="8" w16cid:durableId="680936325">
+  <w:num w:numId="8">
     <w:abstractNumId w:val="1"/>
   </w:num>
 </w:numbering>
 </file>
 
 <file path=word/styles.xml><?xml version="1.0" encoding="utf-8"?>
-<w:styles xmlns:mc="http://schemas.openxmlformats.org/markup-compatibility/2006" xmlns:r="http://schemas.openxmlformats.org/officeDocument/2006/relationships" xmlns:w="http://schemas.openxmlformats.org/wordprocessingml/2006/main" xmlns:w14="http://schemas.microsoft.com/office/word/2010/wordml" xmlns:w15="http://schemas.microsoft.com/office/word/2012/wordml" xmlns:w16cex="http://schemas.microsoft.com/office/word/2018/wordml/cex" xmlns:w16cid="http://schemas.microsoft.com/office/word/2016/wordml/cid" xmlns:w16="http://schemas.microsoft.com/office/word/2018/wordml" xmlns:w16du="http://schemas.microsoft.com/office/word/2023/wordml/word16du" xmlns:w16sdtdh="http://schemas.microsoft.com/office/word/2020/wordml/sdtdatahash" xmlns:w16sdtfl="http://schemas.microsoft.com/office/word/2024/wordml/sdtformatlock" xmlns:w16se="http://schemas.microsoft.com/office/word/2015/wordml/symex" mc:Ignorable="w14 w15 w16se w16cid w16 w16cex w16sdtdh w16sdtfl w16du">
+<w:styles xmlns:mc="http://schemas.openxmlformats.org/markup-compatibility/2006" xmlns:r="http://schemas.openxmlformats.org/officeDocument/2006/relationships" xmlns:w="http://schemas.openxmlformats.org/wordprocessingml/2006/main" xmlns:w14="http://schemas.microsoft.com/office/word/2010/wordml" xmlns:w15="http://schemas.microsoft.com/office/word/2012/wordml" xmlns:w16cex="http://schemas.microsoft.com/office/word/2018/wordml/cex" xmlns:w16cid="http://schemas.microsoft.com/office/word/2016/wordml/cid" xmlns:w16="http://schemas.microsoft.com/office/word/2018/wordml" xmlns:w16sdtdh="http://schemas.microsoft.com/office/word/2020/wordml/sdtdatahash" xmlns:w16se="http://schemas.microsoft.com/office/word/2015/wordml/symex" mc:Ignorable="w14 w15 w16se w16cid w16 w16cex w16sdtdh">
   <w:docDefaults>
     <w:rPrDefault>
       <w:rPr>
